--- a/microservices/Microservice Question.docx
+++ b/microservices/Microservice Question.docx
@@ -59,14 +59,13 @@
           <w:r>
             <w:fldChar w:fldCharType="separate"/>
           </w:r>
-          <w:hyperlink w:anchor="_Toc207182730" w:history="1">
+          <w:hyperlink w:anchor="_Toc207569865" w:history="1">
             <w:r>
               <w:rPr>
                 <w:rStyle w:val="Hyperlink"/>
-                <w:rFonts w:ascii="Symbol" w:hAnsi="Symbol"/>
-                <w:noProof/>
-              </w:rPr>
-              <w:t></w:t>
+                <w:noProof/>
+              </w:rPr>
+              <w:t>1.</w:t>
             </w:r>
             <w:r>
               <w:rPr>
@@ -104,7 +103,7 @@
                 <w:noProof/>
                 <w:webHidden/>
               </w:rPr>
-              <w:instrText xml:space="preserve"> PAGEREF _Toc207182730 \h </w:instrText>
+              <w:instrText xml:space="preserve"> PAGEREF _Toc207569865 \h </w:instrText>
             </w:r>
             <w:r>
               <w:rPr>
@@ -150,14 +149,13 @@
               <w:lang w:eastAsia="en-IN"/>
             </w:rPr>
           </w:pPr>
-          <w:hyperlink w:anchor="_Toc207182731" w:history="1">
+          <w:hyperlink w:anchor="_Toc207569866" w:history="1">
             <w:r>
               <w:rPr>
                 <w:rStyle w:val="Hyperlink"/>
-                <w:rFonts w:ascii="Symbol" w:hAnsi="Symbol"/>
-                <w:noProof/>
-              </w:rPr>
-              <w:t></w:t>
+                <w:noProof/>
+              </w:rPr>
+              <w:t>2.</w:t>
             </w:r>
             <w:r>
               <w:rPr>
@@ -195,7 +193,7 @@
                 <w:noProof/>
                 <w:webHidden/>
               </w:rPr>
-              <w:instrText xml:space="preserve"> PAGEREF _Toc207182731 \h </w:instrText>
+              <w:instrText xml:space="preserve"> PAGEREF _Toc207569866 \h </w:instrText>
             </w:r>
             <w:r>
               <w:rPr>
@@ -215,7 +213,7 @@
                 <w:noProof/>
                 <w:webHidden/>
               </w:rPr>
-              <w:t>4</w:t>
+              <w:t>5</w:t>
             </w:r>
             <w:r>
               <w:rPr>
@@ -241,14 +239,13 @@
               <w:lang w:eastAsia="en-IN"/>
             </w:rPr>
           </w:pPr>
-          <w:hyperlink w:anchor="_Toc207182732" w:history="1">
+          <w:hyperlink w:anchor="_Toc207569867" w:history="1">
             <w:r>
               <w:rPr>
                 <w:rStyle w:val="Hyperlink"/>
-                <w:rFonts w:ascii="Symbol" w:hAnsi="Symbol"/>
-                <w:noProof/>
-              </w:rPr>
-              <w:t></w:t>
+                <w:noProof/>
+              </w:rPr>
+              <w:t>3.</w:t>
             </w:r>
             <w:r>
               <w:rPr>
@@ -286,7 +283,7 @@
                 <w:noProof/>
                 <w:webHidden/>
               </w:rPr>
-              <w:instrText xml:space="preserve"> PAGEREF _Toc207182732 \h </w:instrText>
+              <w:instrText xml:space="preserve"> PAGEREF _Toc207569867 \h </w:instrText>
             </w:r>
             <w:r>
               <w:rPr>
@@ -306,7 +303,7 @@
                 <w:noProof/>
                 <w:webHidden/>
               </w:rPr>
-              <w:t>4</w:t>
+              <w:t>5</w:t>
             </w:r>
             <w:r>
               <w:rPr>
@@ -332,14 +329,13 @@
               <w:lang w:eastAsia="en-IN"/>
             </w:rPr>
           </w:pPr>
-          <w:hyperlink w:anchor="_Toc207182733" w:history="1">
+          <w:hyperlink w:anchor="_Toc207569868" w:history="1">
             <w:r>
               <w:rPr>
                 <w:rStyle w:val="Hyperlink"/>
-                <w:rFonts w:ascii="Symbol" w:hAnsi="Symbol"/>
-                <w:noProof/>
-              </w:rPr>
-              <w:t></w:t>
+                <w:noProof/>
+              </w:rPr>
+              <w:t>4.</w:t>
             </w:r>
             <w:r>
               <w:rPr>
@@ -377,7 +373,7 @@
                 <w:noProof/>
                 <w:webHidden/>
               </w:rPr>
-              <w:instrText xml:space="preserve"> PAGEREF _Toc207182733 \h </w:instrText>
+              <w:instrText xml:space="preserve"> PAGEREF _Toc207569868 \h </w:instrText>
             </w:r>
             <w:r>
               <w:rPr>
@@ -397,7 +393,7 @@
                 <w:noProof/>
                 <w:webHidden/>
               </w:rPr>
-              <w:t>4</w:t>
+              <w:t>5</w:t>
             </w:r>
             <w:r>
               <w:rPr>
@@ -423,14 +419,13 @@
               <w:lang w:eastAsia="en-IN"/>
             </w:rPr>
           </w:pPr>
-          <w:hyperlink w:anchor="_Toc207182734" w:history="1">
+          <w:hyperlink w:anchor="_Toc207569869" w:history="1">
             <w:r>
               <w:rPr>
                 <w:rStyle w:val="Hyperlink"/>
-                <w:rFonts w:ascii="Symbol" w:hAnsi="Symbol"/>
-                <w:noProof/>
-              </w:rPr>
-              <w:t></w:t>
+                <w:noProof/>
+              </w:rPr>
+              <w:t>5.</w:t>
             </w:r>
             <w:r>
               <w:rPr>
@@ -468,7 +463,7 @@
                 <w:noProof/>
                 <w:webHidden/>
               </w:rPr>
-              <w:instrText xml:space="preserve"> PAGEREF _Toc207182734 \h </w:instrText>
+              <w:instrText xml:space="preserve"> PAGEREF _Toc207569869 \h </w:instrText>
             </w:r>
             <w:r>
               <w:rPr>
@@ -488,7 +483,7 @@
                 <w:noProof/>
                 <w:webHidden/>
               </w:rPr>
-              <w:t>5</w:t>
+              <w:t>6</w:t>
             </w:r>
             <w:r>
               <w:rPr>
@@ -514,14 +509,13 @@
               <w:lang w:eastAsia="en-IN"/>
             </w:rPr>
           </w:pPr>
-          <w:hyperlink w:anchor="_Toc207182735" w:history="1">
+          <w:hyperlink w:anchor="_Toc207569870" w:history="1">
             <w:r>
               <w:rPr>
                 <w:rStyle w:val="Hyperlink"/>
-                <w:rFonts w:ascii="Symbol" w:hAnsi="Symbol"/>
-                <w:noProof/>
-              </w:rPr>
-              <w:t></w:t>
+                <w:noProof/>
+              </w:rPr>
+              <w:t>6.</w:t>
             </w:r>
             <w:r>
               <w:rPr>
@@ -559,7 +553,7 @@
                 <w:noProof/>
                 <w:webHidden/>
               </w:rPr>
-              <w:instrText xml:space="preserve"> PAGEREF _Toc207182735 \h </w:instrText>
+              <w:instrText xml:space="preserve"> PAGEREF _Toc207569870 \h </w:instrText>
             </w:r>
             <w:r>
               <w:rPr>
@@ -579,7 +573,7 @@
                 <w:noProof/>
                 <w:webHidden/>
               </w:rPr>
-              <w:t>6</w:t>
+              <w:t>7</w:t>
             </w:r>
             <w:r>
               <w:rPr>
@@ -605,14 +599,13 @@
               <w:lang w:eastAsia="en-IN"/>
             </w:rPr>
           </w:pPr>
-          <w:hyperlink w:anchor="_Toc207182736" w:history="1">
+          <w:hyperlink w:anchor="_Toc207569871" w:history="1">
             <w:r>
               <w:rPr>
                 <w:rStyle w:val="Hyperlink"/>
-                <w:rFonts w:ascii="Symbol" w:hAnsi="Symbol"/>
-                <w:noProof/>
-              </w:rPr>
-              <w:t></w:t>
+                <w:noProof/>
+              </w:rPr>
+              <w:t>7.</w:t>
             </w:r>
             <w:r>
               <w:rPr>
@@ -650,7 +643,7 @@
                 <w:noProof/>
                 <w:webHidden/>
               </w:rPr>
-              <w:instrText xml:space="preserve"> PAGEREF _Toc207182736 \h </w:instrText>
+              <w:instrText xml:space="preserve"> PAGEREF _Toc207569871 \h </w:instrText>
             </w:r>
             <w:r>
               <w:rPr>
@@ -670,7 +663,7 @@
                 <w:noProof/>
                 <w:webHidden/>
               </w:rPr>
-              <w:t>6</w:t>
+              <w:t>7</w:t>
             </w:r>
             <w:r>
               <w:rPr>
@@ -696,14 +689,13 @@
               <w:lang w:eastAsia="en-IN"/>
             </w:rPr>
           </w:pPr>
-          <w:hyperlink w:anchor="_Toc207182737" w:history="1">
+          <w:hyperlink w:anchor="_Toc207569872" w:history="1">
             <w:r>
               <w:rPr>
                 <w:rStyle w:val="Hyperlink"/>
-                <w:rFonts w:ascii="Symbol" w:hAnsi="Symbol"/>
-                <w:noProof/>
-              </w:rPr>
-              <w:t></w:t>
+                <w:noProof/>
+              </w:rPr>
+              <w:t>8.</w:t>
             </w:r>
             <w:r>
               <w:rPr>
@@ -741,7 +733,7 @@
                 <w:noProof/>
                 <w:webHidden/>
               </w:rPr>
-              <w:instrText xml:space="preserve"> PAGEREF _Toc207182737 \h </w:instrText>
+              <w:instrText xml:space="preserve"> PAGEREF _Toc207569872 \h </w:instrText>
             </w:r>
             <w:r>
               <w:rPr>
@@ -761,7 +753,7 @@
                 <w:noProof/>
                 <w:webHidden/>
               </w:rPr>
-              <w:t>7</w:t>
+              <w:t>8</w:t>
             </w:r>
             <w:r>
               <w:rPr>
@@ -787,14 +779,13 @@
               <w:lang w:eastAsia="en-IN"/>
             </w:rPr>
           </w:pPr>
-          <w:hyperlink w:anchor="_Toc207182738" w:history="1">
+          <w:hyperlink w:anchor="_Toc207569873" w:history="1">
             <w:r>
               <w:rPr>
                 <w:rStyle w:val="Hyperlink"/>
-                <w:rFonts w:ascii="Symbol" w:hAnsi="Symbol"/>
-                <w:noProof/>
-              </w:rPr>
-              <w:t></w:t>
+                <w:noProof/>
+              </w:rPr>
+              <w:t>9.</w:t>
             </w:r>
             <w:r>
               <w:rPr>
@@ -832,7 +823,7 @@
                 <w:noProof/>
                 <w:webHidden/>
               </w:rPr>
-              <w:instrText xml:space="preserve"> PAGEREF _Toc207182738 \h </w:instrText>
+              <w:instrText xml:space="preserve"> PAGEREF _Toc207569873 \h </w:instrText>
             </w:r>
             <w:r>
               <w:rPr>
@@ -852,7 +843,7 @@
                 <w:noProof/>
                 <w:webHidden/>
               </w:rPr>
-              <w:t>7</w:t>
+              <w:t>8</w:t>
             </w:r>
             <w:r>
               <w:rPr>
@@ -865,8 +856,9 @@
         </w:p>
         <w:p>
           <w:pPr>
-            <w:pStyle w:val="TOC3"/>
+            <w:pStyle w:val="TOC2"/>
             <w:tabs>
+              <w:tab w:val="left" w:pos="960"/>
               <w:tab w:val="right" w:leader="dot" w:pos="10456"/>
             </w:tabs>
             <w:rPr>
@@ -877,23 +869,40 @@
               <w:lang w:eastAsia="en-IN"/>
             </w:rPr>
           </w:pPr>
-          <w:hyperlink w:anchor="_Toc207182739" w:history="1">
+          <w:hyperlink w:anchor="_Toc207569874" w:history="1">
             <w:r>
               <w:rPr>
                 <w:rStyle w:val="Hyperlink"/>
                 <w:noProof/>
               </w:rPr>
-              <w:t>Resources:https://www.geeksforgeeks.org/system-design/what-is-api-gateway-system-design/</w:t>
-            </w:r>
-            <w:r>
-              <w:rPr>
-                <w:noProof/>
-                <w:webHidden/>
+              <w:t>10.</w:t>
+            </w:r>
+            <w:r>
+              <w:rPr>
+                <w:rFonts w:eastAsiaTheme="minorEastAsia"/>
+                <w:noProof/>
+                <w:sz w:val="24"/>
+                <w:szCs w:val="24"/>
+                <w:lang w:eastAsia="en-IN"/>
               </w:rPr>
               <w:tab/>
             </w:r>
             <w:r>
               <w:rPr>
+                <w:rStyle w:val="Hyperlink"/>
+                <w:noProof/>
+              </w:rPr>
+              <w:t>What is Spring Cloud?</w:t>
+            </w:r>
+            <w:r>
+              <w:rPr>
+                <w:noProof/>
+                <w:webHidden/>
+              </w:rPr>
+              <w:tab/>
+            </w:r>
+            <w:r>
+              <w:rPr>
                 <w:noProof/>
                 <w:webHidden/>
               </w:rPr>
@@ -904,7 +913,7 @@
                 <w:noProof/>
                 <w:webHidden/>
               </w:rPr>
-              <w:instrText xml:space="preserve"> PAGEREF _Toc207182739 \h </w:instrText>
+              <w:instrText xml:space="preserve"> PAGEREF _Toc207569874 \h </w:instrText>
             </w:r>
             <w:r>
               <w:rPr>
@@ -924,7 +933,7 @@
                 <w:noProof/>
                 <w:webHidden/>
               </w:rPr>
-              <w:t>7</w:t>
+              <w:t>8</w:t>
             </w:r>
             <w:r>
               <w:rPr>
@@ -939,7 +948,7 @@
           <w:pPr>
             <w:pStyle w:val="TOC2"/>
             <w:tabs>
-              <w:tab w:val="left" w:pos="720"/>
+              <w:tab w:val="left" w:pos="960"/>
               <w:tab w:val="right" w:leader="dot" w:pos="10456"/>
             </w:tabs>
             <w:rPr>
@@ -950,14 +959,13 @@
               <w:lang w:eastAsia="en-IN"/>
             </w:rPr>
           </w:pPr>
-          <w:hyperlink w:anchor="_Toc207182740" w:history="1">
+          <w:hyperlink w:anchor="_Toc207569875" w:history="1">
             <w:r>
               <w:rPr>
                 <w:rStyle w:val="Hyperlink"/>
-                <w:rFonts w:ascii="Symbol" w:hAnsi="Symbol"/>
-                <w:noProof/>
-              </w:rPr>
-              <w:t></w:t>
+                <w:noProof/>
+              </w:rPr>
+              <w:t>11.</w:t>
             </w:r>
             <w:r>
               <w:rPr>
@@ -974,7 +982,7 @@
                 <w:rStyle w:val="Hyperlink"/>
                 <w:noProof/>
               </w:rPr>
-              <w:t>What is Spring Cloud?</w:t>
+              <w:t>Tell me about some design pattern in microservice?</w:t>
             </w:r>
             <w:r>
               <w:rPr>
@@ -995,7 +1003,7 @@
                 <w:noProof/>
                 <w:webHidden/>
               </w:rPr>
-              <w:instrText xml:space="preserve"> PAGEREF _Toc207182740 \h </w:instrText>
+              <w:instrText xml:space="preserve"> PAGEREF _Toc207569875 \h </w:instrText>
             </w:r>
             <w:r>
               <w:rPr>
@@ -1015,7 +1023,7 @@
                 <w:noProof/>
                 <w:webHidden/>
               </w:rPr>
-              <w:t>7</w:t>
+              <w:t>9</w:t>
             </w:r>
             <w:r>
               <w:rPr>
@@ -1030,7 +1038,7 @@
           <w:pPr>
             <w:pStyle w:val="TOC2"/>
             <w:tabs>
-              <w:tab w:val="left" w:pos="720"/>
+              <w:tab w:val="left" w:pos="960"/>
               <w:tab w:val="right" w:leader="dot" w:pos="10456"/>
             </w:tabs>
             <w:rPr>
@@ -1041,14 +1049,13 @@
               <w:lang w:eastAsia="en-IN"/>
             </w:rPr>
           </w:pPr>
-          <w:hyperlink w:anchor="_Toc207182741" w:history="1">
+          <w:hyperlink w:anchor="_Toc207569876" w:history="1">
             <w:r>
               <w:rPr>
                 <w:rStyle w:val="Hyperlink"/>
-                <w:rFonts w:ascii="Symbol" w:hAnsi="Symbol"/>
-                <w:noProof/>
-              </w:rPr>
-              <w:t></w:t>
+                <w:noProof/>
+              </w:rPr>
+              <w:t>12.</w:t>
             </w:r>
             <w:r>
               <w:rPr>
@@ -1065,7 +1072,7 @@
                 <w:rStyle w:val="Hyperlink"/>
                 <w:noProof/>
               </w:rPr>
-              <w:t>Tell me about some design pattern in microservice?</w:t>
+              <w:t>What is Hystrix in microservice?</w:t>
             </w:r>
             <w:r>
               <w:rPr>
@@ -1086,7 +1093,7 @@
                 <w:noProof/>
                 <w:webHidden/>
               </w:rPr>
-              <w:instrText xml:space="preserve"> PAGEREF _Toc207182741 \h </w:instrText>
+              <w:instrText xml:space="preserve"> PAGEREF _Toc207569876 \h </w:instrText>
             </w:r>
             <w:r>
               <w:rPr>
@@ -1106,7 +1113,7 @@
                 <w:noProof/>
                 <w:webHidden/>
               </w:rPr>
-              <w:t>8</w:t>
+              <w:t>9</w:t>
             </w:r>
             <w:r>
               <w:rPr>
@@ -1121,7 +1128,7 @@
           <w:pPr>
             <w:pStyle w:val="TOC2"/>
             <w:tabs>
-              <w:tab w:val="left" w:pos="720"/>
+              <w:tab w:val="left" w:pos="960"/>
               <w:tab w:val="right" w:leader="dot" w:pos="10456"/>
             </w:tabs>
             <w:rPr>
@@ -1132,14 +1139,13 @@
               <w:lang w:eastAsia="en-IN"/>
             </w:rPr>
           </w:pPr>
-          <w:hyperlink w:anchor="_Toc207182742" w:history="1">
+          <w:hyperlink w:anchor="_Toc207569877" w:history="1">
             <w:r>
               <w:rPr>
                 <w:rStyle w:val="Hyperlink"/>
-                <w:rFonts w:ascii="Symbol" w:hAnsi="Symbol"/>
-                <w:noProof/>
-              </w:rPr>
-              <w:t></w:t>
+                <w:noProof/>
+              </w:rPr>
+              <w:t>13.</w:t>
             </w:r>
             <w:r>
               <w:rPr>
@@ -1156,7 +1162,7 @@
                 <w:rStyle w:val="Hyperlink"/>
                 <w:noProof/>
               </w:rPr>
-              <w:t>What is Hystrix in microservice?</w:t>
+              <w:t>What is Discovery Service in microservice?</w:t>
             </w:r>
             <w:r>
               <w:rPr>
@@ -1177,7 +1183,7 @@
                 <w:noProof/>
                 <w:webHidden/>
               </w:rPr>
-              <w:instrText xml:space="preserve"> PAGEREF _Toc207182742 \h </w:instrText>
+              <w:instrText xml:space="preserve"> PAGEREF _Toc207569877 \h </w:instrText>
             </w:r>
             <w:r>
               <w:rPr>
@@ -1197,7 +1203,7 @@
                 <w:noProof/>
                 <w:webHidden/>
               </w:rPr>
-              <w:t>8</w:t>
+              <w:t>10</w:t>
             </w:r>
             <w:r>
               <w:rPr>
@@ -1210,8 +1216,9 @@
         </w:p>
         <w:p>
           <w:pPr>
-            <w:pStyle w:val="TOC3"/>
+            <w:pStyle w:val="TOC2"/>
             <w:tabs>
+              <w:tab w:val="left" w:pos="960"/>
               <w:tab w:val="right" w:leader="dot" w:pos="10456"/>
             </w:tabs>
             <w:rPr>
@@ -1222,23 +1229,40 @@
               <w:lang w:eastAsia="en-IN"/>
             </w:rPr>
           </w:pPr>
-          <w:hyperlink w:anchor="_Toc207182743" w:history="1">
+          <w:hyperlink w:anchor="_Toc207569878" w:history="1">
             <w:r>
               <w:rPr>
                 <w:rStyle w:val="Hyperlink"/>
                 <w:noProof/>
               </w:rPr>
-              <w:t>Resources: https://www.geeksforgeeks.org/advance-java/spring-cloud-netflix-hystrix/:</w:t>
-            </w:r>
-            <w:r>
-              <w:rPr>
-                <w:noProof/>
-                <w:webHidden/>
+              <w:t>14.</w:t>
+            </w:r>
+            <w:r>
+              <w:rPr>
+                <w:rFonts w:eastAsiaTheme="minorEastAsia"/>
+                <w:noProof/>
+                <w:sz w:val="24"/>
+                <w:szCs w:val="24"/>
+                <w:lang w:eastAsia="en-IN"/>
               </w:rPr>
               <w:tab/>
             </w:r>
             <w:r>
               <w:rPr>
+                <w:rStyle w:val="Hyperlink"/>
+                <w:noProof/>
+              </w:rPr>
+              <w:t>What is resilience in microservices?</w:t>
+            </w:r>
+            <w:r>
+              <w:rPr>
+                <w:noProof/>
+                <w:webHidden/>
+              </w:rPr>
+              <w:tab/>
+            </w:r>
+            <w:r>
+              <w:rPr>
                 <w:noProof/>
                 <w:webHidden/>
               </w:rPr>
@@ -1249,7 +1273,7 @@
                 <w:noProof/>
                 <w:webHidden/>
               </w:rPr>
-              <w:instrText xml:space="preserve"> PAGEREF _Toc207182743 \h </w:instrText>
+              <w:instrText xml:space="preserve"> PAGEREF _Toc207569878 \h </w:instrText>
             </w:r>
             <w:r>
               <w:rPr>
@@ -1269,7 +1293,7 @@
                 <w:noProof/>
                 <w:webHidden/>
               </w:rPr>
-              <w:t>9</w:t>
+              <w:t>10</w:t>
             </w:r>
             <w:r>
               <w:rPr>
@@ -1284,7 +1308,7 @@
           <w:pPr>
             <w:pStyle w:val="TOC2"/>
             <w:tabs>
-              <w:tab w:val="left" w:pos="720"/>
+              <w:tab w:val="left" w:pos="960"/>
               <w:tab w:val="right" w:leader="dot" w:pos="10456"/>
             </w:tabs>
             <w:rPr>
@@ -1295,14 +1319,13 @@
               <w:lang w:eastAsia="en-IN"/>
             </w:rPr>
           </w:pPr>
-          <w:hyperlink w:anchor="_Toc207182744" w:history="1">
+          <w:hyperlink w:anchor="_Toc207569879" w:history="1">
             <w:r>
               <w:rPr>
                 <w:rStyle w:val="Hyperlink"/>
-                <w:rFonts w:ascii="Symbol" w:hAnsi="Symbol"/>
-                <w:noProof/>
-              </w:rPr>
-              <w:t></w:t>
+                <w:noProof/>
+              </w:rPr>
+              <w:t>15.</w:t>
             </w:r>
             <w:r>
               <w:rPr>
@@ -1319,7 +1342,7 @@
                 <w:rStyle w:val="Hyperlink"/>
                 <w:noProof/>
               </w:rPr>
-              <w:t>What is Discovery Service in microservice?</w:t>
+              <w:t>Domain-Oriented Microservice Architecture</w:t>
             </w:r>
             <w:r>
               <w:rPr>
@@ -1340,7 +1363,7 @@
                 <w:noProof/>
                 <w:webHidden/>
               </w:rPr>
-              <w:instrText xml:space="preserve"> PAGEREF _Toc207182744 \h </w:instrText>
+              <w:instrText xml:space="preserve"> PAGEREF _Toc207569879 \h </w:instrText>
             </w:r>
             <w:r>
               <w:rPr>
@@ -1360,7 +1383,7 @@
                 <w:noProof/>
                 <w:webHidden/>
               </w:rPr>
-              <w:t>9</w:t>
+              <w:t>10</w:t>
             </w:r>
             <w:r>
               <w:rPr>
@@ -1373,8 +1396,9 @@
         </w:p>
         <w:p>
           <w:pPr>
-            <w:pStyle w:val="TOC3"/>
+            <w:pStyle w:val="TOC2"/>
             <w:tabs>
+              <w:tab w:val="left" w:pos="960"/>
               <w:tab w:val="right" w:leader="dot" w:pos="10456"/>
             </w:tabs>
             <w:rPr>
@@ -1385,23 +1409,40 @@
               <w:lang w:eastAsia="en-IN"/>
             </w:rPr>
           </w:pPr>
-          <w:hyperlink w:anchor="_Toc207182745" w:history="1">
+          <w:hyperlink w:anchor="_Toc207569880" w:history="1">
             <w:r>
               <w:rPr>
                 <w:rStyle w:val="Hyperlink"/>
                 <w:noProof/>
               </w:rPr>
-              <w:t>Resources: https://medium.com/@jeslurrahman/understanding-service-discovery-in-microservices-architecture-2098b10e7439</w:t>
-            </w:r>
-            <w:r>
-              <w:rPr>
-                <w:noProof/>
-                <w:webHidden/>
+              <w:t>16.</w:t>
+            </w:r>
+            <w:r>
+              <w:rPr>
+                <w:rFonts w:eastAsiaTheme="minorEastAsia"/>
+                <w:noProof/>
+                <w:sz w:val="24"/>
+                <w:szCs w:val="24"/>
+                <w:lang w:eastAsia="en-IN"/>
               </w:rPr>
               <w:tab/>
             </w:r>
             <w:r>
               <w:rPr>
+                <w:rStyle w:val="Hyperlink"/>
+                <w:noProof/>
+              </w:rPr>
+              <w:t>What is the RestTemplate?</w:t>
+            </w:r>
+            <w:r>
+              <w:rPr>
+                <w:noProof/>
+                <w:webHidden/>
+              </w:rPr>
+              <w:tab/>
+            </w:r>
+            <w:r>
+              <w:rPr>
                 <w:noProof/>
                 <w:webHidden/>
               </w:rPr>
@@ -1412,7 +1453,7 @@
                 <w:noProof/>
                 <w:webHidden/>
               </w:rPr>
-              <w:instrText xml:space="preserve"> PAGEREF _Toc207182745 \h </w:instrText>
+              <w:instrText xml:space="preserve"> PAGEREF _Toc207569880 \h </w:instrText>
             </w:r>
             <w:r>
               <w:rPr>
@@ -1432,7 +1473,7 @@
                 <w:noProof/>
                 <w:webHidden/>
               </w:rPr>
-              <w:t>9</w:t>
+              <w:t>10</w:t>
             </w:r>
             <w:r>
               <w:rPr>
@@ -1447,7 +1488,7 @@
           <w:pPr>
             <w:pStyle w:val="TOC2"/>
             <w:tabs>
-              <w:tab w:val="left" w:pos="720"/>
+              <w:tab w:val="left" w:pos="960"/>
               <w:tab w:val="right" w:leader="dot" w:pos="10456"/>
             </w:tabs>
             <w:rPr>
@@ -1458,14 +1499,13 @@
               <w:lang w:eastAsia="en-IN"/>
             </w:rPr>
           </w:pPr>
-          <w:hyperlink w:anchor="_Toc207182746" w:history="1">
+          <w:hyperlink w:anchor="_Toc207569881" w:history="1">
             <w:r>
               <w:rPr>
                 <w:rStyle w:val="Hyperlink"/>
-                <w:rFonts w:ascii="Symbol" w:hAnsi="Symbol"/>
-                <w:noProof/>
-              </w:rPr>
-              <w:t></w:t>
+                <w:noProof/>
+              </w:rPr>
+              <w:t>17.</w:t>
             </w:r>
             <w:r>
               <w:rPr>
@@ -1482,7 +1522,7 @@
                 <w:rStyle w:val="Hyperlink"/>
                 <w:noProof/>
               </w:rPr>
-              <w:t>What is resilience in microservices?</w:t>
+              <w:t>What is the RestClient?</w:t>
             </w:r>
             <w:r>
               <w:rPr>
@@ -1503,7 +1543,7 @@
                 <w:noProof/>
                 <w:webHidden/>
               </w:rPr>
-              <w:instrText xml:space="preserve"> PAGEREF _Toc207182746 \h </w:instrText>
+              <w:instrText xml:space="preserve"> PAGEREF _Toc207569881 \h </w:instrText>
             </w:r>
             <w:r>
               <w:rPr>
@@ -1523,7 +1563,367 @@
                 <w:noProof/>
                 <w:webHidden/>
               </w:rPr>
-              <w:t>9</w:t>
+              <w:t>11</w:t>
+            </w:r>
+            <w:r>
+              <w:rPr>
+                <w:noProof/>
+                <w:webHidden/>
+              </w:rPr>
+              <w:fldChar w:fldCharType="end"/>
+            </w:r>
+          </w:hyperlink>
+        </w:p>
+        <w:p>
+          <w:pPr>
+            <w:pStyle w:val="TOC2"/>
+            <w:tabs>
+              <w:tab w:val="left" w:pos="960"/>
+              <w:tab w:val="right" w:leader="dot" w:pos="10456"/>
+            </w:tabs>
+            <w:rPr>
+              <w:rFonts w:eastAsiaTheme="minorEastAsia"/>
+              <w:noProof/>
+              <w:sz w:val="24"/>
+              <w:szCs w:val="24"/>
+              <w:lang w:eastAsia="en-IN"/>
+            </w:rPr>
+          </w:pPr>
+          <w:hyperlink w:anchor="_Toc207569882" w:history="1">
+            <w:r>
+              <w:rPr>
+                <w:rStyle w:val="Hyperlink"/>
+                <w:noProof/>
+              </w:rPr>
+              <w:t>18.</w:t>
+            </w:r>
+            <w:r>
+              <w:rPr>
+                <w:rFonts w:eastAsiaTheme="minorEastAsia"/>
+                <w:noProof/>
+                <w:sz w:val="24"/>
+                <w:szCs w:val="24"/>
+                <w:lang w:eastAsia="en-IN"/>
+              </w:rPr>
+              <w:tab/>
+            </w:r>
+            <w:r>
+              <w:rPr>
+                <w:rStyle w:val="Hyperlink"/>
+                <w:noProof/>
+              </w:rPr>
+              <w:t>What is the FeignClient?</w:t>
+            </w:r>
+            <w:r>
+              <w:rPr>
+                <w:noProof/>
+                <w:webHidden/>
+              </w:rPr>
+              <w:tab/>
+            </w:r>
+            <w:r>
+              <w:rPr>
+                <w:noProof/>
+                <w:webHidden/>
+              </w:rPr>
+              <w:fldChar w:fldCharType="begin"/>
+            </w:r>
+            <w:r>
+              <w:rPr>
+                <w:noProof/>
+                <w:webHidden/>
+              </w:rPr>
+              <w:instrText xml:space="preserve"> PAGEREF _Toc207569882 \h </w:instrText>
+            </w:r>
+            <w:r>
+              <w:rPr>
+                <w:noProof/>
+                <w:webHidden/>
+              </w:rPr>
+            </w:r>
+            <w:r>
+              <w:rPr>
+                <w:noProof/>
+                <w:webHidden/>
+              </w:rPr>
+              <w:fldChar w:fldCharType="separate"/>
+            </w:r>
+            <w:r>
+              <w:rPr>
+                <w:noProof/>
+                <w:webHidden/>
+              </w:rPr>
+              <w:t>12</w:t>
+            </w:r>
+            <w:r>
+              <w:rPr>
+                <w:noProof/>
+                <w:webHidden/>
+              </w:rPr>
+              <w:fldChar w:fldCharType="end"/>
+            </w:r>
+          </w:hyperlink>
+        </w:p>
+        <w:p>
+          <w:pPr>
+            <w:pStyle w:val="TOC2"/>
+            <w:tabs>
+              <w:tab w:val="left" w:pos="960"/>
+              <w:tab w:val="right" w:leader="dot" w:pos="10456"/>
+            </w:tabs>
+            <w:rPr>
+              <w:rFonts w:eastAsiaTheme="minorEastAsia"/>
+              <w:noProof/>
+              <w:sz w:val="24"/>
+              <w:szCs w:val="24"/>
+              <w:lang w:eastAsia="en-IN"/>
+            </w:rPr>
+          </w:pPr>
+          <w:hyperlink w:anchor="_Toc207569883" w:history="1">
+            <w:r>
+              <w:rPr>
+                <w:rStyle w:val="Hyperlink"/>
+                <w:noProof/>
+              </w:rPr>
+              <w:t>19.</w:t>
+            </w:r>
+            <w:r>
+              <w:rPr>
+                <w:rFonts w:eastAsiaTheme="minorEastAsia"/>
+                <w:noProof/>
+                <w:sz w:val="24"/>
+                <w:szCs w:val="24"/>
+                <w:lang w:eastAsia="en-IN"/>
+              </w:rPr>
+              <w:tab/>
+            </w:r>
+            <w:r>
+              <w:rPr>
+                <w:rStyle w:val="Hyperlink"/>
+                <w:noProof/>
+              </w:rPr>
+              <w:t>What is the WebClient?</w:t>
+            </w:r>
+            <w:r>
+              <w:rPr>
+                <w:noProof/>
+                <w:webHidden/>
+              </w:rPr>
+              <w:tab/>
+            </w:r>
+            <w:r>
+              <w:rPr>
+                <w:noProof/>
+                <w:webHidden/>
+              </w:rPr>
+              <w:fldChar w:fldCharType="begin"/>
+            </w:r>
+            <w:r>
+              <w:rPr>
+                <w:noProof/>
+                <w:webHidden/>
+              </w:rPr>
+              <w:instrText xml:space="preserve"> PAGEREF _Toc207569883 \h </w:instrText>
+            </w:r>
+            <w:r>
+              <w:rPr>
+                <w:noProof/>
+                <w:webHidden/>
+              </w:rPr>
+            </w:r>
+            <w:r>
+              <w:rPr>
+                <w:noProof/>
+                <w:webHidden/>
+              </w:rPr>
+              <w:fldChar w:fldCharType="separate"/>
+            </w:r>
+            <w:r>
+              <w:rPr>
+                <w:noProof/>
+                <w:webHidden/>
+              </w:rPr>
+              <w:t>12</w:t>
+            </w:r>
+            <w:r>
+              <w:rPr>
+                <w:noProof/>
+                <w:webHidden/>
+              </w:rPr>
+              <w:fldChar w:fldCharType="end"/>
+            </w:r>
+          </w:hyperlink>
+        </w:p>
+        <w:p>
+          <w:pPr>
+            <w:pStyle w:val="TOC2"/>
+            <w:tabs>
+              <w:tab w:val="left" w:pos="960"/>
+              <w:tab w:val="right" w:leader="dot" w:pos="10456"/>
+            </w:tabs>
+            <w:rPr>
+              <w:rFonts w:eastAsiaTheme="minorEastAsia"/>
+              <w:noProof/>
+              <w:sz w:val="24"/>
+              <w:szCs w:val="24"/>
+              <w:lang w:eastAsia="en-IN"/>
+            </w:rPr>
+          </w:pPr>
+          <w:hyperlink w:anchor="_Toc207569884" w:history="1">
+            <w:r>
+              <w:rPr>
+                <w:rStyle w:val="Hyperlink"/>
+                <w:noProof/>
+              </w:rPr>
+              <w:t>20.</w:t>
+            </w:r>
+            <w:r>
+              <w:rPr>
+                <w:rFonts w:eastAsiaTheme="minorEastAsia"/>
+                <w:noProof/>
+                <w:sz w:val="24"/>
+                <w:szCs w:val="24"/>
+                <w:lang w:eastAsia="en-IN"/>
+              </w:rPr>
+              <w:tab/>
+            </w:r>
+            <w:r>
+              <w:rPr>
+                <w:rStyle w:val="Hyperlink"/>
+                <w:noProof/>
+              </w:rPr>
+              <w:t>What is the WebFlux?</w:t>
+            </w:r>
+            <w:r>
+              <w:rPr>
+                <w:noProof/>
+                <w:webHidden/>
+              </w:rPr>
+              <w:tab/>
+            </w:r>
+            <w:r>
+              <w:rPr>
+                <w:noProof/>
+                <w:webHidden/>
+              </w:rPr>
+              <w:fldChar w:fldCharType="begin"/>
+            </w:r>
+            <w:r>
+              <w:rPr>
+                <w:noProof/>
+                <w:webHidden/>
+              </w:rPr>
+              <w:instrText xml:space="preserve"> PAGEREF _Toc207569884 \h </w:instrText>
+            </w:r>
+            <w:r>
+              <w:rPr>
+                <w:noProof/>
+                <w:webHidden/>
+              </w:rPr>
+            </w:r>
+            <w:r>
+              <w:rPr>
+                <w:noProof/>
+                <w:webHidden/>
+              </w:rPr>
+              <w:fldChar w:fldCharType="separate"/>
+            </w:r>
+            <w:r>
+              <w:rPr>
+                <w:noProof/>
+                <w:webHidden/>
+              </w:rPr>
+              <w:t>13</w:t>
+            </w:r>
+            <w:r>
+              <w:rPr>
+                <w:noProof/>
+                <w:webHidden/>
+              </w:rPr>
+              <w:fldChar w:fldCharType="end"/>
+            </w:r>
+          </w:hyperlink>
+        </w:p>
+        <w:p>
+          <w:pPr>
+            <w:pStyle w:val="TOC2"/>
+            <w:tabs>
+              <w:tab w:val="left" w:pos="960"/>
+              <w:tab w:val="right" w:leader="dot" w:pos="10456"/>
+            </w:tabs>
+            <w:rPr>
+              <w:rFonts w:eastAsiaTheme="minorEastAsia"/>
+              <w:noProof/>
+              <w:sz w:val="24"/>
+              <w:szCs w:val="24"/>
+              <w:lang w:eastAsia="en-IN"/>
+            </w:rPr>
+          </w:pPr>
+          <w:hyperlink w:anchor="_Toc207569885" w:history="1">
+            <w:r>
+              <w:rPr>
+                <w:rStyle w:val="Hyperlink"/>
+                <w:noProof/>
+              </w:rPr>
+              <w:t>21.</w:t>
+            </w:r>
+            <w:r>
+              <w:rPr>
+                <w:rFonts w:eastAsiaTheme="minorEastAsia"/>
+                <w:noProof/>
+                <w:sz w:val="24"/>
+                <w:szCs w:val="24"/>
+                <w:lang w:eastAsia="en-IN"/>
+              </w:rPr>
+              <w:tab/>
+            </w:r>
+            <w:r>
+              <w:rPr>
+                <w:rStyle w:val="Hyperlink"/>
+                <w:noProof/>
+              </w:rPr>
+              <w:t>What is the Reactive Programming?</w:t>
+            </w:r>
+            <w:r>
+              <w:rPr>
+                <w:noProof/>
+                <w:webHidden/>
+              </w:rPr>
+              <w:tab/>
+            </w:r>
+            <w:r>
+              <w:rPr>
+                <w:noProof/>
+                <w:webHidden/>
+              </w:rPr>
+              <w:fldChar w:fldCharType="begin"/>
+            </w:r>
+            <w:r>
+              <w:rPr>
+                <w:noProof/>
+                <w:webHidden/>
+              </w:rPr>
+              <w:instrText xml:space="preserve"> PAGEREF _Toc207569885 \h </w:instrText>
+            </w:r>
+            <w:r>
+              <w:rPr>
+                <w:noProof/>
+                <w:webHidden/>
+              </w:rPr>
+            </w:r>
+            <w:r>
+              <w:rPr>
+                <w:noProof/>
+                <w:webHidden/>
+              </w:rPr>
+              <w:fldChar w:fldCharType="separate"/>
+            </w:r>
+            <w:r>
+              <w:rPr>
+                <w:noProof/>
+                <w:webHidden/>
+              </w:rPr>
+              <w:t>13</w:t>
             </w:r>
             <w:r>
               <w:rPr>
@@ -1559,10 +1959,6 @@
     <w:p/>
     <w:p/>
     <w:p/>
-    <w:p/>
-    <w:p/>
-    <w:p/>
-    <w:p/>
     <w:p>
       <w:pPr>
         <w:pStyle w:val="Heading2"/>
@@ -1571,8 +1967,9 @@
           <w:numId w:val="1"/>
         </w:numPr>
       </w:pPr>
-      <w:bookmarkStart w:id="0" w:name="_Toc207182730"/>
-      <w:r>
+      <w:bookmarkStart w:id="0" w:name="_Toc207569865"/>
+      <w:r>
+        <w:lastRenderedPageBreak/>
         <w:t>What do we require microservice and features of it?</w:t>
       </w:r>
       <w:bookmarkEnd w:id="0"/>
@@ -1833,7 +2230,7 @@
         </w:numPr>
       </w:pPr>
       <w:bookmarkStart w:id="1" w:name="_Toc187395991"/>
-      <w:bookmarkStart w:id="2" w:name="_Toc207182731"/>
+      <w:bookmarkStart w:id="2" w:name="_Toc207569866"/>
       <w:r>
         <w:t xml:space="preserve">Diff between the </w:t>
       </w:r>
@@ -2188,7 +2585,7 @@
         </w:numPr>
       </w:pPr>
       <w:bookmarkStart w:id="3" w:name="_Toc187395994"/>
-      <w:bookmarkStart w:id="4" w:name="_Toc207182732"/>
+      <w:bookmarkStart w:id="4" w:name="_Toc207569867"/>
       <w:r>
         <w:t>What is blue green deployment?</w:t>
       </w:r>
@@ -2205,14 +2602,31 @@
     </w:p>
     <w:p>
       <w:pPr>
-        <w:pStyle w:val="Heading4"/>
         <w:ind w:left="360"/>
       </w:pPr>
       <w:bookmarkStart w:id="5" w:name="_Toc187395995"/>
       <w:r>
-        <w:t>Resource: https://docs.aws.amazon.com/whitepapers/latest/overview-deployment-options/bluegreen-deployments.html</w:t>
+        <w:t xml:space="preserve">Resource: </w:t>
       </w:r>
       <w:bookmarkEnd w:id="5"/>
+      <w:r>
+        <w:fldChar w:fldCharType="begin"/>
+      </w:r>
+      <w:r>
+        <w:instrText>HYPERLINK "https://docs.aws.amazon.com/whitepapers/latest/overview-deployment-options/bluegreen-deployments.html"</w:instrText>
+      </w:r>
+      <w:r>
+        <w:fldChar w:fldCharType="separate"/>
+      </w:r>
+      <w:r>
+        <w:rPr>
+          <w:rStyle w:val="Hyperlink"/>
+        </w:rPr>
+        <w:t>https://docs.aws.amazon.com/whitepapers/latest/overview-deployment-options/bluegreen-deployments.html</w:t>
+      </w:r>
+      <w:r>
+        <w:fldChar w:fldCharType="end"/>
+      </w:r>
     </w:p>
     <w:p>
       <w:pPr>
@@ -2223,7 +2637,7 @@
         </w:numPr>
       </w:pPr>
       <w:bookmarkStart w:id="6" w:name="_Toc187395997"/>
-      <w:bookmarkStart w:id="7" w:name="_Toc207182733"/>
+      <w:bookmarkStart w:id="7" w:name="_Toc207569868"/>
       <w:r>
         <w:t>What is Saga pattern in microservices?</w:t>
       </w:r>
@@ -2243,13 +2657,13 @@
     </w:p>
     <w:p>
       <w:pPr>
-        <w:pStyle w:val="Heading4"/>
         <w:ind w:left="360"/>
       </w:pPr>
       <w:bookmarkStart w:id="8" w:name="_Toc187395998"/>
       <w:r>
         <w:rPr>
-          <w:rStyle w:val="Heading4Char"/>
+          <w:i/>
+          <w:iCs/>
         </w:rPr>
         <w:t>Resources:</w:t>
       </w:r>
@@ -2276,7 +2690,7 @@
         </w:numPr>
       </w:pPr>
       <w:bookmarkStart w:id="9" w:name="_Toc187396003"/>
-      <w:bookmarkStart w:id="10" w:name="_Toc207182734"/>
+      <w:bookmarkStart w:id="10" w:name="_Toc207569869"/>
       <w:r>
         <w:lastRenderedPageBreak/>
         <w:t>What is Circuit Breaker in microservice?</w:t>
@@ -2447,27 +2861,24 @@
     </w:p>
     <w:p>
       <w:pPr>
-        <w:pStyle w:val="Heading4"/>
         <w:ind w:left="360"/>
       </w:pPr>
       <w:bookmarkStart w:id="11" w:name="_Toc187396004"/>
       <w:r>
-        <w:rPr>
-          <w:rFonts w:eastAsiaTheme="minorHAnsi"/>
-        </w:rPr>
-        <w:lastRenderedPageBreak/>
         <w:t>Resources:</w:t>
       </w:r>
       <w:bookmarkEnd w:id="11"/>
       <w:r>
         <w:t xml:space="preserve"> </w:t>
       </w:r>
-      <w:r>
-        <w:rPr>
-          <w:rFonts w:eastAsiaTheme="minorHAnsi"/>
-        </w:rPr>
-        <w:t>https://medium.com/@minadev/circuit-breaker-pattern-in-microservices-9568320f2059#:~:text=Circuit%20Breaker%20is%20a%20design,tolerance%20of%20a%20distributed%20system.</w:t>
-      </w:r>
+      <w:hyperlink r:id="rId9" w:history="1">
+        <w:r>
+          <w:rPr>
+            <w:rStyle w:val="Hyperlink"/>
+          </w:rPr>
+          <w:t>https://medium.com/@minadev/circuit-breaker-pattern-in-microservices-9568320f2059#:~:text=Circuit%20Breaker%20is%20a%20design,tolerance%20of%20a%20distributed%20system.</w:t>
+        </w:r>
+      </w:hyperlink>
     </w:p>
     <w:p/>
     <w:p>
@@ -2479,7 +2890,7 @@
         </w:numPr>
       </w:pPr>
       <w:bookmarkStart w:id="12" w:name="_Toc187396006"/>
-      <w:bookmarkStart w:id="13" w:name="_Toc207182735"/>
+      <w:bookmarkStart w:id="13" w:name="_Toc207569870"/>
       <w:r>
         <w:t>How to microservices communicate with each other in spring boot?</w:t>
       </w:r>
@@ -2596,14 +3007,13 @@
     </w:p>
     <w:p>
       <w:pPr>
-        <w:pStyle w:val="Heading4"/>
-        <w:ind w:left="720"/>
+        <w:ind w:left="360"/>
       </w:pPr>
       <w:bookmarkStart w:id="14" w:name="_Toc187396007"/>
       <w:r>
         <w:t xml:space="preserve">Resources: </w:t>
       </w:r>
-      <w:hyperlink r:id="rId9" w:history="1">
+      <w:hyperlink r:id="rId10" w:history="1">
         <w:r>
           <w:rPr>
             <w:rStyle w:val="Hyperlink"/>
@@ -2636,7 +3046,7 @@
         </w:numPr>
       </w:pPr>
       <w:bookmarkStart w:id="15" w:name="_Toc187396008"/>
-      <w:bookmarkStart w:id="16" w:name="_Toc207182736"/>
+      <w:bookmarkStart w:id="16" w:name="_Toc207569871"/>
       <w:r>
         <w:t>Diff between the synchronous and asynchronous</w:t>
       </w:r>
@@ -2717,7 +3127,7 @@
               </w:rPr>
               <w:t>In </w:t>
             </w:r>
-            <w:hyperlink r:id="rId10" w:history="1">
+            <w:hyperlink r:id="rId11" w:history="1">
               <w:r>
                 <w:rPr>
                   <w:rStyle w:val="Hyperlink"/>
@@ -2749,7 +3159,7 @@
             <w:r>
               <w:t>In </w:t>
             </w:r>
-            <w:hyperlink r:id="rId11" w:history="1">
+            <w:hyperlink r:id="rId12" w:history="1">
               <w:r>
                 <w:rPr>
                   <w:rStyle w:val="Hyperlink"/>
@@ -3222,7 +3632,6 @@
                 <w:b w:val="0"/>
                 <w:bCs w:val="0"/>
               </w:rPr>
-              <w:lastRenderedPageBreak/>
               <w:t>Examples: Telephonic conversations, Video conferencing, Online gaming.</w:t>
             </w:r>
           </w:p>
@@ -3261,8 +3670,9 @@
         </w:numPr>
       </w:pPr>
       <w:bookmarkStart w:id="17" w:name="_Toc187396012"/>
-      <w:bookmarkStart w:id="18" w:name="_Toc207182737"/>
-      <w:r>
+      <w:bookmarkStart w:id="18" w:name="_Toc207569872"/>
+      <w:r>
+        <w:lastRenderedPageBreak/>
         <w:t xml:space="preserve">Why spring deprecated the rest template? or it’s </w:t>
       </w:r>
       <w:r>
@@ -3385,7 +3795,7 @@
           <w:numId w:val="1"/>
         </w:numPr>
       </w:pPr>
-      <w:bookmarkStart w:id="19" w:name="_Toc207182738"/>
+      <w:bookmarkStart w:id="19" w:name="_Toc207569873"/>
       <w:r>
         <w:t>What is API gateway</w:t>
       </w:r>
@@ -3399,21 +3809,18 @@
     </w:p>
     <w:p>
       <w:pPr>
-        <w:pStyle w:val="Heading3"/>
-        <w:ind w:left="720"/>
-      </w:pPr>
-      <w:bookmarkStart w:id="20" w:name="_Toc207182739"/>
+        <w:ind w:left="360"/>
+      </w:pPr>
       <w:r>
         <w:t>Resources:</w:t>
       </w:r>
-      <w:hyperlink r:id="rId12" w:history="1">
+      <w:hyperlink r:id="rId13" w:history="1">
         <w:r>
           <w:rPr>
             <w:rStyle w:val="Hyperlink"/>
           </w:rPr>
           <w:t>https://www.geeksforgeeks.org/system-design/what-is-api-gateway-system-design/</w:t>
         </w:r>
-        <w:bookmarkEnd w:id="20"/>
       </w:hyperlink>
     </w:p>
     <w:p>
@@ -3424,14 +3831,14 @@
           <w:numId w:val="1"/>
         </w:numPr>
       </w:pPr>
-      <w:bookmarkStart w:id="21" w:name="_Toc207182740"/>
+      <w:bookmarkStart w:id="20" w:name="_Toc207569874"/>
       <w:r>
         <w:t>What is Spring Cloud</w:t>
       </w:r>
       <w:r>
         <w:t>?</w:t>
       </w:r>
-      <w:bookmarkEnd w:id="21"/>
+      <w:bookmarkEnd w:id="20"/>
       <w:r>
         <w:t xml:space="preserve"> </w:t>
       </w:r>
@@ -3596,36 +4003,39 @@
           <w:b/>
           <w:bCs/>
         </w:rPr>
+        <w:t>Fault Tolerance and Resilience</w:t>
+      </w:r>
+    </w:p>
+    <w:p>
+      <w:pPr>
+        <w:ind w:left="360" w:firstLine="360"/>
+      </w:pPr>
+      <w:r>
+        <w:t xml:space="preserve">In microservices, one failing service should not cause the entire application to fail. Spring Cloud provides integration with </w:t>
+      </w:r>
+      <w:r>
+        <w:rPr>
+          <w:b/>
+          <w:bCs/>
+        </w:rPr>
+        <w:t>Resilience4j</w:t>
+      </w:r>
+      <w:r>
+        <w:t xml:space="preserve"> and previously </w:t>
+      </w:r>
+      <w:r>
+        <w:rPr>
+          <w:b/>
+          <w:bCs/>
+        </w:rPr>
+        <w:t>Hystrix</w:t>
+      </w:r>
+      <w:r>
+        <w:t xml:space="preserve"> to implement circuit breakers, retries, and </w:t>
+      </w:r>
+      <w:r>
         <w:lastRenderedPageBreak/>
-        <w:t>Fault Tolerance and Resilience</w:t>
-      </w:r>
-    </w:p>
-    <w:p>
-      <w:pPr>
-        <w:ind w:left="360" w:firstLine="360"/>
-      </w:pPr>
-      <w:r>
-        <w:t xml:space="preserve">In microservices, one failing service should not cause the entire application to fail. Spring Cloud provides integration with </w:t>
-      </w:r>
-      <w:r>
-        <w:rPr>
-          <w:b/>
-          <w:bCs/>
-        </w:rPr>
-        <w:t>Resilience4j</w:t>
-      </w:r>
-      <w:r>
-        <w:t xml:space="preserve"> and previously </w:t>
-      </w:r>
-      <w:r>
-        <w:rPr>
-          <w:b/>
-          <w:bCs/>
-        </w:rPr>
-        <w:t>Hystrix</w:t>
-      </w:r>
-      <w:r>
-        <w:t xml:space="preserve"> to implement circuit breakers, retries, and fallback mechanisms. These tools help applications handle failures gracefully by degrading functionality instead of crashing completely, making the system more reliable.</w:t>
+        <w:t>fallback mechanisms. These tools help applications handle failures gracefully by degrading functionality instead of crashing completely, making the system more reliable.</w:t>
       </w:r>
     </w:p>
     <w:p>
@@ -3773,13 +4183,13 @@
           <w:numId w:val="1"/>
         </w:numPr>
       </w:pPr>
-      <w:bookmarkStart w:id="22" w:name="_Toc187396005"/>
-      <w:bookmarkStart w:id="23" w:name="_Toc207182741"/>
+      <w:bookmarkStart w:id="21" w:name="_Toc187396005"/>
+      <w:bookmarkStart w:id="22" w:name="_Toc207569875"/>
       <w:r>
         <w:t>Tell me about some design pattern in microservice?</w:t>
       </w:r>
+      <w:bookmarkEnd w:id="21"/>
       <w:bookmarkEnd w:id="22"/>
-      <w:bookmarkEnd w:id="23"/>
       <w:r>
         <w:t xml:space="preserve"> </w:t>
       </w:r>
@@ -3980,14 +4390,14 @@
           <w:numId w:val="1"/>
         </w:numPr>
       </w:pPr>
-      <w:bookmarkStart w:id="24" w:name="_Toc207182742"/>
+      <w:bookmarkStart w:id="23" w:name="_Toc207569876"/>
       <w:r>
         <w:t xml:space="preserve">What is Hystrix </w:t>
       </w:r>
       <w:r>
         <w:t>in microservice?</w:t>
       </w:r>
-      <w:bookmarkEnd w:id="24"/>
+      <w:bookmarkEnd w:id="23"/>
     </w:p>
     <w:p>
       <w:pPr>
@@ -4059,7 +4469,6 @@
           <w:b/>
           <w:bCs/>
         </w:rPr>
-        <w:lastRenderedPageBreak/>
         <w:t>Fallback</w:t>
       </w:r>
       <w:r>
@@ -4083,6 +4492,7 @@
           <w:b/>
           <w:bCs/>
         </w:rPr>
+        <w:lastRenderedPageBreak/>
         <w:t>Command</w:t>
       </w:r>
       <w:r>
@@ -4114,14 +4524,12 @@
     </w:p>
     <w:p>
       <w:pPr>
-        <w:pStyle w:val="Heading3"/>
-        <w:ind w:left="720"/>
-      </w:pPr>
-      <w:bookmarkStart w:id="25" w:name="_Toc207182743"/>
+        <w:ind w:left="360"/>
+      </w:pPr>
       <w:r>
         <w:t xml:space="preserve">Resources: </w:t>
       </w:r>
-      <w:hyperlink r:id="rId13" w:history="1">
+      <w:hyperlink r:id="rId14" w:history="1">
         <w:r>
           <w:rPr>
             <w:rStyle w:val="Hyperlink"/>
@@ -4130,11 +4538,7 @@
         </w:r>
       </w:hyperlink>
       <w:r>
-        <w:t>:</w:t>
-      </w:r>
-      <w:bookmarkEnd w:id="25"/>
-      <w:r>
-        <w:t xml:space="preserve"> </w:t>
+        <w:t xml:space="preserve">: </w:t>
       </w:r>
     </w:p>
     <w:p/>
@@ -4146,29 +4550,26 @@
           <w:numId w:val="1"/>
         </w:numPr>
       </w:pPr>
-      <w:bookmarkStart w:id="26" w:name="_Toc207182744"/>
+      <w:bookmarkStart w:id="24" w:name="_Toc207569877"/>
       <w:r>
         <w:t>What is Discovery Service in microservice?</w:t>
       </w:r>
-      <w:bookmarkEnd w:id="26"/>
-    </w:p>
-    <w:p>
-      <w:pPr>
-        <w:pStyle w:val="Heading3"/>
-        <w:ind w:left="720"/>
-      </w:pPr>
-      <w:bookmarkStart w:id="27" w:name="_Toc207182745"/>
+      <w:bookmarkEnd w:id="24"/>
+    </w:p>
+    <w:p>
+      <w:pPr>
+        <w:ind w:left="360"/>
+      </w:pPr>
       <w:r>
         <w:t xml:space="preserve">Resources: </w:t>
       </w:r>
-      <w:hyperlink r:id="rId14" w:history="1">
+      <w:hyperlink r:id="rId15" w:history="1">
         <w:r>
           <w:rPr>
             <w:rStyle w:val="Hyperlink"/>
           </w:rPr>
           <w:t>https://medium.com/@jeslurrahman/understanding-service-discovery-in-microservices-architecture-2098b10e7439</w:t>
         </w:r>
-        <w:bookmarkEnd w:id="27"/>
       </w:hyperlink>
     </w:p>
     <w:p/>
@@ -4180,11 +4581,11 @@
           <w:numId w:val="1"/>
         </w:numPr>
       </w:pPr>
-      <w:bookmarkStart w:id="28" w:name="_Toc207182746"/>
+      <w:bookmarkStart w:id="25" w:name="_Toc207569878"/>
       <w:r>
         <w:t>What is resilience in microservices?</w:t>
       </w:r>
-      <w:bookmarkEnd w:id="28"/>
+      <w:bookmarkEnd w:id="25"/>
     </w:p>
     <w:p>
       <w:pPr>
@@ -4512,7 +4913,2448 @@
         <w:t xml:space="preserve"> → Provides fallback data when the main service is unavailable.</w:t>
       </w:r>
     </w:p>
+    <w:p>
+      <w:pPr>
+        <w:pStyle w:val="Heading2"/>
+        <w:numPr>
+          <w:ilvl w:val="0"/>
+          <w:numId w:val="1"/>
+        </w:numPr>
+      </w:pPr>
+      <w:bookmarkStart w:id="26" w:name="_Toc207569879"/>
+      <w:r>
+        <w:t>Domain-Oriented Microservice Architecture</w:t>
+      </w:r>
+      <w:bookmarkEnd w:id="26"/>
+    </w:p>
+    <w:p>
+      <w:pPr>
+        <w:ind w:left="360"/>
+      </w:pPr>
+      <w:r>
+        <w:t xml:space="preserve">Resources: </w:t>
+      </w:r>
+      <w:hyperlink r:id="rId16" w:history="1">
+        <w:r>
+          <w:rPr>
+            <w:rStyle w:val="Hyperlink"/>
+          </w:rPr>
+          <w:t>https://www.geeksforgeeks.org/system-design/domain-oriented-microservice-architecture/</w:t>
+        </w:r>
+      </w:hyperlink>
+    </w:p>
+    <w:p>
+      <w:pPr>
+        <w:pStyle w:val="Heading2"/>
+        <w:numPr>
+          <w:ilvl w:val="0"/>
+          <w:numId w:val="1"/>
+        </w:numPr>
+      </w:pPr>
+      <w:bookmarkStart w:id="27" w:name="_Toc207569880"/>
+      <w:r>
+        <w:t xml:space="preserve">What is the </w:t>
+      </w:r>
+      <w:proofErr w:type="spellStart"/>
+      <w:r>
+        <w:t>RestTemplate</w:t>
+      </w:r>
+      <w:proofErr w:type="spellEnd"/>
+      <w:r>
+        <w:t>?</w:t>
+      </w:r>
+      <w:bookmarkEnd w:id="27"/>
+    </w:p>
+    <w:p>
+      <w:pPr>
+        <w:ind w:left="360" w:firstLine="360"/>
+      </w:pPr>
+      <w:proofErr w:type="spellStart"/>
+      <w:r>
+        <w:t>RestTemplate</w:t>
+      </w:r>
+      <w:proofErr w:type="spellEnd"/>
+      <w:r>
+        <w:t xml:space="preserve"> is a synchronous and blocking HTTP client provided by Spring as part of the spring-web module. It is used to make HTTP requests to RESTful web services and consume their responses. Internally, it works on the Servlet API which follows a blocking I/O model, meaning that each request holds the thread until the response is fully received. It provides convenient methods such as </w:t>
+      </w:r>
+      <w:proofErr w:type="spellStart"/>
+      <w:proofErr w:type="gramStart"/>
+      <w:r>
+        <w:t>getForObject</w:t>
+      </w:r>
+      <w:proofErr w:type="spellEnd"/>
+      <w:r>
+        <w:t>(</w:t>
+      </w:r>
+      <w:proofErr w:type="gramEnd"/>
+      <w:r>
+        <w:t xml:space="preserve">), </w:t>
+      </w:r>
+      <w:proofErr w:type="spellStart"/>
+      <w:proofErr w:type="gramStart"/>
+      <w:r>
+        <w:t>postForObject</w:t>
+      </w:r>
+      <w:proofErr w:type="spellEnd"/>
+      <w:r>
+        <w:t>(</w:t>
+      </w:r>
+      <w:proofErr w:type="gramEnd"/>
+      <w:r>
+        <w:t xml:space="preserve">), and </w:t>
+      </w:r>
+      <w:proofErr w:type="gramStart"/>
+      <w:r>
+        <w:t>exchange(</w:t>
+      </w:r>
+      <w:proofErr w:type="gramEnd"/>
+      <w:r>
+        <w:t xml:space="preserve">) that simplify interaction with external APIs. Although it has been widely </w:t>
+      </w:r>
+      <w:r>
+        <w:lastRenderedPageBreak/>
+        <w:t xml:space="preserve">used for many years in Spring applications, it is now in maintenance mode, with Spring recommending developers to adopt </w:t>
+      </w:r>
+      <w:proofErr w:type="spellStart"/>
+      <w:r>
+        <w:t>WebClient</w:t>
+      </w:r>
+      <w:proofErr w:type="spellEnd"/>
+      <w:r>
+        <w:t xml:space="preserve"> or </w:t>
+      </w:r>
+      <w:proofErr w:type="spellStart"/>
+      <w:r>
+        <w:t>RestClient</w:t>
+      </w:r>
+      <w:proofErr w:type="spellEnd"/>
+      <w:r>
+        <w:t xml:space="preserve"> for modern applications.</w:t>
+      </w:r>
+    </w:p>
+    <w:p>
+      <w:pPr>
+        <w:spacing w:line="240" w:lineRule="auto"/>
+        <w:rPr>
+          <w:b/>
+          <w:bCs/>
+        </w:rPr>
+      </w:pPr>
+      <w:r>
+        <w:t xml:space="preserve">        </w:t>
+      </w:r>
+      <w:r>
+        <w:rPr>
+          <w:b/>
+          <w:bCs/>
+        </w:rPr>
+        <w:t xml:space="preserve">Advantages of </w:t>
+      </w:r>
+      <w:proofErr w:type="spellStart"/>
+      <w:r>
+        <w:rPr>
+          <w:b/>
+          <w:bCs/>
+        </w:rPr>
+        <w:t>RestTemplate</w:t>
+      </w:r>
+      <w:proofErr w:type="spellEnd"/>
+    </w:p>
+    <w:p>
+      <w:pPr>
+        <w:numPr>
+          <w:ilvl w:val="0"/>
+          <w:numId w:val="13"/>
+        </w:numPr>
+        <w:spacing w:line="240" w:lineRule="auto"/>
+      </w:pPr>
+      <w:r>
+        <w:rPr>
+          <w:rFonts w:ascii="Segoe UI Emoji" w:hAnsi="Segoe UI Emoji" w:cs="Segoe UI Emoji"/>
+        </w:rPr>
+        <w:t>✅</w:t>
+      </w:r>
+      <w:r>
+        <w:t xml:space="preserve"> Simple and easy-to-use API with methods like </w:t>
+      </w:r>
+      <w:proofErr w:type="spellStart"/>
+      <w:proofErr w:type="gramStart"/>
+      <w:r>
+        <w:t>getForObject</w:t>
+      </w:r>
+      <w:proofErr w:type="spellEnd"/>
+      <w:r>
+        <w:t>(</w:t>
+      </w:r>
+      <w:proofErr w:type="gramEnd"/>
+      <w:r>
+        <w:t xml:space="preserve">) and </w:t>
+      </w:r>
+      <w:proofErr w:type="spellStart"/>
+      <w:proofErr w:type="gramStart"/>
+      <w:r>
+        <w:t>postForObject</w:t>
+      </w:r>
+      <w:proofErr w:type="spellEnd"/>
+      <w:r>
+        <w:t>(</w:t>
+      </w:r>
+      <w:proofErr w:type="gramEnd"/>
+      <w:r>
+        <w:t>).</w:t>
+      </w:r>
+    </w:p>
+    <w:p>
+      <w:pPr>
+        <w:numPr>
+          <w:ilvl w:val="0"/>
+          <w:numId w:val="13"/>
+        </w:numPr>
+        <w:spacing w:line="240" w:lineRule="auto"/>
+      </w:pPr>
+      <w:r>
+        <w:rPr>
+          <w:rFonts w:ascii="Segoe UI Emoji" w:hAnsi="Segoe UI Emoji" w:cs="Segoe UI Emoji"/>
+        </w:rPr>
+        <w:t>✅</w:t>
+      </w:r>
+      <w:r>
+        <w:t xml:space="preserve"> Mature and stable library, widely used and well-tested in Spring ecosystem.</w:t>
+      </w:r>
+    </w:p>
+    <w:p>
+      <w:pPr>
+        <w:numPr>
+          <w:ilvl w:val="0"/>
+          <w:numId w:val="13"/>
+        </w:numPr>
+        <w:spacing w:line="240" w:lineRule="auto"/>
+      </w:pPr>
+      <w:r>
+        <w:rPr>
+          <w:rFonts w:ascii="Segoe UI Emoji" w:hAnsi="Segoe UI Emoji" w:cs="Segoe UI Emoji"/>
+        </w:rPr>
+        <w:t>✅</w:t>
+      </w:r>
+      <w:r>
+        <w:t xml:space="preserve"> Seamless integration with Spring Boot’s </w:t>
+      </w:r>
+      <w:proofErr w:type="spellStart"/>
+      <w:r>
+        <w:t>RestTemplateBuilder</w:t>
+      </w:r>
+      <w:proofErr w:type="spellEnd"/>
+      <w:r>
+        <w:t xml:space="preserve"> for configuration (timeouts, interceptors, error handling).</w:t>
+      </w:r>
+    </w:p>
+    <w:p>
+      <w:pPr>
+        <w:numPr>
+          <w:ilvl w:val="0"/>
+          <w:numId w:val="13"/>
+        </w:numPr>
+        <w:spacing w:line="240" w:lineRule="auto"/>
+      </w:pPr>
+      <w:r>
+        <w:rPr>
+          <w:rFonts w:ascii="Segoe UI Emoji" w:hAnsi="Segoe UI Emoji" w:cs="Segoe UI Emoji"/>
+        </w:rPr>
+        <w:t>✅</w:t>
+      </w:r>
+      <w:r>
+        <w:t xml:space="preserve"> Supports all major HTTP methods (GET, POST, PUT, DELETE, PATCH).</w:t>
+      </w:r>
+    </w:p>
+    <w:p>
+      <w:pPr>
+        <w:numPr>
+          <w:ilvl w:val="0"/>
+          <w:numId w:val="13"/>
+        </w:numPr>
+        <w:spacing w:line="240" w:lineRule="auto"/>
+      </w:pPr>
+      <w:r>
+        <w:rPr>
+          <w:rFonts w:ascii="Segoe UI Emoji" w:hAnsi="Segoe UI Emoji" w:cs="Segoe UI Emoji"/>
+        </w:rPr>
+        <w:t>✅</w:t>
+      </w:r>
+      <w:r>
+        <w:t xml:space="preserve"> Simplifies working with headers, query parameters, URI templates, and mapping responses to Java objects.</w:t>
+      </w:r>
+    </w:p>
+    <w:p>
+      <w:pPr>
+        <w:numPr>
+          <w:ilvl w:val="0"/>
+          <w:numId w:val="13"/>
+        </w:numPr>
+        <w:spacing w:line="240" w:lineRule="auto"/>
+      </w:pPr>
+      <w:r>
+        <w:rPr>
+          <w:rFonts w:ascii="Segoe UI Emoji" w:hAnsi="Segoe UI Emoji" w:cs="Segoe UI Emoji"/>
+        </w:rPr>
+        <w:t>✅</w:t>
+      </w:r>
+      <w:r>
+        <w:t xml:space="preserve"> Suitable for small to medium-sized applications and quick prototypes.</w:t>
+      </w:r>
+    </w:p>
+    <w:p>
+      <w:pPr>
+        <w:spacing w:line="240" w:lineRule="auto"/>
+        <w:ind w:firstLine="360"/>
+        <w:rPr>
+          <w:b/>
+          <w:bCs/>
+        </w:rPr>
+      </w:pPr>
+      <w:r>
+        <w:rPr>
+          <w:b/>
+          <w:bCs/>
+        </w:rPr>
+        <w:t xml:space="preserve">Disadvantages of </w:t>
+      </w:r>
+      <w:proofErr w:type="spellStart"/>
+      <w:r>
+        <w:rPr>
+          <w:b/>
+          <w:bCs/>
+        </w:rPr>
+        <w:t>RestTemplate</w:t>
+      </w:r>
+      <w:proofErr w:type="spellEnd"/>
+    </w:p>
+    <w:p>
+      <w:pPr>
+        <w:numPr>
+          <w:ilvl w:val="0"/>
+          <w:numId w:val="14"/>
+        </w:numPr>
+        <w:spacing w:line="240" w:lineRule="auto"/>
+      </w:pPr>
+      <w:r>
+        <w:rPr>
+          <w:rFonts w:ascii="Segoe UI Emoji" w:hAnsi="Segoe UI Emoji" w:cs="Segoe UI Emoji"/>
+        </w:rPr>
+        <w:t>❌</w:t>
+      </w:r>
+      <w:r>
+        <w:t xml:space="preserve"> Synchronous and blocking – holds a thread until the response arrives.</w:t>
+      </w:r>
+    </w:p>
+    <w:p>
+      <w:pPr>
+        <w:numPr>
+          <w:ilvl w:val="0"/>
+          <w:numId w:val="14"/>
+        </w:numPr>
+        <w:spacing w:line="240" w:lineRule="auto"/>
+      </w:pPr>
+      <w:r>
+        <w:rPr>
+          <w:rFonts w:ascii="Segoe UI Emoji" w:hAnsi="Segoe UI Emoji" w:cs="Segoe UI Emoji"/>
+        </w:rPr>
+        <w:t>❌</w:t>
+      </w:r>
+      <w:r>
+        <w:t xml:space="preserve"> Poor scalability for high-concurrency applications (requires large thread pools).</w:t>
+      </w:r>
+    </w:p>
+    <w:p>
+      <w:pPr>
+        <w:numPr>
+          <w:ilvl w:val="0"/>
+          <w:numId w:val="14"/>
+        </w:numPr>
+        <w:spacing w:line="240" w:lineRule="auto"/>
+      </w:pPr>
+      <w:r>
+        <w:rPr>
+          <w:rFonts w:ascii="Segoe UI Emoji" w:hAnsi="Segoe UI Emoji" w:cs="Segoe UI Emoji"/>
+        </w:rPr>
+        <w:t>❌</w:t>
+      </w:r>
+      <w:r>
+        <w:t xml:space="preserve"> Deprecated in Spring 5+ and only in maintenance mode (no new features).</w:t>
+      </w:r>
+    </w:p>
+    <w:p>
+      <w:pPr>
+        <w:numPr>
+          <w:ilvl w:val="0"/>
+          <w:numId w:val="14"/>
+        </w:numPr>
+        <w:spacing w:line="240" w:lineRule="auto"/>
+      </w:pPr>
+      <w:r>
+        <w:rPr>
+          <w:rFonts w:ascii="Segoe UI Emoji" w:hAnsi="Segoe UI Emoji" w:cs="Segoe UI Emoji"/>
+        </w:rPr>
+        <w:t>❌</w:t>
+      </w:r>
+      <w:r>
+        <w:t xml:space="preserve"> Not suitable for reactive or event-driven applications.</w:t>
+      </w:r>
+    </w:p>
+    <w:p>
+      <w:pPr>
+        <w:numPr>
+          <w:ilvl w:val="0"/>
+          <w:numId w:val="14"/>
+        </w:numPr>
+        <w:spacing w:line="240" w:lineRule="auto"/>
+      </w:pPr>
+      <w:r>
+        <w:rPr>
+          <w:rFonts w:ascii="Segoe UI Emoji" w:hAnsi="Segoe UI Emoji" w:cs="Segoe UI Emoji"/>
+        </w:rPr>
+        <w:t>❌</w:t>
+      </w:r>
+      <w:r>
+        <w:t xml:space="preserve"> Limited asynchronous support – </w:t>
+      </w:r>
+      <w:proofErr w:type="spellStart"/>
+      <w:r>
+        <w:t>AsyncRestTemplate</w:t>
+      </w:r>
+      <w:proofErr w:type="spellEnd"/>
+      <w:r>
+        <w:t xml:space="preserve"> also deprecated.</w:t>
+      </w:r>
+    </w:p>
     <w:p/>
+    <w:p>
+      <w:pPr>
+        <w:pStyle w:val="Heading2"/>
+        <w:numPr>
+          <w:ilvl w:val="0"/>
+          <w:numId w:val="1"/>
+        </w:numPr>
+      </w:pPr>
+      <w:bookmarkStart w:id="28" w:name="_Toc207569881"/>
+      <w:r>
+        <w:t xml:space="preserve">What is the </w:t>
+      </w:r>
+      <w:proofErr w:type="spellStart"/>
+      <w:r>
+        <w:t>Rest</w:t>
+      </w:r>
+      <w:r>
+        <w:t>Client</w:t>
+      </w:r>
+      <w:proofErr w:type="spellEnd"/>
+      <w:r>
+        <w:t>?</w:t>
+      </w:r>
+      <w:bookmarkEnd w:id="28"/>
+    </w:p>
+    <w:p>
+      <w:pPr>
+        <w:ind w:left="360" w:firstLine="360"/>
+      </w:pPr>
+      <w:proofErr w:type="spellStart"/>
+      <w:r>
+        <w:t>RestClient</w:t>
+      </w:r>
+      <w:proofErr w:type="spellEnd"/>
+      <w:r>
+        <w:t xml:space="preserve"> is a modern HTTP client introduced in </w:t>
+      </w:r>
+      <w:r>
+        <w:rPr>
+          <w:b/>
+          <w:bCs/>
+        </w:rPr>
+        <w:t>Spring Framework 6.1</w:t>
+      </w:r>
+      <w:r>
+        <w:t xml:space="preserve"> (and Spring Boot 3.2+) as a replacement for </w:t>
+      </w:r>
+      <w:proofErr w:type="spellStart"/>
+      <w:r>
+        <w:t>RestTemplate</w:t>
+      </w:r>
+      <w:proofErr w:type="spellEnd"/>
+      <w:r>
+        <w:t xml:space="preserve">. It is designed to provide a </w:t>
+      </w:r>
+      <w:r>
+        <w:rPr>
+          <w:b/>
+          <w:bCs/>
+        </w:rPr>
+        <w:t>fluent, flexible, and modern API</w:t>
+      </w:r>
+      <w:r>
+        <w:t xml:space="preserve"> for making HTTP calls while supporting both </w:t>
+      </w:r>
+      <w:r>
+        <w:rPr>
+          <w:b/>
+          <w:bCs/>
+        </w:rPr>
+        <w:t>synchronous and asynchronous</w:t>
+      </w:r>
+      <w:r>
+        <w:t xml:space="preserve"> interactions. Unlike </w:t>
+      </w:r>
+      <w:proofErr w:type="spellStart"/>
+      <w:r>
+        <w:t>RestTemplate</w:t>
+      </w:r>
+      <w:proofErr w:type="spellEnd"/>
+      <w:r>
+        <w:t xml:space="preserve">, which is strictly blocking, </w:t>
+      </w:r>
+      <w:proofErr w:type="spellStart"/>
+      <w:r>
+        <w:t>RestClient</w:t>
+      </w:r>
+      <w:proofErr w:type="spellEnd"/>
+      <w:r>
+        <w:t xml:space="preserve"> can work in both traditional blocking applications and modern reactive applications. Its design borrows the best parts of both </w:t>
+      </w:r>
+      <w:proofErr w:type="spellStart"/>
+      <w:r>
+        <w:t>RestTemplate</w:t>
+      </w:r>
+      <w:proofErr w:type="spellEnd"/>
+      <w:r>
+        <w:t xml:space="preserve"> (simplicity) and </w:t>
+      </w:r>
+      <w:proofErr w:type="spellStart"/>
+      <w:r>
+        <w:t>WebClient</w:t>
+      </w:r>
+      <w:proofErr w:type="spellEnd"/>
+      <w:r>
+        <w:t xml:space="preserve"> (flexibility), making it the new recommended choice for most Spring projects.</w:t>
+      </w:r>
+    </w:p>
+    <w:p>
+      <w:pPr>
+        <w:ind w:firstLine="360"/>
+        <w:rPr>
+          <w:b/>
+          <w:bCs/>
+        </w:rPr>
+      </w:pPr>
+      <w:r>
+        <w:rPr>
+          <w:b/>
+          <w:bCs/>
+        </w:rPr>
+        <w:t xml:space="preserve">Advantages of </w:t>
+      </w:r>
+      <w:proofErr w:type="spellStart"/>
+      <w:r>
+        <w:rPr>
+          <w:b/>
+          <w:bCs/>
+        </w:rPr>
+        <w:t>RestClient</w:t>
+      </w:r>
+      <w:proofErr w:type="spellEnd"/>
+    </w:p>
+    <w:p>
+      <w:pPr>
+        <w:numPr>
+          <w:ilvl w:val="0"/>
+          <w:numId w:val="14"/>
+        </w:numPr>
+        <w:spacing w:line="240" w:lineRule="auto"/>
+        <w:rPr>
+          <w:rFonts w:ascii="Segoe UI Emoji" w:hAnsi="Segoe UI Emoji" w:cs="Segoe UI Emoji"/>
+        </w:rPr>
+      </w:pPr>
+      <w:r>
+        <w:rPr>
+          <w:rFonts w:ascii="Segoe UI Emoji" w:hAnsi="Segoe UI Emoji" w:cs="Segoe UI Emoji"/>
+        </w:rPr>
+        <w:t xml:space="preserve">✅ Modern replacement for </w:t>
+      </w:r>
+      <w:proofErr w:type="spellStart"/>
+      <w:r>
+        <w:rPr>
+          <w:rFonts w:ascii="Segoe UI Emoji" w:hAnsi="Segoe UI Emoji" w:cs="Segoe UI Emoji"/>
+        </w:rPr>
+        <w:t>RestTemplate</w:t>
+      </w:r>
+      <w:proofErr w:type="spellEnd"/>
+      <w:r>
+        <w:rPr>
+          <w:rFonts w:ascii="Segoe UI Emoji" w:hAnsi="Segoe UI Emoji" w:cs="Segoe UI Emoji"/>
+        </w:rPr>
+        <w:t>, actively maintained and future-proof.</w:t>
+      </w:r>
+    </w:p>
+    <w:p>
+      <w:pPr>
+        <w:numPr>
+          <w:ilvl w:val="0"/>
+          <w:numId w:val="14"/>
+        </w:numPr>
+        <w:spacing w:line="240" w:lineRule="auto"/>
+        <w:rPr>
+          <w:rFonts w:ascii="Segoe UI Emoji" w:hAnsi="Segoe UI Emoji" w:cs="Segoe UI Emoji"/>
+        </w:rPr>
+      </w:pPr>
+      <w:r>
+        <w:rPr>
+          <w:rFonts w:ascii="Segoe UI Emoji" w:hAnsi="Segoe UI Emoji" w:cs="Segoe UI Emoji"/>
+        </w:rPr>
+        <w:t>✅ Supports both synchronous and asynchronous calls, giving flexibility depending on the application’s needs.</w:t>
+      </w:r>
+    </w:p>
+    <w:p>
+      <w:pPr>
+        <w:numPr>
+          <w:ilvl w:val="0"/>
+          <w:numId w:val="14"/>
+        </w:numPr>
+        <w:spacing w:line="240" w:lineRule="auto"/>
+        <w:rPr>
+          <w:rFonts w:ascii="Segoe UI Emoji" w:hAnsi="Segoe UI Emoji" w:cs="Segoe UI Emoji"/>
+        </w:rPr>
+      </w:pPr>
+      <w:r>
+        <w:rPr>
+          <w:rFonts w:ascii="Segoe UI Emoji" w:hAnsi="Segoe UI Emoji" w:cs="Segoe UI Emoji"/>
+        </w:rPr>
+        <w:t xml:space="preserve">✅ Fluent API style makes it more readable and less verbose than </w:t>
+      </w:r>
+      <w:proofErr w:type="spellStart"/>
+      <w:r>
+        <w:rPr>
+          <w:rFonts w:ascii="Segoe UI Emoji" w:hAnsi="Segoe UI Emoji" w:cs="Segoe UI Emoji"/>
+        </w:rPr>
+        <w:t>RestTemplate</w:t>
+      </w:r>
+      <w:proofErr w:type="spellEnd"/>
+      <w:r>
+        <w:rPr>
+          <w:rFonts w:ascii="Segoe UI Emoji" w:hAnsi="Segoe UI Emoji" w:cs="Segoe UI Emoji"/>
+        </w:rPr>
+        <w:t>.</w:t>
+      </w:r>
+    </w:p>
+    <w:p>
+      <w:pPr>
+        <w:numPr>
+          <w:ilvl w:val="0"/>
+          <w:numId w:val="14"/>
+        </w:numPr>
+        <w:spacing w:line="240" w:lineRule="auto"/>
+        <w:rPr>
+          <w:rFonts w:ascii="Segoe UI Emoji" w:hAnsi="Segoe UI Emoji" w:cs="Segoe UI Emoji"/>
+        </w:rPr>
+      </w:pPr>
+      <w:r>
+        <w:rPr>
+          <w:rFonts w:ascii="Segoe UI Emoji" w:hAnsi="Segoe UI Emoji" w:cs="Segoe UI Emoji"/>
+        </w:rPr>
+        <w:t xml:space="preserve">✅ Built with inspiration from </w:t>
+      </w:r>
+      <w:proofErr w:type="spellStart"/>
+      <w:r>
+        <w:rPr>
+          <w:rFonts w:ascii="Segoe UI Emoji" w:hAnsi="Segoe UI Emoji" w:cs="Segoe UI Emoji"/>
+        </w:rPr>
+        <w:t>WebClient</w:t>
+      </w:r>
+      <w:proofErr w:type="spellEnd"/>
+      <w:r>
+        <w:rPr>
+          <w:rFonts w:ascii="Segoe UI Emoji" w:hAnsi="Segoe UI Emoji" w:cs="Segoe UI Emoji"/>
+        </w:rPr>
+        <w:t xml:space="preserve">, but easier to use for developers coming from </w:t>
+      </w:r>
+      <w:proofErr w:type="spellStart"/>
+      <w:r>
+        <w:rPr>
+          <w:rFonts w:ascii="Segoe UI Emoji" w:hAnsi="Segoe UI Emoji" w:cs="Segoe UI Emoji"/>
+        </w:rPr>
+        <w:t>RestTemplate</w:t>
+      </w:r>
+      <w:proofErr w:type="spellEnd"/>
+      <w:r>
+        <w:rPr>
+          <w:rFonts w:ascii="Segoe UI Emoji" w:hAnsi="Segoe UI Emoji" w:cs="Segoe UI Emoji"/>
+        </w:rPr>
+        <w:t>.</w:t>
+      </w:r>
+    </w:p>
+    <w:p>
+      <w:pPr>
+        <w:numPr>
+          <w:ilvl w:val="0"/>
+          <w:numId w:val="14"/>
+        </w:numPr>
+        <w:spacing w:line="240" w:lineRule="auto"/>
+        <w:rPr>
+          <w:rFonts w:ascii="Segoe UI Emoji" w:hAnsi="Segoe UI Emoji" w:cs="Segoe UI Emoji"/>
+        </w:rPr>
+      </w:pPr>
+      <w:r>
+        <w:rPr>
+          <w:rFonts w:ascii="Segoe UI Emoji" w:hAnsi="Segoe UI Emoji" w:cs="Segoe UI Emoji"/>
+        </w:rPr>
+        <w:t xml:space="preserve">✅ Works well in both Spring MVC (blocking) and Spring </w:t>
+      </w:r>
+      <w:proofErr w:type="spellStart"/>
+      <w:r>
+        <w:rPr>
+          <w:rFonts w:ascii="Segoe UI Emoji" w:hAnsi="Segoe UI Emoji" w:cs="Segoe UI Emoji"/>
+        </w:rPr>
+        <w:t>WebFlux</w:t>
+      </w:r>
+      <w:proofErr w:type="spellEnd"/>
+      <w:r>
+        <w:rPr>
+          <w:rFonts w:ascii="Segoe UI Emoji" w:hAnsi="Segoe UI Emoji" w:cs="Segoe UI Emoji"/>
+        </w:rPr>
+        <w:t xml:space="preserve"> (reactive) applications.</w:t>
+      </w:r>
+    </w:p>
+    <w:p>
+      <w:pPr>
+        <w:numPr>
+          <w:ilvl w:val="0"/>
+          <w:numId w:val="14"/>
+        </w:numPr>
+        <w:spacing w:line="240" w:lineRule="auto"/>
+        <w:rPr>
+          <w:rFonts w:ascii="Segoe UI Emoji" w:hAnsi="Segoe UI Emoji" w:cs="Segoe UI Emoji"/>
+        </w:rPr>
+      </w:pPr>
+      <w:r>
+        <w:rPr>
+          <w:rFonts w:ascii="Segoe UI Emoji" w:hAnsi="Segoe UI Emoji" w:cs="Segoe UI Emoji"/>
+        </w:rPr>
+        <w:t>✅ Provides a consistent approach for handling requests, responses, error handling, and body extraction.</w:t>
+      </w:r>
+    </w:p>
+    <w:p>
+      <w:pPr>
+        <w:numPr>
+          <w:ilvl w:val="0"/>
+          <w:numId w:val="14"/>
+        </w:numPr>
+        <w:spacing w:line="240" w:lineRule="auto"/>
+        <w:rPr>
+          <w:rFonts w:ascii="Segoe UI Emoji" w:hAnsi="Segoe UI Emoji" w:cs="Segoe UI Emoji"/>
+        </w:rPr>
+      </w:pPr>
+      <w:r>
+        <w:rPr>
+          <w:rFonts w:ascii="Segoe UI Emoji" w:hAnsi="Segoe UI Emoji" w:cs="Segoe UI Emoji"/>
+        </w:rPr>
+        <w:t>✅ Integrated with Spring Boot’s auto-configuration for easy setup.</w:t>
+      </w:r>
+    </w:p>
+    <w:p>
+      <w:pPr>
+        <w:ind w:left="360" w:firstLine="360"/>
+      </w:pPr>
+    </w:p>
+    <w:p>
+      <w:pPr>
+        <w:pStyle w:val="Heading2"/>
+        <w:numPr>
+          <w:ilvl w:val="0"/>
+          <w:numId w:val="1"/>
+        </w:numPr>
+      </w:pPr>
+      <w:bookmarkStart w:id="29" w:name="_Toc207569882"/>
+      <w:r>
+        <w:lastRenderedPageBreak/>
+        <w:t xml:space="preserve">What is the </w:t>
+      </w:r>
+      <w:proofErr w:type="spellStart"/>
+      <w:r>
+        <w:t>Feign</w:t>
+      </w:r>
+      <w:r>
+        <w:t>Client</w:t>
+      </w:r>
+      <w:proofErr w:type="spellEnd"/>
+      <w:r>
+        <w:t>?</w:t>
+      </w:r>
+      <w:bookmarkEnd w:id="29"/>
+    </w:p>
+    <w:p>
+      <w:pPr>
+        <w:ind w:left="360" w:firstLine="360"/>
+      </w:pPr>
+      <w:proofErr w:type="spellStart"/>
+      <w:r>
+        <w:t>FeignClient</w:t>
+      </w:r>
+      <w:proofErr w:type="spellEnd"/>
+      <w:r>
+        <w:t xml:space="preserve"> is a </w:t>
+      </w:r>
+      <w:r>
+        <w:rPr>
+          <w:b/>
+          <w:bCs/>
+        </w:rPr>
+        <w:t>declarative REST client</w:t>
+      </w:r>
+      <w:r>
+        <w:t xml:space="preserve"> developed by Netflix and widely used in </w:t>
+      </w:r>
+      <w:r>
+        <w:rPr>
+          <w:b/>
+          <w:bCs/>
+        </w:rPr>
+        <w:t>Spring Cloud</w:t>
+      </w:r>
+      <w:r>
+        <w:t xml:space="preserve"> projects. Instead of writing boilerplate HTTP code, you define a simple Java interface and annotate it with mappings (@GetMapping, @PostMapping, etc.</w:t>
+      </w:r>
+      <w:proofErr w:type="gramStart"/>
+      <w:r>
+        <w:t>), and</w:t>
+      </w:r>
+      <w:proofErr w:type="gramEnd"/>
+      <w:r>
+        <w:t xml:space="preserve"> Feign automatically generates the HTTP request implementation at runtime. It integrates seamlessly with Spring Boot and Spring Cloud, making it ideal for </w:t>
+      </w:r>
+      <w:r>
+        <w:rPr>
+          <w:b/>
+          <w:bCs/>
+        </w:rPr>
+        <w:t>microservices communication</w:t>
+      </w:r>
+      <w:r>
+        <w:t xml:space="preserve">, especially when used with </w:t>
+      </w:r>
+      <w:r>
+        <w:rPr>
+          <w:b/>
+          <w:bCs/>
+        </w:rPr>
+        <w:t>Eureka (service discovery)</w:t>
+      </w:r>
+      <w:r>
+        <w:t xml:space="preserve"> and </w:t>
+      </w:r>
+      <w:r>
+        <w:rPr>
+          <w:b/>
+          <w:bCs/>
+        </w:rPr>
+        <w:t xml:space="preserve">Spring Cloud </w:t>
+      </w:r>
+      <w:proofErr w:type="spellStart"/>
+      <w:r>
+        <w:rPr>
+          <w:b/>
+          <w:bCs/>
+        </w:rPr>
+        <w:t>LoadBalancer</w:t>
+      </w:r>
+      <w:proofErr w:type="spellEnd"/>
+      <w:r>
+        <w:t>.</w:t>
+      </w:r>
+    </w:p>
+    <w:p>
+      <w:pPr>
+        <w:ind w:firstLine="360"/>
+        <w:rPr>
+          <w:b/>
+          <w:bCs/>
+        </w:rPr>
+      </w:pPr>
+      <w:r>
+        <w:rPr>
+          <w:b/>
+          <w:bCs/>
+        </w:rPr>
+        <w:t xml:space="preserve">Advantages of </w:t>
+      </w:r>
+      <w:proofErr w:type="spellStart"/>
+      <w:r>
+        <w:rPr>
+          <w:b/>
+          <w:bCs/>
+        </w:rPr>
+        <w:t>FeignClient</w:t>
+      </w:r>
+      <w:proofErr w:type="spellEnd"/>
+    </w:p>
+    <w:p>
+      <w:pPr>
+        <w:numPr>
+          <w:ilvl w:val="0"/>
+          <w:numId w:val="16"/>
+        </w:numPr>
+        <w:spacing w:line="240" w:lineRule="auto"/>
+      </w:pPr>
+      <w:r>
+        <w:rPr>
+          <w:rFonts w:ascii="Segoe UI Emoji" w:hAnsi="Segoe UI Emoji" w:cs="Segoe UI Emoji"/>
+        </w:rPr>
+        <w:t>✅</w:t>
+      </w:r>
+      <w:r>
+        <w:t xml:space="preserve"> </w:t>
+      </w:r>
+      <w:r>
+        <w:rPr>
+          <w:b/>
+          <w:bCs/>
+        </w:rPr>
+        <w:t>Declarative style</w:t>
+      </w:r>
+      <w:r>
+        <w:t xml:space="preserve"> – You just write an </w:t>
+      </w:r>
+      <w:proofErr w:type="gramStart"/>
+      <w:r>
+        <w:t>interface, and</w:t>
+      </w:r>
+      <w:proofErr w:type="gramEnd"/>
+      <w:r>
+        <w:t xml:space="preserve"> Feign generates the HTTP client implementation automatically.</w:t>
+      </w:r>
+    </w:p>
+    <w:p>
+      <w:pPr>
+        <w:numPr>
+          <w:ilvl w:val="0"/>
+          <w:numId w:val="16"/>
+        </w:numPr>
+        <w:spacing w:line="240" w:lineRule="auto"/>
+      </w:pPr>
+      <w:r>
+        <w:rPr>
+          <w:rFonts w:ascii="Segoe UI Emoji" w:hAnsi="Segoe UI Emoji" w:cs="Segoe UI Emoji"/>
+        </w:rPr>
+        <w:t>✅</w:t>
+      </w:r>
+      <w:r>
+        <w:t xml:space="preserve"> </w:t>
+      </w:r>
+      <w:r>
+        <w:rPr>
+          <w:b/>
+          <w:bCs/>
+        </w:rPr>
+        <w:t>Readable &amp; concise</w:t>
+      </w:r>
+      <w:r>
+        <w:t xml:space="preserve"> – Removes boilerplate code for REST calls (</w:t>
+      </w:r>
+      <w:proofErr w:type="spellStart"/>
+      <w:r>
+        <w:t>RestTemplate</w:t>
+      </w:r>
+      <w:proofErr w:type="spellEnd"/>
+      <w:r>
+        <w:t>/</w:t>
+      </w:r>
+      <w:proofErr w:type="spellStart"/>
+      <w:r>
+        <w:t>WebClient</w:t>
+      </w:r>
+      <w:proofErr w:type="spellEnd"/>
+      <w:r>
+        <w:t xml:space="preserve"> logic not required).</w:t>
+      </w:r>
+    </w:p>
+    <w:p>
+      <w:pPr>
+        <w:numPr>
+          <w:ilvl w:val="0"/>
+          <w:numId w:val="16"/>
+        </w:numPr>
+        <w:spacing w:line="240" w:lineRule="auto"/>
+      </w:pPr>
+      <w:r>
+        <w:rPr>
+          <w:rFonts w:ascii="Segoe UI Emoji" w:hAnsi="Segoe UI Emoji" w:cs="Segoe UI Emoji"/>
+        </w:rPr>
+        <w:t>✅</w:t>
+      </w:r>
+      <w:r>
+        <w:t xml:space="preserve"> </w:t>
+      </w:r>
+      <w:r>
+        <w:rPr>
+          <w:b/>
+          <w:bCs/>
+        </w:rPr>
+        <w:t>Seamless Spring Cloud integration</w:t>
+      </w:r>
+      <w:r>
+        <w:t xml:space="preserve"> – Works well with </w:t>
+      </w:r>
+      <w:r>
+        <w:rPr>
+          <w:b/>
+          <w:bCs/>
+        </w:rPr>
+        <w:t>Eureka</w:t>
+      </w:r>
+      <w:r>
+        <w:t xml:space="preserve">, </w:t>
+      </w:r>
+      <w:r>
+        <w:rPr>
+          <w:b/>
+          <w:bCs/>
+        </w:rPr>
+        <w:t xml:space="preserve">Spring Cloud </w:t>
+      </w:r>
+      <w:proofErr w:type="spellStart"/>
+      <w:r>
+        <w:rPr>
+          <w:b/>
+          <w:bCs/>
+        </w:rPr>
+        <w:t>LoadBalancer</w:t>
+      </w:r>
+      <w:proofErr w:type="spellEnd"/>
+      <w:r>
+        <w:t xml:space="preserve">, and </w:t>
+      </w:r>
+      <w:r>
+        <w:rPr>
+          <w:b/>
+          <w:bCs/>
+        </w:rPr>
+        <w:t>Resilience4J/Hystrix</w:t>
+      </w:r>
+      <w:r>
+        <w:t xml:space="preserve"> for service discovery, load balancing, and fault tolerance.</w:t>
+      </w:r>
+    </w:p>
+    <w:p>
+      <w:pPr>
+        <w:numPr>
+          <w:ilvl w:val="0"/>
+          <w:numId w:val="16"/>
+        </w:numPr>
+        <w:spacing w:line="240" w:lineRule="auto"/>
+      </w:pPr>
+      <w:r>
+        <w:rPr>
+          <w:rFonts w:ascii="Segoe UI Emoji" w:hAnsi="Segoe UI Emoji" w:cs="Segoe UI Emoji"/>
+        </w:rPr>
+        <w:t>✅</w:t>
+      </w:r>
+      <w:r>
+        <w:t xml:space="preserve"> </w:t>
+      </w:r>
+      <w:r>
+        <w:rPr>
+          <w:b/>
+          <w:bCs/>
+        </w:rPr>
+        <w:t>Easy request/response mapping</w:t>
+      </w:r>
+      <w:r>
+        <w:t xml:space="preserve"> – Supports annotations like @GetMapping, @RequestParam, and @PathVariable, just like Spring MVC.</w:t>
+      </w:r>
+    </w:p>
+    <w:p>
+      <w:pPr>
+        <w:numPr>
+          <w:ilvl w:val="0"/>
+          <w:numId w:val="16"/>
+        </w:numPr>
+        <w:spacing w:line="240" w:lineRule="auto"/>
+      </w:pPr>
+      <w:r>
+        <w:rPr>
+          <w:rFonts w:ascii="Segoe UI Emoji" w:hAnsi="Segoe UI Emoji" w:cs="Segoe UI Emoji"/>
+        </w:rPr>
+        <w:t>✅</w:t>
+      </w:r>
+      <w:r>
+        <w:t xml:space="preserve"> </w:t>
+      </w:r>
+      <w:r>
+        <w:rPr>
+          <w:b/>
+          <w:bCs/>
+        </w:rPr>
+        <w:t>Pluggable architecture</w:t>
+      </w:r>
+      <w:r>
+        <w:t xml:space="preserve"> – Supports custom encoders, decoders, interceptors, and error handling.</w:t>
+      </w:r>
+    </w:p>
+    <w:p>
+      <w:pPr>
+        <w:numPr>
+          <w:ilvl w:val="0"/>
+          <w:numId w:val="16"/>
+        </w:numPr>
+        <w:spacing w:line="240" w:lineRule="auto"/>
+      </w:pPr>
+      <w:r>
+        <w:rPr>
+          <w:rFonts w:ascii="Segoe UI Emoji" w:hAnsi="Segoe UI Emoji" w:cs="Segoe UI Emoji"/>
+        </w:rPr>
+        <w:t>✅</w:t>
+      </w:r>
+      <w:r>
+        <w:t xml:space="preserve"> </w:t>
+      </w:r>
+      <w:r>
+        <w:rPr>
+          <w:b/>
+          <w:bCs/>
+        </w:rPr>
+        <w:t>Great for microservices</w:t>
+      </w:r>
+      <w:r>
+        <w:t xml:space="preserve"> – Widely used in distributed systems to simplify communication between services.</w:t>
+      </w:r>
+    </w:p>
+    <w:p>
+      <w:pPr>
+        <w:ind w:left="360" w:firstLine="360"/>
+      </w:pPr>
+    </w:p>
+    <w:p>
+      <w:pPr>
+        <w:ind w:firstLine="360"/>
+        <w:rPr>
+          <w:b/>
+          <w:bCs/>
+        </w:rPr>
+      </w:pPr>
+      <w:r>
+        <w:rPr>
+          <w:b/>
+          <w:bCs/>
+        </w:rPr>
+        <w:t xml:space="preserve">Disadvantages of </w:t>
+      </w:r>
+      <w:proofErr w:type="spellStart"/>
+      <w:r>
+        <w:rPr>
+          <w:b/>
+          <w:bCs/>
+        </w:rPr>
+        <w:t>FeignClient</w:t>
+      </w:r>
+      <w:proofErr w:type="spellEnd"/>
+    </w:p>
+    <w:p>
+      <w:pPr>
+        <w:numPr>
+          <w:ilvl w:val="0"/>
+          <w:numId w:val="17"/>
+        </w:numPr>
+      </w:pPr>
+      <w:r>
+        <w:rPr>
+          <w:rFonts w:ascii="Segoe UI Emoji" w:hAnsi="Segoe UI Emoji" w:cs="Segoe UI Emoji"/>
+        </w:rPr>
+        <w:t>❌</w:t>
+      </w:r>
+      <w:r>
+        <w:t xml:space="preserve"> </w:t>
+      </w:r>
+      <w:r>
+        <w:rPr>
+          <w:b/>
+          <w:bCs/>
+        </w:rPr>
+        <w:t>Blocking by default</w:t>
+      </w:r>
+      <w:r>
+        <w:t xml:space="preserve"> – Feign is synchronous, meaning each request holds a thread until completion (though you can use reactive adapters, they add complexity).</w:t>
+      </w:r>
+    </w:p>
+    <w:p>
+      <w:pPr>
+        <w:numPr>
+          <w:ilvl w:val="0"/>
+          <w:numId w:val="17"/>
+        </w:numPr>
+      </w:pPr>
+      <w:r>
+        <w:rPr>
+          <w:rFonts w:ascii="Segoe UI Emoji" w:hAnsi="Segoe UI Emoji" w:cs="Segoe UI Emoji"/>
+        </w:rPr>
+        <w:t>❌</w:t>
+      </w:r>
+      <w:r>
+        <w:t xml:space="preserve"> </w:t>
+      </w:r>
+      <w:r>
+        <w:rPr>
+          <w:b/>
+          <w:bCs/>
+        </w:rPr>
+        <w:t>Higher runtime overhead</w:t>
+      </w:r>
+      <w:r>
+        <w:t xml:space="preserve"> – Since Feign creates dynamic proxies and uses reflection, it can add some performance overhead compared to direct HTTP clients like </w:t>
+      </w:r>
+      <w:proofErr w:type="spellStart"/>
+      <w:r>
+        <w:t>WebClient</w:t>
+      </w:r>
+      <w:proofErr w:type="spellEnd"/>
+      <w:r>
+        <w:t>.</w:t>
+      </w:r>
+    </w:p>
+    <w:p>
+      <w:pPr>
+        <w:numPr>
+          <w:ilvl w:val="0"/>
+          <w:numId w:val="17"/>
+        </w:numPr>
+      </w:pPr>
+      <w:r>
+        <w:rPr>
+          <w:rFonts w:ascii="Segoe UI Emoji" w:hAnsi="Segoe UI Emoji" w:cs="Segoe UI Emoji"/>
+        </w:rPr>
+        <w:t>❌</w:t>
+      </w:r>
+      <w:r>
+        <w:t xml:space="preserve"> </w:t>
+      </w:r>
+      <w:r>
+        <w:rPr>
+          <w:b/>
+          <w:bCs/>
+        </w:rPr>
+        <w:t>Tightly coupled with Spring Cloud</w:t>
+      </w:r>
+      <w:r>
+        <w:t xml:space="preserve"> – Works best in a Spring Cloud ecosystem; outside of it, the benefits are limited.</w:t>
+      </w:r>
+    </w:p>
+    <w:p>
+      <w:pPr>
+        <w:numPr>
+          <w:ilvl w:val="0"/>
+          <w:numId w:val="17"/>
+        </w:numPr>
+      </w:pPr>
+      <w:r>
+        <w:rPr>
+          <w:rFonts w:ascii="Segoe UI Emoji" w:hAnsi="Segoe UI Emoji" w:cs="Segoe UI Emoji"/>
+        </w:rPr>
+        <w:t>❌</w:t>
+      </w:r>
+      <w:r>
+        <w:t xml:space="preserve"> </w:t>
+      </w:r>
+      <w:r>
+        <w:rPr>
+          <w:b/>
+          <w:bCs/>
+        </w:rPr>
+        <w:t>Limited reactive support</w:t>
+      </w:r>
+      <w:r>
+        <w:t xml:space="preserve"> – Unlike </w:t>
+      </w:r>
+      <w:proofErr w:type="spellStart"/>
+      <w:r>
+        <w:t>WebClient</w:t>
+      </w:r>
+      <w:proofErr w:type="spellEnd"/>
+      <w:r>
+        <w:t>, it’s not naturally built for streaming or reactive backpressure.</w:t>
+      </w:r>
+    </w:p>
+    <w:p>
+      <w:pPr>
+        <w:numPr>
+          <w:ilvl w:val="0"/>
+          <w:numId w:val="17"/>
+        </w:numPr>
+      </w:pPr>
+      <w:r>
+        <w:rPr>
+          <w:rFonts w:ascii="Segoe UI Emoji" w:hAnsi="Segoe UI Emoji" w:cs="Segoe UI Emoji"/>
+        </w:rPr>
+        <w:t>❌</w:t>
+      </w:r>
+      <w:r>
+        <w:t xml:space="preserve"> </w:t>
+      </w:r>
+      <w:r>
+        <w:rPr>
+          <w:b/>
+          <w:bCs/>
+        </w:rPr>
+        <w:t>Debugging complexity</w:t>
+      </w:r>
+      <w:r>
+        <w:t xml:space="preserve"> – Since implementations are generated at runtime, debugging failures can sometimes be less straightforward.</w:t>
+      </w:r>
+    </w:p>
+    <w:p>
+      <w:pPr>
+        <w:numPr>
+          <w:ilvl w:val="0"/>
+          <w:numId w:val="17"/>
+        </w:numPr>
+      </w:pPr>
+      <w:r>
+        <w:rPr>
+          <w:rFonts w:ascii="Segoe UI Emoji" w:hAnsi="Segoe UI Emoji" w:cs="Segoe UI Emoji"/>
+        </w:rPr>
+        <w:t>❌</w:t>
+      </w:r>
+      <w:r>
+        <w:t xml:space="preserve"> </w:t>
+      </w:r>
+      <w:r>
+        <w:rPr>
+          <w:b/>
+          <w:bCs/>
+        </w:rPr>
+        <w:t>Less flexibility</w:t>
+      </w:r>
+      <w:r>
+        <w:t xml:space="preserve"> – For very custom or low-level HTTP handling (e.g., streaming large files, handling </w:t>
+      </w:r>
+      <w:proofErr w:type="spellStart"/>
+      <w:r>
+        <w:t>websockets</w:t>
+      </w:r>
+      <w:proofErr w:type="spellEnd"/>
+      <w:r>
+        <w:t>), Feign is less suitable.</w:t>
+      </w:r>
+    </w:p>
+    <w:p>
+      <w:pPr>
+        <w:pStyle w:val="Heading2"/>
+        <w:numPr>
+          <w:ilvl w:val="0"/>
+          <w:numId w:val="1"/>
+        </w:numPr>
+      </w:pPr>
+      <w:bookmarkStart w:id="30" w:name="_Toc207569883"/>
+      <w:r>
+        <w:t xml:space="preserve">What is the </w:t>
+      </w:r>
+      <w:proofErr w:type="spellStart"/>
+      <w:r>
+        <w:t>Web</w:t>
+      </w:r>
+      <w:r>
+        <w:t>Client</w:t>
+      </w:r>
+      <w:proofErr w:type="spellEnd"/>
+      <w:r>
+        <w:t>?</w:t>
+      </w:r>
+      <w:bookmarkEnd w:id="30"/>
+    </w:p>
+    <w:p>
+      <w:pPr>
+        <w:ind w:left="360" w:firstLine="360"/>
+      </w:pPr>
+      <w:proofErr w:type="spellStart"/>
+      <w:r>
+        <w:t>WebClient</w:t>
+      </w:r>
+      <w:proofErr w:type="spellEnd"/>
+      <w:r>
+        <w:t xml:space="preserve"> is a </w:t>
+      </w:r>
+      <w:r>
+        <w:rPr>
+          <w:b/>
+          <w:bCs/>
+        </w:rPr>
+        <w:t>non-blocking, reactive HTTP client</w:t>
+      </w:r>
+      <w:r>
+        <w:t xml:space="preserve"> introduced in </w:t>
+      </w:r>
+      <w:r>
+        <w:rPr>
+          <w:b/>
+          <w:bCs/>
+        </w:rPr>
+        <w:t>Spring 5</w:t>
+      </w:r>
+      <w:r>
+        <w:t xml:space="preserve"> as part of the </w:t>
+      </w:r>
+      <w:r>
+        <w:rPr>
+          <w:b/>
+          <w:bCs/>
+        </w:rPr>
+        <w:t xml:space="preserve">Spring </w:t>
+      </w:r>
+      <w:proofErr w:type="spellStart"/>
+      <w:r>
+        <w:rPr>
+          <w:b/>
+          <w:bCs/>
+        </w:rPr>
+        <w:t>WebFlux</w:t>
+      </w:r>
+      <w:proofErr w:type="spellEnd"/>
+      <w:r>
+        <w:t xml:space="preserve"> module. It is designed to replace the older </w:t>
+      </w:r>
+      <w:proofErr w:type="spellStart"/>
+      <w:r>
+        <w:t>RestTemplate</w:t>
+      </w:r>
+      <w:proofErr w:type="spellEnd"/>
+      <w:r>
+        <w:t xml:space="preserve"> for modern applications where scalability, concurrency, and reactive programming are important. Unlike </w:t>
+      </w:r>
+      <w:proofErr w:type="spellStart"/>
+      <w:r>
+        <w:t>RestTemplate</w:t>
+      </w:r>
+      <w:proofErr w:type="spellEnd"/>
+      <w:r>
+        <w:t xml:space="preserve">, which blocks a thread until a response is received, </w:t>
+      </w:r>
+      <w:proofErr w:type="spellStart"/>
+      <w:r>
+        <w:t>WebClient</w:t>
+      </w:r>
+      <w:proofErr w:type="spellEnd"/>
+      <w:r>
+        <w:t xml:space="preserve"> leverages </w:t>
+      </w:r>
+      <w:r>
+        <w:rPr>
+          <w:b/>
+          <w:bCs/>
+        </w:rPr>
+        <w:t>Project Reactor</w:t>
+      </w:r>
+      <w:r>
+        <w:t xml:space="preserve"> and supports reactive types like </w:t>
+      </w:r>
+      <w:r>
+        <w:t>Mono&lt;T&gt;</w:t>
+      </w:r>
+      <w:r>
+        <w:t xml:space="preserve"> (single result) and </w:t>
+      </w:r>
+      <w:r>
+        <w:t>Flux&lt;T&gt;</w:t>
+      </w:r>
+      <w:r>
+        <w:t xml:space="preserve"> (multiple results). This makes it suitable for building highly scalable, event-driven, and reactive applications.</w:t>
+      </w:r>
+    </w:p>
+    <w:p>
+      <w:pPr>
+        <w:ind w:firstLine="360"/>
+        <w:rPr>
+          <w:b/>
+          <w:bCs/>
+        </w:rPr>
+      </w:pPr>
+      <w:r>
+        <w:rPr>
+          <w:b/>
+          <w:bCs/>
+        </w:rPr>
+        <w:t xml:space="preserve">Advantages of </w:t>
+      </w:r>
+      <w:proofErr w:type="spellStart"/>
+      <w:r>
+        <w:rPr>
+          <w:b/>
+          <w:bCs/>
+        </w:rPr>
+        <w:t>WebClient</w:t>
+      </w:r>
+      <w:proofErr w:type="spellEnd"/>
+    </w:p>
+    <w:p>
+      <w:pPr>
+        <w:numPr>
+          <w:ilvl w:val="0"/>
+          <w:numId w:val="18"/>
+        </w:numPr>
+      </w:pPr>
+      <w:r>
+        <w:rPr>
+          <w:rFonts w:ascii="Segoe UI Emoji" w:hAnsi="Segoe UI Emoji" w:cs="Segoe UI Emoji"/>
+        </w:rPr>
+        <w:lastRenderedPageBreak/>
+        <w:t>✅</w:t>
+      </w:r>
+      <w:r>
+        <w:t xml:space="preserve"> </w:t>
+      </w:r>
+      <w:proofErr w:type="gramStart"/>
+      <w:r>
+        <w:rPr>
+          <w:b/>
+          <w:bCs/>
+        </w:rPr>
+        <w:t>Non-blocking</w:t>
+      </w:r>
+      <w:proofErr w:type="gramEnd"/>
+      <w:r>
+        <w:rPr>
+          <w:b/>
+          <w:bCs/>
+        </w:rPr>
+        <w:t xml:space="preserve"> &amp; reactive</w:t>
+      </w:r>
+      <w:r>
+        <w:t xml:space="preserve"> – Uses reactive streams (Mono, Flux), freeing threads and improving scalability.</w:t>
+      </w:r>
+    </w:p>
+    <w:p>
+      <w:pPr>
+        <w:numPr>
+          <w:ilvl w:val="0"/>
+          <w:numId w:val="18"/>
+        </w:numPr>
+      </w:pPr>
+      <w:r>
+        <w:rPr>
+          <w:rFonts w:ascii="Segoe UI Emoji" w:hAnsi="Segoe UI Emoji" w:cs="Segoe UI Emoji"/>
+        </w:rPr>
+        <w:t>✅</w:t>
+      </w:r>
+      <w:r>
+        <w:t xml:space="preserve"> </w:t>
+      </w:r>
+      <w:r>
+        <w:rPr>
+          <w:b/>
+          <w:bCs/>
+        </w:rPr>
+        <w:t>High performance under load</w:t>
+      </w:r>
+      <w:r>
+        <w:t xml:space="preserve"> – Ideal for applications with </w:t>
+      </w:r>
+      <w:r>
+        <w:rPr>
+          <w:b/>
+          <w:bCs/>
+        </w:rPr>
+        <w:t>high concurrency</w:t>
+      </w:r>
+      <w:r>
+        <w:t xml:space="preserve"> and limited resources.</w:t>
+      </w:r>
+    </w:p>
+    <w:p>
+      <w:pPr>
+        <w:numPr>
+          <w:ilvl w:val="0"/>
+          <w:numId w:val="18"/>
+        </w:numPr>
+      </w:pPr>
+      <w:r>
+        <w:rPr>
+          <w:rFonts w:ascii="Segoe UI Emoji" w:hAnsi="Segoe UI Emoji" w:cs="Segoe UI Emoji"/>
+        </w:rPr>
+        <w:t>✅</w:t>
+      </w:r>
+      <w:r>
+        <w:t xml:space="preserve"> </w:t>
+      </w:r>
+      <w:r>
+        <w:rPr>
+          <w:b/>
+          <w:bCs/>
+        </w:rPr>
+        <w:t>Supports both sync and async</w:t>
+      </w:r>
+      <w:r>
+        <w:t xml:space="preserve"> – You can block if needed </w:t>
+      </w:r>
+      <w:proofErr w:type="gramStart"/>
+      <w:r>
+        <w:t>(.block</w:t>
+      </w:r>
+      <w:proofErr w:type="gramEnd"/>
+      <w:r>
+        <w:t xml:space="preserve">()) or use reactive pipelines </w:t>
+      </w:r>
+      <w:proofErr w:type="gramStart"/>
+      <w:r>
+        <w:t>(.subscribe</w:t>
+      </w:r>
+      <w:proofErr w:type="gramEnd"/>
+      <w:r>
+        <w:t xml:space="preserve">() or </w:t>
+      </w:r>
+      <w:proofErr w:type="gramStart"/>
+      <w:r>
+        <w:t>map(</w:t>
+      </w:r>
+      <w:proofErr w:type="gramEnd"/>
+      <w:r>
+        <w:t>)).</w:t>
+      </w:r>
+    </w:p>
+    <w:p>
+      <w:pPr>
+        <w:numPr>
+          <w:ilvl w:val="0"/>
+          <w:numId w:val="18"/>
+        </w:numPr>
+      </w:pPr>
+      <w:r>
+        <w:rPr>
+          <w:rFonts w:ascii="Segoe UI Emoji" w:hAnsi="Segoe UI Emoji" w:cs="Segoe UI Emoji"/>
+        </w:rPr>
+        <w:t>✅</w:t>
+      </w:r>
+      <w:r>
+        <w:t xml:space="preserve"> </w:t>
+      </w:r>
+      <w:r>
+        <w:rPr>
+          <w:b/>
+          <w:bCs/>
+        </w:rPr>
+        <w:t>Streaming support</w:t>
+      </w:r>
+      <w:r>
+        <w:t xml:space="preserve"> – Handles </w:t>
+      </w:r>
+      <w:r>
+        <w:rPr>
+          <w:b/>
+          <w:bCs/>
+        </w:rPr>
+        <w:t>server-sent events (SSE)</w:t>
+      </w:r>
+      <w:r>
+        <w:t xml:space="preserve">, streaming large data, and </w:t>
+      </w:r>
+      <w:proofErr w:type="spellStart"/>
+      <w:r>
+        <w:t>WebSockets</w:t>
+      </w:r>
+      <w:proofErr w:type="spellEnd"/>
+      <w:r>
+        <w:t>.</w:t>
+      </w:r>
+    </w:p>
+    <w:p>
+      <w:pPr>
+        <w:numPr>
+          <w:ilvl w:val="0"/>
+          <w:numId w:val="18"/>
+        </w:numPr>
+      </w:pPr>
+      <w:r>
+        <w:rPr>
+          <w:rFonts w:ascii="Segoe UI Emoji" w:hAnsi="Segoe UI Emoji" w:cs="Segoe UI Emoji"/>
+        </w:rPr>
+        <w:t>✅</w:t>
+      </w:r>
+      <w:r>
+        <w:t xml:space="preserve"> </w:t>
+      </w:r>
+      <w:r>
+        <w:rPr>
+          <w:b/>
+          <w:bCs/>
+        </w:rPr>
+        <w:t>Lightweight &amp; flexible</w:t>
+      </w:r>
+      <w:r>
+        <w:t xml:space="preserve"> – Works outside of Spring Boot too, as a standalone HTTP client.</w:t>
+      </w:r>
+    </w:p>
+    <w:p>
+      <w:pPr>
+        <w:numPr>
+          <w:ilvl w:val="0"/>
+          <w:numId w:val="18"/>
+        </w:numPr>
+      </w:pPr>
+      <w:r>
+        <w:rPr>
+          <w:rFonts w:ascii="Segoe UI Emoji" w:hAnsi="Segoe UI Emoji" w:cs="Segoe UI Emoji"/>
+        </w:rPr>
+        <w:t>✅</w:t>
+      </w:r>
+      <w:r>
+        <w:t xml:space="preserve"> </w:t>
+      </w:r>
+      <w:r>
+        <w:rPr>
+          <w:b/>
+          <w:bCs/>
+        </w:rPr>
+        <w:t>Better error handling</w:t>
+      </w:r>
+      <w:r>
+        <w:t xml:space="preserve"> – Provides fine-grained control with </w:t>
+      </w:r>
+      <w:proofErr w:type="spellStart"/>
+      <w:proofErr w:type="gramStart"/>
+      <w:r>
+        <w:t>onStatus</w:t>
+      </w:r>
+      <w:proofErr w:type="spellEnd"/>
+      <w:r>
+        <w:t>(</w:t>
+      </w:r>
+      <w:proofErr w:type="gramEnd"/>
+      <w:r>
+        <w:t>) and response filters.</w:t>
+      </w:r>
+    </w:p>
+    <w:p>
+      <w:pPr>
+        <w:numPr>
+          <w:ilvl w:val="0"/>
+          <w:numId w:val="18"/>
+        </w:numPr>
+      </w:pPr>
+      <w:r>
+        <w:rPr>
+          <w:rFonts w:ascii="Segoe UI Emoji" w:hAnsi="Segoe UI Emoji" w:cs="Segoe UI Emoji"/>
+        </w:rPr>
+        <w:t>✅</w:t>
+      </w:r>
+      <w:r>
+        <w:t xml:space="preserve"> </w:t>
+      </w:r>
+      <w:r>
+        <w:rPr>
+          <w:b/>
+          <w:bCs/>
+        </w:rPr>
+        <w:t xml:space="preserve">First-class integration with </w:t>
+      </w:r>
+      <w:proofErr w:type="spellStart"/>
+      <w:r>
+        <w:rPr>
+          <w:b/>
+          <w:bCs/>
+        </w:rPr>
+        <w:t>WebFlux</w:t>
+      </w:r>
+      <w:proofErr w:type="spellEnd"/>
+      <w:r>
+        <w:t xml:space="preserve"> – Perfect fit for reactive controllers and microservices.</w:t>
+      </w:r>
+    </w:p>
+    <w:p>
+      <w:pPr>
+        <w:ind w:left="360" w:firstLine="360"/>
+      </w:pPr>
+    </w:p>
+    <w:p>
+      <w:pPr>
+        <w:pStyle w:val="Heading2"/>
+        <w:numPr>
+          <w:ilvl w:val="0"/>
+          <w:numId w:val="1"/>
+        </w:numPr>
+      </w:pPr>
+      <w:bookmarkStart w:id="31" w:name="_Toc207569884"/>
+      <w:r>
+        <w:t xml:space="preserve">What is the </w:t>
+      </w:r>
+      <w:proofErr w:type="spellStart"/>
+      <w:r>
+        <w:t>WebFlux</w:t>
+      </w:r>
+      <w:proofErr w:type="spellEnd"/>
+      <w:r>
+        <w:t>?</w:t>
+      </w:r>
+      <w:bookmarkEnd w:id="31"/>
+    </w:p>
+    <w:p>
+      <w:pPr>
+        <w:ind w:left="360" w:firstLine="360"/>
+      </w:pPr>
+      <w:r>
+        <w:rPr>
+          <w:b/>
+          <w:bCs/>
+        </w:rPr>
+        <w:t xml:space="preserve">Spring </w:t>
+      </w:r>
+      <w:proofErr w:type="spellStart"/>
+      <w:r>
+        <w:rPr>
+          <w:b/>
+          <w:bCs/>
+        </w:rPr>
+        <w:t>WebFlux</w:t>
+      </w:r>
+      <w:proofErr w:type="spellEnd"/>
+      <w:r>
+        <w:t xml:space="preserve"> is a </w:t>
+      </w:r>
+      <w:r>
+        <w:rPr>
+          <w:b/>
+          <w:bCs/>
+        </w:rPr>
+        <w:t>reactive, non-blocking web framework</w:t>
+      </w:r>
+      <w:r>
+        <w:t xml:space="preserve"> introduced in </w:t>
+      </w:r>
+      <w:r>
+        <w:rPr>
+          <w:b/>
+          <w:bCs/>
+        </w:rPr>
+        <w:t>Spring 5</w:t>
+      </w:r>
+      <w:r>
+        <w:t xml:space="preserve">. It is built on top of the </w:t>
+      </w:r>
+      <w:r>
+        <w:rPr>
+          <w:b/>
+          <w:bCs/>
+        </w:rPr>
+        <w:t>Reactive Streams API</w:t>
+      </w:r>
+      <w:r>
+        <w:t xml:space="preserve"> and </w:t>
+      </w:r>
+      <w:r>
+        <w:rPr>
+          <w:b/>
+          <w:bCs/>
+        </w:rPr>
+        <w:t>Project Reactor</w:t>
+      </w:r>
+      <w:r>
+        <w:t xml:space="preserve">, and it is designed to handle large numbers of concurrent requests with fewer resources compared to traditional Spring MVC. Unlike Spring MVC, which follows a </w:t>
+      </w:r>
+      <w:r>
+        <w:rPr>
+          <w:b/>
+          <w:bCs/>
+        </w:rPr>
+        <w:t>thread-per-request (blocking)</w:t>
+      </w:r>
+      <w:r>
+        <w:t xml:space="preserve"> model, </w:t>
+      </w:r>
+      <w:proofErr w:type="spellStart"/>
+      <w:r>
+        <w:t>WebFlux</w:t>
+      </w:r>
+      <w:proofErr w:type="spellEnd"/>
+      <w:r>
+        <w:t xml:space="preserve"> uses an </w:t>
+      </w:r>
+      <w:r>
+        <w:rPr>
+          <w:b/>
+          <w:bCs/>
+        </w:rPr>
+        <w:t>event-loop model (non-blocking)</w:t>
+      </w:r>
+      <w:r>
+        <w:t xml:space="preserve"> where threads are released while waiting for I/O operations (like database queries or external API calls). This makes </w:t>
+      </w:r>
+      <w:proofErr w:type="spellStart"/>
+      <w:r>
+        <w:t>WebFlux</w:t>
+      </w:r>
+      <w:proofErr w:type="spellEnd"/>
+      <w:r>
+        <w:t xml:space="preserve"> highly scalable and well-suited for </w:t>
+      </w:r>
+      <w:r>
+        <w:rPr>
+          <w:b/>
+          <w:bCs/>
+        </w:rPr>
+        <w:t>event-driven, streaming, and real-time applications</w:t>
+      </w:r>
+      <w:r>
+        <w:t>.</w:t>
+      </w:r>
+    </w:p>
+    <w:p>
+      <w:pPr>
+        <w:ind w:firstLine="360"/>
+        <w:rPr>
+          <w:b/>
+          <w:bCs/>
+        </w:rPr>
+      </w:pPr>
+      <w:r>
+        <w:rPr>
+          <w:b/>
+          <w:bCs/>
+        </w:rPr>
+        <w:t xml:space="preserve">Advantages of </w:t>
+      </w:r>
+      <w:proofErr w:type="spellStart"/>
+      <w:r>
+        <w:rPr>
+          <w:b/>
+          <w:bCs/>
+        </w:rPr>
+        <w:t>WebFlux</w:t>
+      </w:r>
+      <w:proofErr w:type="spellEnd"/>
+    </w:p>
+    <w:p>
+      <w:pPr>
+        <w:numPr>
+          <w:ilvl w:val="0"/>
+          <w:numId w:val="19"/>
+        </w:numPr>
+      </w:pPr>
+      <w:r>
+        <w:rPr>
+          <w:rFonts w:ascii="Segoe UI Emoji" w:hAnsi="Segoe UI Emoji" w:cs="Segoe UI Emoji"/>
+        </w:rPr>
+        <w:t>✅</w:t>
+      </w:r>
+      <w:r>
+        <w:t xml:space="preserve"> </w:t>
+      </w:r>
+      <w:proofErr w:type="gramStart"/>
+      <w:r>
+        <w:rPr>
+          <w:b/>
+          <w:bCs/>
+        </w:rPr>
+        <w:t>Non-blocking</w:t>
+      </w:r>
+      <w:proofErr w:type="gramEnd"/>
+      <w:r>
+        <w:rPr>
+          <w:b/>
+          <w:bCs/>
+        </w:rPr>
+        <w:t xml:space="preserve"> I/O</w:t>
+      </w:r>
+      <w:r>
+        <w:t xml:space="preserve"> – Uses reactive streams to free threads while waiting for responses, enabling high scalability.</w:t>
+      </w:r>
+    </w:p>
+    <w:p>
+      <w:pPr>
+        <w:numPr>
+          <w:ilvl w:val="0"/>
+          <w:numId w:val="19"/>
+        </w:numPr>
+      </w:pPr>
+      <w:r>
+        <w:rPr>
+          <w:rFonts w:ascii="Segoe UI Emoji" w:hAnsi="Segoe UI Emoji" w:cs="Segoe UI Emoji"/>
+        </w:rPr>
+        <w:t>✅</w:t>
+      </w:r>
+      <w:r>
+        <w:t xml:space="preserve"> </w:t>
+      </w:r>
+      <w:r>
+        <w:rPr>
+          <w:b/>
+          <w:bCs/>
+        </w:rPr>
+        <w:t>Handles concurrency efficiently</w:t>
+      </w:r>
+      <w:r>
+        <w:t xml:space="preserve"> – Supports thousands of concurrent requests with fewer threads compared to Spring MVC.</w:t>
+      </w:r>
+    </w:p>
+    <w:p>
+      <w:pPr>
+        <w:numPr>
+          <w:ilvl w:val="0"/>
+          <w:numId w:val="19"/>
+        </w:numPr>
+      </w:pPr>
+      <w:r>
+        <w:rPr>
+          <w:rFonts w:ascii="Segoe UI Emoji" w:hAnsi="Segoe UI Emoji" w:cs="Segoe UI Emoji"/>
+        </w:rPr>
+        <w:t>✅</w:t>
+      </w:r>
+      <w:r>
+        <w:t xml:space="preserve"> </w:t>
+      </w:r>
+      <w:r>
+        <w:rPr>
+          <w:b/>
+          <w:bCs/>
+        </w:rPr>
+        <w:t>Reactive support</w:t>
+      </w:r>
+      <w:r>
+        <w:t xml:space="preserve"> – Built on top of </w:t>
+      </w:r>
+      <w:r>
+        <w:rPr>
+          <w:b/>
+          <w:bCs/>
+        </w:rPr>
+        <w:t>Project Reactor</w:t>
+      </w:r>
+      <w:r>
+        <w:t>, providing support for Mono (single value) and Flux (multiple values).</w:t>
+      </w:r>
+    </w:p>
+    <w:p>
+      <w:pPr>
+        <w:numPr>
+          <w:ilvl w:val="0"/>
+          <w:numId w:val="19"/>
+        </w:numPr>
+      </w:pPr>
+      <w:r>
+        <w:rPr>
+          <w:rFonts w:ascii="Segoe UI Emoji" w:hAnsi="Segoe UI Emoji" w:cs="Segoe UI Emoji"/>
+        </w:rPr>
+        <w:t>✅</w:t>
+      </w:r>
+      <w:r>
+        <w:t xml:space="preserve"> </w:t>
+      </w:r>
+      <w:r>
+        <w:rPr>
+          <w:b/>
+          <w:bCs/>
+        </w:rPr>
+        <w:t>Streaming support</w:t>
+      </w:r>
+      <w:r>
+        <w:t xml:space="preserve"> – Great for </w:t>
+      </w:r>
+      <w:r>
+        <w:rPr>
+          <w:b/>
+          <w:bCs/>
+        </w:rPr>
+        <w:t>Server-Sent Events (SSE)</w:t>
+      </w:r>
+      <w:r>
+        <w:t xml:space="preserve">, </w:t>
+      </w:r>
+      <w:proofErr w:type="spellStart"/>
+      <w:r>
+        <w:rPr>
+          <w:b/>
+          <w:bCs/>
+        </w:rPr>
+        <w:t>WebSockets</w:t>
+      </w:r>
+      <w:proofErr w:type="spellEnd"/>
+      <w:r>
+        <w:t xml:space="preserve">, and </w:t>
+      </w:r>
+      <w:r>
+        <w:rPr>
+          <w:b/>
+          <w:bCs/>
+        </w:rPr>
+        <w:t>real-time data pipelines</w:t>
+      </w:r>
+      <w:r>
+        <w:t>.</w:t>
+      </w:r>
+    </w:p>
+    <w:p>
+      <w:pPr>
+        <w:numPr>
+          <w:ilvl w:val="0"/>
+          <w:numId w:val="19"/>
+        </w:numPr>
+      </w:pPr>
+      <w:r>
+        <w:rPr>
+          <w:rFonts w:ascii="Segoe UI Emoji" w:hAnsi="Segoe UI Emoji" w:cs="Segoe UI Emoji"/>
+        </w:rPr>
+        <w:t>✅</w:t>
+      </w:r>
+      <w:r>
+        <w:t xml:space="preserve"> </w:t>
+      </w:r>
+      <w:r>
+        <w:rPr>
+          <w:b/>
+          <w:bCs/>
+        </w:rPr>
+        <w:t>Lightweight runtime</w:t>
+      </w:r>
+      <w:r>
+        <w:t xml:space="preserve"> – Can run on both </w:t>
+      </w:r>
+      <w:r>
+        <w:rPr>
+          <w:b/>
+          <w:bCs/>
+        </w:rPr>
+        <w:t>traditional servlet containers (Tomcat, Jetty)</w:t>
+      </w:r>
+      <w:r>
+        <w:t xml:space="preserve"> and </w:t>
+      </w:r>
+      <w:r>
+        <w:rPr>
+          <w:b/>
+          <w:bCs/>
+        </w:rPr>
+        <w:t>reactive runtimes (Netty, Undertow)</w:t>
+      </w:r>
+      <w:r>
+        <w:t>.</w:t>
+      </w:r>
+    </w:p>
+    <w:p>
+      <w:pPr>
+        <w:numPr>
+          <w:ilvl w:val="0"/>
+          <w:numId w:val="19"/>
+        </w:numPr>
+      </w:pPr>
+      <w:r>
+        <w:rPr>
+          <w:rFonts w:ascii="Segoe UI Emoji" w:hAnsi="Segoe UI Emoji" w:cs="Segoe UI Emoji"/>
+        </w:rPr>
+        <w:t>✅</w:t>
+      </w:r>
+      <w:r>
+        <w:t xml:space="preserve"> </w:t>
+      </w:r>
+      <w:r>
+        <w:rPr>
+          <w:b/>
+          <w:bCs/>
+        </w:rPr>
+        <w:t>Future-proof</w:t>
+      </w:r>
+      <w:r>
+        <w:t xml:space="preserve"> – Designed for modern, cloud-native, event-driven microservices.</w:t>
+      </w:r>
+    </w:p>
+    <w:p>
+      <w:pPr>
+        <w:numPr>
+          <w:ilvl w:val="0"/>
+          <w:numId w:val="19"/>
+        </w:numPr>
+      </w:pPr>
+      <w:r>
+        <w:rPr>
+          <w:rFonts w:ascii="Segoe UI Emoji" w:hAnsi="Segoe UI Emoji" w:cs="Segoe UI Emoji"/>
+        </w:rPr>
+        <w:t>✅</w:t>
+      </w:r>
+      <w:r>
+        <w:t xml:space="preserve"> </w:t>
+      </w:r>
+      <w:r>
+        <w:rPr>
+          <w:b/>
+          <w:bCs/>
+        </w:rPr>
+        <w:t>Interoperability</w:t>
+      </w:r>
+      <w:r>
+        <w:t xml:space="preserve"> – Works seamlessly with </w:t>
+      </w:r>
+      <w:proofErr w:type="spellStart"/>
+      <w:r>
+        <w:rPr>
+          <w:b/>
+          <w:bCs/>
+        </w:rPr>
+        <w:t>WebClient</w:t>
+      </w:r>
+      <w:proofErr w:type="spellEnd"/>
+      <w:r>
+        <w:t xml:space="preserve"> for reactive HTTP calls.</w:t>
+      </w:r>
+    </w:p>
+    <w:p>
+      <w:pPr>
+        <w:ind w:left="720"/>
+      </w:pPr>
+    </w:p>
+    <w:p>
+      <w:pPr>
+        <w:pStyle w:val="Heading2"/>
+        <w:numPr>
+          <w:ilvl w:val="0"/>
+          <w:numId w:val="1"/>
+        </w:numPr>
+      </w:pPr>
+      <w:bookmarkStart w:id="32" w:name="_Toc207569885"/>
+      <w:r>
+        <w:t xml:space="preserve">What is the </w:t>
+      </w:r>
+      <w:r>
+        <w:t>Reactive Programming</w:t>
+      </w:r>
+      <w:r>
+        <w:t>?</w:t>
+      </w:r>
+      <w:bookmarkEnd w:id="32"/>
+    </w:p>
+    <w:p>
+      <w:pPr>
+        <w:ind w:left="360" w:firstLine="360"/>
+      </w:pPr>
+      <w:r>
+        <w:t xml:space="preserve">Reactive programming is about </w:t>
+      </w:r>
+      <w:r>
+        <w:rPr>
+          <w:b/>
+          <w:bCs/>
+        </w:rPr>
+        <w:t>building asynchronous, event-driven systems</w:t>
+      </w:r>
+      <w:r>
+        <w:t xml:space="preserve"> where data is treated as a stream, and applications </w:t>
+      </w:r>
+      <w:r>
+        <w:rPr>
+          <w:b/>
+          <w:bCs/>
+        </w:rPr>
+        <w:t>react</w:t>
+      </w:r>
+      <w:r>
+        <w:t xml:space="preserve"> to it without blocking threads. In the Spring ecosystem, it’s powered by </w:t>
+      </w:r>
+      <w:r>
+        <w:rPr>
+          <w:b/>
+          <w:bCs/>
+        </w:rPr>
+        <w:t>Project Reactor</w:t>
+      </w:r>
+      <w:r>
+        <w:t xml:space="preserve"> with Mono and Flux, and forms the foundation of </w:t>
+      </w:r>
+      <w:r>
+        <w:rPr>
+          <w:b/>
+          <w:bCs/>
+        </w:rPr>
+        <w:t xml:space="preserve">Spring </w:t>
+      </w:r>
+      <w:proofErr w:type="spellStart"/>
+      <w:r>
+        <w:rPr>
+          <w:b/>
+          <w:bCs/>
+        </w:rPr>
+        <w:t>WebFlux</w:t>
+      </w:r>
+      <w:proofErr w:type="spellEnd"/>
+      <w:r>
+        <w:t xml:space="preserve"> and </w:t>
+      </w:r>
+      <w:proofErr w:type="spellStart"/>
+      <w:r>
+        <w:rPr>
+          <w:b/>
+          <w:bCs/>
+        </w:rPr>
+        <w:t>WebClient</w:t>
+      </w:r>
+      <w:proofErr w:type="spellEnd"/>
+      <w:r>
+        <w:t xml:space="preserve">. It’s a game-changer for </w:t>
+      </w:r>
+      <w:r>
+        <w:rPr>
+          <w:b/>
+          <w:bCs/>
+        </w:rPr>
+        <w:t>highly scalable, real-time microservices</w:t>
+      </w:r>
+      <w:r>
+        <w:t>, but comes with complexity and is not always necessary for smaller apps.</w:t>
+      </w:r>
+    </w:p>
+    <w:p>
+      <w:pPr>
+        <w:ind w:firstLine="360"/>
+        <w:rPr>
+          <w:b/>
+          <w:bCs/>
+        </w:rPr>
+      </w:pPr>
+      <w:r>
+        <w:rPr>
+          <w:b/>
+          <w:bCs/>
+        </w:rPr>
+        <w:t>Advantages</w:t>
+      </w:r>
+    </w:p>
+    <w:p>
+      <w:pPr>
+        <w:numPr>
+          <w:ilvl w:val="0"/>
+          <w:numId w:val="27"/>
+        </w:numPr>
+      </w:pPr>
+      <w:r>
+        <w:rPr>
+          <w:rFonts w:ascii="Segoe UI Emoji" w:hAnsi="Segoe UI Emoji" w:cs="Segoe UI Emoji"/>
+        </w:rPr>
+        <w:lastRenderedPageBreak/>
+        <w:t>✅</w:t>
+      </w:r>
+      <w:r>
+        <w:t xml:space="preserve"> </w:t>
+      </w:r>
+      <w:r>
+        <w:rPr>
+          <w:b/>
+          <w:bCs/>
+        </w:rPr>
+        <w:t>High scalability</w:t>
+      </w:r>
+      <w:r>
+        <w:t xml:space="preserve"> – Handles thousands of concurrent requests with fewer resources.</w:t>
+      </w:r>
+    </w:p>
+    <w:p>
+      <w:pPr>
+        <w:numPr>
+          <w:ilvl w:val="0"/>
+          <w:numId w:val="27"/>
+        </w:numPr>
+      </w:pPr>
+      <w:r>
+        <w:rPr>
+          <w:rFonts w:ascii="Segoe UI Emoji" w:hAnsi="Segoe UI Emoji" w:cs="Segoe UI Emoji"/>
+        </w:rPr>
+        <w:t>✅</w:t>
+      </w:r>
+      <w:r>
+        <w:t xml:space="preserve"> </w:t>
+      </w:r>
+      <w:r>
+        <w:rPr>
+          <w:b/>
+          <w:bCs/>
+        </w:rPr>
+        <w:t>Efficient resource usage</w:t>
+      </w:r>
+      <w:r>
+        <w:t xml:space="preserve"> – Threads are not blocked during I/O operations.</w:t>
+      </w:r>
+    </w:p>
+    <w:p>
+      <w:pPr>
+        <w:numPr>
+          <w:ilvl w:val="0"/>
+          <w:numId w:val="27"/>
+        </w:numPr>
+      </w:pPr>
+      <w:r>
+        <w:rPr>
+          <w:rFonts w:ascii="Segoe UI Emoji" w:hAnsi="Segoe UI Emoji" w:cs="Segoe UI Emoji"/>
+        </w:rPr>
+        <w:t>✅</w:t>
+      </w:r>
+      <w:r>
+        <w:t xml:space="preserve"> </w:t>
+      </w:r>
+      <w:r>
+        <w:rPr>
+          <w:b/>
+          <w:bCs/>
+        </w:rPr>
+        <w:t>Better responsiveness</w:t>
+      </w:r>
+      <w:r>
+        <w:t xml:space="preserve"> – Ideal for real-time applications (e.g., streaming, chat, IoT).</w:t>
+      </w:r>
+    </w:p>
+    <w:p>
+      <w:pPr>
+        <w:numPr>
+          <w:ilvl w:val="0"/>
+          <w:numId w:val="27"/>
+        </w:numPr>
+      </w:pPr>
+      <w:r>
+        <w:rPr>
+          <w:rFonts w:ascii="Segoe UI Emoji" w:hAnsi="Segoe UI Emoji" w:cs="Segoe UI Emoji"/>
+        </w:rPr>
+        <w:t>✅</w:t>
+      </w:r>
+      <w:r>
+        <w:t xml:space="preserve"> </w:t>
+      </w:r>
+      <w:r>
+        <w:rPr>
+          <w:b/>
+          <w:bCs/>
+        </w:rPr>
+        <w:t>Resilient and fault-tolerant</w:t>
+      </w:r>
+      <w:r>
+        <w:t xml:space="preserve"> – Supports backpressure to avoid overload.</w:t>
+      </w:r>
+    </w:p>
+    <w:p>
+      <w:pPr>
+        <w:numPr>
+          <w:ilvl w:val="0"/>
+          <w:numId w:val="27"/>
+        </w:numPr>
+      </w:pPr>
+      <w:r>
+        <w:rPr>
+          <w:rFonts w:ascii="Segoe UI Emoji" w:hAnsi="Segoe UI Emoji" w:cs="Segoe UI Emoji"/>
+        </w:rPr>
+        <w:t>✅</w:t>
+      </w:r>
+      <w:r>
+        <w:t xml:space="preserve"> </w:t>
+      </w:r>
+      <w:r>
+        <w:rPr>
+          <w:b/>
+          <w:bCs/>
+        </w:rPr>
+        <w:t>Cloud-native friendly</w:t>
+      </w:r>
+      <w:r>
+        <w:t xml:space="preserve"> – Works well in microservices with heavy inter-service communication.</w:t>
+      </w:r>
+    </w:p>
+    <w:p>
+      <w:pPr>
+        <w:ind w:left="360" w:firstLine="360"/>
+      </w:pPr>
+    </w:p>
     <w:sectPr>
       <w:pgSz w:w="11906" w:h="16838"/>
       <w:pgMar w:top="720" w:right="720" w:bottom="720" w:left="720" w:header="708" w:footer="708" w:gutter="0"/>
@@ -4532,6 +7374,304 @@
 <file path=word/numbering.xml><?xml version="1.0" encoding="utf-8"?>
 <w:numbering xmlns:wpc="http://schemas.microsoft.com/office/word/2010/wordprocessingCanvas" xmlns:cx="http://schemas.microsoft.com/office/drawing/2014/chartex" xmlns:cx1="http://schemas.microsoft.com/office/drawing/2015/9/8/chartex" xmlns:cx2="http://schemas.microsoft.com/office/drawing/2015/10/21/chartex" xmlns:cx3="http://schemas.microsoft.com/office/drawing/2016/5/9/chartex" xmlns:cx4="http://schemas.microsoft.com/office/drawing/2016/5/10/chartex" xmlns:cx5="http://schemas.microsoft.com/office/drawing/2016/5/11/chartex" xmlns:cx6="http://schemas.microsoft.com/office/drawing/2016/5/12/chartex" xmlns:cx7="http://schemas.microsoft.com/office/drawing/2016/5/13/chartex" xmlns:cx8="http://schemas.microsoft.com/office/drawing/2016/5/14/chartex" xmlns:mc="http://schemas.openxmlformats.org/markup-compatibility/2006" xmlns:aink="http://schemas.microsoft.com/office/drawing/2016/ink" xmlns:am3d="http://schemas.microsoft.com/office/drawing/2017/model3d" xmlns:o="urn:schemas-microsoft-com:office:office" xmlns:oel="http://schemas.microsoft.com/office/2019/extlst" xmlns:r="http://schemas.openxmlformats.org/officeDocument/2006/relationships" xmlns:m="http://schemas.openxmlformats.org/officeDocument/2006/math" xmlns:v="urn:schemas-microsoft-com:vml" xmlns:wp14="http://schemas.microsoft.com/office/word/2010/wordprocessingDrawing" xmlns:wp="http://schemas.openxmlformats.org/drawingml/2006/wordprocessingDrawing" xmlns:w10="urn:schemas-microsoft-com:office:word" xmlns:w="http://schemas.openxmlformats.org/wordprocessingml/2006/main" xmlns:w14="http://schemas.microsoft.com/office/word/2010/wordml" xmlns:w15="http://schemas.microsoft.com/office/word/2012/wordml" xmlns:w16cex="http://schemas.microsoft.com/office/word/2018/wordml/cex" xmlns:w16cid="http://schemas.microsoft.com/office/word/2016/wordml/cid" xmlns:w16="http://schemas.microsoft.com/office/word/2018/wordml" xmlns:w16du="http://schemas.microsoft.com/office/word/2023/wordml/word16du" xmlns:w16sdtdh="http://schemas.microsoft.com/office/word/2020/wordml/sdtdatahash" xmlns:w16sdtfl="http://schemas.microsoft.com/office/word/2024/wordml/sdtformatlock" xmlns:w16se="http://schemas.microsoft.com/office/word/2015/wordml/symex" xmlns:wpg="http://schemas.microsoft.com/office/word/2010/wordprocessingGroup" xmlns:wpi="http://schemas.microsoft.com/office/word/2010/wordprocessingInk" xmlns:wne="http://schemas.microsoft.com/office/word/2006/wordml" xmlns:wps="http://schemas.microsoft.com/office/word/2010/wordprocessingShape" mc:Ignorable="w14 w15 w16se w16cid w16 w16cex w16sdtdh w16sdtfl w16du wp14">
   <w:abstractNum w:abstractNumId="0" w15:restartNumberingAfterBreak="0">
+    <w:nsid w:val="05A11764"/>
+    <w:multiLevelType w:val="multilevel"/>
+    <w:tmpl w:val="F7287690"/>
+    <w:lvl w:ilvl="0">
+      <w:start w:val="1"/>
+      <w:numFmt w:val="bullet"/>
+      <w:lvlText w:val=""/>
+      <w:lvlJc w:val="left"/>
+      <w:pPr>
+        <w:tabs>
+          <w:tab w:val="num" w:pos="720"/>
+        </w:tabs>
+        <w:ind w:left="720" w:hanging="360"/>
+      </w:pPr>
+      <w:rPr>
+        <w:rFonts w:ascii="Symbol" w:hAnsi="Symbol" w:hint="default"/>
+        <w:sz w:val="20"/>
+      </w:rPr>
+    </w:lvl>
+    <w:lvl w:ilvl="1" w:tentative="1">
+      <w:start w:val="1"/>
+      <w:numFmt w:val="bullet"/>
+      <w:lvlText w:val="o"/>
+      <w:lvlJc w:val="left"/>
+      <w:pPr>
+        <w:tabs>
+          <w:tab w:val="num" w:pos="1440"/>
+        </w:tabs>
+        <w:ind w:left="1440" w:hanging="360"/>
+      </w:pPr>
+      <w:rPr>
+        <w:rFonts w:ascii="Courier New" w:hAnsi="Courier New" w:hint="default"/>
+        <w:sz w:val="20"/>
+      </w:rPr>
+    </w:lvl>
+    <w:lvl w:ilvl="2" w:tentative="1">
+      <w:start w:val="1"/>
+      <w:numFmt w:val="bullet"/>
+      <w:lvlText w:val=""/>
+      <w:lvlJc w:val="left"/>
+      <w:pPr>
+        <w:tabs>
+          <w:tab w:val="num" w:pos="2160"/>
+        </w:tabs>
+        <w:ind w:left="2160" w:hanging="360"/>
+      </w:pPr>
+      <w:rPr>
+        <w:rFonts w:ascii="Wingdings" w:hAnsi="Wingdings" w:hint="default"/>
+        <w:sz w:val="20"/>
+      </w:rPr>
+    </w:lvl>
+    <w:lvl w:ilvl="3" w:tentative="1">
+      <w:start w:val="1"/>
+      <w:numFmt w:val="bullet"/>
+      <w:lvlText w:val=""/>
+      <w:lvlJc w:val="left"/>
+      <w:pPr>
+        <w:tabs>
+          <w:tab w:val="num" w:pos="2880"/>
+        </w:tabs>
+        <w:ind w:left="2880" w:hanging="360"/>
+      </w:pPr>
+      <w:rPr>
+        <w:rFonts w:ascii="Wingdings" w:hAnsi="Wingdings" w:hint="default"/>
+        <w:sz w:val="20"/>
+      </w:rPr>
+    </w:lvl>
+    <w:lvl w:ilvl="4" w:tentative="1">
+      <w:start w:val="1"/>
+      <w:numFmt w:val="bullet"/>
+      <w:lvlText w:val=""/>
+      <w:lvlJc w:val="left"/>
+      <w:pPr>
+        <w:tabs>
+          <w:tab w:val="num" w:pos="3600"/>
+        </w:tabs>
+        <w:ind w:left="3600" w:hanging="360"/>
+      </w:pPr>
+      <w:rPr>
+        <w:rFonts w:ascii="Wingdings" w:hAnsi="Wingdings" w:hint="default"/>
+        <w:sz w:val="20"/>
+      </w:rPr>
+    </w:lvl>
+    <w:lvl w:ilvl="5" w:tentative="1">
+      <w:start w:val="1"/>
+      <w:numFmt w:val="bullet"/>
+      <w:lvlText w:val=""/>
+      <w:lvlJc w:val="left"/>
+      <w:pPr>
+        <w:tabs>
+          <w:tab w:val="num" w:pos="4320"/>
+        </w:tabs>
+        <w:ind w:left="4320" w:hanging="360"/>
+      </w:pPr>
+      <w:rPr>
+        <w:rFonts w:ascii="Wingdings" w:hAnsi="Wingdings" w:hint="default"/>
+        <w:sz w:val="20"/>
+      </w:rPr>
+    </w:lvl>
+    <w:lvl w:ilvl="6" w:tentative="1">
+      <w:start w:val="1"/>
+      <w:numFmt w:val="bullet"/>
+      <w:lvlText w:val=""/>
+      <w:lvlJc w:val="left"/>
+      <w:pPr>
+        <w:tabs>
+          <w:tab w:val="num" w:pos="5040"/>
+        </w:tabs>
+        <w:ind w:left="5040" w:hanging="360"/>
+      </w:pPr>
+      <w:rPr>
+        <w:rFonts w:ascii="Wingdings" w:hAnsi="Wingdings" w:hint="default"/>
+        <w:sz w:val="20"/>
+      </w:rPr>
+    </w:lvl>
+    <w:lvl w:ilvl="7" w:tentative="1">
+      <w:start w:val="1"/>
+      <w:numFmt w:val="bullet"/>
+      <w:lvlText w:val=""/>
+      <w:lvlJc w:val="left"/>
+      <w:pPr>
+        <w:tabs>
+          <w:tab w:val="num" w:pos="5760"/>
+        </w:tabs>
+        <w:ind w:left="5760" w:hanging="360"/>
+      </w:pPr>
+      <w:rPr>
+        <w:rFonts w:ascii="Wingdings" w:hAnsi="Wingdings" w:hint="default"/>
+        <w:sz w:val="20"/>
+      </w:rPr>
+    </w:lvl>
+    <w:lvl w:ilvl="8" w:tentative="1">
+      <w:start w:val="1"/>
+      <w:numFmt w:val="bullet"/>
+      <w:lvlText w:val=""/>
+      <w:lvlJc w:val="left"/>
+      <w:pPr>
+        <w:tabs>
+          <w:tab w:val="num" w:pos="6480"/>
+        </w:tabs>
+        <w:ind w:left="6480" w:hanging="360"/>
+      </w:pPr>
+      <w:rPr>
+        <w:rFonts w:ascii="Wingdings" w:hAnsi="Wingdings" w:hint="default"/>
+        <w:sz w:val="20"/>
+      </w:rPr>
+    </w:lvl>
+  </w:abstractNum>
+  <w:abstractNum w:abstractNumId="1" w15:restartNumberingAfterBreak="0">
+    <w:nsid w:val="085376B9"/>
+    <w:multiLevelType w:val="multilevel"/>
+    <w:tmpl w:val="AE52EC06"/>
+    <w:lvl w:ilvl="0">
+      <w:start w:val="1"/>
+      <w:numFmt w:val="bullet"/>
+      <w:lvlText w:val=""/>
+      <w:lvlJc w:val="left"/>
+      <w:pPr>
+        <w:tabs>
+          <w:tab w:val="num" w:pos="720"/>
+        </w:tabs>
+        <w:ind w:left="720" w:hanging="360"/>
+      </w:pPr>
+      <w:rPr>
+        <w:rFonts w:ascii="Symbol" w:hAnsi="Symbol" w:hint="default"/>
+        <w:sz w:val="20"/>
+      </w:rPr>
+    </w:lvl>
+    <w:lvl w:ilvl="1" w:tentative="1">
+      <w:start w:val="1"/>
+      <w:numFmt w:val="bullet"/>
+      <w:lvlText w:val="o"/>
+      <w:lvlJc w:val="left"/>
+      <w:pPr>
+        <w:tabs>
+          <w:tab w:val="num" w:pos="1440"/>
+        </w:tabs>
+        <w:ind w:left="1440" w:hanging="360"/>
+      </w:pPr>
+      <w:rPr>
+        <w:rFonts w:ascii="Courier New" w:hAnsi="Courier New" w:hint="default"/>
+        <w:sz w:val="20"/>
+      </w:rPr>
+    </w:lvl>
+    <w:lvl w:ilvl="2" w:tentative="1">
+      <w:start w:val="1"/>
+      <w:numFmt w:val="bullet"/>
+      <w:lvlText w:val=""/>
+      <w:lvlJc w:val="left"/>
+      <w:pPr>
+        <w:tabs>
+          <w:tab w:val="num" w:pos="2160"/>
+        </w:tabs>
+        <w:ind w:left="2160" w:hanging="360"/>
+      </w:pPr>
+      <w:rPr>
+        <w:rFonts w:ascii="Wingdings" w:hAnsi="Wingdings" w:hint="default"/>
+        <w:sz w:val="20"/>
+      </w:rPr>
+    </w:lvl>
+    <w:lvl w:ilvl="3" w:tentative="1">
+      <w:start w:val="1"/>
+      <w:numFmt w:val="bullet"/>
+      <w:lvlText w:val=""/>
+      <w:lvlJc w:val="left"/>
+      <w:pPr>
+        <w:tabs>
+          <w:tab w:val="num" w:pos="2880"/>
+        </w:tabs>
+        <w:ind w:left="2880" w:hanging="360"/>
+      </w:pPr>
+      <w:rPr>
+        <w:rFonts w:ascii="Wingdings" w:hAnsi="Wingdings" w:hint="default"/>
+        <w:sz w:val="20"/>
+      </w:rPr>
+    </w:lvl>
+    <w:lvl w:ilvl="4" w:tentative="1">
+      <w:start w:val="1"/>
+      <w:numFmt w:val="bullet"/>
+      <w:lvlText w:val=""/>
+      <w:lvlJc w:val="left"/>
+      <w:pPr>
+        <w:tabs>
+          <w:tab w:val="num" w:pos="3600"/>
+        </w:tabs>
+        <w:ind w:left="3600" w:hanging="360"/>
+      </w:pPr>
+      <w:rPr>
+        <w:rFonts w:ascii="Wingdings" w:hAnsi="Wingdings" w:hint="default"/>
+        <w:sz w:val="20"/>
+      </w:rPr>
+    </w:lvl>
+    <w:lvl w:ilvl="5" w:tentative="1">
+      <w:start w:val="1"/>
+      <w:numFmt w:val="bullet"/>
+      <w:lvlText w:val=""/>
+      <w:lvlJc w:val="left"/>
+      <w:pPr>
+        <w:tabs>
+          <w:tab w:val="num" w:pos="4320"/>
+        </w:tabs>
+        <w:ind w:left="4320" w:hanging="360"/>
+      </w:pPr>
+      <w:rPr>
+        <w:rFonts w:ascii="Wingdings" w:hAnsi="Wingdings" w:hint="default"/>
+        <w:sz w:val="20"/>
+      </w:rPr>
+    </w:lvl>
+    <w:lvl w:ilvl="6" w:tentative="1">
+      <w:start w:val="1"/>
+      <w:numFmt w:val="bullet"/>
+      <w:lvlText w:val=""/>
+      <w:lvlJc w:val="left"/>
+      <w:pPr>
+        <w:tabs>
+          <w:tab w:val="num" w:pos="5040"/>
+        </w:tabs>
+        <w:ind w:left="5040" w:hanging="360"/>
+      </w:pPr>
+      <w:rPr>
+        <w:rFonts w:ascii="Wingdings" w:hAnsi="Wingdings" w:hint="default"/>
+        <w:sz w:val="20"/>
+      </w:rPr>
+    </w:lvl>
+    <w:lvl w:ilvl="7" w:tentative="1">
+      <w:start w:val="1"/>
+      <w:numFmt w:val="bullet"/>
+      <w:lvlText w:val=""/>
+      <w:lvlJc w:val="left"/>
+      <w:pPr>
+        <w:tabs>
+          <w:tab w:val="num" w:pos="5760"/>
+        </w:tabs>
+        <w:ind w:left="5760" w:hanging="360"/>
+      </w:pPr>
+      <w:rPr>
+        <w:rFonts w:ascii="Wingdings" w:hAnsi="Wingdings" w:hint="default"/>
+        <w:sz w:val="20"/>
+      </w:rPr>
+    </w:lvl>
+    <w:lvl w:ilvl="8" w:tentative="1">
+      <w:start w:val="1"/>
+      <w:numFmt w:val="bullet"/>
+      <w:lvlText w:val=""/>
+      <w:lvlJc w:val="left"/>
+      <w:pPr>
+        <w:tabs>
+          <w:tab w:val="num" w:pos="6480"/>
+        </w:tabs>
+        <w:ind w:left="6480" w:hanging="360"/>
+      </w:pPr>
+      <w:rPr>
+        <w:rFonts w:ascii="Wingdings" w:hAnsi="Wingdings" w:hint="default"/>
+        <w:sz w:val="20"/>
+      </w:rPr>
+    </w:lvl>
+  </w:abstractNum>
+  <w:abstractNum w:abstractNumId="2" w15:restartNumberingAfterBreak="0">
     <w:nsid w:val="09082361"/>
     <w:multiLevelType w:val="multilevel"/>
     <w:tmpl w:val="F77621EA"/>
@@ -4680,7 +7820,454 @@
       </w:rPr>
     </w:lvl>
   </w:abstractNum>
-  <w:abstractNum w:abstractNumId="1" w15:restartNumberingAfterBreak="0">
+  <w:abstractNum w:abstractNumId="3" w15:restartNumberingAfterBreak="0">
+    <w:nsid w:val="098A1353"/>
+    <w:multiLevelType w:val="multilevel"/>
+    <w:tmpl w:val="1304CBFE"/>
+    <w:lvl w:ilvl="0">
+      <w:start w:val="1"/>
+      <w:numFmt w:val="bullet"/>
+      <w:lvlText w:val=""/>
+      <w:lvlJc w:val="left"/>
+      <w:pPr>
+        <w:tabs>
+          <w:tab w:val="num" w:pos="720"/>
+        </w:tabs>
+        <w:ind w:left="720" w:hanging="360"/>
+      </w:pPr>
+      <w:rPr>
+        <w:rFonts w:ascii="Symbol" w:hAnsi="Symbol" w:hint="default"/>
+        <w:sz w:val="20"/>
+      </w:rPr>
+    </w:lvl>
+    <w:lvl w:ilvl="1" w:tentative="1">
+      <w:start w:val="1"/>
+      <w:numFmt w:val="bullet"/>
+      <w:lvlText w:val="o"/>
+      <w:lvlJc w:val="left"/>
+      <w:pPr>
+        <w:tabs>
+          <w:tab w:val="num" w:pos="1440"/>
+        </w:tabs>
+        <w:ind w:left="1440" w:hanging="360"/>
+      </w:pPr>
+      <w:rPr>
+        <w:rFonts w:ascii="Courier New" w:hAnsi="Courier New" w:hint="default"/>
+        <w:sz w:val="20"/>
+      </w:rPr>
+    </w:lvl>
+    <w:lvl w:ilvl="2" w:tentative="1">
+      <w:start w:val="1"/>
+      <w:numFmt w:val="bullet"/>
+      <w:lvlText w:val=""/>
+      <w:lvlJc w:val="left"/>
+      <w:pPr>
+        <w:tabs>
+          <w:tab w:val="num" w:pos="2160"/>
+        </w:tabs>
+        <w:ind w:left="2160" w:hanging="360"/>
+      </w:pPr>
+      <w:rPr>
+        <w:rFonts w:ascii="Wingdings" w:hAnsi="Wingdings" w:hint="default"/>
+        <w:sz w:val="20"/>
+      </w:rPr>
+    </w:lvl>
+    <w:lvl w:ilvl="3" w:tentative="1">
+      <w:start w:val="1"/>
+      <w:numFmt w:val="bullet"/>
+      <w:lvlText w:val=""/>
+      <w:lvlJc w:val="left"/>
+      <w:pPr>
+        <w:tabs>
+          <w:tab w:val="num" w:pos="2880"/>
+        </w:tabs>
+        <w:ind w:left="2880" w:hanging="360"/>
+      </w:pPr>
+      <w:rPr>
+        <w:rFonts w:ascii="Wingdings" w:hAnsi="Wingdings" w:hint="default"/>
+        <w:sz w:val="20"/>
+      </w:rPr>
+    </w:lvl>
+    <w:lvl w:ilvl="4" w:tentative="1">
+      <w:start w:val="1"/>
+      <w:numFmt w:val="bullet"/>
+      <w:lvlText w:val=""/>
+      <w:lvlJc w:val="left"/>
+      <w:pPr>
+        <w:tabs>
+          <w:tab w:val="num" w:pos="3600"/>
+        </w:tabs>
+        <w:ind w:left="3600" w:hanging="360"/>
+      </w:pPr>
+      <w:rPr>
+        <w:rFonts w:ascii="Wingdings" w:hAnsi="Wingdings" w:hint="default"/>
+        <w:sz w:val="20"/>
+      </w:rPr>
+    </w:lvl>
+    <w:lvl w:ilvl="5" w:tentative="1">
+      <w:start w:val="1"/>
+      <w:numFmt w:val="bullet"/>
+      <w:lvlText w:val=""/>
+      <w:lvlJc w:val="left"/>
+      <w:pPr>
+        <w:tabs>
+          <w:tab w:val="num" w:pos="4320"/>
+        </w:tabs>
+        <w:ind w:left="4320" w:hanging="360"/>
+      </w:pPr>
+      <w:rPr>
+        <w:rFonts w:ascii="Wingdings" w:hAnsi="Wingdings" w:hint="default"/>
+        <w:sz w:val="20"/>
+      </w:rPr>
+    </w:lvl>
+    <w:lvl w:ilvl="6" w:tentative="1">
+      <w:start w:val="1"/>
+      <w:numFmt w:val="bullet"/>
+      <w:lvlText w:val=""/>
+      <w:lvlJc w:val="left"/>
+      <w:pPr>
+        <w:tabs>
+          <w:tab w:val="num" w:pos="5040"/>
+        </w:tabs>
+        <w:ind w:left="5040" w:hanging="360"/>
+      </w:pPr>
+      <w:rPr>
+        <w:rFonts w:ascii="Wingdings" w:hAnsi="Wingdings" w:hint="default"/>
+        <w:sz w:val="20"/>
+      </w:rPr>
+    </w:lvl>
+    <w:lvl w:ilvl="7" w:tentative="1">
+      <w:start w:val="1"/>
+      <w:numFmt w:val="bullet"/>
+      <w:lvlText w:val=""/>
+      <w:lvlJc w:val="left"/>
+      <w:pPr>
+        <w:tabs>
+          <w:tab w:val="num" w:pos="5760"/>
+        </w:tabs>
+        <w:ind w:left="5760" w:hanging="360"/>
+      </w:pPr>
+      <w:rPr>
+        <w:rFonts w:ascii="Wingdings" w:hAnsi="Wingdings" w:hint="default"/>
+        <w:sz w:val="20"/>
+      </w:rPr>
+    </w:lvl>
+    <w:lvl w:ilvl="8" w:tentative="1">
+      <w:start w:val="1"/>
+      <w:numFmt w:val="bullet"/>
+      <w:lvlText w:val=""/>
+      <w:lvlJc w:val="left"/>
+      <w:pPr>
+        <w:tabs>
+          <w:tab w:val="num" w:pos="6480"/>
+        </w:tabs>
+        <w:ind w:left="6480" w:hanging="360"/>
+      </w:pPr>
+      <w:rPr>
+        <w:rFonts w:ascii="Wingdings" w:hAnsi="Wingdings" w:hint="default"/>
+        <w:sz w:val="20"/>
+      </w:rPr>
+    </w:lvl>
+  </w:abstractNum>
+  <w:abstractNum w:abstractNumId="4" w15:restartNumberingAfterBreak="0">
+    <w:nsid w:val="0E6A3693"/>
+    <w:multiLevelType w:val="multilevel"/>
+    <w:tmpl w:val="AACE34C8"/>
+    <w:lvl w:ilvl="0">
+      <w:start w:val="1"/>
+      <w:numFmt w:val="bullet"/>
+      <w:lvlText w:val=""/>
+      <w:lvlJc w:val="left"/>
+      <w:pPr>
+        <w:tabs>
+          <w:tab w:val="num" w:pos="720"/>
+        </w:tabs>
+        <w:ind w:left="720" w:hanging="360"/>
+      </w:pPr>
+      <w:rPr>
+        <w:rFonts w:ascii="Symbol" w:hAnsi="Symbol" w:hint="default"/>
+        <w:sz w:val="20"/>
+      </w:rPr>
+    </w:lvl>
+    <w:lvl w:ilvl="1" w:tentative="1">
+      <w:start w:val="1"/>
+      <w:numFmt w:val="bullet"/>
+      <w:lvlText w:val="o"/>
+      <w:lvlJc w:val="left"/>
+      <w:pPr>
+        <w:tabs>
+          <w:tab w:val="num" w:pos="1440"/>
+        </w:tabs>
+        <w:ind w:left="1440" w:hanging="360"/>
+      </w:pPr>
+      <w:rPr>
+        <w:rFonts w:ascii="Courier New" w:hAnsi="Courier New" w:hint="default"/>
+        <w:sz w:val="20"/>
+      </w:rPr>
+    </w:lvl>
+    <w:lvl w:ilvl="2" w:tentative="1">
+      <w:start w:val="1"/>
+      <w:numFmt w:val="bullet"/>
+      <w:lvlText w:val=""/>
+      <w:lvlJc w:val="left"/>
+      <w:pPr>
+        <w:tabs>
+          <w:tab w:val="num" w:pos="2160"/>
+        </w:tabs>
+        <w:ind w:left="2160" w:hanging="360"/>
+      </w:pPr>
+      <w:rPr>
+        <w:rFonts w:ascii="Wingdings" w:hAnsi="Wingdings" w:hint="default"/>
+        <w:sz w:val="20"/>
+      </w:rPr>
+    </w:lvl>
+    <w:lvl w:ilvl="3" w:tentative="1">
+      <w:start w:val="1"/>
+      <w:numFmt w:val="bullet"/>
+      <w:lvlText w:val=""/>
+      <w:lvlJc w:val="left"/>
+      <w:pPr>
+        <w:tabs>
+          <w:tab w:val="num" w:pos="2880"/>
+        </w:tabs>
+        <w:ind w:left="2880" w:hanging="360"/>
+      </w:pPr>
+      <w:rPr>
+        <w:rFonts w:ascii="Wingdings" w:hAnsi="Wingdings" w:hint="default"/>
+        <w:sz w:val="20"/>
+      </w:rPr>
+    </w:lvl>
+    <w:lvl w:ilvl="4" w:tentative="1">
+      <w:start w:val="1"/>
+      <w:numFmt w:val="bullet"/>
+      <w:lvlText w:val=""/>
+      <w:lvlJc w:val="left"/>
+      <w:pPr>
+        <w:tabs>
+          <w:tab w:val="num" w:pos="3600"/>
+        </w:tabs>
+        <w:ind w:left="3600" w:hanging="360"/>
+      </w:pPr>
+      <w:rPr>
+        <w:rFonts w:ascii="Wingdings" w:hAnsi="Wingdings" w:hint="default"/>
+        <w:sz w:val="20"/>
+      </w:rPr>
+    </w:lvl>
+    <w:lvl w:ilvl="5" w:tentative="1">
+      <w:start w:val="1"/>
+      <w:numFmt w:val="bullet"/>
+      <w:lvlText w:val=""/>
+      <w:lvlJc w:val="left"/>
+      <w:pPr>
+        <w:tabs>
+          <w:tab w:val="num" w:pos="4320"/>
+        </w:tabs>
+        <w:ind w:left="4320" w:hanging="360"/>
+      </w:pPr>
+      <w:rPr>
+        <w:rFonts w:ascii="Wingdings" w:hAnsi="Wingdings" w:hint="default"/>
+        <w:sz w:val="20"/>
+      </w:rPr>
+    </w:lvl>
+    <w:lvl w:ilvl="6" w:tentative="1">
+      <w:start w:val="1"/>
+      <w:numFmt w:val="bullet"/>
+      <w:lvlText w:val=""/>
+      <w:lvlJc w:val="left"/>
+      <w:pPr>
+        <w:tabs>
+          <w:tab w:val="num" w:pos="5040"/>
+        </w:tabs>
+        <w:ind w:left="5040" w:hanging="360"/>
+      </w:pPr>
+      <w:rPr>
+        <w:rFonts w:ascii="Wingdings" w:hAnsi="Wingdings" w:hint="default"/>
+        <w:sz w:val="20"/>
+      </w:rPr>
+    </w:lvl>
+    <w:lvl w:ilvl="7" w:tentative="1">
+      <w:start w:val="1"/>
+      <w:numFmt w:val="bullet"/>
+      <w:lvlText w:val=""/>
+      <w:lvlJc w:val="left"/>
+      <w:pPr>
+        <w:tabs>
+          <w:tab w:val="num" w:pos="5760"/>
+        </w:tabs>
+        <w:ind w:left="5760" w:hanging="360"/>
+      </w:pPr>
+      <w:rPr>
+        <w:rFonts w:ascii="Wingdings" w:hAnsi="Wingdings" w:hint="default"/>
+        <w:sz w:val="20"/>
+      </w:rPr>
+    </w:lvl>
+    <w:lvl w:ilvl="8" w:tentative="1">
+      <w:start w:val="1"/>
+      <w:numFmt w:val="bullet"/>
+      <w:lvlText w:val=""/>
+      <w:lvlJc w:val="left"/>
+      <w:pPr>
+        <w:tabs>
+          <w:tab w:val="num" w:pos="6480"/>
+        </w:tabs>
+        <w:ind w:left="6480" w:hanging="360"/>
+      </w:pPr>
+      <w:rPr>
+        <w:rFonts w:ascii="Wingdings" w:hAnsi="Wingdings" w:hint="default"/>
+        <w:sz w:val="20"/>
+      </w:rPr>
+    </w:lvl>
+  </w:abstractNum>
+  <w:abstractNum w:abstractNumId="5" w15:restartNumberingAfterBreak="0">
+    <w:nsid w:val="0F055861"/>
+    <w:multiLevelType w:val="multilevel"/>
+    <w:tmpl w:val="9564831C"/>
+    <w:lvl w:ilvl="0">
+      <w:start w:val="1"/>
+      <w:numFmt w:val="bullet"/>
+      <w:lvlText w:val=""/>
+      <w:lvlJc w:val="left"/>
+      <w:pPr>
+        <w:tabs>
+          <w:tab w:val="num" w:pos="720"/>
+        </w:tabs>
+        <w:ind w:left="720" w:hanging="360"/>
+      </w:pPr>
+      <w:rPr>
+        <w:rFonts w:ascii="Symbol" w:hAnsi="Symbol" w:hint="default"/>
+        <w:sz w:val="20"/>
+      </w:rPr>
+    </w:lvl>
+    <w:lvl w:ilvl="1">
+      <w:start w:val="1"/>
+      <w:numFmt w:val="bullet"/>
+      <w:lvlText w:val="o"/>
+      <w:lvlJc w:val="left"/>
+      <w:pPr>
+        <w:tabs>
+          <w:tab w:val="num" w:pos="1440"/>
+        </w:tabs>
+        <w:ind w:left="1440" w:hanging="360"/>
+      </w:pPr>
+      <w:rPr>
+        <w:rFonts w:ascii="Courier New" w:hAnsi="Courier New" w:hint="default"/>
+        <w:sz w:val="20"/>
+      </w:rPr>
+    </w:lvl>
+    <w:lvl w:ilvl="2" w:tentative="1">
+      <w:start w:val="1"/>
+      <w:numFmt w:val="bullet"/>
+      <w:lvlText w:val=""/>
+      <w:lvlJc w:val="left"/>
+      <w:pPr>
+        <w:tabs>
+          <w:tab w:val="num" w:pos="2160"/>
+        </w:tabs>
+        <w:ind w:left="2160" w:hanging="360"/>
+      </w:pPr>
+      <w:rPr>
+        <w:rFonts w:ascii="Wingdings" w:hAnsi="Wingdings" w:hint="default"/>
+        <w:sz w:val="20"/>
+      </w:rPr>
+    </w:lvl>
+    <w:lvl w:ilvl="3" w:tentative="1">
+      <w:start w:val="1"/>
+      <w:numFmt w:val="bullet"/>
+      <w:lvlText w:val=""/>
+      <w:lvlJc w:val="left"/>
+      <w:pPr>
+        <w:tabs>
+          <w:tab w:val="num" w:pos="2880"/>
+        </w:tabs>
+        <w:ind w:left="2880" w:hanging="360"/>
+      </w:pPr>
+      <w:rPr>
+        <w:rFonts w:ascii="Wingdings" w:hAnsi="Wingdings" w:hint="default"/>
+        <w:sz w:val="20"/>
+      </w:rPr>
+    </w:lvl>
+    <w:lvl w:ilvl="4" w:tentative="1">
+      <w:start w:val="1"/>
+      <w:numFmt w:val="bullet"/>
+      <w:lvlText w:val=""/>
+      <w:lvlJc w:val="left"/>
+      <w:pPr>
+        <w:tabs>
+          <w:tab w:val="num" w:pos="3600"/>
+        </w:tabs>
+        <w:ind w:left="3600" w:hanging="360"/>
+      </w:pPr>
+      <w:rPr>
+        <w:rFonts w:ascii="Wingdings" w:hAnsi="Wingdings" w:hint="default"/>
+        <w:sz w:val="20"/>
+      </w:rPr>
+    </w:lvl>
+    <w:lvl w:ilvl="5" w:tentative="1">
+      <w:start w:val="1"/>
+      <w:numFmt w:val="bullet"/>
+      <w:lvlText w:val=""/>
+      <w:lvlJc w:val="left"/>
+      <w:pPr>
+        <w:tabs>
+          <w:tab w:val="num" w:pos="4320"/>
+        </w:tabs>
+        <w:ind w:left="4320" w:hanging="360"/>
+      </w:pPr>
+      <w:rPr>
+        <w:rFonts w:ascii="Wingdings" w:hAnsi="Wingdings" w:hint="default"/>
+        <w:sz w:val="20"/>
+      </w:rPr>
+    </w:lvl>
+    <w:lvl w:ilvl="6" w:tentative="1">
+      <w:start w:val="1"/>
+      <w:numFmt w:val="bullet"/>
+      <w:lvlText w:val=""/>
+      <w:lvlJc w:val="left"/>
+      <w:pPr>
+        <w:tabs>
+          <w:tab w:val="num" w:pos="5040"/>
+        </w:tabs>
+        <w:ind w:left="5040" w:hanging="360"/>
+      </w:pPr>
+      <w:rPr>
+        <w:rFonts w:ascii="Wingdings" w:hAnsi="Wingdings" w:hint="default"/>
+        <w:sz w:val="20"/>
+      </w:rPr>
+    </w:lvl>
+    <w:lvl w:ilvl="7" w:tentative="1">
+      <w:start w:val="1"/>
+      <w:numFmt w:val="bullet"/>
+      <w:lvlText w:val=""/>
+      <w:lvlJc w:val="left"/>
+      <w:pPr>
+        <w:tabs>
+          <w:tab w:val="num" w:pos="5760"/>
+        </w:tabs>
+        <w:ind w:left="5760" w:hanging="360"/>
+      </w:pPr>
+      <w:rPr>
+        <w:rFonts w:ascii="Wingdings" w:hAnsi="Wingdings" w:hint="default"/>
+        <w:sz w:val="20"/>
+      </w:rPr>
+    </w:lvl>
+    <w:lvl w:ilvl="8" w:tentative="1">
+      <w:start w:val="1"/>
+      <w:numFmt w:val="bullet"/>
+      <w:lvlText w:val=""/>
+      <w:lvlJc w:val="left"/>
+      <w:pPr>
+        <w:tabs>
+          <w:tab w:val="num" w:pos="6480"/>
+        </w:tabs>
+        <w:ind w:left="6480" w:hanging="360"/>
+      </w:pPr>
+      <w:rPr>
+        <w:rFonts w:ascii="Wingdings" w:hAnsi="Wingdings" w:hint="default"/>
+        <w:sz w:val="20"/>
+      </w:rPr>
+    </w:lvl>
+  </w:abstractNum>
+  <w:abstractNum w:abstractNumId="6" w15:restartNumberingAfterBreak="0">
     <w:nsid w:val="260D0439"/>
     <w:multiLevelType w:val="multilevel"/>
     <w:tmpl w:val="6CC0992E"/>
@@ -4829,7 +8416,454 @@
       </w:rPr>
     </w:lvl>
   </w:abstractNum>
-  <w:abstractNum w:abstractNumId="2" w15:restartNumberingAfterBreak="0">
+  <w:abstractNum w:abstractNumId="7" w15:restartNumberingAfterBreak="0">
+    <w:nsid w:val="28601A6B"/>
+    <w:multiLevelType w:val="multilevel"/>
+    <w:tmpl w:val="3CAAAEB8"/>
+    <w:lvl w:ilvl="0">
+      <w:start w:val="1"/>
+      <w:numFmt w:val="bullet"/>
+      <w:lvlText w:val=""/>
+      <w:lvlJc w:val="left"/>
+      <w:pPr>
+        <w:tabs>
+          <w:tab w:val="num" w:pos="720"/>
+        </w:tabs>
+        <w:ind w:left="720" w:hanging="360"/>
+      </w:pPr>
+      <w:rPr>
+        <w:rFonts w:ascii="Symbol" w:hAnsi="Symbol" w:hint="default"/>
+        <w:sz w:val="20"/>
+      </w:rPr>
+    </w:lvl>
+    <w:lvl w:ilvl="1" w:tentative="1">
+      <w:start w:val="1"/>
+      <w:numFmt w:val="bullet"/>
+      <w:lvlText w:val="o"/>
+      <w:lvlJc w:val="left"/>
+      <w:pPr>
+        <w:tabs>
+          <w:tab w:val="num" w:pos="1440"/>
+        </w:tabs>
+        <w:ind w:left="1440" w:hanging="360"/>
+      </w:pPr>
+      <w:rPr>
+        <w:rFonts w:ascii="Courier New" w:hAnsi="Courier New" w:hint="default"/>
+        <w:sz w:val="20"/>
+      </w:rPr>
+    </w:lvl>
+    <w:lvl w:ilvl="2" w:tentative="1">
+      <w:start w:val="1"/>
+      <w:numFmt w:val="bullet"/>
+      <w:lvlText w:val=""/>
+      <w:lvlJc w:val="left"/>
+      <w:pPr>
+        <w:tabs>
+          <w:tab w:val="num" w:pos="2160"/>
+        </w:tabs>
+        <w:ind w:left="2160" w:hanging="360"/>
+      </w:pPr>
+      <w:rPr>
+        <w:rFonts w:ascii="Wingdings" w:hAnsi="Wingdings" w:hint="default"/>
+        <w:sz w:val="20"/>
+      </w:rPr>
+    </w:lvl>
+    <w:lvl w:ilvl="3" w:tentative="1">
+      <w:start w:val="1"/>
+      <w:numFmt w:val="bullet"/>
+      <w:lvlText w:val=""/>
+      <w:lvlJc w:val="left"/>
+      <w:pPr>
+        <w:tabs>
+          <w:tab w:val="num" w:pos="2880"/>
+        </w:tabs>
+        <w:ind w:left="2880" w:hanging="360"/>
+      </w:pPr>
+      <w:rPr>
+        <w:rFonts w:ascii="Wingdings" w:hAnsi="Wingdings" w:hint="default"/>
+        <w:sz w:val="20"/>
+      </w:rPr>
+    </w:lvl>
+    <w:lvl w:ilvl="4" w:tentative="1">
+      <w:start w:val="1"/>
+      <w:numFmt w:val="bullet"/>
+      <w:lvlText w:val=""/>
+      <w:lvlJc w:val="left"/>
+      <w:pPr>
+        <w:tabs>
+          <w:tab w:val="num" w:pos="3600"/>
+        </w:tabs>
+        <w:ind w:left="3600" w:hanging="360"/>
+      </w:pPr>
+      <w:rPr>
+        <w:rFonts w:ascii="Wingdings" w:hAnsi="Wingdings" w:hint="default"/>
+        <w:sz w:val="20"/>
+      </w:rPr>
+    </w:lvl>
+    <w:lvl w:ilvl="5" w:tentative="1">
+      <w:start w:val="1"/>
+      <w:numFmt w:val="bullet"/>
+      <w:lvlText w:val=""/>
+      <w:lvlJc w:val="left"/>
+      <w:pPr>
+        <w:tabs>
+          <w:tab w:val="num" w:pos="4320"/>
+        </w:tabs>
+        <w:ind w:left="4320" w:hanging="360"/>
+      </w:pPr>
+      <w:rPr>
+        <w:rFonts w:ascii="Wingdings" w:hAnsi="Wingdings" w:hint="default"/>
+        <w:sz w:val="20"/>
+      </w:rPr>
+    </w:lvl>
+    <w:lvl w:ilvl="6" w:tentative="1">
+      <w:start w:val="1"/>
+      <w:numFmt w:val="bullet"/>
+      <w:lvlText w:val=""/>
+      <w:lvlJc w:val="left"/>
+      <w:pPr>
+        <w:tabs>
+          <w:tab w:val="num" w:pos="5040"/>
+        </w:tabs>
+        <w:ind w:left="5040" w:hanging="360"/>
+      </w:pPr>
+      <w:rPr>
+        <w:rFonts w:ascii="Wingdings" w:hAnsi="Wingdings" w:hint="default"/>
+        <w:sz w:val="20"/>
+      </w:rPr>
+    </w:lvl>
+    <w:lvl w:ilvl="7" w:tentative="1">
+      <w:start w:val="1"/>
+      <w:numFmt w:val="bullet"/>
+      <w:lvlText w:val=""/>
+      <w:lvlJc w:val="left"/>
+      <w:pPr>
+        <w:tabs>
+          <w:tab w:val="num" w:pos="5760"/>
+        </w:tabs>
+        <w:ind w:left="5760" w:hanging="360"/>
+      </w:pPr>
+      <w:rPr>
+        <w:rFonts w:ascii="Wingdings" w:hAnsi="Wingdings" w:hint="default"/>
+        <w:sz w:val="20"/>
+      </w:rPr>
+    </w:lvl>
+    <w:lvl w:ilvl="8" w:tentative="1">
+      <w:start w:val="1"/>
+      <w:numFmt w:val="bullet"/>
+      <w:lvlText w:val=""/>
+      <w:lvlJc w:val="left"/>
+      <w:pPr>
+        <w:tabs>
+          <w:tab w:val="num" w:pos="6480"/>
+        </w:tabs>
+        <w:ind w:left="6480" w:hanging="360"/>
+      </w:pPr>
+      <w:rPr>
+        <w:rFonts w:ascii="Wingdings" w:hAnsi="Wingdings" w:hint="default"/>
+        <w:sz w:val="20"/>
+      </w:rPr>
+    </w:lvl>
+  </w:abstractNum>
+  <w:abstractNum w:abstractNumId="8" w15:restartNumberingAfterBreak="0">
+    <w:nsid w:val="2E7F086A"/>
+    <w:multiLevelType w:val="multilevel"/>
+    <w:tmpl w:val="0C849BE4"/>
+    <w:lvl w:ilvl="0">
+      <w:start w:val="1"/>
+      <w:numFmt w:val="bullet"/>
+      <w:lvlText w:val=""/>
+      <w:lvlJc w:val="left"/>
+      <w:pPr>
+        <w:tabs>
+          <w:tab w:val="num" w:pos="720"/>
+        </w:tabs>
+        <w:ind w:left="720" w:hanging="360"/>
+      </w:pPr>
+      <w:rPr>
+        <w:rFonts w:ascii="Symbol" w:hAnsi="Symbol" w:hint="default"/>
+        <w:sz w:val="20"/>
+      </w:rPr>
+    </w:lvl>
+    <w:lvl w:ilvl="1" w:tentative="1">
+      <w:start w:val="1"/>
+      <w:numFmt w:val="bullet"/>
+      <w:lvlText w:val="o"/>
+      <w:lvlJc w:val="left"/>
+      <w:pPr>
+        <w:tabs>
+          <w:tab w:val="num" w:pos="1440"/>
+        </w:tabs>
+        <w:ind w:left="1440" w:hanging="360"/>
+      </w:pPr>
+      <w:rPr>
+        <w:rFonts w:ascii="Courier New" w:hAnsi="Courier New" w:hint="default"/>
+        <w:sz w:val="20"/>
+      </w:rPr>
+    </w:lvl>
+    <w:lvl w:ilvl="2" w:tentative="1">
+      <w:start w:val="1"/>
+      <w:numFmt w:val="bullet"/>
+      <w:lvlText w:val=""/>
+      <w:lvlJc w:val="left"/>
+      <w:pPr>
+        <w:tabs>
+          <w:tab w:val="num" w:pos="2160"/>
+        </w:tabs>
+        <w:ind w:left="2160" w:hanging="360"/>
+      </w:pPr>
+      <w:rPr>
+        <w:rFonts w:ascii="Wingdings" w:hAnsi="Wingdings" w:hint="default"/>
+        <w:sz w:val="20"/>
+      </w:rPr>
+    </w:lvl>
+    <w:lvl w:ilvl="3" w:tentative="1">
+      <w:start w:val="1"/>
+      <w:numFmt w:val="bullet"/>
+      <w:lvlText w:val=""/>
+      <w:lvlJc w:val="left"/>
+      <w:pPr>
+        <w:tabs>
+          <w:tab w:val="num" w:pos="2880"/>
+        </w:tabs>
+        <w:ind w:left="2880" w:hanging="360"/>
+      </w:pPr>
+      <w:rPr>
+        <w:rFonts w:ascii="Wingdings" w:hAnsi="Wingdings" w:hint="default"/>
+        <w:sz w:val="20"/>
+      </w:rPr>
+    </w:lvl>
+    <w:lvl w:ilvl="4" w:tentative="1">
+      <w:start w:val="1"/>
+      <w:numFmt w:val="bullet"/>
+      <w:lvlText w:val=""/>
+      <w:lvlJc w:val="left"/>
+      <w:pPr>
+        <w:tabs>
+          <w:tab w:val="num" w:pos="3600"/>
+        </w:tabs>
+        <w:ind w:left="3600" w:hanging="360"/>
+      </w:pPr>
+      <w:rPr>
+        <w:rFonts w:ascii="Wingdings" w:hAnsi="Wingdings" w:hint="default"/>
+        <w:sz w:val="20"/>
+      </w:rPr>
+    </w:lvl>
+    <w:lvl w:ilvl="5" w:tentative="1">
+      <w:start w:val="1"/>
+      <w:numFmt w:val="bullet"/>
+      <w:lvlText w:val=""/>
+      <w:lvlJc w:val="left"/>
+      <w:pPr>
+        <w:tabs>
+          <w:tab w:val="num" w:pos="4320"/>
+        </w:tabs>
+        <w:ind w:left="4320" w:hanging="360"/>
+      </w:pPr>
+      <w:rPr>
+        <w:rFonts w:ascii="Wingdings" w:hAnsi="Wingdings" w:hint="default"/>
+        <w:sz w:val="20"/>
+      </w:rPr>
+    </w:lvl>
+    <w:lvl w:ilvl="6" w:tentative="1">
+      <w:start w:val="1"/>
+      <w:numFmt w:val="bullet"/>
+      <w:lvlText w:val=""/>
+      <w:lvlJc w:val="left"/>
+      <w:pPr>
+        <w:tabs>
+          <w:tab w:val="num" w:pos="5040"/>
+        </w:tabs>
+        <w:ind w:left="5040" w:hanging="360"/>
+      </w:pPr>
+      <w:rPr>
+        <w:rFonts w:ascii="Wingdings" w:hAnsi="Wingdings" w:hint="default"/>
+        <w:sz w:val="20"/>
+      </w:rPr>
+    </w:lvl>
+    <w:lvl w:ilvl="7" w:tentative="1">
+      <w:start w:val="1"/>
+      <w:numFmt w:val="bullet"/>
+      <w:lvlText w:val=""/>
+      <w:lvlJc w:val="left"/>
+      <w:pPr>
+        <w:tabs>
+          <w:tab w:val="num" w:pos="5760"/>
+        </w:tabs>
+        <w:ind w:left="5760" w:hanging="360"/>
+      </w:pPr>
+      <w:rPr>
+        <w:rFonts w:ascii="Wingdings" w:hAnsi="Wingdings" w:hint="default"/>
+        <w:sz w:val="20"/>
+      </w:rPr>
+    </w:lvl>
+    <w:lvl w:ilvl="8" w:tentative="1">
+      <w:start w:val="1"/>
+      <w:numFmt w:val="bullet"/>
+      <w:lvlText w:val=""/>
+      <w:lvlJc w:val="left"/>
+      <w:pPr>
+        <w:tabs>
+          <w:tab w:val="num" w:pos="6480"/>
+        </w:tabs>
+        <w:ind w:left="6480" w:hanging="360"/>
+      </w:pPr>
+      <w:rPr>
+        <w:rFonts w:ascii="Wingdings" w:hAnsi="Wingdings" w:hint="default"/>
+        <w:sz w:val="20"/>
+      </w:rPr>
+    </w:lvl>
+  </w:abstractNum>
+  <w:abstractNum w:abstractNumId="9" w15:restartNumberingAfterBreak="0">
+    <w:nsid w:val="31EF6A01"/>
+    <w:multiLevelType w:val="multilevel"/>
+    <w:tmpl w:val="DB9221EA"/>
+    <w:lvl w:ilvl="0">
+      <w:start w:val="1"/>
+      <w:numFmt w:val="bullet"/>
+      <w:lvlText w:val=""/>
+      <w:lvlJc w:val="left"/>
+      <w:pPr>
+        <w:tabs>
+          <w:tab w:val="num" w:pos="720"/>
+        </w:tabs>
+        <w:ind w:left="720" w:hanging="360"/>
+      </w:pPr>
+      <w:rPr>
+        <w:rFonts w:ascii="Symbol" w:hAnsi="Symbol" w:hint="default"/>
+        <w:sz w:val="20"/>
+      </w:rPr>
+    </w:lvl>
+    <w:lvl w:ilvl="1" w:tentative="1">
+      <w:start w:val="1"/>
+      <w:numFmt w:val="bullet"/>
+      <w:lvlText w:val="o"/>
+      <w:lvlJc w:val="left"/>
+      <w:pPr>
+        <w:tabs>
+          <w:tab w:val="num" w:pos="1440"/>
+        </w:tabs>
+        <w:ind w:left="1440" w:hanging="360"/>
+      </w:pPr>
+      <w:rPr>
+        <w:rFonts w:ascii="Courier New" w:hAnsi="Courier New" w:hint="default"/>
+        <w:sz w:val="20"/>
+      </w:rPr>
+    </w:lvl>
+    <w:lvl w:ilvl="2" w:tentative="1">
+      <w:start w:val="1"/>
+      <w:numFmt w:val="bullet"/>
+      <w:lvlText w:val=""/>
+      <w:lvlJc w:val="left"/>
+      <w:pPr>
+        <w:tabs>
+          <w:tab w:val="num" w:pos="2160"/>
+        </w:tabs>
+        <w:ind w:left="2160" w:hanging="360"/>
+      </w:pPr>
+      <w:rPr>
+        <w:rFonts w:ascii="Wingdings" w:hAnsi="Wingdings" w:hint="default"/>
+        <w:sz w:val="20"/>
+      </w:rPr>
+    </w:lvl>
+    <w:lvl w:ilvl="3" w:tentative="1">
+      <w:start w:val="1"/>
+      <w:numFmt w:val="bullet"/>
+      <w:lvlText w:val=""/>
+      <w:lvlJc w:val="left"/>
+      <w:pPr>
+        <w:tabs>
+          <w:tab w:val="num" w:pos="2880"/>
+        </w:tabs>
+        <w:ind w:left="2880" w:hanging="360"/>
+      </w:pPr>
+      <w:rPr>
+        <w:rFonts w:ascii="Wingdings" w:hAnsi="Wingdings" w:hint="default"/>
+        <w:sz w:val="20"/>
+      </w:rPr>
+    </w:lvl>
+    <w:lvl w:ilvl="4" w:tentative="1">
+      <w:start w:val="1"/>
+      <w:numFmt w:val="bullet"/>
+      <w:lvlText w:val=""/>
+      <w:lvlJc w:val="left"/>
+      <w:pPr>
+        <w:tabs>
+          <w:tab w:val="num" w:pos="3600"/>
+        </w:tabs>
+        <w:ind w:left="3600" w:hanging="360"/>
+      </w:pPr>
+      <w:rPr>
+        <w:rFonts w:ascii="Wingdings" w:hAnsi="Wingdings" w:hint="default"/>
+        <w:sz w:val="20"/>
+      </w:rPr>
+    </w:lvl>
+    <w:lvl w:ilvl="5" w:tentative="1">
+      <w:start w:val="1"/>
+      <w:numFmt w:val="bullet"/>
+      <w:lvlText w:val=""/>
+      <w:lvlJc w:val="left"/>
+      <w:pPr>
+        <w:tabs>
+          <w:tab w:val="num" w:pos="4320"/>
+        </w:tabs>
+        <w:ind w:left="4320" w:hanging="360"/>
+      </w:pPr>
+      <w:rPr>
+        <w:rFonts w:ascii="Wingdings" w:hAnsi="Wingdings" w:hint="default"/>
+        <w:sz w:val="20"/>
+      </w:rPr>
+    </w:lvl>
+    <w:lvl w:ilvl="6" w:tentative="1">
+      <w:start w:val="1"/>
+      <w:numFmt w:val="bullet"/>
+      <w:lvlText w:val=""/>
+      <w:lvlJc w:val="left"/>
+      <w:pPr>
+        <w:tabs>
+          <w:tab w:val="num" w:pos="5040"/>
+        </w:tabs>
+        <w:ind w:left="5040" w:hanging="360"/>
+      </w:pPr>
+      <w:rPr>
+        <w:rFonts w:ascii="Wingdings" w:hAnsi="Wingdings" w:hint="default"/>
+        <w:sz w:val="20"/>
+      </w:rPr>
+    </w:lvl>
+    <w:lvl w:ilvl="7" w:tentative="1">
+      <w:start w:val="1"/>
+      <w:numFmt w:val="bullet"/>
+      <w:lvlText w:val=""/>
+      <w:lvlJc w:val="left"/>
+      <w:pPr>
+        <w:tabs>
+          <w:tab w:val="num" w:pos="5760"/>
+        </w:tabs>
+        <w:ind w:left="5760" w:hanging="360"/>
+      </w:pPr>
+      <w:rPr>
+        <w:rFonts w:ascii="Wingdings" w:hAnsi="Wingdings" w:hint="default"/>
+        <w:sz w:val="20"/>
+      </w:rPr>
+    </w:lvl>
+    <w:lvl w:ilvl="8" w:tentative="1">
+      <w:start w:val="1"/>
+      <w:numFmt w:val="bullet"/>
+      <w:lvlText w:val=""/>
+      <w:lvlJc w:val="left"/>
+      <w:pPr>
+        <w:tabs>
+          <w:tab w:val="num" w:pos="6480"/>
+        </w:tabs>
+        <w:ind w:left="6480" w:hanging="360"/>
+      </w:pPr>
+      <w:rPr>
+        <w:rFonts w:ascii="Wingdings" w:hAnsi="Wingdings" w:hint="default"/>
+        <w:sz w:val="20"/>
+      </w:rPr>
+    </w:lvl>
+  </w:abstractNum>
+  <w:abstractNum w:abstractNumId="10" w15:restartNumberingAfterBreak="0">
     <w:nsid w:val="3F780FEA"/>
     <w:multiLevelType w:val="hybridMultilevel"/>
     <w:tmpl w:val="835AA728"/>
@@ -4915,7 +8949,156 @@
       </w:pPr>
     </w:lvl>
   </w:abstractNum>
-  <w:abstractNum w:abstractNumId="3" w15:restartNumberingAfterBreak="0">
+  <w:abstractNum w:abstractNumId="11" w15:restartNumberingAfterBreak="0">
+    <w:nsid w:val="4BF23FF6"/>
+    <w:multiLevelType w:val="multilevel"/>
+    <w:tmpl w:val="12BE7908"/>
+    <w:lvl w:ilvl="0">
+      <w:start w:val="1"/>
+      <w:numFmt w:val="bullet"/>
+      <w:lvlText w:val=""/>
+      <w:lvlJc w:val="left"/>
+      <w:pPr>
+        <w:tabs>
+          <w:tab w:val="num" w:pos="720"/>
+        </w:tabs>
+        <w:ind w:left="720" w:hanging="360"/>
+      </w:pPr>
+      <w:rPr>
+        <w:rFonts w:ascii="Symbol" w:hAnsi="Symbol" w:hint="default"/>
+        <w:sz w:val="20"/>
+      </w:rPr>
+    </w:lvl>
+    <w:lvl w:ilvl="1" w:tentative="1">
+      <w:start w:val="1"/>
+      <w:numFmt w:val="bullet"/>
+      <w:lvlText w:val="o"/>
+      <w:lvlJc w:val="left"/>
+      <w:pPr>
+        <w:tabs>
+          <w:tab w:val="num" w:pos="1440"/>
+        </w:tabs>
+        <w:ind w:left="1440" w:hanging="360"/>
+      </w:pPr>
+      <w:rPr>
+        <w:rFonts w:ascii="Courier New" w:hAnsi="Courier New" w:hint="default"/>
+        <w:sz w:val="20"/>
+      </w:rPr>
+    </w:lvl>
+    <w:lvl w:ilvl="2" w:tentative="1">
+      <w:start w:val="1"/>
+      <w:numFmt w:val="bullet"/>
+      <w:lvlText w:val=""/>
+      <w:lvlJc w:val="left"/>
+      <w:pPr>
+        <w:tabs>
+          <w:tab w:val="num" w:pos="2160"/>
+        </w:tabs>
+        <w:ind w:left="2160" w:hanging="360"/>
+      </w:pPr>
+      <w:rPr>
+        <w:rFonts w:ascii="Wingdings" w:hAnsi="Wingdings" w:hint="default"/>
+        <w:sz w:val="20"/>
+      </w:rPr>
+    </w:lvl>
+    <w:lvl w:ilvl="3" w:tentative="1">
+      <w:start w:val="1"/>
+      <w:numFmt w:val="bullet"/>
+      <w:lvlText w:val=""/>
+      <w:lvlJc w:val="left"/>
+      <w:pPr>
+        <w:tabs>
+          <w:tab w:val="num" w:pos="2880"/>
+        </w:tabs>
+        <w:ind w:left="2880" w:hanging="360"/>
+      </w:pPr>
+      <w:rPr>
+        <w:rFonts w:ascii="Wingdings" w:hAnsi="Wingdings" w:hint="default"/>
+        <w:sz w:val="20"/>
+      </w:rPr>
+    </w:lvl>
+    <w:lvl w:ilvl="4" w:tentative="1">
+      <w:start w:val="1"/>
+      <w:numFmt w:val="bullet"/>
+      <w:lvlText w:val=""/>
+      <w:lvlJc w:val="left"/>
+      <w:pPr>
+        <w:tabs>
+          <w:tab w:val="num" w:pos="3600"/>
+        </w:tabs>
+        <w:ind w:left="3600" w:hanging="360"/>
+      </w:pPr>
+      <w:rPr>
+        <w:rFonts w:ascii="Wingdings" w:hAnsi="Wingdings" w:hint="default"/>
+        <w:sz w:val="20"/>
+      </w:rPr>
+    </w:lvl>
+    <w:lvl w:ilvl="5" w:tentative="1">
+      <w:start w:val="1"/>
+      <w:numFmt w:val="bullet"/>
+      <w:lvlText w:val=""/>
+      <w:lvlJc w:val="left"/>
+      <w:pPr>
+        <w:tabs>
+          <w:tab w:val="num" w:pos="4320"/>
+        </w:tabs>
+        <w:ind w:left="4320" w:hanging="360"/>
+      </w:pPr>
+      <w:rPr>
+        <w:rFonts w:ascii="Wingdings" w:hAnsi="Wingdings" w:hint="default"/>
+        <w:sz w:val="20"/>
+      </w:rPr>
+    </w:lvl>
+    <w:lvl w:ilvl="6" w:tentative="1">
+      <w:start w:val="1"/>
+      <w:numFmt w:val="bullet"/>
+      <w:lvlText w:val=""/>
+      <w:lvlJc w:val="left"/>
+      <w:pPr>
+        <w:tabs>
+          <w:tab w:val="num" w:pos="5040"/>
+        </w:tabs>
+        <w:ind w:left="5040" w:hanging="360"/>
+      </w:pPr>
+      <w:rPr>
+        <w:rFonts w:ascii="Wingdings" w:hAnsi="Wingdings" w:hint="default"/>
+        <w:sz w:val="20"/>
+      </w:rPr>
+    </w:lvl>
+    <w:lvl w:ilvl="7" w:tentative="1">
+      <w:start w:val="1"/>
+      <w:numFmt w:val="bullet"/>
+      <w:lvlText w:val=""/>
+      <w:lvlJc w:val="left"/>
+      <w:pPr>
+        <w:tabs>
+          <w:tab w:val="num" w:pos="5760"/>
+        </w:tabs>
+        <w:ind w:left="5760" w:hanging="360"/>
+      </w:pPr>
+      <w:rPr>
+        <w:rFonts w:ascii="Wingdings" w:hAnsi="Wingdings" w:hint="default"/>
+        <w:sz w:val="20"/>
+      </w:rPr>
+    </w:lvl>
+    <w:lvl w:ilvl="8" w:tentative="1">
+      <w:start w:val="1"/>
+      <w:numFmt w:val="bullet"/>
+      <w:lvlText w:val=""/>
+      <w:lvlJc w:val="left"/>
+      <w:pPr>
+        <w:tabs>
+          <w:tab w:val="num" w:pos="6480"/>
+        </w:tabs>
+        <w:ind w:left="6480" w:hanging="360"/>
+      </w:pPr>
+      <w:rPr>
+        <w:rFonts w:ascii="Wingdings" w:hAnsi="Wingdings" w:hint="default"/>
+        <w:sz w:val="20"/>
+      </w:rPr>
+    </w:lvl>
+  </w:abstractNum>
+  <w:abstractNum w:abstractNumId="12" w15:restartNumberingAfterBreak="0">
     <w:nsid w:val="4C621A39"/>
     <w:multiLevelType w:val="hybridMultilevel"/>
     <w:tmpl w:val="56A698DC"/>
@@ -5028,7 +9211,156 @@
       </w:rPr>
     </w:lvl>
   </w:abstractNum>
-  <w:abstractNum w:abstractNumId="4" w15:restartNumberingAfterBreak="0">
+  <w:abstractNum w:abstractNumId="13" w15:restartNumberingAfterBreak="0">
+    <w:nsid w:val="4F1221CF"/>
+    <w:multiLevelType w:val="multilevel"/>
+    <w:tmpl w:val="948E6F8C"/>
+    <w:lvl w:ilvl="0">
+      <w:start w:val="1"/>
+      <w:numFmt w:val="bullet"/>
+      <w:lvlText w:val=""/>
+      <w:lvlJc w:val="left"/>
+      <w:pPr>
+        <w:tabs>
+          <w:tab w:val="num" w:pos="720"/>
+        </w:tabs>
+        <w:ind w:left="720" w:hanging="360"/>
+      </w:pPr>
+      <w:rPr>
+        <w:rFonts w:ascii="Symbol" w:hAnsi="Symbol" w:hint="default"/>
+        <w:sz w:val="20"/>
+      </w:rPr>
+    </w:lvl>
+    <w:lvl w:ilvl="1">
+      <w:start w:val="1"/>
+      <w:numFmt w:val="bullet"/>
+      <w:lvlText w:val="o"/>
+      <w:lvlJc w:val="left"/>
+      <w:pPr>
+        <w:tabs>
+          <w:tab w:val="num" w:pos="1440"/>
+        </w:tabs>
+        <w:ind w:left="1440" w:hanging="360"/>
+      </w:pPr>
+      <w:rPr>
+        <w:rFonts w:ascii="Courier New" w:hAnsi="Courier New" w:hint="default"/>
+        <w:sz w:val="20"/>
+      </w:rPr>
+    </w:lvl>
+    <w:lvl w:ilvl="2" w:tentative="1">
+      <w:start w:val="1"/>
+      <w:numFmt w:val="bullet"/>
+      <w:lvlText w:val=""/>
+      <w:lvlJc w:val="left"/>
+      <w:pPr>
+        <w:tabs>
+          <w:tab w:val="num" w:pos="2160"/>
+        </w:tabs>
+        <w:ind w:left="2160" w:hanging="360"/>
+      </w:pPr>
+      <w:rPr>
+        <w:rFonts w:ascii="Wingdings" w:hAnsi="Wingdings" w:hint="default"/>
+        <w:sz w:val="20"/>
+      </w:rPr>
+    </w:lvl>
+    <w:lvl w:ilvl="3" w:tentative="1">
+      <w:start w:val="1"/>
+      <w:numFmt w:val="bullet"/>
+      <w:lvlText w:val=""/>
+      <w:lvlJc w:val="left"/>
+      <w:pPr>
+        <w:tabs>
+          <w:tab w:val="num" w:pos="2880"/>
+        </w:tabs>
+        <w:ind w:left="2880" w:hanging="360"/>
+      </w:pPr>
+      <w:rPr>
+        <w:rFonts w:ascii="Wingdings" w:hAnsi="Wingdings" w:hint="default"/>
+        <w:sz w:val="20"/>
+      </w:rPr>
+    </w:lvl>
+    <w:lvl w:ilvl="4" w:tentative="1">
+      <w:start w:val="1"/>
+      <w:numFmt w:val="bullet"/>
+      <w:lvlText w:val=""/>
+      <w:lvlJc w:val="left"/>
+      <w:pPr>
+        <w:tabs>
+          <w:tab w:val="num" w:pos="3600"/>
+        </w:tabs>
+        <w:ind w:left="3600" w:hanging="360"/>
+      </w:pPr>
+      <w:rPr>
+        <w:rFonts w:ascii="Wingdings" w:hAnsi="Wingdings" w:hint="default"/>
+        <w:sz w:val="20"/>
+      </w:rPr>
+    </w:lvl>
+    <w:lvl w:ilvl="5" w:tentative="1">
+      <w:start w:val="1"/>
+      <w:numFmt w:val="bullet"/>
+      <w:lvlText w:val=""/>
+      <w:lvlJc w:val="left"/>
+      <w:pPr>
+        <w:tabs>
+          <w:tab w:val="num" w:pos="4320"/>
+        </w:tabs>
+        <w:ind w:left="4320" w:hanging="360"/>
+      </w:pPr>
+      <w:rPr>
+        <w:rFonts w:ascii="Wingdings" w:hAnsi="Wingdings" w:hint="default"/>
+        <w:sz w:val="20"/>
+      </w:rPr>
+    </w:lvl>
+    <w:lvl w:ilvl="6" w:tentative="1">
+      <w:start w:val="1"/>
+      <w:numFmt w:val="bullet"/>
+      <w:lvlText w:val=""/>
+      <w:lvlJc w:val="left"/>
+      <w:pPr>
+        <w:tabs>
+          <w:tab w:val="num" w:pos="5040"/>
+        </w:tabs>
+        <w:ind w:left="5040" w:hanging="360"/>
+      </w:pPr>
+      <w:rPr>
+        <w:rFonts w:ascii="Wingdings" w:hAnsi="Wingdings" w:hint="default"/>
+        <w:sz w:val="20"/>
+      </w:rPr>
+    </w:lvl>
+    <w:lvl w:ilvl="7" w:tentative="1">
+      <w:start w:val="1"/>
+      <w:numFmt w:val="bullet"/>
+      <w:lvlText w:val=""/>
+      <w:lvlJc w:val="left"/>
+      <w:pPr>
+        <w:tabs>
+          <w:tab w:val="num" w:pos="5760"/>
+        </w:tabs>
+        <w:ind w:left="5760" w:hanging="360"/>
+      </w:pPr>
+      <w:rPr>
+        <w:rFonts w:ascii="Wingdings" w:hAnsi="Wingdings" w:hint="default"/>
+        <w:sz w:val="20"/>
+      </w:rPr>
+    </w:lvl>
+    <w:lvl w:ilvl="8" w:tentative="1">
+      <w:start w:val="1"/>
+      <w:numFmt w:val="bullet"/>
+      <w:lvlText w:val=""/>
+      <w:lvlJc w:val="left"/>
+      <w:pPr>
+        <w:tabs>
+          <w:tab w:val="num" w:pos="6480"/>
+        </w:tabs>
+        <w:ind w:left="6480" w:hanging="360"/>
+      </w:pPr>
+      <w:rPr>
+        <w:rFonts w:ascii="Wingdings" w:hAnsi="Wingdings" w:hint="default"/>
+        <w:sz w:val="20"/>
+      </w:rPr>
+    </w:lvl>
+  </w:abstractNum>
+  <w:abstractNum w:abstractNumId="14" w15:restartNumberingAfterBreak="0">
     <w:nsid w:val="51877D1C"/>
     <w:multiLevelType w:val="multilevel"/>
     <w:tmpl w:val="F648D39A"/>
@@ -5177,7 +9509,603 @@
       </w:rPr>
     </w:lvl>
   </w:abstractNum>
-  <w:abstractNum w:abstractNumId="5" w15:restartNumberingAfterBreak="0">
+  <w:abstractNum w:abstractNumId="15" w15:restartNumberingAfterBreak="0">
+    <w:nsid w:val="53B502E9"/>
+    <w:multiLevelType w:val="multilevel"/>
+    <w:tmpl w:val="91CA9050"/>
+    <w:lvl w:ilvl="0">
+      <w:start w:val="1"/>
+      <w:numFmt w:val="bullet"/>
+      <w:lvlText w:val=""/>
+      <w:lvlJc w:val="left"/>
+      <w:pPr>
+        <w:tabs>
+          <w:tab w:val="num" w:pos="720"/>
+        </w:tabs>
+        <w:ind w:left="720" w:hanging="360"/>
+      </w:pPr>
+      <w:rPr>
+        <w:rFonts w:ascii="Symbol" w:hAnsi="Symbol" w:hint="default"/>
+        <w:sz w:val="20"/>
+      </w:rPr>
+    </w:lvl>
+    <w:lvl w:ilvl="1" w:tentative="1">
+      <w:start w:val="1"/>
+      <w:numFmt w:val="bullet"/>
+      <w:lvlText w:val="o"/>
+      <w:lvlJc w:val="left"/>
+      <w:pPr>
+        <w:tabs>
+          <w:tab w:val="num" w:pos="1440"/>
+        </w:tabs>
+        <w:ind w:left="1440" w:hanging="360"/>
+      </w:pPr>
+      <w:rPr>
+        <w:rFonts w:ascii="Courier New" w:hAnsi="Courier New" w:hint="default"/>
+        <w:sz w:val="20"/>
+      </w:rPr>
+    </w:lvl>
+    <w:lvl w:ilvl="2" w:tentative="1">
+      <w:start w:val="1"/>
+      <w:numFmt w:val="bullet"/>
+      <w:lvlText w:val=""/>
+      <w:lvlJc w:val="left"/>
+      <w:pPr>
+        <w:tabs>
+          <w:tab w:val="num" w:pos="2160"/>
+        </w:tabs>
+        <w:ind w:left="2160" w:hanging="360"/>
+      </w:pPr>
+      <w:rPr>
+        <w:rFonts w:ascii="Wingdings" w:hAnsi="Wingdings" w:hint="default"/>
+        <w:sz w:val="20"/>
+      </w:rPr>
+    </w:lvl>
+    <w:lvl w:ilvl="3" w:tentative="1">
+      <w:start w:val="1"/>
+      <w:numFmt w:val="bullet"/>
+      <w:lvlText w:val=""/>
+      <w:lvlJc w:val="left"/>
+      <w:pPr>
+        <w:tabs>
+          <w:tab w:val="num" w:pos="2880"/>
+        </w:tabs>
+        <w:ind w:left="2880" w:hanging="360"/>
+      </w:pPr>
+      <w:rPr>
+        <w:rFonts w:ascii="Wingdings" w:hAnsi="Wingdings" w:hint="default"/>
+        <w:sz w:val="20"/>
+      </w:rPr>
+    </w:lvl>
+    <w:lvl w:ilvl="4" w:tentative="1">
+      <w:start w:val="1"/>
+      <w:numFmt w:val="bullet"/>
+      <w:lvlText w:val=""/>
+      <w:lvlJc w:val="left"/>
+      <w:pPr>
+        <w:tabs>
+          <w:tab w:val="num" w:pos="3600"/>
+        </w:tabs>
+        <w:ind w:left="3600" w:hanging="360"/>
+      </w:pPr>
+      <w:rPr>
+        <w:rFonts w:ascii="Wingdings" w:hAnsi="Wingdings" w:hint="default"/>
+        <w:sz w:val="20"/>
+      </w:rPr>
+    </w:lvl>
+    <w:lvl w:ilvl="5" w:tentative="1">
+      <w:start w:val="1"/>
+      <w:numFmt w:val="bullet"/>
+      <w:lvlText w:val=""/>
+      <w:lvlJc w:val="left"/>
+      <w:pPr>
+        <w:tabs>
+          <w:tab w:val="num" w:pos="4320"/>
+        </w:tabs>
+        <w:ind w:left="4320" w:hanging="360"/>
+      </w:pPr>
+      <w:rPr>
+        <w:rFonts w:ascii="Wingdings" w:hAnsi="Wingdings" w:hint="default"/>
+        <w:sz w:val="20"/>
+      </w:rPr>
+    </w:lvl>
+    <w:lvl w:ilvl="6" w:tentative="1">
+      <w:start w:val="1"/>
+      <w:numFmt w:val="bullet"/>
+      <w:lvlText w:val=""/>
+      <w:lvlJc w:val="left"/>
+      <w:pPr>
+        <w:tabs>
+          <w:tab w:val="num" w:pos="5040"/>
+        </w:tabs>
+        <w:ind w:left="5040" w:hanging="360"/>
+      </w:pPr>
+      <w:rPr>
+        <w:rFonts w:ascii="Wingdings" w:hAnsi="Wingdings" w:hint="default"/>
+        <w:sz w:val="20"/>
+      </w:rPr>
+    </w:lvl>
+    <w:lvl w:ilvl="7" w:tentative="1">
+      <w:start w:val="1"/>
+      <w:numFmt w:val="bullet"/>
+      <w:lvlText w:val=""/>
+      <w:lvlJc w:val="left"/>
+      <w:pPr>
+        <w:tabs>
+          <w:tab w:val="num" w:pos="5760"/>
+        </w:tabs>
+        <w:ind w:left="5760" w:hanging="360"/>
+      </w:pPr>
+      <w:rPr>
+        <w:rFonts w:ascii="Wingdings" w:hAnsi="Wingdings" w:hint="default"/>
+        <w:sz w:val="20"/>
+      </w:rPr>
+    </w:lvl>
+    <w:lvl w:ilvl="8" w:tentative="1">
+      <w:start w:val="1"/>
+      <w:numFmt w:val="bullet"/>
+      <w:lvlText w:val=""/>
+      <w:lvlJc w:val="left"/>
+      <w:pPr>
+        <w:tabs>
+          <w:tab w:val="num" w:pos="6480"/>
+        </w:tabs>
+        <w:ind w:left="6480" w:hanging="360"/>
+      </w:pPr>
+      <w:rPr>
+        <w:rFonts w:ascii="Wingdings" w:hAnsi="Wingdings" w:hint="default"/>
+        <w:sz w:val="20"/>
+      </w:rPr>
+    </w:lvl>
+  </w:abstractNum>
+  <w:abstractNum w:abstractNumId="16" w15:restartNumberingAfterBreak="0">
+    <w:nsid w:val="558A455A"/>
+    <w:multiLevelType w:val="multilevel"/>
+    <w:tmpl w:val="BB0AE356"/>
+    <w:lvl w:ilvl="0">
+      <w:start w:val="1"/>
+      <w:numFmt w:val="bullet"/>
+      <w:lvlText w:val=""/>
+      <w:lvlJc w:val="left"/>
+      <w:pPr>
+        <w:tabs>
+          <w:tab w:val="num" w:pos="720"/>
+        </w:tabs>
+        <w:ind w:left="720" w:hanging="360"/>
+      </w:pPr>
+      <w:rPr>
+        <w:rFonts w:ascii="Symbol" w:hAnsi="Symbol" w:hint="default"/>
+        <w:sz w:val="20"/>
+      </w:rPr>
+    </w:lvl>
+    <w:lvl w:ilvl="1" w:tentative="1">
+      <w:start w:val="1"/>
+      <w:numFmt w:val="bullet"/>
+      <w:lvlText w:val="o"/>
+      <w:lvlJc w:val="left"/>
+      <w:pPr>
+        <w:tabs>
+          <w:tab w:val="num" w:pos="1440"/>
+        </w:tabs>
+        <w:ind w:left="1440" w:hanging="360"/>
+      </w:pPr>
+      <w:rPr>
+        <w:rFonts w:ascii="Courier New" w:hAnsi="Courier New" w:hint="default"/>
+        <w:sz w:val="20"/>
+      </w:rPr>
+    </w:lvl>
+    <w:lvl w:ilvl="2" w:tentative="1">
+      <w:start w:val="1"/>
+      <w:numFmt w:val="bullet"/>
+      <w:lvlText w:val=""/>
+      <w:lvlJc w:val="left"/>
+      <w:pPr>
+        <w:tabs>
+          <w:tab w:val="num" w:pos="2160"/>
+        </w:tabs>
+        <w:ind w:left="2160" w:hanging="360"/>
+      </w:pPr>
+      <w:rPr>
+        <w:rFonts w:ascii="Wingdings" w:hAnsi="Wingdings" w:hint="default"/>
+        <w:sz w:val="20"/>
+      </w:rPr>
+    </w:lvl>
+    <w:lvl w:ilvl="3" w:tentative="1">
+      <w:start w:val="1"/>
+      <w:numFmt w:val="bullet"/>
+      <w:lvlText w:val=""/>
+      <w:lvlJc w:val="left"/>
+      <w:pPr>
+        <w:tabs>
+          <w:tab w:val="num" w:pos="2880"/>
+        </w:tabs>
+        <w:ind w:left="2880" w:hanging="360"/>
+      </w:pPr>
+      <w:rPr>
+        <w:rFonts w:ascii="Wingdings" w:hAnsi="Wingdings" w:hint="default"/>
+        <w:sz w:val="20"/>
+      </w:rPr>
+    </w:lvl>
+    <w:lvl w:ilvl="4" w:tentative="1">
+      <w:start w:val="1"/>
+      <w:numFmt w:val="bullet"/>
+      <w:lvlText w:val=""/>
+      <w:lvlJc w:val="left"/>
+      <w:pPr>
+        <w:tabs>
+          <w:tab w:val="num" w:pos="3600"/>
+        </w:tabs>
+        <w:ind w:left="3600" w:hanging="360"/>
+      </w:pPr>
+      <w:rPr>
+        <w:rFonts w:ascii="Wingdings" w:hAnsi="Wingdings" w:hint="default"/>
+        <w:sz w:val="20"/>
+      </w:rPr>
+    </w:lvl>
+    <w:lvl w:ilvl="5" w:tentative="1">
+      <w:start w:val="1"/>
+      <w:numFmt w:val="bullet"/>
+      <w:lvlText w:val=""/>
+      <w:lvlJc w:val="left"/>
+      <w:pPr>
+        <w:tabs>
+          <w:tab w:val="num" w:pos="4320"/>
+        </w:tabs>
+        <w:ind w:left="4320" w:hanging="360"/>
+      </w:pPr>
+      <w:rPr>
+        <w:rFonts w:ascii="Wingdings" w:hAnsi="Wingdings" w:hint="default"/>
+        <w:sz w:val="20"/>
+      </w:rPr>
+    </w:lvl>
+    <w:lvl w:ilvl="6" w:tentative="1">
+      <w:start w:val="1"/>
+      <w:numFmt w:val="bullet"/>
+      <w:lvlText w:val=""/>
+      <w:lvlJc w:val="left"/>
+      <w:pPr>
+        <w:tabs>
+          <w:tab w:val="num" w:pos="5040"/>
+        </w:tabs>
+        <w:ind w:left="5040" w:hanging="360"/>
+      </w:pPr>
+      <w:rPr>
+        <w:rFonts w:ascii="Wingdings" w:hAnsi="Wingdings" w:hint="default"/>
+        <w:sz w:val="20"/>
+      </w:rPr>
+    </w:lvl>
+    <w:lvl w:ilvl="7" w:tentative="1">
+      <w:start w:val="1"/>
+      <w:numFmt w:val="bullet"/>
+      <w:lvlText w:val=""/>
+      <w:lvlJc w:val="left"/>
+      <w:pPr>
+        <w:tabs>
+          <w:tab w:val="num" w:pos="5760"/>
+        </w:tabs>
+        <w:ind w:left="5760" w:hanging="360"/>
+      </w:pPr>
+      <w:rPr>
+        <w:rFonts w:ascii="Wingdings" w:hAnsi="Wingdings" w:hint="default"/>
+        <w:sz w:val="20"/>
+      </w:rPr>
+    </w:lvl>
+    <w:lvl w:ilvl="8" w:tentative="1">
+      <w:start w:val="1"/>
+      <w:numFmt w:val="bullet"/>
+      <w:lvlText w:val=""/>
+      <w:lvlJc w:val="left"/>
+      <w:pPr>
+        <w:tabs>
+          <w:tab w:val="num" w:pos="6480"/>
+        </w:tabs>
+        <w:ind w:left="6480" w:hanging="360"/>
+      </w:pPr>
+      <w:rPr>
+        <w:rFonts w:ascii="Wingdings" w:hAnsi="Wingdings" w:hint="default"/>
+        <w:sz w:val="20"/>
+      </w:rPr>
+    </w:lvl>
+  </w:abstractNum>
+  <w:abstractNum w:abstractNumId="17" w15:restartNumberingAfterBreak="0">
+    <w:nsid w:val="563867E9"/>
+    <w:multiLevelType w:val="multilevel"/>
+    <w:tmpl w:val="5BB811B6"/>
+    <w:lvl w:ilvl="0">
+      <w:start w:val="1"/>
+      <w:numFmt w:val="bullet"/>
+      <w:lvlText w:val=""/>
+      <w:lvlJc w:val="left"/>
+      <w:pPr>
+        <w:tabs>
+          <w:tab w:val="num" w:pos="720"/>
+        </w:tabs>
+        <w:ind w:left="720" w:hanging="360"/>
+      </w:pPr>
+      <w:rPr>
+        <w:rFonts w:ascii="Symbol" w:hAnsi="Symbol" w:hint="default"/>
+        <w:sz w:val="20"/>
+      </w:rPr>
+    </w:lvl>
+    <w:lvl w:ilvl="1" w:tentative="1">
+      <w:start w:val="1"/>
+      <w:numFmt w:val="bullet"/>
+      <w:lvlText w:val="o"/>
+      <w:lvlJc w:val="left"/>
+      <w:pPr>
+        <w:tabs>
+          <w:tab w:val="num" w:pos="1440"/>
+        </w:tabs>
+        <w:ind w:left="1440" w:hanging="360"/>
+      </w:pPr>
+      <w:rPr>
+        <w:rFonts w:ascii="Courier New" w:hAnsi="Courier New" w:hint="default"/>
+        <w:sz w:val="20"/>
+      </w:rPr>
+    </w:lvl>
+    <w:lvl w:ilvl="2" w:tentative="1">
+      <w:start w:val="1"/>
+      <w:numFmt w:val="bullet"/>
+      <w:lvlText w:val=""/>
+      <w:lvlJc w:val="left"/>
+      <w:pPr>
+        <w:tabs>
+          <w:tab w:val="num" w:pos="2160"/>
+        </w:tabs>
+        <w:ind w:left="2160" w:hanging="360"/>
+      </w:pPr>
+      <w:rPr>
+        <w:rFonts w:ascii="Wingdings" w:hAnsi="Wingdings" w:hint="default"/>
+        <w:sz w:val="20"/>
+      </w:rPr>
+    </w:lvl>
+    <w:lvl w:ilvl="3" w:tentative="1">
+      <w:start w:val="1"/>
+      <w:numFmt w:val="bullet"/>
+      <w:lvlText w:val=""/>
+      <w:lvlJc w:val="left"/>
+      <w:pPr>
+        <w:tabs>
+          <w:tab w:val="num" w:pos="2880"/>
+        </w:tabs>
+        <w:ind w:left="2880" w:hanging="360"/>
+      </w:pPr>
+      <w:rPr>
+        <w:rFonts w:ascii="Wingdings" w:hAnsi="Wingdings" w:hint="default"/>
+        <w:sz w:val="20"/>
+      </w:rPr>
+    </w:lvl>
+    <w:lvl w:ilvl="4" w:tentative="1">
+      <w:start w:val="1"/>
+      <w:numFmt w:val="bullet"/>
+      <w:lvlText w:val=""/>
+      <w:lvlJc w:val="left"/>
+      <w:pPr>
+        <w:tabs>
+          <w:tab w:val="num" w:pos="3600"/>
+        </w:tabs>
+        <w:ind w:left="3600" w:hanging="360"/>
+      </w:pPr>
+      <w:rPr>
+        <w:rFonts w:ascii="Wingdings" w:hAnsi="Wingdings" w:hint="default"/>
+        <w:sz w:val="20"/>
+      </w:rPr>
+    </w:lvl>
+    <w:lvl w:ilvl="5" w:tentative="1">
+      <w:start w:val="1"/>
+      <w:numFmt w:val="bullet"/>
+      <w:lvlText w:val=""/>
+      <w:lvlJc w:val="left"/>
+      <w:pPr>
+        <w:tabs>
+          <w:tab w:val="num" w:pos="4320"/>
+        </w:tabs>
+        <w:ind w:left="4320" w:hanging="360"/>
+      </w:pPr>
+      <w:rPr>
+        <w:rFonts w:ascii="Wingdings" w:hAnsi="Wingdings" w:hint="default"/>
+        <w:sz w:val="20"/>
+      </w:rPr>
+    </w:lvl>
+    <w:lvl w:ilvl="6" w:tentative="1">
+      <w:start w:val="1"/>
+      <w:numFmt w:val="bullet"/>
+      <w:lvlText w:val=""/>
+      <w:lvlJc w:val="left"/>
+      <w:pPr>
+        <w:tabs>
+          <w:tab w:val="num" w:pos="5040"/>
+        </w:tabs>
+        <w:ind w:left="5040" w:hanging="360"/>
+      </w:pPr>
+      <w:rPr>
+        <w:rFonts w:ascii="Wingdings" w:hAnsi="Wingdings" w:hint="default"/>
+        <w:sz w:val="20"/>
+      </w:rPr>
+    </w:lvl>
+    <w:lvl w:ilvl="7" w:tentative="1">
+      <w:start w:val="1"/>
+      <w:numFmt w:val="bullet"/>
+      <w:lvlText w:val=""/>
+      <w:lvlJc w:val="left"/>
+      <w:pPr>
+        <w:tabs>
+          <w:tab w:val="num" w:pos="5760"/>
+        </w:tabs>
+        <w:ind w:left="5760" w:hanging="360"/>
+      </w:pPr>
+      <w:rPr>
+        <w:rFonts w:ascii="Wingdings" w:hAnsi="Wingdings" w:hint="default"/>
+        <w:sz w:val="20"/>
+      </w:rPr>
+    </w:lvl>
+    <w:lvl w:ilvl="8" w:tentative="1">
+      <w:start w:val="1"/>
+      <w:numFmt w:val="bullet"/>
+      <w:lvlText w:val=""/>
+      <w:lvlJc w:val="left"/>
+      <w:pPr>
+        <w:tabs>
+          <w:tab w:val="num" w:pos="6480"/>
+        </w:tabs>
+        <w:ind w:left="6480" w:hanging="360"/>
+      </w:pPr>
+      <w:rPr>
+        <w:rFonts w:ascii="Wingdings" w:hAnsi="Wingdings" w:hint="default"/>
+        <w:sz w:val="20"/>
+      </w:rPr>
+    </w:lvl>
+  </w:abstractNum>
+  <w:abstractNum w:abstractNumId="18" w15:restartNumberingAfterBreak="0">
+    <w:nsid w:val="5E873AC0"/>
+    <w:multiLevelType w:val="multilevel"/>
+    <w:tmpl w:val="0D6A0EC4"/>
+    <w:lvl w:ilvl="0">
+      <w:start w:val="1"/>
+      <w:numFmt w:val="bullet"/>
+      <w:lvlText w:val=""/>
+      <w:lvlJc w:val="left"/>
+      <w:pPr>
+        <w:tabs>
+          <w:tab w:val="num" w:pos="720"/>
+        </w:tabs>
+        <w:ind w:left="720" w:hanging="360"/>
+      </w:pPr>
+      <w:rPr>
+        <w:rFonts w:ascii="Symbol" w:hAnsi="Symbol" w:hint="default"/>
+        <w:sz w:val="20"/>
+      </w:rPr>
+    </w:lvl>
+    <w:lvl w:ilvl="1" w:tentative="1">
+      <w:start w:val="1"/>
+      <w:numFmt w:val="bullet"/>
+      <w:lvlText w:val="o"/>
+      <w:lvlJc w:val="left"/>
+      <w:pPr>
+        <w:tabs>
+          <w:tab w:val="num" w:pos="1440"/>
+        </w:tabs>
+        <w:ind w:left="1440" w:hanging="360"/>
+      </w:pPr>
+      <w:rPr>
+        <w:rFonts w:ascii="Courier New" w:hAnsi="Courier New" w:hint="default"/>
+        <w:sz w:val="20"/>
+      </w:rPr>
+    </w:lvl>
+    <w:lvl w:ilvl="2" w:tentative="1">
+      <w:start w:val="1"/>
+      <w:numFmt w:val="bullet"/>
+      <w:lvlText w:val=""/>
+      <w:lvlJc w:val="left"/>
+      <w:pPr>
+        <w:tabs>
+          <w:tab w:val="num" w:pos="2160"/>
+        </w:tabs>
+        <w:ind w:left="2160" w:hanging="360"/>
+      </w:pPr>
+      <w:rPr>
+        <w:rFonts w:ascii="Wingdings" w:hAnsi="Wingdings" w:hint="default"/>
+        <w:sz w:val="20"/>
+      </w:rPr>
+    </w:lvl>
+    <w:lvl w:ilvl="3" w:tentative="1">
+      <w:start w:val="1"/>
+      <w:numFmt w:val="bullet"/>
+      <w:lvlText w:val=""/>
+      <w:lvlJc w:val="left"/>
+      <w:pPr>
+        <w:tabs>
+          <w:tab w:val="num" w:pos="2880"/>
+        </w:tabs>
+        <w:ind w:left="2880" w:hanging="360"/>
+      </w:pPr>
+      <w:rPr>
+        <w:rFonts w:ascii="Wingdings" w:hAnsi="Wingdings" w:hint="default"/>
+        <w:sz w:val="20"/>
+      </w:rPr>
+    </w:lvl>
+    <w:lvl w:ilvl="4" w:tentative="1">
+      <w:start w:val="1"/>
+      <w:numFmt w:val="bullet"/>
+      <w:lvlText w:val=""/>
+      <w:lvlJc w:val="left"/>
+      <w:pPr>
+        <w:tabs>
+          <w:tab w:val="num" w:pos="3600"/>
+        </w:tabs>
+        <w:ind w:left="3600" w:hanging="360"/>
+      </w:pPr>
+      <w:rPr>
+        <w:rFonts w:ascii="Wingdings" w:hAnsi="Wingdings" w:hint="default"/>
+        <w:sz w:val="20"/>
+      </w:rPr>
+    </w:lvl>
+    <w:lvl w:ilvl="5" w:tentative="1">
+      <w:start w:val="1"/>
+      <w:numFmt w:val="bullet"/>
+      <w:lvlText w:val=""/>
+      <w:lvlJc w:val="left"/>
+      <w:pPr>
+        <w:tabs>
+          <w:tab w:val="num" w:pos="4320"/>
+        </w:tabs>
+        <w:ind w:left="4320" w:hanging="360"/>
+      </w:pPr>
+      <w:rPr>
+        <w:rFonts w:ascii="Wingdings" w:hAnsi="Wingdings" w:hint="default"/>
+        <w:sz w:val="20"/>
+      </w:rPr>
+    </w:lvl>
+    <w:lvl w:ilvl="6" w:tentative="1">
+      <w:start w:val="1"/>
+      <w:numFmt w:val="bullet"/>
+      <w:lvlText w:val=""/>
+      <w:lvlJc w:val="left"/>
+      <w:pPr>
+        <w:tabs>
+          <w:tab w:val="num" w:pos="5040"/>
+        </w:tabs>
+        <w:ind w:left="5040" w:hanging="360"/>
+      </w:pPr>
+      <w:rPr>
+        <w:rFonts w:ascii="Wingdings" w:hAnsi="Wingdings" w:hint="default"/>
+        <w:sz w:val="20"/>
+      </w:rPr>
+    </w:lvl>
+    <w:lvl w:ilvl="7" w:tentative="1">
+      <w:start w:val="1"/>
+      <w:numFmt w:val="bullet"/>
+      <w:lvlText w:val=""/>
+      <w:lvlJc w:val="left"/>
+      <w:pPr>
+        <w:tabs>
+          <w:tab w:val="num" w:pos="5760"/>
+        </w:tabs>
+        <w:ind w:left="5760" w:hanging="360"/>
+      </w:pPr>
+      <w:rPr>
+        <w:rFonts w:ascii="Wingdings" w:hAnsi="Wingdings" w:hint="default"/>
+        <w:sz w:val="20"/>
+      </w:rPr>
+    </w:lvl>
+    <w:lvl w:ilvl="8" w:tentative="1">
+      <w:start w:val="1"/>
+      <w:numFmt w:val="bullet"/>
+      <w:lvlText w:val=""/>
+      <w:lvlJc w:val="left"/>
+      <w:pPr>
+        <w:tabs>
+          <w:tab w:val="num" w:pos="6480"/>
+        </w:tabs>
+        <w:ind w:left="6480" w:hanging="360"/>
+      </w:pPr>
+      <w:rPr>
+        <w:rFonts w:ascii="Wingdings" w:hAnsi="Wingdings" w:hint="default"/>
+        <w:sz w:val="20"/>
+      </w:rPr>
+    </w:lvl>
+  </w:abstractNum>
+  <w:abstractNum w:abstractNumId="19" w15:restartNumberingAfterBreak="0">
     <w:nsid w:val="699709C8"/>
     <w:multiLevelType w:val="multilevel"/>
     <w:tmpl w:val="F2A2CD08"/>
@@ -5326,120 +10254,269 @@
       </w:rPr>
     </w:lvl>
   </w:abstractNum>
-  <w:abstractNum w:abstractNumId="6" w15:restartNumberingAfterBreak="0">
+  <w:abstractNum w:abstractNumId="20" w15:restartNumberingAfterBreak="0">
     <w:nsid w:val="6AED639C"/>
     <w:multiLevelType w:val="hybridMultilevel"/>
-    <w:tmpl w:val="38A442A4"/>
-    <w:lvl w:ilvl="0" w:tplc="40090001">
+    <w:tmpl w:val="47D05E0C"/>
+    <w:lvl w:ilvl="0" w:tplc="4009000F">
+      <w:start w:val="1"/>
+      <w:numFmt w:val="decimal"/>
+      <w:lvlText w:val="%1."/>
+      <w:lvlJc w:val="left"/>
+      <w:pPr>
+        <w:ind w:left="720" w:hanging="360"/>
+      </w:pPr>
+      <w:rPr>
+        <w:rFonts w:hint="default"/>
+      </w:rPr>
+    </w:lvl>
+    <w:lvl w:ilvl="1" w:tplc="40090003" w:tentative="1">
+      <w:start w:val="1"/>
+      <w:numFmt w:val="bullet"/>
+      <w:lvlText w:val="o"/>
+      <w:lvlJc w:val="left"/>
+      <w:pPr>
+        <w:ind w:left="1440" w:hanging="360"/>
+      </w:pPr>
+      <w:rPr>
+        <w:rFonts w:ascii="Courier New" w:hAnsi="Courier New" w:cs="Courier New" w:hint="default"/>
+      </w:rPr>
+    </w:lvl>
+    <w:lvl w:ilvl="2" w:tplc="40090005" w:tentative="1">
+      <w:start w:val="1"/>
+      <w:numFmt w:val="bullet"/>
+      <w:lvlText w:val=""/>
+      <w:lvlJc w:val="left"/>
+      <w:pPr>
+        <w:ind w:left="2160" w:hanging="360"/>
+      </w:pPr>
+      <w:rPr>
+        <w:rFonts w:ascii="Wingdings" w:hAnsi="Wingdings" w:hint="default"/>
+      </w:rPr>
+    </w:lvl>
+    <w:lvl w:ilvl="3" w:tplc="40090001" w:tentative="1">
       <w:start w:val="1"/>
       <w:numFmt w:val="bullet"/>
       <w:lvlText w:val=""/>
       <w:lvlJc w:val="left"/>
       <w:pPr>
+        <w:ind w:left="2880" w:hanging="360"/>
+      </w:pPr>
+      <w:rPr>
+        <w:rFonts w:ascii="Symbol" w:hAnsi="Symbol" w:hint="default"/>
+      </w:rPr>
+    </w:lvl>
+    <w:lvl w:ilvl="4" w:tplc="40090003" w:tentative="1">
+      <w:start w:val="1"/>
+      <w:numFmt w:val="bullet"/>
+      <w:lvlText w:val="o"/>
+      <w:lvlJc w:val="left"/>
+      <w:pPr>
+        <w:ind w:left="3600" w:hanging="360"/>
+      </w:pPr>
+      <w:rPr>
+        <w:rFonts w:ascii="Courier New" w:hAnsi="Courier New" w:cs="Courier New" w:hint="default"/>
+      </w:rPr>
+    </w:lvl>
+    <w:lvl w:ilvl="5" w:tplc="40090005" w:tentative="1">
+      <w:start w:val="1"/>
+      <w:numFmt w:val="bullet"/>
+      <w:lvlText w:val=""/>
+      <w:lvlJc w:val="left"/>
+      <w:pPr>
+        <w:ind w:left="4320" w:hanging="360"/>
+      </w:pPr>
+      <w:rPr>
+        <w:rFonts w:ascii="Wingdings" w:hAnsi="Wingdings" w:hint="default"/>
+      </w:rPr>
+    </w:lvl>
+    <w:lvl w:ilvl="6" w:tplc="40090001" w:tentative="1">
+      <w:start w:val="1"/>
+      <w:numFmt w:val="bullet"/>
+      <w:lvlText w:val=""/>
+      <w:lvlJc w:val="left"/>
+      <w:pPr>
+        <w:ind w:left="5040" w:hanging="360"/>
+      </w:pPr>
+      <w:rPr>
+        <w:rFonts w:ascii="Symbol" w:hAnsi="Symbol" w:hint="default"/>
+      </w:rPr>
+    </w:lvl>
+    <w:lvl w:ilvl="7" w:tplc="40090003" w:tentative="1">
+      <w:start w:val="1"/>
+      <w:numFmt w:val="bullet"/>
+      <w:lvlText w:val="o"/>
+      <w:lvlJc w:val="left"/>
+      <w:pPr>
+        <w:ind w:left="5760" w:hanging="360"/>
+      </w:pPr>
+      <w:rPr>
+        <w:rFonts w:ascii="Courier New" w:hAnsi="Courier New" w:cs="Courier New" w:hint="default"/>
+      </w:rPr>
+    </w:lvl>
+    <w:lvl w:ilvl="8" w:tplc="40090005" w:tentative="1">
+      <w:start w:val="1"/>
+      <w:numFmt w:val="bullet"/>
+      <w:lvlText w:val=""/>
+      <w:lvlJc w:val="left"/>
+      <w:pPr>
+        <w:ind w:left="6480" w:hanging="360"/>
+      </w:pPr>
+      <w:rPr>
+        <w:rFonts w:ascii="Wingdings" w:hAnsi="Wingdings" w:hint="default"/>
+      </w:rPr>
+    </w:lvl>
+  </w:abstractNum>
+  <w:abstractNum w:abstractNumId="21" w15:restartNumberingAfterBreak="0">
+    <w:nsid w:val="70763E57"/>
+    <w:multiLevelType w:val="multilevel"/>
+    <w:tmpl w:val="828E091E"/>
+    <w:lvl w:ilvl="0">
+      <w:start w:val="1"/>
+      <w:numFmt w:val="bullet"/>
+      <w:lvlText w:val=""/>
+      <w:lvlJc w:val="left"/>
+      <w:pPr>
+        <w:tabs>
+          <w:tab w:val="num" w:pos="720"/>
+        </w:tabs>
         <w:ind w:left="720" w:hanging="360"/>
       </w:pPr>
       <w:rPr>
         <w:rFonts w:ascii="Symbol" w:hAnsi="Symbol" w:hint="default"/>
-      </w:rPr>
-    </w:lvl>
-    <w:lvl w:ilvl="1" w:tplc="40090003" w:tentative="1">
+        <w:sz w:val="20"/>
+      </w:rPr>
+    </w:lvl>
+    <w:lvl w:ilvl="1" w:tentative="1">
       <w:start w:val="1"/>
       <w:numFmt w:val="bullet"/>
       <w:lvlText w:val="o"/>
       <w:lvlJc w:val="left"/>
       <w:pPr>
+        <w:tabs>
+          <w:tab w:val="num" w:pos="1440"/>
+        </w:tabs>
         <w:ind w:left="1440" w:hanging="360"/>
       </w:pPr>
       <w:rPr>
-        <w:rFonts w:ascii="Courier New" w:hAnsi="Courier New" w:cs="Courier New" w:hint="default"/>
-      </w:rPr>
-    </w:lvl>
-    <w:lvl w:ilvl="2" w:tplc="40090005" w:tentative="1">
-      <w:start w:val="1"/>
-      <w:numFmt w:val="bullet"/>
-      <w:lvlText w:val=""/>
-      <w:lvlJc w:val="left"/>
-      <w:pPr>
+        <w:rFonts w:ascii="Courier New" w:hAnsi="Courier New" w:hint="default"/>
+        <w:sz w:val="20"/>
+      </w:rPr>
+    </w:lvl>
+    <w:lvl w:ilvl="2" w:tentative="1">
+      <w:start w:val="1"/>
+      <w:numFmt w:val="bullet"/>
+      <w:lvlText w:val=""/>
+      <w:lvlJc w:val="left"/>
+      <w:pPr>
+        <w:tabs>
+          <w:tab w:val="num" w:pos="2160"/>
+        </w:tabs>
         <w:ind w:left="2160" w:hanging="360"/>
       </w:pPr>
       <w:rPr>
         <w:rFonts w:ascii="Wingdings" w:hAnsi="Wingdings" w:hint="default"/>
-      </w:rPr>
-    </w:lvl>
-    <w:lvl w:ilvl="3" w:tplc="40090001" w:tentative="1">
-      <w:start w:val="1"/>
-      <w:numFmt w:val="bullet"/>
-      <w:lvlText w:val=""/>
-      <w:lvlJc w:val="left"/>
-      <w:pPr>
+        <w:sz w:val="20"/>
+      </w:rPr>
+    </w:lvl>
+    <w:lvl w:ilvl="3" w:tentative="1">
+      <w:start w:val="1"/>
+      <w:numFmt w:val="bullet"/>
+      <w:lvlText w:val=""/>
+      <w:lvlJc w:val="left"/>
+      <w:pPr>
+        <w:tabs>
+          <w:tab w:val="num" w:pos="2880"/>
+        </w:tabs>
         <w:ind w:left="2880" w:hanging="360"/>
       </w:pPr>
       <w:rPr>
-        <w:rFonts w:ascii="Symbol" w:hAnsi="Symbol" w:hint="default"/>
-      </w:rPr>
-    </w:lvl>
-    <w:lvl w:ilvl="4" w:tplc="40090003" w:tentative="1">
-      <w:start w:val="1"/>
-      <w:numFmt w:val="bullet"/>
-      <w:lvlText w:val="o"/>
-      <w:lvlJc w:val="left"/>
-      <w:pPr>
+        <w:rFonts w:ascii="Wingdings" w:hAnsi="Wingdings" w:hint="default"/>
+        <w:sz w:val="20"/>
+      </w:rPr>
+    </w:lvl>
+    <w:lvl w:ilvl="4" w:tentative="1">
+      <w:start w:val="1"/>
+      <w:numFmt w:val="bullet"/>
+      <w:lvlText w:val=""/>
+      <w:lvlJc w:val="left"/>
+      <w:pPr>
+        <w:tabs>
+          <w:tab w:val="num" w:pos="3600"/>
+        </w:tabs>
         <w:ind w:left="3600" w:hanging="360"/>
       </w:pPr>
       <w:rPr>
-        <w:rFonts w:ascii="Courier New" w:hAnsi="Courier New" w:cs="Courier New" w:hint="default"/>
-      </w:rPr>
-    </w:lvl>
-    <w:lvl w:ilvl="5" w:tplc="40090005" w:tentative="1">
-      <w:start w:val="1"/>
-      <w:numFmt w:val="bullet"/>
-      <w:lvlText w:val=""/>
-      <w:lvlJc w:val="left"/>
-      <w:pPr>
+        <w:rFonts w:ascii="Wingdings" w:hAnsi="Wingdings" w:hint="default"/>
+        <w:sz w:val="20"/>
+      </w:rPr>
+    </w:lvl>
+    <w:lvl w:ilvl="5" w:tentative="1">
+      <w:start w:val="1"/>
+      <w:numFmt w:val="bullet"/>
+      <w:lvlText w:val=""/>
+      <w:lvlJc w:val="left"/>
+      <w:pPr>
+        <w:tabs>
+          <w:tab w:val="num" w:pos="4320"/>
+        </w:tabs>
         <w:ind w:left="4320" w:hanging="360"/>
       </w:pPr>
       <w:rPr>
         <w:rFonts w:ascii="Wingdings" w:hAnsi="Wingdings" w:hint="default"/>
-      </w:rPr>
-    </w:lvl>
-    <w:lvl w:ilvl="6" w:tplc="40090001" w:tentative="1">
-      <w:start w:val="1"/>
-      <w:numFmt w:val="bullet"/>
-      <w:lvlText w:val=""/>
-      <w:lvlJc w:val="left"/>
-      <w:pPr>
+        <w:sz w:val="20"/>
+      </w:rPr>
+    </w:lvl>
+    <w:lvl w:ilvl="6" w:tentative="1">
+      <w:start w:val="1"/>
+      <w:numFmt w:val="bullet"/>
+      <w:lvlText w:val=""/>
+      <w:lvlJc w:val="left"/>
+      <w:pPr>
+        <w:tabs>
+          <w:tab w:val="num" w:pos="5040"/>
+        </w:tabs>
         <w:ind w:left="5040" w:hanging="360"/>
       </w:pPr>
       <w:rPr>
-        <w:rFonts w:ascii="Symbol" w:hAnsi="Symbol" w:hint="default"/>
-      </w:rPr>
-    </w:lvl>
-    <w:lvl w:ilvl="7" w:tplc="40090003" w:tentative="1">
-      <w:start w:val="1"/>
-      <w:numFmt w:val="bullet"/>
-      <w:lvlText w:val="o"/>
-      <w:lvlJc w:val="left"/>
-      <w:pPr>
+        <w:rFonts w:ascii="Wingdings" w:hAnsi="Wingdings" w:hint="default"/>
+        <w:sz w:val="20"/>
+      </w:rPr>
+    </w:lvl>
+    <w:lvl w:ilvl="7" w:tentative="1">
+      <w:start w:val="1"/>
+      <w:numFmt w:val="bullet"/>
+      <w:lvlText w:val=""/>
+      <w:lvlJc w:val="left"/>
+      <w:pPr>
+        <w:tabs>
+          <w:tab w:val="num" w:pos="5760"/>
+        </w:tabs>
         <w:ind w:left="5760" w:hanging="360"/>
       </w:pPr>
       <w:rPr>
-        <w:rFonts w:ascii="Courier New" w:hAnsi="Courier New" w:cs="Courier New" w:hint="default"/>
-      </w:rPr>
-    </w:lvl>
-    <w:lvl w:ilvl="8" w:tplc="40090005" w:tentative="1">
-      <w:start w:val="1"/>
-      <w:numFmt w:val="bullet"/>
-      <w:lvlText w:val=""/>
-      <w:lvlJc w:val="left"/>
-      <w:pPr>
+        <w:rFonts w:ascii="Wingdings" w:hAnsi="Wingdings" w:hint="default"/>
+        <w:sz w:val="20"/>
+      </w:rPr>
+    </w:lvl>
+    <w:lvl w:ilvl="8" w:tentative="1">
+      <w:start w:val="1"/>
+      <w:numFmt w:val="bullet"/>
+      <w:lvlText w:val=""/>
+      <w:lvlJc w:val="left"/>
+      <w:pPr>
+        <w:tabs>
+          <w:tab w:val="num" w:pos="6480"/>
+        </w:tabs>
         <w:ind w:left="6480" w:hanging="360"/>
       </w:pPr>
       <w:rPr>
         <w:rFonts w:ascii="Wingdings" w:hAnsi="Wingdings" w:hint="default"/>
+        <w:sz w:val="20"/>
       </w:rPr>
     </w:lvl>
   </w:abstractNum>
-  <w:abstractNum w:abstractNumId="7" w15:restartNumberingAfterBreak="0">
+  <w:abstractNum w:abstractNumId="22" w15:restartNumberingAfterBreak="0">
     <w:nsid w:val="70FF3FF9"/>
     <w:multiLevelType w:val="hybridMultilevel"/>
     <w:tmpl w:val="A45A81E6"/>
@@ -5528,7 +10605,7 @@
       </w:pPr>
     </w:lvl>
   </w:abstractNum>
-  <w:abstractNum w:abstractNumId="8" w15:restartNumberingAfterBreak="0">
+  <w:abstractNum w:abstractNumId="23" w15:restartNumberingAfterBreak="0">
     <w:nsid w:val="769051EB"/>
     <w:multiLevelType w:val="hybridMultilevel"/>
     <w:tmpl w:val="BA7E0DE0"/>
@@ -5642,52 +10719,97 @@
     </w:lvl>
   </w:abstractNum>
   <w:num w:numId="1" w16cid:durableId="1771001347">
-    <w:abstractNumId w:val="6"/>
+    <w:abstractNumId w:val="20"/>
   </w:num>
   <w:num w:numId="2" w16cid:durableId="421990468">
-    <w:abstractNumId w:val="2"/>
+    <w:abstractNumId w:val="10"/>
   </w:num>
   <w:num w:numId="3" w16cid:durableId="718475216">
-    <w:abstractNumId w:val="3"/>
+    <w:abstractNumId w:val="12"/>
   </w:num>
   <w:num w:numId="4" w16cid:durableId="1561749717">
-    <w:abstractNumId w:val="8"/>
+    <w:abstractNumId w:val="23"/>
   </w:num>
   <w:num w:numId="5" w16cid:durableId="751896595">
-    <w:abstractNumId w:val="4"/>
+    <w:abstractNumId w:val="14"/>
   </w:num>
   <w:num w:numId="6" w16cid:durableId="1727409014">
-    <w:abstractNumId w:val="7"/>
+    <w:abstractNumId w:val="22"/>
   </w:num>
   <w:num w:numId="7" w16cid:durableId="1661808372">
-    <w:abstractNumId w:val="1"/>
+    <w:abstractNumId w:val="6"/>
     <w:lvlOverride w:ilvl="0">
       <w:startOverride w:val="1"/>
     </w:lvlOverride>
   </w:num>
   <w:num w:numId="8" w16cid:durableId="1357727636">
-    <w:abstractNumId w:val="1"/>
+    <w:abstractNumId w:val="6"/>
     <w:lvlOverride w:ilvl="0">
       <w:startOverride w:val="2"/>
     </w:lvlOverride>
   </w:num>
   <w:num w:numId="9" w16cid:durableId="211890184">
-    <w:abstractNumId w:val="1"/>
+    <w:abstractNumId w:val="6"/>
     <w:lvlOverride w:ilvl="0">
       <w:startOverride w:val="3"/>
     </w:lvlOverride>
   </w:num>
   <w:num w:numId="10" w16cid:durableId="20517649">
-    <w:abstractNumId w:val="1"/>
+    <w:abstractNumId w:val="6"/>
     <w:lvlOverride w:ilvl="0">
       <w:startOverride w:val="4"/>
     </w:lvlOverride>
   </w:num>
   <w:num w:numId="11" w16cid:durableId="605969487">
+    <w:abstractNumId w:val="19"/>
+  </w:num>
+  <w:num w:numId="12" w16cid:durableId="1246106947">
+    <w:abstractNumId w:val="2"/>
+  </w:num>
+  <w:num w:numId="13" w16cid:durableId="651325251">
+    <w:abstractNumId w:val="7"/>
+  </w:num>
+  <w:num w:numId="14" w16cid:durableId="261424288">
+    <w:abstractNumId w:val="8"/>
+  </w:num>
+  <w:num w:numId="15" w16cid:durableId="472017035">
+    <w:abstractNumId w:val="4"/>
+  </w:num>
+  <w:num w:numId="16" w16cid:durableId="1695379017">
+    <w:abstractNumId w:val="17"/>
+  </w:num>
+  <w:num w:numId="17" w16cid:durableId="785195105">
+    <w:abstractNumId w:val="9"/>
+  </w:num>
+  <w:num w:numId="18" w16cid:durableId="900798302">
+    <w:abstractNumId w:val="1"/>
+  </w:num>
+  <w:num w:numId="19" w16cid:durableId="1861695634">
+    <w:abstractNumId w:val="15"/>
+  </w:num>
+  <w:num w:numId="20" w16cid:durableId="139543151">
+    <w:abstractNumId w:val="0"/>
+  </w:num>
+  <w:num w:numId="21" w16cid:durableId="1771848141">
+    <w:abstractNumId w:val="13"/>
+  </w:num>
+  <w:num w:numId="22" w16cid:durableId="748187736">
+    <w:abstractNumId w:val="3"/>
+  </w:num>
+  <w:num w:numId="23" w16cid:durableId="695927086">
     <w:abstractNumId w:val="5"/>
   </w:num>
-  <w:num w:numId="12" w16cid:durableId="1246106947">
-    <w:abstractNumId w:val="0"/>
+  <w:num w:numId="24" w16cid:durableId="1478767357">
+    <w:abstractNumId w:val="18"/>
+  </w:num>
+  <w:num w:numId="25" w16cid:durableId="1635672842">
+    <w:abstractNumId w:val="11"/>
+  </w:num>
+  <w:num w:numId="26" w16cid:durableId="1859387441">
+    <w:abstractNumId w:val="16"/>
+  </w:num>
+  <w:num w:numId="27" w16cid:durableId="2124228114">
+    <w:abstractNumId w:val="21"/>
   </w:num>
 </w:numbering>
 </file>
@@ -6776,6 +11898,19 @@
       <w14:ligatures w14:val="none"/>
     </w:rPr>
   </w:style>
+  <w:style w:type="character" w:styleId="HTMLCode">
+    <w:name w:val="HTML Code"/>
+    <w:basedOn w:val="DefaultParagraphFont"/>
+    <w:uiPriority w:val="99"/>
+    <w:semiHidden/>
+    <w:unhideWhenUsed/>
+    <w:rsid w:val="007D39BC"/>
+    <w:rPr>
+      <w:rFonts w:ascii="Courier New" w:eastAsia="Times New Roman" w:hAnsi="Courier New" w:cs="Courier New"/>
+      <w:sz w:val="20"/>
+      <w:szCs w:val="20"/>
+    </w:rPr>
+  </w:style>
 </w:styles>
 </file>
 

--- a/microservices/Microservice Question.docx
+++ b/microservices/Microservice Question.docx
@@ -59,7 +59,7 @@
           <w:r>
             <w:fldChar w:fldCharType="separate"/>
           </w:r>
-          <w:hyperlink w:anchor="_Toc207569865" w:history="1">
+          <w:hyperlink w:anchor="_Toc209962398" w:history="1">
             <w:r>
               <w:rPr>
                 <w:rStyle w:val="Hyperlink"/>
@@ -103,7 +103,7 @@
                 <w:noProof/>
                 <w:webHidden/>
               </w:rPr>
-              <w:instrText xml:space="preserve"> PAGEREF _Toc207569865 \h </w:instrText>
+              <w:instrText xml:space="preserve"> PAGEREF _Toc209962398 \h </w:instrText>
             </w:r>
             <w:r>
               <w:rPr>
@@ -149,7 +149,7 @@
               <w:lang w:eastAsia="en-IN"/>
             </w:rPr>
           </w:pPr>
-          <w:hyperlink w:anchor="_Toc207569866" w:history="1">
+          <w:hyperlink w:anchor="_Toc209962399" w:history="1">
             <w:r>
               <w:rPr>
                 <w:rStyle w:val="Hyperlink"/>
@@ -193,7 +193,7 @@
                 <w:noProof/>
                 <w:webHidden/>
               </w:rPr>
-              <w:instrText xml:space="preserve"> PAGEREF _Toc207569866 \h </w:instrText>
+              <w:instrText xml:space="preserve"> PAGEREF _Toc209962399 \h </w:instrText>
             </w:r>
             <w:r>
               <w:rPr>
@@ -239,7 +239,7 @@
               <w:lang w:eastAsia="en-IN"/>
             </w:rPr>
           </w:pPr>
-          <w:hyperlink w:anchor="_Toc207569867" w:history="1">
+          <w:hyperlink w:anchor="_Toc209962400" w:history="1">
             <w:r>
               <w:rPr>
                 <w:rStyle w:val="Hyperlink"/>
@@ -283,7 +283,7 @@
                 <w:noProof/>
                 <w:webHidden/>
               </w:rPr>
-              <w:instrText xml:space="preserve"> PAGEREF _Toc207569867 \h </w:instrText>
+              <w:instrText xml:space="preserve"> PAGEREF _Toc209962400 \h </w:instrText>
             </w:r>
             <w:r>
               <w:rPr>
@@ -329,7 +329,7 @@
               <w:lang w:eastAsia="en-IN"/>
             </w:rPr>
           </w:pPr>
-          <w:hyperlink w:anchor="_Toc207569868" w:history="1">
+          <w:hyperlink w:anchor="_Toc209962401" w:history="1">
             <w:r>
               <w:rPr>
                 <w:rStyle w:val="Hyperlink"/>
@@ -373,7 +373,7 @@
                 <w:noProof/>
                 <w:webHidden/>
               </w:rPr>
-              <w:instrText xml:space="preserve"> PAGEREF _Toc207569868 \h </w:instrText>
+              <w:instrText xml:space="preserve"> PAGEREF _Toc209962401 \h </w:instrText>
             </w:r>
             <w:r>
               <w:rPr>
@@ -419,7 +419,7 @@
               <w:lang w:eastAsia="en-IN"/>
             </w:rPr>
           </w:pPr>
-          <w:hyperlink w:anchor="_Toc207569869" w:history="1">
+          <w:hyperlink w:anchor="_Toc209962402" w:history="1">
             <w:r>
               <w:rPr>
                 <w:rStyle w:val="Hyperlink"/>
@@ -463,7 +463,7 @@
                 <w:noProof/>
                 <w:webHidden/>
               </w:rPr>
-              <w:instrText xml:space="preserve"> PAGEREF _Toc207569869 \h </w:instrText>
+              <w:instrText xml:space="preserve"> PAGEREF _Toc209962402 \h </w:instrText>
             </w:r>
             <w:r>
               <w:rPr>
@@ -509,7 +509,7 @@
               <w:lang w:eastAsia="en-IN"/>
             </w:rPr>
           </w:pPr>
-          <w:hyperlink w:anchor="_Toc207569870" w:history="1">
+          <w:hyperlink w:anchor="_Toc209962403" w:history="1">
             <w:r>
               <w:rPr>
                 <w:rStyle w:val="Hyperlink"/>
@@ -553,7 +553,7 @@
                 <w:noProof/>
                 <w:webHidden/>
               </w:rPr>
-              <w:instrText xml:space="preserve"> PAGEREF _Toc207569870 \h </w:instrText>
+              <w:instrText xml:space="preserve"> PAGEREF _Toc209962403 \h </w:instrText>
             </w:r>
             <w:r>
               <w:rPr>
@@ -599,7 +599,7 @@
               <w:lang w:eastAsia="en-IN"/>
             </w:rPr>
           </w:pPr>
-          <w:hyperlink w:anchor="_Toc207569871" w:history="1">
+          <w:hyperlink w:anchor="_Toc209962404" w:history="1">
             <w:r>
               <w:rPr>
                 <w:rStyle w:val="Hyperlink"/>
@@ -643,7 +643,7 @@
                 <w:noProof/>
                 <w:webHidden/>
               </w:rPr>
-              <w:instrText xml:space="preserve"> PAGEREF _Toc207569871 \h </w:instrText>
+              <w:instrText xml:space="preserve"> PAGEREF _Toc209962404 \h </w:instrText>
             </w:r>
             <w:r>
               <w:rPr>
@@ -689,7 +689,7 @@
               <w:lang w:eastAsia="en-IN"/>
             </w:rPr>
           </w:pPr>
-          <w:hyperlink w:anchor="_Toc207569872" w:history="1">
+          <w:hyperlink w:anchor="_Toc209962405" w:history="1">
             <w:r>
               <w:rPr>
                 <w:rStyle w:val="Hyperlink"/>
@@ -733,7 +733,7 @@
                 <w:noProof/>
                 <w:webHidden/>
               </w:rPr>
-              <w:instrText xml:space="preserve"> PAGEREF _Toc207569872 \h </w:instrText>
+              <w:instrText xml:space="preserve"> PAGEREF _Toc209962405 \h </w:instrText>
             </w:r>
             <w:r>
               <w:rPr>
@@ -779,7 +779,7 @@
               <w:lang w:eastAsia="en-IN"/>
             </w:rPr>
           </w:pPr>
-          <w:hyperlink w:anchor="_Toc207569873" w:history="1">
+          <w:hyperlink w:anchor="_Toc209962406" w:history="1">
             <w:r>
               <w:rPr>
                 <w:rStyle w:val="Hyperlink"/>
@@ -823,7 +823,7 @@
                 <w:noProof/>
                 <w:webHidden/>
               </w:rPr>
-              <w:instrText xml:space="preserve"> PAGEREF _Toc207569873 \h </w:instrText>
+              <w:instrText xml:space="preserve"> PAGEREF _Toc209962406 \h </w:instrText>
             </w:r>
             <w:r>
               <w:rPr>
@@ -869,7 +869,7 @@
               <w:lang w:eastAsia="en-IN"/>
             </w:rPr>
           </w:pPr>
-          <w:hyperlink w:anchor="_Toc207569874" w:history="1">
+          <w:hyperlink w:anchor="_Toc209962407" w:history="1">
             <w:r>
               <w:rPr>
                 <w:rStyle w:val="Hyperlink"/>
@@ -913,7 +913,7 @@
                 <w:noProof/>
                 <w:webHidden/>
               </w:rPr>
-              <w:instrText xml:space="preserve"> PAGEREF _Toc207569874 \h </w:instrText>
+              <w:instrText xml:space="preserve"> PAGEREF _Toc209962407 \h </w:instrText>
             </w:r>
             <w:r>
               <w:rPr>
@@ -959,7 +959,7 @@
               <w:lang w:eastAsia="en-IN"/>
             </w:rPr>
           </w:pPr>
-          <w:hyperlink w:anchor="_Toc207569875" w:history="1">
+          <w:hyperlink w:anchor="_Toc209962408" w:history="1">
             <w:r>
               <w:rPr>
                 <w:rStyle w:val="Hyperlink"/>
@@ -1003,7 +1003,7 @@
                 <w:noProof/>
                 <w:webHidden/>
               </w:rPr>
-              <w:instrText xml:space="preserve"> PAGEREF _Toc207569875 \h </w:instrText>
+              <w:instrText xml:space="preserve"> PAGEREF _Toc209962408 \h </w:instrText>
             </w:r>
             <w:r>
               <w:rPr>
@@ -1049,7 +1049,7 @@
               <w:lang w:eastAsia="en-IN"/>
             </w:rPr>
           </w:pPr>
-          <w:hyperlink w:anchor="_Toc207569876" w:history="1">
+          <w:hyperlink w:anchor="_Toc209962409" w:history="1">
             <w:r>
               <w:rPr>
                 <w:rStyle w:val="Hyperlink"/>
@@ -1093,7 +1093,7 @@
                 <w:noProof/>
                 <w:webHidden/>
               </w:rPr>
-              <w:instrText xml:space="preserve"> PAGEREF _Toc207569876 \h </w:instrText>
+              <w:instrText xml:space="preserve"> PAGEREF _Toc209962409 \h </w:instrText>
             </w:r>
             <w:r>
               <w:rPr>
@@ -1139,7 +1139,7 @@
               <w:lang w:eastAsia="en-IN"/>
             </w:rPr>
           </w:pPr>
-          <w:hyperlink w:anchor="_Toc207569877" w:history="1">
+          <w:hyperlink w:anchor="_Toc209962410" w:history="1">
             <w:r>
               <w:rPr>
                 <w:rStyle w:val="Hyperlink"/>
@@ -1183,7 +1183,7 @@
                 <w:noProof/>
                 <w:webHidden/>
               </w:rPr>
-              <w:instrText xml:space="preserve"> PAGEREF _Toc207569877 \h </w:instrText>
+              <w:instrText xml:space="preserve"> PAGEREF _Toc209962410 \h </w:instrText>
             </w:r>
             <w:r>
               <w:rPr>
@@ -1229,7 +1229,7 @@
               <w:lang w:eastAsia="en-IN"/>
             </w:rPr>
           </w:pPr>
-          <w:hyperlink w:anchor="_Toc207569878" w:history="1">
+          <w:hyperlink w:anchor="_Toc209962411" w:history="1">
             <w:r>
               <w:rPr>
                 <w:rStyle w:val="Hyperlink"/>
@@ -1273,7 +1273,7 @@
                 <w:noProof/>
                 <w:webHidden/>
               </w:rPr>
-              <w:instrText xml:space="preserve"> PAGEREF _Toc207569878 \h </w:instrText>
+              <w:instrText xml:space="preserve"> PAGEREF _Toc209962411 \h </w:instrText>
             </w:r>
             <w:r>
               <w:rPr>
@@ -1319,7 +1319,7 @@
               <w:lang w:eastAsia="en-IN"/>
             </w:rPr>
           </w:pPr>
-          <w:hyperlink w:anchor="_Toc207569879" w:history="1">
+          <w:hyperlink w:anchor="_Toc209962412" w:history="1">
             <w:r>
               <w:rPr>
                 <w:rStyle w:val="Hyperlink"/>
@@ -1363,7 +1363,7 @@
                 <w:noProof/>
                 <w:webHidden/>
               </w:rPr>
-              <w:instrText xml:space="preserve"> PAGEREF _Toc207569879 \h </w:instrText>
+              <w:instrText xml:space="preserve"> PAGEREF _Toc209962412 \h </w:instrText>
             </w:r>
             <w:r>
               <w:rPr>
@@ -1409,7 +1409,7 @@
               <w:lang w:eastAsia="en-IN"/>
             </w:rPr>
           </w:pPr>
-          <w:hyperlink w:anchor="_Toc207569880" w:history="1">
+          <w:hyperlink w:anchor="_Toc209962413" w:history="1">
             <w:r>
               <w:rPr>
                 <w:rStyle w:val="Hyperlink"/>
@@ -1453,7 +1453,7 @@
                 <w:noProof/>
                 <w:webHidden/>
               </w:rPr>
-              <w:instrText xml:space="preserve"> PAGEREF _Toc207569880 \h </w:instrText>
+              <w:instrText xml:space="preserve"> PAGEREF _Toc209962413 \h </w:instrText>
             </w:r>
             <w:r>
               <w:rPr>
@@ -1499,7 +1499,7 @@
               <w:lang w:eastAsia="en-IN"/>
             </w:rPr>
           </w:pPr>
-          <w:hyperlink w:anchor="_Toc207569881" w:history="1">
+          <w:hyperlink w:anchor="_Toc209962414" w:history="1">
             <w:r>
               <w:rPr>
                 <w:rStyle w:val="Hyperlink"/>
@@ -1543,7 +1543,7 @@
                 <w:noProof/>
                 <w:webHidden/>
               </w:rPr>
-              <w:instrText xml:space="preserve"> PAGEREF _Toc207569881 \h </w:instrText>
+              <w:instrText xml:space="preserve"> PAGEREF _Toc209962414 \h </w:instrText>
             </w:r>
             <w:r>
               <w:rPr>
@@ -1589,7 +1589,7 @@
               <w:lang w:eastAsia="en-IN"/>
             </w:rPr>
           </w:pPr>
-          <w:hyperlink w:anchor="_Toc207569882" w:history="1">
+          <w:hyperlink w:anchor="_Toc209962415" w:history="1">
             <w:r>
               <w:rPr>
                 <w:rStyle w:val="Hyperlink"/>
@@ -1633,7 +1633,7 @@
                 <w:noProof/>
                 <w:webHidden/>
               </w:rPr>
-              <w:instrText xml:space="preserve"> PAGEREF _Toc207569882 \h </w:instrText>
+              <w:instrText xml:space="preserve"> PAGEREF _Toc209962415 \h </w:instrText>
             </w:r>
             <w:r>
               <w:rPr>
@@ -1679,7 +1679,7 @@
               <w:lang w:eastAsia="en-IN"/>
             </w:rPr>
           </w:pPr>
-          <w:hyperlink w:anchor="_Toc207569883" w:history="1">
+          <w:hyperlink w:anchor="_Toc209962416" w:history="1">
             <w:r>
               <w:rPr>
                 <w:rStyle w:val="Hyperlink"/>
@@ -1723,7 +1723,7 @@
                 <w:noProof/>
                 <w:webHidden/>
               </w:rPr>
-              <w:instrText xml:space="preserve"> PAGEREF _Toc207569883 \h </w:instrText>
+              <w:instrText xml:space="preserve"> PAGEREF _Toc209962416 \h </w:instrText>
             </w:r>
             <w:r>
               <w:rPr>
@@ -1769,7 +1769,7 @@
               <w:lang w:eastAsia="en-IN"/>
             </w:rPr>
           </w:pPr>
-          <w:hyperlink w:anchor="_Toc207569884" w:history="1">
+          <w:hyperlink w:anchor="_Toc209962417" w:history="1">
             <w:r>
               <w:rPr>
                 <w:rStyle w:val="Hyperlink"/>
@@ -1813,7 +1813,7 @@
                 <w:noProof/>
                 <w:webHidden/>
               </w:rPr>
-              <w:instrText xml:space="preserve"> PAGEREF _Toc207569884 \h </w:instrText>
+              <w:instrText xml:space="preserve"> PAGEREF _Toc209962417 \h </w:instrText>
             </w:r>
             <w:r>
               <w:rPr>
@@ -1859,7 +1859,7 @@
               <w:lang w:eastAsia="en-IN"/>
             </w:rPr>
           </w:pPr>
-          <w:hyperlink w:anchor="_Toc207569885" w:history="1">
+          <w:hyperlink w:anchor="_Toc209962418" w:history="1">
             <w:r>
               <w:rPr>
                 <w:rStyle w:val="Hyperlink"/>
@@ -1903,7 +1903,7 @@
                 <w:noProof/>
                 <w:webHidden/>
               </w:rPr>
-              <w:instrText xml:space="preserve"> PAGEREF _Toc207569885 \h </w:instrText>
+              <w:instrText xml:space="preserve"> PAGEREF _Toc209962418 \h </w:instrText>
             </w:r>
             <w:r>
               <w:rPr>
@@ -1924,6 +1924,276 @@
                 <w:webHidden/>
               </w:rPr>
               <w:t>13</w:t>
+            </w:r>
+            <w:r>
+              <w:rPr>
+                <w:noProof/>
+                <w:webHidden/>
+              </w:rPr>
+              <w:fldChar w:fldCharType="end"/>
+            </w:r>
+          </w:hyperlink>
+        </w:p>
+        <w:p>
+          <w:pPr>
+            <w:pStyle w:val="TOC2"/>
+            <w:tabs>
+              <w:tab w:val="left" w:pos="960"/>
+              <w:tab w:val="right" w:leader="dot" w:pos="10456"/>
+            </w:tabs>
+            <w:rPr>
+              <w:rFonts w:eastAsiaTheme="minorEastAsia"/>
+              <w:noProof/>
+              <w:sz w:val="24"/>
+              <w:szCs w:val="24"/>
+              <w:lang w:eastAsia="en-IN"/>
+            </w:rPr>
+          </w:pPr>
+          <w:hyperlink w:anchor="_Toc209962419" w:history="1">
+            <w:r>
+              <w:rPr>
+                <w:rStyle w:val="Hyperlink"/>
+                <w:noProof/>
+              </w:rPr>
+              <w:t>22.</w:t>
+            </w:r>
+            <w:r>
+              <w:rPr>
+                <w:rFonts w:eastAsiaTheme="minorEastAsia"/>
+                <w:noProof/>
+                <w:sz w:val="24"/>
+                <w:szCs w:val="24"/>
+                <w:lang w:eastAsia="en-IN"/>
+              </w:rPr>
+              <w:tab/>
+            </w:r>
+            <w:r>
+              <w:rPr>
+                <w:rStyle w:val="Hyperlink"/>
+                <w:noProof/>
+              </w:rPr>
+              <w:t>What is the serverless architecture?</w:t>
+            </w:r>
+            <w:r>
+              <w:rPr>
+                <w:noProof/>
+                <w:webHidden/>
+              </w:rPr>
+              <w:tab/>
+            </w:r>
+            <w:r>
+              <w:rPr>
+                <w:noProof/>
+                <w:webHidden/>
+              </w:rPr>
+              <w:fldChar w:fldCharType="begin"/>
+            </w:r>
+            <w:r>
+              <w:rPr>
+                <w:noProof/>
+                <w:webHidden/>
+              </w:rPr>
+              <w:instrText xml:space="preserve"> PAGEREF _Toc209962419 \h </w:instrText>
+            </w:r>
+            <w:r>
+              <w:rPr>
+                <w:noProof/>
+                <w:webHidden/>
+              </w:rPr>
+            </w:r>
+            <w:r>
+              <w:rPr>
+                <w:noProof/>
+                <w:webHidden/>
+              </w:rPr>
+              <w:fldChar w:fldCharType="separate"/>
+            </w:r>
+            <w:r>
+              <w:rPr>
+                <w:noProof/>
+                <w:webHidden/>
+              </w:rPr>
+              <w:t>14</w:t>
+            </w:r>
+            <w:r>
+              <w:rPr>
+                <w:noProof/>
+                <w:webHidden/>
+              </w:rPr>
+              <w:fldChar w:fldCharType="end"/>
+            </w:r>
+          </w:hyperlink>
+        </w:p>
+        <w:p>
+          <w:pPr>
+            <w:pStyle w:val="TOC2"/>
+            <w:tabs>
+              <w:tab w:val="left" w:pos="960"/>
+              <w:tab w:val="right" w:leader="dot" w:pos="10456"/>
+            </w:tabs>
+            <w:rPr>
+              <w:rFonts w:eastAsiaTheme="minorEastAsia"/>
+              <w:noProof/>
+              <w:sz w:val="24"/>
+              <w:szCs w:val="24"/>
+              <w:lang w:eastAsia="en-IN"/>
+            </w:rPr>
+          </w:pPr>
+          <w:hyperlink w:anchor="_Toc209962420" w:history="1">
+            <w:r>
+              <w:rPr>
+                <w:rStyle w:val="Hyperlink"/>
+                <w:noProof/>
+              </w:rPr>
+              <w:t>23.</w:t>
+            </w:r>
+            <w:r>
+              <w:rPr>
+                <w:rFonts w:eastAsiaTheme="minorEastAsia"/>
+                <w:noProof/>
+                <w:sz w:val="24"/>
+                <w:szCs w:val="24"/>
+                <w:lang w:eastAsia="en-IN"/>
+              </w:rPr>
+              <w:tab/>
+            </w:r>
+            <w:r>
+              <w:rPr>
+                <w:rStyle w:val="Hyperlink"/>
+                <w:noProof/>
+              </w:rPr>
+              <w:t>Difference between the monolithic, microservice and serverless architecture</w:t>
+            </w:r>
+            <w:r>
+              <w:rPr>
+                <w:noProof/>
+                <w:webHidden/>
+              </w:rPr>
+              <w:tab/>
+            </w:r>
+            <w:r>
+              <w:rPr>
+                <w:noProof/>
+                <w:webHidden/>
+              </w:rPr>
+              <w:fldChar w:fldCharType="begin"/>
+            </w:r>
+            <w:r>
+              <w:rPr>
+                <w:noProof/>
+                <w:webHidden/>
+              </w:rPr>
+              <w:instrText xml:space="preserve"> PAGEREF _Toc209962420 \h </w:instrText>
+            </w:r>
+            <w:r>
+              <w:rPr>
+                <w:noProof/>
+                <w:webHidden/>
+              </w:rPr>
+            </w:r>
+            <w:r>
+              <w:rPr>
+                <w:noProof/>
+                <w:webHidden/>
+              </w:rPr>
+              <w:fldChar w:fldCharType="separate"/>
+            </w:r>
+            <w:r>
+              <w:rPr>
+                <w:noProof/>
+                <w:webHidden/>
+              </w:rPr>
+              <w:t>14</w:t>
+            </w:r>
+            <w:r>
+              <w:rPr>
+                <w:noProof/>
+                <w:webHidden/>
+              </w:rPr>
+              <w:fldChar w:fldCharType="end"/>
+            </w:r>
+          </w:hyperlink>
+        </w:p>
+        <w:p>
+          <w:pPr>
+            <w:pStyle w:val="TOC2"/>
+            <w:tabs>
+              <w:tab w:val="left" w:pos="960"/>
+              <w:tab w:val="right" w:leader="dot" w:pos="10456"/>
+            </w:tabs>
+            <w:rPr>
+              <w:rFonts w:eastAsiaTheme="minorEastAsia"/>
+              <w:noProof/>
+              <w:sz w:val="24"/>
+              <w:szCs w:val="24"/>
+              <w:lang w:eastAsia="en-IN"/>
+            </w:rPr>
+          </w:pPr>
+          <w:hyperlink w:anchor="_Toc209962421" w:history="1">
+            <w:r>
+              <w:rPr>
+                <w:rStyle w:val="Hyperlink"/>
+                <w:noProof/>
+              </w:rPr>
+              <w:t>24.</w:t>
+            </w:r>
+            <w:r>
+              <w:rPr>
+                <w:rFonts w:eastAsiaTheme="minorEastAsia"/>
+                <w:noProof/>
+                <w:sz w:val="24"/>
+                <w:szCs w:val="24"/>
+                <w:lang w:eastAsia="en-IN"/>
+              </w:rPr>
+              <w:tab/>
+            </w:r>
+            <w:r>
+              <w:rPr>
+                <w:rStyle w:val="Hyperlink"/>
+                <w:noProof/>
+              </w:rPr>
+              <w:t>What is Twelve-Factor App?</w:t>
+            </w:r>
+            <w:r>
+              <w:rPr>
+                <w:noProof/>
+                <w:webHidden/>
+              </w:rPr>
+              <w:tab/>
+            </w:r>
+            <w:r>
+              <w:rPr>
+                <w:noProof/>
+                <w:webHidden/>
+              </w:rPr>
+              <w:fldChar w:fldCharType="begin"/>
+            </w:r>
+            <w:r>
+              <w:rPr>
+                <w:noProof/>
+                <w:webHidden/>
+              </w:rPr>
+              <w:instrText xml:space="preserve"> PAGEREF _Toc209962421 \h </w:instrText>
+            </w:r>
+            <w:r>
+              <w:rPr>
+                <w:noProof/>
+                <w:webHidden/>
+              </w:rPr>
+            </w:r>
+            <w:r>
+              <w:rPr>
+                <w:noProof/>
+                <w:webHidden/>
+              </w:rPr>
+              <w:fldChar w:fldCharType="separate"/>
+            </w:r>
+            <w:r>
+              <w:rPr>
+                <w:noProof/>
+                <w:webHidden/>
+              </w:rPr>
+              <w:t>15</w:t>
             </w:r>
             <w:r>
               <w:rPr>
@@ -1967,9 +2237,8 @@
           <w:numId w:val="1"/>
         </w:numPr>
       </w:pPr>
-      <w:bookmarkStart w:id="0" w:name="_Toc207569865"/>
-      <w:r>
-        <w:lastRenderedPageBreak/>
+      <w:bookmarkStart w:id="0" w:name="_Toc209962398"/>
+      <w:r>
         <w:t>What do we require microservice and features of it?</w:t>
       </w:r>
       <w:bookmarkEnd w:id="0"/>
@@ -2230,7 +2499,7 @@
         </w:numPr>
       </w:pPr>
       <w:bookmarkStart w:id="1" w:name="_Toc187395991"/>
-      <w:bookmarkStart w:id="2" w:name="_Toc207569866"/>
+      <w:bookmarkStart w:id="2" w:name="_Toc209962399"/>
       <w:r>
         <w:t xml:space="preserve">Diff between the </w:t>
       </w:r>
@@ -2585,7 +2854,7 @@
         </w:numPr>
       </w:pPr>
       <w:bookmarkStart w:id="3" w:name="_Toc187395994"/>
-      <w:bookmarkStart w:id="4" w:name="_Toc207569867"/>
+      <w:bookmarkStart w:id="4" w:name="_Toc209962400"/>
       <w:r>
         <w:t>What is blue green deployment?</w:t>
       </w:r>
@@ -2637,7 +2906,7 @@
         </w:numPr>
       </w:pPr>
       <w:bookmarkStart w:id="6" w:name="_Toc187395997"/>
-      <w:bookmarkStart w:id="7" w:name="_Toc207569868"/>
+      <w:bookmarkStart w:id="7" w:name="_Toc209962401"/>
       <w:r>
         <w:t>What is Saga pattern in microservices?</w:t>
       </w:r>
@@ -2690,7 +2959,7 @@
         </w:numPr>
       </w:pPr>
       <w:bookmarkStart w:id="9" w:name="_Toc187396003"/>
-      <w:bookmarkStart w:id="10" w:name="_Toc207569869"/>
+      <w:bookmarkStart w:id="10" w:name="_Toc209962402"/>
       <w:r>
         <w:lastRenderedPageBreak/>
         <w:t>What is Circuit Breaker in microservice?</w:t>
@@ -2890,7 +3159,7 @@
         </w:numPr>
       </w:pPr>
       <w:bookmarkStart w:id="12" w:name="_Toc187396006"/>
-      <w:bookmarkStart w:id="13" w:name="_Toc207569870"/>
+      <w:bookmarkStart w:id="13" w:name="_Toc209962403"/>
       <w:r>
         <w:t>How to microservices communicate with each other in spring boot?</w:t>
       </w:r>
@@ -3046,7 +3315,7 @@
         </w:numPr>
       </w:pPr>
       <w:bookmarkStart w:id="15" w:name="_Toc187396008"/>
-      <w:bookmarkStart w:id="16" w:name="_Toc207569871"/>
+      <w:bookmarkStart w:id="16" w:name="_Toc209962404"/>
       <w:r>
         <w:t>Diff between the synchronous and asynchronous</w:t>
       </w:r>
@@ -3670,7 +3939,7 @@
         </w:numPr>
       </w:pPr>
       <w:bookmarkStart w:id="17" w:name="_Toc187396012"/>
-      <w:bookmarkStart w:id="18" w:name="_Toc207569872"/>
+      <w:bookmarkStart w:id="18" w:name="_Toc209962405"/>
       <w:r>
         <w:lastRenderedPageBreak/>
         <w:t xml:space="preserve">Why spring deprecated the rest template? or it’s </w:t>
@@ -3795,7 +4064,7 @@
           <w:numId w:val="1"/>
         </w:numPr>
       </w:pPr>
-      <w:bookmarkStart w:id="19" w:name="_Toc207569873"/>
+      <w:bookmarkStart w:id="19" w:name="_Toc209962406"/>
       <w:r>
         <w:t>What is API gateway</w:t>
       </w:r>
@@ -3831,7 +4100,7 @@
           <w:numId w:val="1"/>
         </w:numPr>
       </w:pPr>
-      <w:bookmarkStart w:id="20" w:name="_Toc207569874"/>
+      <w:bookmarkStart w:id="20" w:name="_Toc209962407"/>
       <w:r>
         <w:t>What is Spring Cloud</w:t>
       </w:r>
@@ -4184,7 +4453,7 @@
         </w:numPr>
       </w:pPr>
       <w:bookmarkStart w:id="21" w:name="_Toc187396005"/>
-      <w:bookmarkStart w:id="22" w:name="_Toc207569875"/>
+      <w:bookmarkStart w:id="22" w:name="_Toc209962408"/>
       <w:r>
         <w:t>Tell me about some design pattern in microservice?</w:t>
       </w:r>
@@ -4390,7 +4659,7 @@
           <w:numId w:val="1"/>
         </w:numPr>
       </w:pPr>
-      <w:bookmarkStart w:id="23" w:name="_Toc207569876"/>
+      <w:bookmarkStart w:id="23" w:name="_Toc209962409"/>
       <w:r>
         <w:t xml:space="preserve">What is Hystrix </w:t>
       </w:r>
@@ -4550,7 +4819,7 @@
           <w:numId w:val="1"/>
         </w:numPr>
       </w:pPr>
-      <w:bookmarkStart w:id="24" w:name="_Toc207569877"/>
+      <w:bookmarkStart w:id="24" w:name="_Toc209962410"/>
       <w:r>
         <w:t>What is Discovery Service in microservice?</w:t>
       </w:r>
@@ -4581,7 +4850,7 @@
           <w:numId w:val="1"/>
         </w:numPr>
       </w:pPr>
-      <w:bookmarkStart w:id="25" w:name="_Toc207569878"/>
+      <w:bookmarkStart w:id="25" w:name="_Toc209962411"/>
       <w:r>
         <w:t>What is resilience in microservices?</w:t>
       </w:r>
@@ -4921,7 +5190,7 @@
           <w:numId w:val="1"/>
         </w:numPr>
       </w:pPr>
-      <w:bookmarkStart w:id="26" w:name="_Toc207569879"/>
+      <w:bookmarkStart w:id="26" w:name="_Toc209962412"/>
       <w:r>
         <w:t>Domain-Oriented Microservice Architecture</w:t>
       </w:r>
@@ -4951,7 +5220,7 @@
           <w:numId w:val="1"/>
         </w:numPr>
       </w:pPr>
-      <w:bookmarkStart w:id="27" w:name="_Toc207569880"/>
+      <w:bookmarkStart w:id="27" w:name="_Toc209962413"/>
       <w:r>
         <w:t xml:space="preserve">What is the </w:t>
       </w:r>
@@ -5335,16 +5604,13 @@
           <w:numId w:val="1"/>
         </w:numPr>
       </w:pPr>
-      <w:bookmarkStart w:id="28" w:name="_Toc207569881"/>
+      <w:bookmarkStart w:id="28" w:name="_Toc209962414"/>
       <w:r>
         <w:t xml:space="preserve">What is the </w:t>
       </w:r>
       <w:proofErr w:type="spellStart"/>
       <w:r>
-        <w:t>Rest</w:t>
-      </w:r>
-      <w:r>
-        <w:t>Client</w:t>
+        <w:t>RestClient</w:t>
       </w:r>
       <w:proofErr w:type="spellEnd"/>
       <w:r>
@@ -5669,17 +5935,14 @@
           <w:numId w:val="1"/>
         </w:numPr>
       </w:pPr>
-      <w:bookmarkStart w:id="29" w:name="_Toc207569882"/>
+      <w:bookmarkStart w:id="29" w:name="_Toc209962415"/>
       <w:r>
         <w:lastRenderedPageBreak/>
         <w:t xml:space="preserve">What is the </w:t>
       </w:r>
       <w:proofErr w:type="spellStart"/>
       <w:r>
-        <w:t>Feign</w:t>
-      </w:r>
-      <w:r>
-        <w:t>Client</w:t>
+        <w:t>FeignClient</w:t>
       </w:r>
       <w:proofErr w:type="spellEnd"/>
       <w:r>
@@ -6247,16 +6510,13 @@
           <w:numId w:val="1"/>
         </w:numPr>
       </w:pPr>
-      <w:bookmarkStart w:id="30" w:name="_Toc207569883"/>
+      <w:bookmarkStart w:id="30" w:name="_Toc209962416"/>
       <w:r>
         <w:t xml:space="preserve">What is the </w:t>
       </w:r>
       <w:proofErr w:type="spellStart"/>
       <w:r>
-        <w:t>Web</w:t>
-      </w:r>
-      <w:r>
-        <w:t>Client</w:t>
+        <w:t>WebClient</w:t>
       </w:r>
       <w:proofErr w:type="spellEnd"/>
       <w:r>
@@ -6673,7 +6933,7 @@
           <w:numId w:val="1"/>
         </w:numPr>
       </w:pPr>
-      <w:bookmarkStart w:id="31" w:name="_Toc207569884"/>
+      <w:bookmarkStart w:id="31" w:name="_Toc209962417"/>
       <w:r>
         <w:t xml:space="preserve">What is the </w:t>
       </w:r>
@@ -7107,7 +7367,7 @@
           <w:numId w:val="1"/>
         </w:numPr>
       </w:pPr>
-      <w:bookmarkStart w:id="32" w:name="_Toc207569885"/>
+      <w:bookmarkStart w:id="32" w:name="_Toc209962418"/>
       <w:r>
         <w:t xml:space="preserve">What is the </w:t>
       </w:r>
@@ -7350,11 +7610,1129 @@
         <w:t xml:space="preserve"> – Works well in microservices with heavy inter-service communication.</w:t>
       </w:r>
     </w:p>
+    <w:p/>
+    <w:p>
+      <w:pPr>
+        <w:pStyle w:val="Heading2"/>
+        <w:numPr>
+          <w:ilvl w:val="0"/>
+          <w:numId w:val="1"/>
+        </w:numPr>
+      </w:pPr>
+      <w:bookmarkStart w:id="33" w:name="_Toc209962419"/>
+      <w:r>
+        <w:t xml:space="preserve">What is the </w:t>
+      </w:r>
+      <w:r>
+        <w:t>serverless architecture</w:t>
+      </w:r>
+      <w:r>
+        <w:t>?</w:t>
+      </w:r>
+      <w:bookmarkEnd w:id="33"/>
+    </w:p>
     <w:p>
       <w:pPr>
         <w:ind w:left="360" w:firstLine="360"/>
       </w:pPr>
-    </w:p>
+      <w:r>
+        <w:t>Serverless computing (or serverless architecture) is a cloud execution model in which the cloud provider automatically manages the provisioning, scaling, and maintenance of servers. Developers only need to write and deploy their application code in the form of small functions that run in stateless environments. These functions are typically triggered by events such as HTTP requests, database changes, or file uploads. Since the infrastructure is fully handled by the provider, developers can focus on business logic without worrying about server management, capacity planning, or scaling.</w:t>
+      </w:r>
+    </w:p>
+    <w:p>
+      <w:pPr>
+        <w:ind w:firstLine="360"/>
+        <w:rPr>
+          <w:b/>
+          <w:bCs/>
+        </w:rPr>
+      </w:pPr>
+      <w:r>
+        <w:rPr>
+          <w:b/>
+          <w:bCs/>
+        </w:rPr>
+        <w:t>Advantages of Serverless</w:t>
+      </w:r>
+    </w:p>
+    <w:p>
+      <w:pPr>
+        <w:numPr>
+          <w:ilvl w:val="0"/>
+          <w:numId w:val="28"/>
+        </w:numPr>
+        <w:tabs>
+          <w:tab w:val="num" w:pos="720"/>
+        </w:tabs>
+      </w:pPr>
+      <w:r>
+        <w:t>No need to manage or maintain servers — the provider handles provisioning, patching, and uptime.</w:t>
+      </w:r>
+    </w:p>
+    <w:p>
+      <w:pPr>
+        <w:numPr>
+          <w:ilvl w:val="0"/>
+          <w:numId w:val="28"/>
+        </w:numPr>
+        <w:tabs>
+          <w:tab w:val="num" w:pos="720"/>
+        </w:tabs>
+      </w:pPr>
+      <w:r>
+        <w:t>Automatic scaling based on demand — functions scale up or down seamlessly with workload.</w:t>
+      </w:r>
+    </w:p>
+    <w:p>
+      <w:pPr>
+        <w:numPr>
+          <w:ilvl w:val="0"/>
+          <w:numId w:val="28"/>
+        </w:numPr>
+        <w:tabs>
+          <w:tab w:val="num" w:pos="720"/>
+        </w:tabs>
+      </w:pPr>
+      <w:r>
+        <w:t>Cost efficiency — pay only for the actual compute time and resources consumed, not for idle servers.</w:t>
+      </w:r>
+    </w:p>
+    <w:p>
+      <w:pPr>
+        <w:numPr>
+          <w:ilvl w:val="0"/>
+          <w:numId w:val="28"/>
+        </w:numPr>
+        <w:tabs>
+          <w:tab w:val="num" w:pos="720"/>
+        </w:tabs>
+      </w:pPr>
+      <w:r>
+        <w:t>Event-driven execution model makes systems more modular and reactive.</w:t>
+      </w:r>
+    </w:p>
+    <w:p>
+      <w:pPr>
+        <w:numPr>
+          <w:ilvl w:val="0"/>
+          <w:numId w:val="28"/>
+        </w:numPr>
+        <w:tabs>
+          <w:tab w:val="num" w:pos="720"/>
+        </w:tabs>
+      </w:pPr>
+      <w:r>
+        <w:t>Faster time to market — developers focus on writing code rather than infrastructure setup.</w:t>
+      </w:r>
+    </w:p>
+    <w:p>
+      <w:pPr>
+        <w:numPr>
+          <w:ilvl w:val="0"/>
+          <w:numId w:val="28"/>
+        </w:numPr>
+        <w:tabs>
+          <w:tab w:val="num" w:pos="720"/>
+        </w:tabs>
+      </w:pPr>
+      <w:r>
+        <w:t>Better resource utilization — compute resources are allocated only when needed, avoiding waste.</w:t>
+      </w:r>
+    </w:p>
+    <w:p>
+      <w:pPr>
+        <w:ind w:left="360" w:firstLine="360"/>
+      </w:pPr>
+    </w:p>
+    <w:p>
+      <w:pPr>
+        <w:pStyle w:val="Heading2"/>
+        <w:numPr>
+          <w:ilvl w:val="0"/>
+          <w:numId w:val="1"/>
+        </w:numPr>
+      </w:pPr>
+      <w:bookmarkStart w:id="34" w:name="_Toc209962420"/>
+      <w:r>
+        <w:t>Difference between the monolithic, microservice and serverless architecture</w:t>
+      </w:r>
+      <w:bookmarkEnd w:id="34"/>
+    </w:p>
+    <w:tbl>
+      <w:tblPr>
+        <w:tblStyle w:val="PlainTable1"/>
+        <w:tblW w:w="0" w:type="auto"/>
+        <w:tblLook w:val="04A0" w:firstRow="1" w:lastRow="0" w:firstColumn="1" w:lastColumn="0" w:noHBand="0" w:noVBand="1"/>
+      </w:tblPr>
+      <w:tblGrid>
+        <w:gridCol w:w="2136"/>
+        <w:gridCol w:w="2819"/>
+        <w:gridCol w:w="2760"/>
+        <w:gridCol w:w="2741"/>
+      </w:tblGrid>
+      <w:tr>
+        <w:trPr>
+          <w:cnfStyle w:val="100000000000" w:firstRow="1" w:lastRow="0" w:firstColumn="0" w:lastColumn="0" w:oddVBand="0" w:evenVBand="0" w:oddHBand="0" w:evenHBand="0" w:firstRowFirstColumn="0" w:firstRowLastColumn="0" w:lastRowFirstColumn="0" w:lastRowLastColumn="0"/>
+        </w:trPr>
+        <w:tc>
+          <w:tcPr>
+            <w:cnfStyle w:val="001000000000" w:firstRow="0" w:lastRow="0" w:firstColumn="1" w:lastColumn="0" w:oddVBand="0" w:evenVBand="0" w:oddHBand="0" w:evenHBand="0" w:firstRowFirstColumn="0" w:firstRowLastColumn="0" w:lastRowFirstColumn="0" w:lastRowLastColumn="0"/>
+            <w:tcW w:w="0" w:type="auto"/>
+            <w:hideMark/>
+          </w:tcPr>
+          <w:p>
+            <w:pPr>
+              <w:spacing w:after="160" w:line="259" w:lineRule="auto"/>
+            </w:pPr>
+            <w:r>
+              <w:t>Feature</w:t>
+            </w:r>
+          </w:p>
+        </w:tc>
+        <w:tc>
+          <w:tcPr>
+            <w:tcW w:w="0" w:type="auto"/>
+            <w:hideMark/>
+          </w:tcPr>
+          <w:p>
+            <w:pPr>
+              <w:spacing w:after="160" w:line="259" w:lineRule="auto"/>
+              <w:cnfStyle w:val="100000000000" w:firstRow="1" w:lastRow="0" w:firstColumn="0" w:lastColumn="0" w:oddVBand="0" w:evenVBand="0" w:oddHBand="0" w:evenHBand="0" w:firstRowFirstColumn="0" w:firstRowLastColumn="0" w:lastRowFirstColumn="0" w:lastRowLastColumn="0"/>
+            </w:pPr>
+            <w:r>
+              <w:t>Monolithic Architecture</w:t>
+            </w:r>
+          </w:p>
+        </w:tc>
+        <w:tc>
+          <w:tcPr>
+            <w:tcW w:w="0" w:type="auto"/>
+            <w:hideMark/>
+          </w:tcPr>
+          <w:p>
+            <w:pPr>
+              <w:spacing w:after="160" w:line="259" w:lineRule="auto"/>
+              <w:cnfStyle w:val="100000000000" w:firstRow="1" w:lastRow="0" w:firstColumn="0" w:lastColumn="0" w:oddVBand="0" w:evenVBand="0" w:oddHBand="0" w:evenHBand="0" w:firstRowFirstColumn="0" w:firstRowLastColumn="0" w:lastRowFirstColumn="0" w:lastRowLastColumn="0"/>
+            </w:pPr>
+            <w:r>
+              <w:t>Microservices Architecture</w:t>
+            </w:r>
+          </w:p>
+        </w:tc>
+        <w:tc>
+          <w:tcPr>
+            <w:tcW w:w="0" w:type="auto"/>
+            <w:hideMark/>
+          </w:tcPr>
+          <w:p>
+            <w:pPr>
+              <w:spacing w:after="160" w:line="259" w:lineRule="auto"/>
+              <w:cnfStyle w:val="100000000000" w:firstRow="1" w:lastRow="0" w:firstColumn="0" w:lastColumn="0" w:oddVBand="0" w:evenVBand="0" w:oddHBand="0" w:evenHBand="0" w:firstRowFirstColumn="0" w:firstRowLastColumn="0" w:lastRowFirstColumn="0" w:lastRowLastColumn="0"/>
+            </w:pPr>
+            <w:r>
+              <w:t>Serverless Architecture</w:t>
+            </w:r>
+          </w:p>
+        </w:tc>
+      </w:tr>
+      <w:tr>
+        <w:trPr>
+          <w:cnfStyle w:val="000000100000" w:firstRow="0" w:lastRow="0" w:firstColumn="0" w:lastColumn="0" w:oddVBand="0" w:evenVBand="0" w:oddHBand="1" w:evenHBand="0" w:firstRowFirstColumn="0" w:firstRowLastColumn="0" w:lastRowFirstColumn="0" w:lastRowLastColumn="0"/>
+        </w:trPr>
+        <w:tc>
+          <w:tcPr>
+            <w:cnfStyle w:val="001000000000" w:firstRow="0" w:lastRow="0" w:firstColumn="1" w:lastColumn="0" w:oddVBand="0" w:evenVBand="0" w:oddHBand="0" w:evenHBand="0" w:firstRowFirstColumn="0" w:firstRowLastColumn="0" w:lastRowFirstColumn="0" w:lastRowLastColumn="0"/>
+            <w:tcW w:w="0" w:type="auto"/>
+            <w:hideMark/>
+          </w:tcPr>
+          <w:p>
+            <w:pPr>
+              <w:spacing w:after="160" w:line="259" w:lineRule="auto"/>
+            </w:pPr>
+            <w:r>
+              <w:t>Deployment</w:t>
+            </w:r>
+          </w:p>
+        </w:tc>
+        <w:tc>
+          <w:tcPr>
+            <w:tcW w:w="0" w:type="auto"/>
+            <w:hideMark/>
+          </w:tcPr>
+          <w:p>
+            <w:pPr>
+              <w:spacing w:after="160" w:line="259" w:lineRule="auto"/>
+              <w:cnfStyle w:val="000000100000" w:firstRow="0" w:lastRow="0" w:firstColumn="0" w:lastColumn="0" w:oddVBand="0" w:evenVBand="0" w:oddHBand="1" w:evenHBand="0" w:firstRowFirstColumn="0" w:firstRowLastColumn="0" w:lastRowFirstColumn="0" w:lastRowLastColumn="0"/>
+            </w:pPr>
+            <w:r>
+              <w:t>Entire application deployed as a single unit</w:t>
+            </w:r>
+          </w:p>
+        </w:tc>
+        <w:tc>
+          <w:tcPr>
+            <w:tcW w:w="0" w:type="auto"/>
+            <w:hideMark/>
+          </w:tcPr>
+          <w:p>
+            <w:pPr>
+              <w:spacing w:after="160" w:line="259" w:lineRule="auto"/>
+              <w:cnfStyle w:val="000000100000" w:firstRow="0" w:lastRow="0" w:firstColumn="0" w:lastColumn="0" w:oddVBand="0" w:evenVBand="0" w:oddHBand="1" w:evenHBand="0" w:firstRowFirstColumn="0" w:firstRowLastColumn="0" w:lastRowFirstColumn="0" w:lastRowLastColumn="0"/>
+            </w:pPr>
+            <w:r>
+              <w:t>Independent deployment of individual services</w:t>
+            </w:r>
+          </w:p>
+        </w:tc>
+        <w:tc>
+          <w:tcPr>
+            <w:tcW w:w="0" w:type="auto"/>
+            <w:hideMark/>
+          </w:tcPr>
+          <w:p>
+            <w:pPr>
+              <w:spacing w:after="160" w:line="259" w:lineRule="auto"/>
+              <w:cnfStyle w:val="000000100000" w:firstRow="0" w:lastRow="0" w:firstColumn="0" w:lastColumn="0" w:oddVBand="0" w:evenVBand="0" w:oddHBand="1" w:evenHBand="0" w:firstRowFirstColumn="0" w:firstRowLastColumn="0" w:lastRowFirstColumn="0" w:lastRowLastColumn="0"/>
+            </w:pPr>
+            <w:r>
+              <w:t>Functions deployed in response to events/triggers</w:t>
+            </w:r>
+          </w:p>
+        </w:tc>
+      </w:tr>
+      <w:tr>
+        <w:tc>
+          <w:tcPr>
+            <w:cnfStyle w:val="001000000000" w:firstRow="0" w:lastRow="0" w:firstColumn="1" w:lastColumn="0" w:oddVBand="0" w:evenVBand="0" w:oddHBand="0" w:evenHBand="0" w:firstRowFirstColumn="0" w:firstRowLastColumn="0" w:lastRowFirstColumn="0" w:lastRowLastColumn="0"/>
+            <w:tcW w:w="0" w:type="auto"/>
+            <w:hideMark/>
+          </w:tcPr>
+          <w:p>
+            <w:pPr>
+              <w:spacing w:after="160" w:line="259" w:lineRule="auto"/>
+            </w:pPr>
+            <w:r>
+              <w:t>Scalability</w:t>
+            </w:r>
+          </w:p>
+        </w:tc>
+        <w:tc>
+          <w:tcPr>
+            <w:tcW w:w="0" w:type="auto"/>
+            <w:hideMark/>
+          </w:tcPr>
+          <w:p>
+            <w:pPr>
+              <w:spacing w:after="160" w:line="259" w:lineRule="auto"/>
+              <w:cnfStyle w:val="000000000000" w:firstRow="0" w:lastRow="0" w:firstColumn="0" w:lastColumn="0" w:oddVBand="0" w:evenVBand="0" w:oddHBand="0" w:evenHBand="0" w:firstRowFirstColumn="0" w:firstRowLastColumn="0" w:lastRowFirstColumn="0" w:lastRowLastColumn="0"/>
+            </w:pPr>
+            <w:r>
+              <w:t>Scales entire application together, lacks granular scalability</w:t>
+            </w:r>
+          </w:p>
+        </w:tc>
+        <w:tc>
+          <w:tcPr>
+            <w:tcW w:w="0" w:type="auto"/>
+            <w:hideMark/>
+          </w:tcPr>
+          <w:p>
+            <w:pPr>
+              <w:spacing w:after="160" w:line="259" w:lineRule="auto"/>
+              <w:cnfStyle w:val="000000000000" w:firstRow="0" w:lastRow="0" w:firstColumn="0" w:lastColumn="0" w:oddVBand="0" w:evenVBand="0" w:oddHBand="0" w:evenHBand="0" w:firstRowFirstColumn="0" w:firstRowLastColumn="0" w:lastRowFirstColumn="0" w:lastRowLastColumn="0"/>
+            </w:pPr>
+            <w:r>
+              <w:t>Allows independent scaling of services</w:t>
+            </w:r>
+          </w:p>
+        </w:tc>
+        <w:tc>
+          <w:tcPr>
+            <w:tcW w:w="0" w:type="auto"/>
+            <w:hideMark/>
+          </w:tcPr>
+          <w:p>
+            <w:pPr>
+              <w:spacing w:after="160" w:line="259" w:lineRule="auto"/>
+              <w:cnfStyle w:val="000000000000" w:firstRow="0" w:lastRow="0" w:firstColumn="0" w:lastColumn="0" w:oddVBand="0" w:evenVBand="0" w:oddHBand="0" w:evenHBand="0" w:firstRowFirstColumn="0" w:firstRowLastColumn="0" w:lastRowFirstColumn="0" w:lastRowLastColumn="0"/>
+            </w:pPr>
+            <w:r>
+              <w:t>Auto-scales based on demand, operates on a pay-per-use model</w:t>
+            </w:r>
+          </w:p>
+        </w:tc>
+      </w:tr>
+      <w:tr>
+        <w:trPr>
+          <w:cnfStyle w:val="000000100000" w:firstRow="0" w:lastRow="0" w:firstColumn="0" w:lastColumn="0" w:oddVBand="0" w:evenVBand="0" w:oddHBand="1" w:evenHBand="0" w:firstRowFirstColumn="0" w:firstRowLastColumn="0" w:lastRowFirstColumn="0" w:lastRowLastColumn="0"/>
+        </w:trPr>
+        <w:tc>
+          <w:tcPr>
+            <w:cnfStyle w:val="001000000000" w:firstRow="0" w:lastRow="0" w:firstColumn="1" w:lastColumn="0" w:oddVBand="0" w:evenVBand="0" w:oddHBand="0" w:evenHBand="0" w:firstRowFirstColumn="0" w:firstRowLastColumn="0" w:lastRowFirstColumn="0" w:lastRowLastColumn="0"/>
+            <w:tcW w:w="0" w:type="auto"/>
+            <w:hideMark/>
+          </w:tcPr>
+          <w:p>
+            <w:pPr>
+              <w:spacing w:after="160" w:line="259" w:lineRule="auto"/>
+            </w:pPr>
+            <w:r>
+              <w:t>Inter-service Communication</w:t>
+            </w:r>
+          </w:p>
+        </w:tc>
+        <w:tc>
+          <w:tcPr>
+            <w:tcW w:w="0" w:type="auto"/>
+            <w:hideMark/>
+          </w:tcPr>
+          <w:p>
+            <w:pPr>
+              <w:spacing w:after="160" w:line="259" w:lineRule="auto"/>
+              <w:cnfStyle w:val="000000100000" w:firstRow="0" w:lastRow="0" w:firstColumn="0" w:lastColumn="0" w:oddVBand="0" w:evenVBand="0" w:oddHBand="1" w:evenHBand="0" w:firstRowFirstColumn="0" w:firstRowLastColumn="0" w:lastRowFirstColumn="0" w:lastRowLastColumn="0"/>
+            </w:pPr>
+            <w:r>
+              <w:t>Tightly coupled components, direct method/function calls</w:t>
+            </w:r>
+          </w:p>
+        </w:tc>
+        <w:tc>
+          <w:tcPr>
+            <w:tcW w:w="0" w:type="auto"/>
+            <w:hideMark/>
+          </w:tcPr>
+          <w:p>
+            <w:pPr>
+              <w:spacing w:after="160" w:line="259" w:lineRule="auto"/>
+              <w:cnfStyle w:val="000000100000" w:firstRow="0" w:lastRow="0" w:firstColumn="0" w:lastColumn="0" w:oddVBand="0" w:evenVBand="0" w:oddHBand="1" w:evenHBand="0" w:firstRowFirstColumn="0" w:firstRowLastColumn="0" w:lastRowFirstColumn="0" w:lastRowLastColumn="0"/>
+            </w:pPr>
+            <w:r>
+              <w:t>Uses lightweight protocols like HTTP, message queues</w:t>
+            </w:r>
+          </w:p>
+        </w:tc>
+        <w:tc>
+          <w:tcPr>
+            <w:tcW w:w="0" w:type="auto"/>
+            <w:hideMark/>
+          </w:tcPr>
+          <w:p>
+            <w:pPr>
+              <w:spacing w:after="160" w:line="259" w:lineRule="auto"/>
+              <w:cnfStyle w:val="000000100000" w:firstRow="0" w:lastRow="0" w:firstColumn="0" w:lastColumn="0" w:oddVBand="0" w:evenVBand="0" w:oddHBand="1" w:evenHBand="0" w:firstRowFirstColumn="0" w:firstRowLastColumn="0" w:lastRowFirstColumn="0" w:lastRowLastColumn="0"/>
+            </w:pPr>
+            <w:r>
+              <w:t>Event-driven, functions triggered by specific events</w:t>
+            </w:r>
+          </w:p>
+        </w:tc>
+      </w:tr>
+      <w:tr>
+        <w:tc>
+          <w:tcPr>
+            <w:cnfStyle w:val="001000000000" w:firstRow="0" w:lastRow="0" w:firstColumn="1" w:lastColumn="0" w:oddVBand="0" w:evenVBand="0" w:oddHBand="0" w:evenHBand="0" w:firstRowFirstColumn="0" w:firstRowLastColumn="0" w:lastRowFirstColumn="0" w:lastRowLastColumn="0"/>
+            <w:tcW w:w="0" w:type="auto"/>
+            <w:hideMark/>
+          </w:tcPr>
+          <w:p>
+            <w:pPr>
+              <w:spacing w:after="160" w:line="259" w:lineRule="auto"/>
+            </w:pPr>
+            <w:r>
+              <w:t>Development &amp; Maintenance</w:t>
+            </w:r>
+          </w:p>
+        </w:tc>
+        <w:tc>
+          <w:tcPr>
+            <w:tcW w:w="0" w:type="auto"/>
+            <w:hideMark/>
+          </w:tcPr>
+          <w:p>
+            <w:pPr>
+              <w:spacing w:after="160" w:line="259" w:lineRule="auto"/>
+              <w:cnfStyle w:val="000000000000" w:firstRow="0" w:lastRow="0" w:firstColumn="0" w:lastColumn="0" w:oddVBand="0" w:evenVBand="0" w:oddHBand="0" w:evenHBand="0" w:firstRowFirstColumn="0" w:firstRowLastColumn="0" w:lastRowFirstColumn="0" w:lastRowLastColumn="0"/>
+            </w:pPr>
+            <w:r>
+              <w:t>Unified codebase, complex updates and maintenance</w:t>
+            </w:r>
+          </w:p>
+        </w:tc>
+        <w:tc>
+          <w:tcPr>
+            <w:tcW w:w="0" w:type="auto"/>
+            <w:hideMark/>
+          </w:tcPr>
+          <w:p>
+            <w:pPr>
+              <w:spacing w:after="160" w:line="259" w:lineRule="auto"/>
+              <w:cnfStyle w:val="000000000000" w:firstRow="0" w:lastRow="0" w:firstColumn="0" w:lastColumn="0" w:oddVBand="0" w:evenVBand="0" w:oddHBand="0" w:evenHBand="0" w:firstRowFirstColumn="0" w:firstRowLastColumn="0" w:lastRowFirstColumn="0" w:lastRowLastColumn="0"/>
+            </w:pPr>
+            <w:r>
+              <w:t>Easier to develop, update, and maintain independent services</w:t>
+            </w:r>
+          </w:p>
+        </w:tc>
+        <w:tc>
+          <w:tcPr>
+            <w:tcW w:w="0" w:type="auto"/>
+            <w:hideMark/>
+          </w:tcPr>
+          <w:p>
+            <w:pPr>
+              <w:spacing w:after="160" w:line="259" w:lineRule="auto"/>
+              <w:cnfStyle w:val="000000000000" w:firstRow="0" w:lastRow="0" w:firstColumn="0" w:lastColumn="0" w:oddVBand="0" w:evenVBand="0" w:oddHBand="0" w:evenHBand="0" w:firstRowFirstColumn="0" w:firstRowLastColumn="0" w:lastRowFirstColumn="0" w:lastRowLastColumn="0"/>
+            </w:pPr>
+            <w:r>
+              <w:t>Focused on writing and deploying functions, reduced maintenance</w:t>
+            </w:r>
+          </w:p>
+        </w:tc>
+      </w:tr>
+      <w:tr>
+        <w:trPr>
+          <w:cnfStyle w:val="000000100000" w:firstRow="0" w:lastRow="0" w:firstColumn="0" w:lastColumn="0" w:oddVBand="0" w:evenVBand="0" w:oddHBand="1" w:evenHBand="0" w:firstRowFirstColumn="0" w:firstRowLastColumn="0" w:lastRowFirstColumn="0" w:lastRowLastColumn="0"/>
+        </w:trPr>
+        <w:tc>
+          <w:tcPr>
+            <w:cnfStyle w:val="001000000000" w:firstRow="0" w:lastRow="0" w:firstColumn="1" w:lastColumn="0" w:oddVBand="0" w:evenVBand="0" w:oddHBand="0" w:evenHBand="0" w:firstRowFirstColumn="0" w:firstRowLastColumn="0" w:lastRowFirstColumn="0" w:lastRowLastColumn="0"/>
+            <w:tcW w:w="0" w:type="auto"/>
+            <w:hideMark/>
+          </w:tcPr>
+          <w:p>
+            <w:pPr>
+              <w:spacing w:after="160" w:line="259" w:lineRule="auto"/>
+            </w:pPr>
+            <w:r>
+              <w:lastRenderedPageBreak/>
+              <w:t>Technology Diversity</w:t>
+            </w:r>
+          </w:p>
+        </w:tc>
+        <w:tc>
+          <w:tcPr>
+            <w:tcW w:w="0" w:type="auto"/>
+            <w:hideMark/>
+          </w:tcPr>
+          <w:p>
+            <w:pPr>
+              <w:spacing w:after="160" w:line="259" w:lineRule="auto"/>
+              <w:cnfStyle w:val="000000100000" w:firstRow="0" w:lastRow="0" w:firstColumn="0" w:lastColumn="0" w:oddVBand="0" w:evenVBand="0" w:oddHBand="1" w:evenHBand="0" w:firstRowFirstColumn="0" w:firstRowLastColumn="0" w:lastRowFirstColumn="0" w:lastRowLastColumn="0"/>
+            </w:pPr>
+            <w:r>
+              <w:t>Uniform technology stack throughout the application</w:t>
+            </w:r>
+          </w:p>
+        </w:tc>
+        <w:tc>
+          <w:tcPr>
+            <w:tcW w:w="0" w:type="auto"/>
+            <w:hideMark/>
+          </w:tcPr>
+          <w:p>
+            <w:pPr>
+              <w:spacing w:after="160" w:line="259" w:lineRule="auto"/>
+              <w:cnfStyle w:val="000000100000" w:firstRow="0" w:lastRow="0" w:firstColumn="0" w:lastColumn="0" w:oddVBand="0" w:evenVBand="0" w:oddHBand="1" w:evenHBand="0" w:firstRowFirstColumn="0" w:firstRowLastColumn="0" w:lastRowFirstColumn="0" w:lastRowLastColumn="0"/>
+            </w:pPr>
+            <w:r>
+              <w:t>Permits diverse technologies per service’s specific needs</w:t>
+            </w:r>
+          </w:p>
+        </w:tc>
+        <w:tc>
+          <w:tcPr>
+            <w:tcW w:w="0" w:type="auto"/>
+            <w:hideMark/>
+          </w:tcPr>
+          <w:p>
+            <w:pPr>
+              <w:spacing w:after="160" w:line="259" w:lineRule="auto"/>
+              <w:cnfStyle w:val="000000100000" w:firstRow="0" w:lastRow="0" w:firstColumn="0" w:lastColumn="0" w:oddVBand="0" w:evenVBand="0" w:oddHBand="1" w:evenHBand="0" w:firstRowFirstColumn="0" w:firstRowLastColumn="0" w:lastRowFirstColumn="0" w:lastRowLastColumn="0"/>
+            </w:pPr>
+            <w:r>
+              <w:t>Relies on cloud provider’s managed services, limits tech diversity</w:t>
+            </w:r>
+          </w:p>
+        </w:tc>
+      </w:tr>
+      <w:tr>
+        <w:tc>
+          <w:tcPr>
+            <w:cnfStyle w:val="001000000000" w:firstRow="0" w:lastRow="0" w:firstColumn="1" w:lastColumn="0" w:oddVBand="0" w:evenVBand="0" w:oddHBand="0" w:evenHBand="0" w:firstRowFirstColumn="0" w:firstRowLastColumn="0" w:lastRowFirstColumn="0" w:lastRowLastColumn="0"/>
+            <w:tcW w:w="0" w:type="auto"/>
+            <w:hideMark/>
+          </w:tcPr>
+          <w:p>
+            <w:pPr>
+              <w:spacing w:after="160" w:line="259" w:lineRule="auto"/>
+            </w:pPr>
+            <w:r>
+              <w:t>Resource Utilization</w:t>
+            </w:r>
+          </w:p>
+        </w:tc>
+        <w:tc>
+          <w:tcPr>
+            <w:tcW w:w="0" w:type="auto"/>
+            <w:hideMark/>
+          </w:tcPr>
+          <w:p>
+            <w:pPr>
+              <w:spacing w:after="160" w:line="259" w:lineRule="auto"/>
+              <w:cnfStyle w:val="000000000000" w:firstRow="0" w:lastRow="0" w:firstColumn="0" w:lastColumn="0" w:oddVBand="0" w:evenVBand="0" w:oddHBand="0" w:evenHBand="0" w:firstRowFirstColumn="0" w:firstRowLastColumn="0" w:lastRowFirstColumn="0" w:lastRowLastColumn="0"/>
+            </w:pPr>
+            <w:r>
+              <w:t>Resource sharing across functionalities, potential wastage</w:t>
+            </w:r>
+          </w:p>
+        </w:tc>
+        <w:tc>
+          <w:tcPr>
+            <w:tcW w:w="0" w:type="auto"/>
+            <w:hideMark/>
+          </w:tcPr>
+          <w:p>
+            <w:pPr>
+              <w:spacing w:after="160" w:line="259" w:lineRule="auto"/>
+              <w:cnfStyle w:val="000000000000" w:firstRow="0" w:lastRow="0" w:firstColumn="0" w:lastColumn="0" w:oddVBand="0" w:evenVBand="0" w:oddHBand="0" w:evenHBand="0" w:firstRowFirstColumn="0" w:firstRowLastColumn="0" w:lastRowFirstColumn="0" w:lastRowLastColumn="0"/>
+            </w:pPr>
+            <w:r>
+              <w:t>Optimal resource utilization, scalability focused</w:t>
+            </w:r>
+          </w:p>
+        </w:tc>
+        <w:tc>
+          <w:tcPr>
+            <w:tcW w:w="0" w:type="auto"/>
+            <w:hideMark/>
+          </w:tcPr>
+          <w:p>
+            <w:pPr>
+              <w:spacing w:after="160" w:line="259" w:lineRule="auto"/>
+              <w:cnfStyle w:val="000000000000" w:firstRow="0" w:lastRow="0" w:firstColumn="0" w:lastColumn="0" w:oddVBand="0" w:evenVBand="0" w:oddHBand="0" w:evenHBand="0" w:firstRowFirstColumn="0" w:firstRowLastColumn="0" w:lastRowFirstColumn="0" w:lastRowLastColumn="0"/>
+            </w:pPr>
+            <w:r>
+              <w:t>Optimized resource usage, cost-efficient due to pay-per-use</w:t>
+            </w:r>
+          </w:p>
+        </w:tc>
+      </w:tr>
+      <w:tr>
+        <w:trPr>
+          <w:cnfStyle w:val="000000100000" w:firstRow="0" w:lastRow="0" w:firstColumn="0" w:lastColumn="0" w:oddVBand="0" w:evenVBand="0" w:oddHBand="1" w:evenHBand="0" w:firstRowFirstColumn="0" w:firstRowLastColumn="0" w:lastRowFirstColumn="0" w:lastRowLastColumn="0"/>
+        </w:trPr>
+        <w:tc>
+          <w:tcPr>
+            <w:cnfStyle w:val="001000000000" w:firstRow="0" w:lastRow="0" w:firstColumn="1" w:lastColumn="0" w:oddVBand="0" w:evenVBand="0" w:oddHBand="0" w:evenHBand="0" w:firstRowFirstColumn="0" w:firstRowLastColumn="0" w:lastRowFirstColumn="0" w:lastRowLastColumn="0"/>
+            <w:tcW w:w="0" w:type="auto"/>
+            <w:hideMark/>
+          </w:tcPr>
+          <w:p>
+            <w:pPr>
+              <w:spacing w:after="160" w:line="259" w:lineRule="auto"/>
+            </w:pPr>
+            <w:r>
+              <w:t>Fault Tolerance</w:t>
+            </w:r>
+          </w:p>
+        </w:tc>
+        <w:tc>
+          <w:tcPr>
+            <w:tcW w:w="0" w:type="auto"/>
+            <w:hideMark/>
+          </w:tcPr>
+          <w:p>
+            <w:pPr>
+              <w:spacing w:after="160" w:line="259" w:lineRule="auto"/>
+              <w:cnfStyle w:val="000000100000" w:firstRow="0" w:lastRow="0" w:firstColumn="0" w:lastColumn="0" w:oddVBand="0" w:evenVBand="0" w:oddHBand="1" w:evenHBand="0" w:firstRowFirstColumn="0" w:firstRowLastColumn="0" w:lastRowFirstColumn="0" w:lastRowLastColumn="0"/>
+            </w:pPr>
+            <w:r>
+              <w:t>Failure in one module can impact the entire system</w:t>
+            </w:r>
+          </w:p>
+        </w:tc>
+        <w:tc>
+          <w:tcPr>
+            <w:tcW w:w="0" w:type="auto"/>
+            <w:hideMark/>
+          </w:tcPr>
+          <w:p>
+            <w:pPr>
+              <w:spacing w:after="160" w:line="259" w:lineRule="auto"/>
+              <w:cnfStyle w:val="000000100000" w:firstRow="0" w:lastRow="0" w:firstColumn="0" w:lastColumn="0" w:oddVBand="0" w:evenVBand="0" w:oddHBand="1" w:evenHBand="0" w:firstRowFirstColumn="0" w:firstRowLastColumn="0" w:lastRowFirstColumn="0" w:lastRowLastColumn="0"/>
+            </w:pPr>
+            <w:r>
+              <w:t>Fault isolation, localized failures do not affect the whole system</w:t>
+            </w:r>
+          </w:p>
+        </w:tc>
+        <w:tc>
+          <w:tcPr>
+            <w:tcW w:w="0" w:type="auto"/>
+            <w:hideMark/>
+          </w:tcPr>
+          <w:p>
+            <w:pPr>
+              <w:spacing w:after="160" w:line="259" w:lineRule="auto"/>
+              <w:cnfStyle w:val="000000100000" w:firstRow="0" w:lastRow="0" w:firstColumn="0" w:lastColumn="0" w:oddVBand="0" w:evenVBand="0" w:oddHBand="1" w:evenHBand="0" w:firstRowFirstColumn="0" w:firstRowLastColumn="0" w:lastRowFirstColumn="0" w:lastRowLastColumn="0"/>
+            </w:pPr>
+            <w:r>
+              <w:t>Functions designed to be stateless, minimal impact on failure</w:t>
+            </w:r>
+          </w:p>
+        </w:tc>
+      </w:tr>
+      <w:tr>
+        <w:tc>
+          <w:tcPr>
+            <w:cnfStyle w:val="001000000000" w:firstRow="0" w:lastRow="0" w:firstColumn="1" w:lastColumn="0" w:oddVBand="0" w:evenVBand="0" w:oddHBand="0" w:evenHBand="0" w:firstRowFirstColumn="0" w:firstRowLastColumn="0" w:lastRowFirstColumn="0" w:lastRowLastColumn="0"/>
+            <w:tcW w:w="0" w:type="auto"/>
+            <w:hideMark/>
+          </w:tcPr>
+          <w:p>
+            <w:pPr>
+              <w:spacing w:after="160" w:line="259" w:lineRule="auto"/>
+            </w:pPr>
+            <w:r>
+              <w:t>Cost Efficiency</w:t>
+            </w:r>
+          </w:p>
+        </w:tc>
+        <w:tc>
+          <w:tcPr>
+            <w:tcW w:w="0" w:type="auto"/>
+            <w:hideMark/>
+          </w:tcPr>
+          <w:p>
+            <w:pPr>
+              <w:spacing w:after="160" w:line="259" w:lineRule="auto"/>
+              <w:cnfStyle w:val="000000000000" w:firstRow="0" w:lastRow="0" w:firstColumn="0" w:lastColumn="0" w:oddVBand="0" w:evenVBand="0" w:oddHBand="0" w:evenHBand="0" w:firstRowFirstColumn="0" w:firstRowLastColumn="0" w:lastRowFirstColumn="0" w:lastRowLastColumn="0"/>
+            </w:pPr>
+            <w:r>
+              <w:t>Fixed infrastructure costs, regardless of usage patterns</w:t>
+            </w:r>
+          </w:p>
+        </w:tc>
+        <w:tc>
+          <w:tcPr>
+            <w:tcW w:w="0" w:type="auto"/>
+            <w:hideMark/>
+          </w:tcPr>
+          <w:p>
+            <w:pPr>
+              <w:spacing w:after="160" w:line="259" w:lineRule="auto"/>
+              <w:cnfStyle w:val="000000000000" w:firstRow="0" w:lastRow="0" w:firstColumn="0" w:lastColumn="0" w:oddVBand="0" w:evenVBand="0" w:oddHBand="0" w:evenHBand="0" w:firstRowFirstColumn="0" w:firstRowLastColumn="0" w:lastRowFirstColumn="0" w:lastRowLastColumn="0"/>
+            </w:pPr>
+            <w:r>
+              <w:t>Cost-effective scaling, pay only for resources consumed</w:t>
+            </w:r>
+          </w:p>
+        </w:tc>
+        <w:tc>
+          <w:tcPr>
+            <w:tcW w:w="0" w:type="auto"/>
+            <w:hideMark/>
+          </w:tcPr>
+          <w:p>
+            <w:pPr>
+              <w:spacing w:after="160" w:line="259" w:lineRule="auto"/>
+              <w:cnfStyle w:val="000000000000" w:firstRow="0" w:lastRow="0" w:firstColumn="0" w:lastColumn="0" w:oddVBand="0" w:evenVBand="0" w:oddHBand="0" w:evenHBand="0" w:firstRowFirstColumn="0" w:firstRowLastColumn="0" w:lastRowFirstColumn="0" w:lastRowLastColumn="0"/>
+            </w:pPr>
+            <w:r>
+              <w:t>Pay-per-use model, cost-effective for sporadic workloads</w:t>
+            </w:r>
+          </w:p>
+        </w:tc>
+      </w:tr>
+      <w:tr>
+        <w:trPr>
+          <w:cnfStyle w:val="000000100000" w:firstRow="0" w:lastRow="0" w:firstColumn="0" w:lastColumn="0" w:oddVBand="0" w:evenVBand="0" w:oddHBand="1" w:evenHBand="0" w:firstRowFirstColumn="0" w:firstRowLastColumn="0" w:lastRowFirstColumn="0" w:lastRowLastColumn="0"/>
+        </w:trPr>
+        <w:tc>
+          <w:tcPr>
+            <w:cnfStyle w:val="001000000000" w:firstRow="0" w:lastRow="0" w:firstColumn="1" w:lastColumn="0" w:oddVBand="0" w:evenVBand="0" w:oddHBand="0" w:evenHBand="0" w:firstRowFirstColumn="0" w:firstRowLastColumn="0" w:lastRowFirstColumn="0" w:lastRowLastColumn="0"/>
+            <w:tcW w:w="0" w:type="auto"/>
+            <w:hideMark/>
+          </w:tcPr>
+          <w:p>
+            <w:pPr>
+              <w:spacing w:after="160" w:line="259" w:lineRule="auto"/>
+            </w:pPr>
+            <w:r>
+              <w:t>Operational Overhead</w:t>
+            </w:r>
+          </w:p>
+        </w:tc>
+        <w:tc>
+          <w:tcPr>
+            <w:tcW w:w="0" w:type="auto"/>
+            <w:hideMark/>
+          </w:tcPr>
+          <w:p>
+            <w:pPr>
+              <w:spacing w:after="160" w:line="259" w:lineRule="auto"/>
+              <w:cnfStyle w:val="000000100000" w:firstRow="0" w:lastRow="0" w:firstColumn="0" w:lastColumn="0" w:oddVBand="0" w:evenVBand="0" w:oddHBand="1" w:evenHBand="0" w:firstRowFirstColumn="0" w:firstRowLastColumn="0" w:lastRowFirstColumn="0" w:lastRowLastColumn="0"/>
+            </w:pPr>
+            <w:r>
+              <w:t>Centralized management, simpler operations but less flexibility</w:t>
+            </w:r>
+          </w:p>
+        </w:tc>
+        <w:tc>
+          <w:tcPr>
+            <w:tcW w:w="0" w:type="auto"/>
+            <w:hideMark/>
+          </w:tcPr>
+          <w:p>
+            <w:pPr>
+              <w:spacing w:after="160" w:line="259" w:lineRule="auto"/>
+              <w:cnfStyle w:val="000000100000" w:firstRow="0" w:lastRow="0" w:firstColumn="0" w:lastColumn="0" w:oddVBand="0" w:evenVBand="0" w:oddHBand="1" w:evenHBand="0" w:firstRowFirstColumn="0" w:firstRowLastColumn="0" w:lastRowFirstColumn="0" w:lastRowLastColumn="0"/>
+            </w:pPr>
+            <w:r>
+              <w:t>More complex operations due to multiple services and components</w:t>
+            </w:r>
+          </w:p>
+        </w:tc>
+        <w:tc>
+          <w:tcPr>
+            <w:tcW w:w="0" w:type="auto"/>
+            <w:hideMark/>
+          </w:tcPr>
+          <w:p>
+            <w:pPr>
+              <w:spacing w:after="160" w:line="259" w:lineRule="auto"/>
+              <w:cnfStyle w:val="000000100000" w:firstRow="0" w:lastRow="0" w:firstColumn="0" w:lastColumn="0" w:oddVBand="0" w:evenVBand="0" w:oddHBand="1" w:evenHBand="0" w:firstRowFirstColumn="0" w:firstRowLastColumn="0" w:lastRowFirstColumn="0" w:lastRowLastColumn="0"/>
+            </w:pPr>
+            <w:r>
+              <w:t>Reduced operational overhead, managed by the cloud provider</w:t>
+            </w:r>
+          </w:p>
+        </w:tc>
+      </w:tr>
+    </w:tbl>
+    <w:p/>
+    <w:p>
+      <w:pPr>
+        <w:pStyle w:val="Heading2"/>
+        <w:numPr>
+          <w:ilvl w:val="0"/>
+          <w:numId w:val="1"/>
+        </w:numPr>
+      </w:pPr>
+      <w:bookmarkStart w:id="35" w:name="_Toc209962421"/>
+      <w:r>
+        <w:t>What is Twelve-Factor App</w:t>
+      </w:r>
+      <w:r>
+        <w:t>?</w:t>
+      </w:r>
+      <w:bookmarkEnd w:id="35"/>
+    </w:p>
+    <w:p>
+      <w:pPr>
+        <w:ind w:left="360" w:firstLine="360"/>
+        <w:jc w:val="both"/>
+      </w:pPr>
+      <w:r>
+        <w:t>A Twelve-Factor App is a set of best practices for building modern, cloud-native applications. It was introduced by the co-founders of Heroku to help developers create apps that are portable, scalable, and maintainable. The methodology encourages clear separation of concerns, stateless processes, externalized configurations, and easy deployment across environments like development, staging, and production.</w:t>
+      </w:r>
+    </w:p>
+    <w:p>
+      <w:pPr>
+        <w:ind w:left="360"/>
+        <w:rPr>
+          <w:b/>
+          <w:bCs/>
+        </w:rPr>
+      </w:pPr>
+      <w:r>
+        <w:rPr>
+          <w:b/>
+          <w:bCs/>
+        </w:rPr>
+        <w:t>The 12 Factors</w:t>
+      </w:r>
+    </w:p>
+    <w:p>
+      <w:pPr>
+        <w:numPr>
+          <w:ilvl w:val="0"/>
+          <w:numId w:val="31"/>
+        </w:numPr>
+        <w:tabs>
+          <w:tab w:val="num" w:pos="720"/>
+        </w:tabs>
+      </w:pPr>
+      <w:r>
+        <w:rPr>
+          <w:b/>
+          <w:bCs/>
+        </w:rPr>
+        <w:t>Codebase</w:t>
+      </w:r>
+      <w:r>
+        <w:t xml:space="preserve"> – One codebase tracked in version control, many deploys.</w:t>
+      </w:r>
+    </w:p>
+    <w:p>
+      <w:pPr>
+        <w:numPr>
+          <w:ilvl w:val="0"/>
+          <w:numId w:val="31"/>
+        </w:numPr>
+        <w:tabs>
+          <w:tab w:val="num" w:pos="720"/>
+        </w:tabs>
+      </w:pPr>
+      <w:r>
+        <w:rPr>
+          <w:b/>
+          <w:bCs/>
+        </w:rPr>
+        <w:t>Dependencies</w:t>
+      </w:r>
+      <w:r>
+        <w:t xml:space="preserve"> – Explicitly declare and isolate dependencies.</w:t>
+      </w:r>
+    </w:p>
+    <w:p>
+      <w:pPr>
+        <w:numPr>
+          <w:ilvl w:val="0"/>
+          <w:numId w:val="31"/>
+        </w:numPr>
+        <w:tabs>
+          <w:tab w:val="num" w:pos="720"/>
+        </w:tabs>
+      </w:pPr>
+      <w:r>
+        <w:rPr>
+          <w:b/>
+          <w:bCs/>
+        </w:rPr>
+        <w:t>Config</w:t>
+      </w:r>
+      <w:r>
+        <w:t xml:space="preserve"> – Store configuration in the environment, not in code.</w:t>
+      </w:r>
+    </w:p>
+    <w:p>
+      <w:pPr>
+        <w:numPr>
+          <w:ilvl w:val="0"/>
+          <w:numId w:val="31"/>
+        </w:numPr>
+        <w:tabs>
+          <w:tab w:val="num" w:pos="720"/>
+        </w:tabs>
+      </w:pPr>
+      <w:r>
+        <w:rPr>
+          <w:b/>
+          <w:bCs/>
+        </w:rPr>
+        <w:t>Backing Services</w:t>
+      </w:r>
+      <w:r>
+        <w:t xml:space="preserve"> – Treat backing services (databases, caches, queues) as attached resources.</w:t>
+      </w:r>
+    </w:p>
+    <w:p>
+      <w:pPr>
+        <w:numPr>
+          <w:ilvl w:val="0"/>
+          <w:numId w:val="31"/>
+        </w:numPr>
+        <w:tabs>
+          <w:tab w:val="num" w:pos="720"/>
+        </w:tabs>
+      </w:pPr>
+      <w:r>
+        <w:rPr>
+          <w:b/>
+          <w:bCs/>
+        </w:rPr>
+        <w:t xml:space="preserve">Build, Release, </w:t>
+      </w:r>
+      <w:r>
+        <w:rPr>
+          <w:b/>
+          <w:bCs/>
+        </w:rPr>
+        <w:t>run</w:t>
+      </w:r>
+      <w:r>
+        <w:t xml:space="preserve"> – Strictly separate the build, release, and run stages.</w:t>
+      </w:r>
+    </w:p>
+    <w:p>
+      <w:pPr>
+        <w:numPr>
+          <w:ilvl w:val="0"/>
+          <w:numId w:val="31"/>
+        </w:numPr>
+        <w:tabs>
+          <w:tab w:val="num" w:pos="720"/>
+        </w:tabs>
+      </w:pPr>
+      <w:r>
+        <w:rPr>
+          <w:b/>
+          <w:bCs/>
+        </w:rPr>
+        <w:t>Processes</w:t>
+      </w:r>
+      <w:r>
+        <w:t xml:space="preserve"> – Execute the app as one or more stateless processes.</w:t>
+      </w:r>
+    </w:p>
+    <w:p>
+      <w:pPr>
+        <w:numPr>
+          <w:ilvl w:val="0"/>
+          <w:numId w:val="31"/>
+        </w:numPr>
+        <w:tabs>
+          <w:tab w:val="num" w:pos="720"/>
+        </w:tabs>
+      </w:pPr>
+      <w:r>
+        <w:rPr>
+          <w:b/>
+          <w:bCs/>
+        </w:rPr>
+        <w:t>Port Binding</w:t>
+      </w:r>
+      <w:r>
+        <w:t xml:space="preserve"> – Export services via port binding (self-contained service).</w:t>
+      </w:r>
+    </w:p>
+    <w:p>
+      <w:pPr>
+        <w:numPr>
+          <w:ilvl w:val="0"/>
+          <w:numId w:val="31"/>
+        </w:numPr>
+        <w:tabs>
+          <w:tab w:val="num" w:pos="720"/>
+        </w:tabs>
+      </w:pPr>
+      <w:r>
+        <w:rPr>
+          <w:b/>
+          <w:bCs/>
+        </w:rPr>
+        <w:t>Concurrency</w:t>
+      </w:r>
+      <w:r>
+        <w:t xml:space="preserve"> – Scale out via the process model.</w:t>
+      </w:r>
+    </w:p>
+    <w:p>
+      <w:pPr>
+        <w:numPr>
+          <w:ilvl w:val="0"/>
+          <w:numId w:val="31"/>
+        </w:numPr>
+        <w:tabs>
+          <w:tab w:val="num" w:pos="720"/>
+        </w:tabs>
+      </w:pPr>
+      <w:r>
+        <w:rPr>
+          <w:b/>
+          <w:bCs/>
+        </w:rPr>
+        <w:t>Disposability</w:t>
+      </w:r>
+      <w:r>
+        <w:t xml:space="preserve"> – Fast startup and graceful shutdown for robust scaling and deployment.</w:t>
+      </w:r>
+    </w:p>
+    <w:p>
+      <w:pPr>
+        <w:numPr>
+          <w:ilvl w:val="0"/>
+          <w:numId w:val="31"/>
+        </w:numPr>
+        <w:tabs>
+          <w:tab w:val="num" w:pos="720"/>
+        </w:tabs>
+      </w:pPr>
+      <w:r>
+        <w:rPr>
+          <w:b/>
+          <w:bCs/>
+        </w:rPr>
+        <w:t>Dev/Prod Parity</w:t>
+      </w:r>
+      <w:r>
+        <w:t xml:space="preserve"> – Keep development, staging, and production as similar as possible.</w:t>
+      </w:r>
+    </w:p>
+    <w:p>
+      <w:pPr>
+        <w:numPr>
+          <w:ilvl w:val="0"/>
+          <w:numId w:val="31"/>
+        </w:numPr>
+        <w:tabs>
+          <w:tab w:val="num" w:pos="720"/>
+        </w:tabs>
+      </w:pPr>
+      <w:r>
+        <w:rPr>
+          <w:b/>
+          <w:bCs/>
+        </w:rPr>
+        <w:t>Logs</w:t>
+      </w:r>
+      <w:r>
+        <w:t xml:space="preserve"> – Treat logs as event streams, output to STDOUT/STDERR.</w:t>
+      </w:r>
+    </w:p>
+    <w:p>
+      <w:pPr>
+        <w:numPr>
+          <w:ilvl w:val="0"/>
+          <w:numId w:val="31"/>
+        </w:numPr>
+        <w:tabs>
+          <w:tab w:val="num" w:pos="720"/>
+        </w:tabs>
+      </w:pPr>
+      <w:r>
+        <w:rPr>
+          <w:b/>
+          <w:bCs/>
+        </w:rPr>
+        <w:t>Admin Processes</w:t>
+      </w:r>
+      <w:r>
+        <w:t xml:space="preserve"> – Run admin/maintenance tasks as one-off processes.</w:t>
+      </w:r>
+    </w:p>
+    <w:p>
+      <w:pPr>
+        <w:ind w:left="720"/>
+      </w:pPr>
+      <w:r>
+        <w:t>Resources</w:t>
+      </w:r>
+      <w:r>
+        <w:t xml:space="preserve">: </w:t>
+      </w:r>
+      <w:hyperlink r:id="rId17" w:history="1">
+        <w:r>
+          <w:rPr>
+            <w:rStyle w:val="Hyperlink"/>
+          </w:rPr>
+          <w:t>https://www.geeksforgeeks.org/blogs/what-is-twelve-factor-app/</w:t>
+        </w:r>
+      </w:hyperlink>
+    </w:p>
+    <w:p/>
+    <w:p/>
     <w:sectPr>
       <w:pgSz w:w="11906" w:h="16838"/>
       <w:pgMar w:top="720" w:right="720" w:bottom="720" w:left="720" w:header="708" w:footer="708" w:gutter="0"/>
@@ -8268,6 +9646,155 @@
     </w:lvl>
   </w:abstractNum>
   <w:abstractNum w:abstractNumId="6" w15:restartNumberingAfterBreak="0">
+    <w:nsid w:val="23E83759"/>
+    <w:multiLevelType w:val="multilevel"/>
+    <w:tmpl w:val="3D508B3A"/>
+    <w:lvl w:ilvl="0">
+      <w:start w:val="1"/>
+      <w:numFmt w:val="bullet"/>
+      <w:lvlText w:val=""/>
+      <w:lvlJc w:val="left"/>
+      <w:pPr>
+        <w:tabs>
+          <w:tab w:val="num" w:pos="1080"/>
+        </w:tabs>
+        <w:ind w:left="1080" w:hanging="360"/>
+      </w:pPr>
+      <w:rPr>
+        <w:rFonts w:ascii="Symbol" w:hAnsi="Symbol" w:hint="default"/>
+        <w:sz w:val="20"/>
+      </w:rPr>
+    </w:lvl>
+    <w:lvl w:ilvl="1" w:tentative="1">
+      <w:start w:val="1"/>
+      <w:numFmt w:val="bullet"/>
+      <w:lvlText w:val="o"/>
+      <w:lvlJc w:val="left"/>
+      <w:pPr>
+        <w:tabs>
+          <w:tab w:val="num" w:pos="1800"/>
+        </w:tabs>
+        <w:ind w:left="1800" w:hanging="360"/>
+      </w:pPr>
+      <w:rPr>
+        <w:rFonts w:ascii="Courier New" w:hAnsi="Courier New" w:hint="default"/>
+        <w:sz w:val="20"/>
+      </w:rPr>
+    </w:lvl>
+    <w:lvl w:ilvl="2" w:tentative="1">
+      <w:start w:val="1"/>
+      <w:numFmt w:val="bullet"/>
+      <w:lvlText w:val=""/>
+      <w:lvlJc w:val="left"/>
+      <w:pPr>
+        <w:tabs>
+          <w:tab w:val="num" w:pos="2520"/>
+        </w:tabs>
+        <w:ind w:left="2520" w:hanging="360"/>
+      </w:pPr>
+      <w:rPr>
+        <w:rFonts w:ascii="Wingdings" w:hAnsi="Wingdings" w:hint="default"/>
+        <w:sz w:val="20"/>
+      </w:rPr>
+    </w:lvl>
+    <w:lvl w:ilvl="3" w:tentative="1">
+      <w:start w:val="1"/>
+      <w:numFmt w:val="bullet"/>
+      <w:lvlText w:val=""/>
+      <w:lvlJc w:val="left"/>
+      <w:pPr>
+        <w:tabs>
+          <w:tab w:val="num" w:pos="3240"/>
+        </w:tabs>
+        <w:ind w:left="3240" w:hanging="360"/>
+      </w:pPr>
+      <w:rPr>
+        <w:rFonts w:ascii="Wingdings" w:hAnsi="Wingdings" w:hint="default"/>
+        <w:sz w:val="20"/>
+      </w:rPr>
+    </w:lvl>
+    <w:lvl w:ilvl="4" w:tentative="1">
+      <w:start w:val="1"/>
+      <w:numFmt w:val="bullet"/>
+      <w:lvlText w:val=""/>
+      <w:lvlJc w:val="left"/>
+      <w:pPr>
+        <w:tabs>
+          <w:tab w:val="num" w:pos="3960"/>
+        </w:tabs>
+        <w:ind w:left="3960" w:hanging="360"/>
+      </w:pPr>
+      <w:rPr>
+        <w:rFonts w:ascii="Wingdings" w:hAnsi="Wingdings" w:hint="default"/>
+        <w:sz w:val="20"/>
+      </w:rPr>
+    </w:lvl>
+    <w:lvl w:ilvl="5" w:tentative="1">
+      <w:start w:val="1"/>
+      <w:numFmt w:val="bullet"/>
+      <w:lvlText w:val=""/>
+      <w:lvlJc w:val="left"/>
+      <w:pPr>
+        <w:tabs>
+          <w:tab w:val="num" w:pos="4680"/>
+        </w:tabs>
+        <w:ind w:left="4680" w:hanging="360"/>
+      </w:pPr>
+      <w:rPr>
+        <w:rFonts w:ascii="Wingdings" w:hAnsi="Wingdings" w:hint="default"/>
+        <w:sz w:val="20"/>
+      </w:rPr>
+    </w:lvl>
+    <w:lvl w:ilvl="6" w:tentative="1">
+      <w:start w:val="1"/>
+      <w:numFmt w:val="bullet"/>
+      <w:lvlText w:val=""/>
+      <w:lvlJc w:val="left"/>
+      <w:pPr>
+        <w:tabs>
+          <w:tab w:val="num" w:pos="5400"/>
+        </w:tabs>
+        <w:ind w:left="5400" w:hanging="360"/>
+      </w:pPr>
+      <w:rPr>
+        <w:rFonts w:ascii="Wingdings" w:hAnsi="Wingdings" w:hint="default"/>
+        <w:sz w:val="20"/>
+      </w:rPr>
+    </w:lvl>
+    <w:lvl w:ilvl="7" w:tentative="1">
+      <w:start w:val="1"/>
+      <w:numFmt w:val="bullet"/>
+      <w:lvlText w:val=""/>
+      <w:lvlJc w:val="left"/>
+      <w:pPr>
+        <w:tabs>
+          <w:tab w:val="num" w:pos="6120"/>
+        </w:tabs>
+        <w:ind w:left="6120" w:hanging="360"/>
+      </w:pPr>
+      <w:rPr>
+        <w:rFonts w:ascii="Wingdings" w:hAnsi="Wingdings" w:hint="default"/>
+        <w:sz w:val="20"/>
+      </w:rPr>
+    </w:lvl>
+    <w:lvl w:ilvl="8" w:tentative="1">
+      <w:start w:val="1"/>
+      <w:numFmt w:val="bullet"/>
+      <w:lvlText w:val=""/>
+      <w:lvlJc w:val="left"/>
+      <w:pPr>
+        <w:tabs>
+          <w:tab w:val="num" w:pos="6840"/>
+        </w:tabs>
+        <w:ind w:left="6840" w:hanging="360"/>
+      </w:pPr>
+      <w:rPr>
+        <w:rFonts w:ascii="Wingdings" w:hAnsi="Wingdings" w:hint="default"/>
+        <w:sz w:val="20"/>
+      </w:rPr>
+    </w:lvl>
+  </w:abstractNum>
+  <w:abstractNum w:abstractNumId="7" w15:restartNumberingAfterBreak="0">
     <w:nsid w:val="260D0439"/>
     <w:multiLevelType w:val="multilevel"/>
     <w:tmpl w:val="6CC0992E"/>
@@ -8416,7 +9943,7 @@
       </w:rPr>
     </w:lvl>
   </w:abstractNum>
-  <w:abstractNum w:abstractNumId="7" w15:restartNumberingAfterBreak="0">
+  <w:abstractNum w:abstractNumId="8" w15:restartNumberingAfterBreak="0">
     <w:nsid w:val="28601A6B"/>
     <w:multiLevelType w:val="multilevel"/>
     <w:tmpl w:val="3CAAAEB8"/>
@@ -8565,7 +10092,120 @@
       </w:rPr>
     </w:lvl>
   </w:abstractNum>
-  <w:abstractNum w:abstractNumId="8" w15:restartNumberingAfterBreak="0">
+  <w:abstractNum w:abstractNumId="9" w15:restartNumberingAfterBreak="0">
+    <w:nsid w:val="2AD849AB"/>
+    <w:multiLevelType w:val="multilevel"/>
+    <w:tmpl w:val="B6AA1792"/>
+    <w:lvl w:ilvl="0">
+      <w:start w:val="1"/>
+      <w:numFmt w:val="decimal"/>
+      <w:lvlText w:val="%1."/>
+      <w:lvlJc w:val="left"/>
+      <w:pPr>
+        <w:tabs>
+          <w:tab w:val="num" w:pos="1080"/>
+        </w:tabs>
+        <w:ind w:left="1080" w:hanging="360"/>
+      </w:pPr>
+    </w:lvl>
+    <w:lvl w:ilvl="1" w:tentative="1">
+      <w:start w:val="1"/>
+      <w:numFmt w:val="decimal"/>
+      <w:lvlText w:val="%2."/>
+      <w:lvlJc w:val="left"/>
+      <w:pPr>
+        <w:tabs>
+          <w:tab w:val="num" w:pos="1800"/>
+        </w:tabs>
+        <w:ind w:left="1800" w:hanging="360"/>
+      </w:pPr>
+    </w:lvl>
+    <w:lvl w:ilvl="2" w:tentative="1">
+      <w:start w:val="1"/>
+      <w:numFmt w:val="decimal"/>
+      <w:lvlText w:val="%3."/>
+      <w:lvlJc w:val="left"/>
+      <w:pPr>
+        <w:tabs>
+          <w:tab w:val="num" w:pos="2520"/>
+        </w:tabs>
+        <w:ind w:left="2520" w:hanging="360"/>
+      </w:pPr>
+    </w:lvl>
+    <w:lvl w:ilvl="3" w:tentative="1">
+      <w:start w:val="1"/>
+      <w:numFmt w:val="decimal"/>
+      <w:lvlText w:val="%4."/>
+      <w:lvlJc w:val="left"/>
+      <w:pPr>
+        <w:tabs>
+          <w:tab w:val="num" w:pos="3240"/>
+        </w:tabs>
+        <w:ind w:left="3240" w:hanging="360"/>
+      </w:pPr>
+    </w:lvl>
+    <w:lvl w:ilvl="4" w:tentative="1">
+      <w:start w:val="1"/>
+      <w:numFmt w:val="decimal"/>
+      <w:lvlText w:val="%5."/>
+      <w:lvlJc w:val="left"/>
+      <w:pPr>
+        <w:tabs>
+          <w:tab w:val="num" w:pos="3960"/>
+        </w:tabs>
+        <w:ind w:left="3960" w:hanging="360"/>
+      </w:pPr>
+    </w:lvl>
+    <w:lvl w:ilvl="5" w:tentative="1">
+      <w:start w:val="1"/>
+      <w:numFmt w:val="decimal"/>
+      <w:lvlText w:val="%6."/>
+      <w:lvlJc w:val="left"/>
+      <w:pPr>
+        <w:tabs>
+          <w:tab w:val="num" w:pos="4680"/>
+        </w:tabs>
+        <w:ind w:left="4680" w:hanging="360"/>
+      </w:pPr>
+    </w:lvl>
+    <w:lvl w:ilvl="6" w:tentative="1">
+      <w:start w:val="1"/>
+      <w:numFmt w:val="decimal"/>
+      <w:lvlText w:val="%7."/>
+      <w:lvlJc w:val="left"/>
+      <w:pPr>
+        <w:tabs>
+          <w:tab w:val="num" w:pos="5400"/>
+        </w:tabs>
+        <w:ind w:left="5400" w:hanging="360"/>
+      </w:pPr>
+    </w:lvl>
+    <w:lvl w:ilvl="7" w:tentative="1">
+      <w:start w:val="1"/>
+      <w:numFmt w:val="decimal"/>
+      <w:lvlText w:val="%8."/>
+      <w:lvlJc w:val="left"/>
+      <w:pPr>
+        <w:tabs>
+          <w:tab w:val="num" w:pos="6120"/>
+        </w:tabs>
+        <w:ind w:left="6120" w:hanging="360"/>
+      </w:pPr>
+    </w:lvl>
+    <w:lvl w:ilvl="8" w:tentative="1">
+      <w:start w:val="1"/>
+      <w:numFmt w:val="decimal"/>
+      <w:lvlText w:val="%9."/>
+      <w:lvlJc w:val="left"/>
+      <w:pPr>
+        <w:tabs>
+          <w:tab w:val="num" w:pos="6840"/>
+        </w:tabs>
+        <w:ind w:left="6840" w:hanging="360"/>
+      </w:pPr>
+    </w:lvl>
+  </w:abstractNum>
+  <w:abstractNum w:abstractNumId="10" w15:restartNumberingAfterBreak="0">
     <w:nsid w:val="2E7F086A"/>
     <w:multiLevelType w:val="multilevel"/>
     <w:tmpl w:val="0C849BE4"/>
@@ -8714,7 +10354,7 @@
       </w:rPr>
     </w:lvl>
   </w:abstractNum>
-  <w:abstractNum w:abstractNumId="9" w15:restartNumberingAfterBreak="0">
+  <w:abstractNum w:abstractNumId="11" w15:restartNumberingAfterBreak="0">
     <w:nsid w:val="31EF6A01"/>
     <w:multiLevelType w:val="multilevel"/>
     <w:tmpl w:val="DB9221EA"/>
@@ -8863,7 +10503,120 @@
       </w:rPr>
     </w:lvl>
   </w:abstractNum>
-  <w:abstractNum w:abstractNumId="10" w15:restartNumberingAfterBreak="0">
+  <w:abstractNum w:abstractNumId="12" w15:restartNumberingAfterBreak="0">
+    <w:nsid w:val="3252360D"/>
+    <w:multiLevelType w:val="hybridMultilevel"/>
+    <w:tmpl w:val="47D05E0C"/>
+    <w:lvl w:ilvl="0" w:tplc="FFFFFFFF">
+      <w:start w:val="1"/>
+      <w:numFmt w:val="decimal"/>
+      <w:lvlText w:val="%1."/>
+      <w:lvlJc w:val="left"/>
+      <w:pPr>
+        <w:ind w:left="720" w:hanging="360"/>
+      </w:pPr>
+      <w:rPr>
+        <w:rFonts w:hint="default"/>
+      </w:rPr>
+    </w:lvl>
+    <w:lvl w:ilvl="1" w:tplc="FFFFFFFF" w:tentative="1">
+      <w:start w:val="1"/>
+      <w:numFmt w:val="bullet"/>
+      <w:lvlText w:val="o"/>
+      <w:lvlJc w:val="left"/>
+      <w:pPr>
+        <w:ind w:left="1440" w:hanging="360"/>
+      </w:pPr>
+      <w:rPr>
+        <w:rFonts w:ascii="Courier New" w:hAnsi="Courier New" w:cs="Courier New" w:hint="default"/>
+      </w:rPr>
+    </w:lvl>
+    <w:lvl w:ilvl="2" w:tplc="FFFFFFFF" w:tentative="1">
+      <w:start w:val="1"/>
+      <w:numFmt w:val="bullet"/>
+      <w:lvlText w:val=""/>
+      <w:lvlJc w:val="left"/>
+      <w:pPr>
+        <w:ind w:left="2160" w:hanging="360"/>
+      </w:pPr>
+      <w:rPr>
+        <w:rFonts w:ascii="Wingdings" w:hAnsi="Wingdings" w:hint="default"/>
+      </w:rPr>
+    </w:lvl>
+    <w:lvl w:ilvl="3" w:tplc="FFFFFFFF" w:tentative="1">
+      <w:start w:val="1"/>
+      <w:numFmt w:val="bullet"/>
+      <w:lvlText w:val=""/>
+      <w:lvlJc w:val="left"/>
+      <w:pPr>
+        <w:ind w:left="2880" w:hanging="360"/>
+      </w:pPr>
+      <w:rPr>
+        <w:rFonts w:ascii="Symbol" w:hAnsi="Symbol" w:hint="default"/>
+      </w:rPr>
+    </w:lvl>
+    <w:lvl w:ilvl="4" w:tplc="FFFFFFFF" w:tentative="1">
+      <w:start w:val="1"/>
+      <w:numFmt w:val="bullet"/>
+      <w:lvlText w:val="o"/>
+      <w:lvlJc w:val="left"/>
+      <w:pPr>
+        <w:ind w:left="3600" w:hanging="360"/>
+      </w:pPr>
+      <w:rPr>
+        <w:rFonts w:ascii="Courier New" w:hAnsi="Courier New" w:cs="Courier New" w:hint="default"/>
+      </w:rPr>
+    </w:lvl>
+    <w:lvl w:ilvl="5" w:tplc="FFFFFFFF" w:tentative="1">
+      <w:start w:val="1"/>
+      <w:numFmt w:val="bullet"/>
+      <w:lvlText w:val=""/>
+      <w:lvlJc w:val="left"/>
+      <w:pPr>
+        <w:ind w:left="4320" w:hanging="360"/>
+      </w:pPr>
+      <w:rPr>
+        <w:rFonts w:ascii="Wingdings" w:hAnsi="Wingdings" w:hint="default"/>
+      </w:rPr>
+    </w:lvl>
+    <w:lvl w:ilvl="6" w:tplc="FFFFFFFF" w:tentative="1">
+      <w:start w:val="1"/>
+      <w:numFmt w:val="bullet"/>
+      <w:lvlText w:val=""/>
+      <w:lvlJc w:val="left"/>
+      <w:pPr>
+        <w:ind w:left="5040" w:hanging="360"/>
+      </w:pPr>
+      <w:rPr>
+        <w:rFonts w:ascii="Symbol" w:hAnsi="Symbol" w:hint="default"/>
+      </w:rPr>
+    </w:lvl>
+    <w:lvl w:ilvl="7" w:tplc="FFFFFFFF" w:tentative="1">
+      <w:start w:val="1"/>
+      <w:numFmt w:val="bullet"/>
+      <w:lvlText w:val="o"/>
+      <w:lvlJc w:val="left"/>
+      <w:pPr>
+        <w:ind w:left="5760" w:hanging="360"/>
+      </w:pPr>
+      <w:rPr>
+        <w:rFonts w:ascii="Courier New" w:hAnsi="Courier New" w:cs="Courier New" w:hint="default"/>
+      </w:rPr>
+    </w:lvl>
+    <w:lvl w:ilvl="8" w:tplc="FFFFFFFF" w:tentative="1">
+      <w:start w:val="1"/>
+      <w:numFmt w:val="bullet"/>
+      <w:lvlText w:val=""/>
+      <w:lvlJc w:val="left"/>
+      <w:pPr>
+        <w:ind w:left="6480" w:hanging="360"/>
+      </w:pPr>
+      <w:rPr>
+        <w:rFonts w:ascii="Wingdings" w:hAnsi="Wingdings" w:hint="default"/>
+      </w:rPr>
+    </w:lvl>
+  </w:abstractNum>
+  <w:abstractNum w:abstractNumId="13" w15:restartNumberingAfterBreak="0">
     <w:nsid w:val="3F780FEA"/>
     <w:multiLevelType w:val="hybridMultilevel"/>
     <w:tmpl w:val="835AA728"/>
@@ -8949,7 +10702,7 @@
       </w:pPr>
     </w:lvl>
   </w:abstractNum>
-  <w:abstractNum w:abstractNumId="11" w15:restartNumberingAfterBreak="0">
+  <w:abstractNum w:abstractNumId="14" w15:restartNumberingAfterBreak="0">
     <w:nsid w:val="4BF23FF6"/>
     <w:multiLevelType w:val="multilevel"/>
     <w:tmpl w:val="12BE7908"/>
@@ -9098,7 +10851,7 @@
       </w:rPr>
     </w:lvl>
   </w:abstractNum>
-  <w:abstractNum w:abstractNumId="12" w15:restartNumberingAfterBreak="0">
+  <w:abstractNum w:abstractNumId="15" w15:restartNumberingAfterBreak="0">
     <w:nsid w:val="4C621A39"/>
     <w:multiLevelType w:val="hybridMultilevel"/>
     <w:tmpl w:val="56A698DC"/>
@@ -9211,7 +10964,7 @@
       </w:rPr>
     </w:lvl>
   </w:abstractNum>
-  <w:abstractNum w:abstractNumId="13" w15:restartNumberingAfterBreak="0">
+  <w:abstractNum w:abstractNumId="16" w15:restartNumberingAfterBreak="0">
     <w:nsid w:val="4F1221CF"/>
     <w:multiLevelType w:val="multilevel"/>
     <w:tmpl w:val="948E6F8C"/>
@@ -9360,7 +11113,7 @@
       </w:rPr>
     </w:lvl>
   </w:abstractNum>
-  <w:abstractNum w:abstractNumId="14" w15:restartNumberingAfterBreak="0">
+  <w:abstractNum w:abstractNumId="17" w15:restartNumberingAfterBreak="0">
     <w:nsid w:val="51877D1C"/>
     <w:multiLevelType w:val="multilevel"/>
     <w:tmpl w:val="F648D39A"/>
@@ -9509,7 +11262,120 @@
       </w:rPr>
     </w:lvl>
   </w:abstractNum>
-  <w:abstractNum w:abstractNumId="15" w15:restartNumberingAfterBreak="0">
+  <w:abstractNum w:abstractNumId="18" w15:restartNumberingAfterBreak="0">
+    <w:nsid w:val="53187A03"/>
+    <w:multiLevelType w:val="hybridMultilevel"/>
+    <w:tmpl w:val="47D05E0C"/>
+    <w:lvl w:ilvl="0" w:tplc="FFFFFFFF">
+      <w:start w:val="1"/>
+      <w:numFmt w:val="decimal"/>
+      <w:lvlText w:val="%1."/>
+      <w:lvlJc w:val="left"/>
+      <w:pPr>
+        <w:ind w:left="720" w:hanging="360"/>
+      </w:pPr>
+      <w:rPr>
+        <w:rFonts w:hint="default"/>
+      </w:rPr>
+    </w:lvl>
+    <w:lvl w:ilvl="1" w:tplc="FFFFFFFF" w:tentative="1">
+      <w:start w:val="1"/>
+      <w:numFmt w:val="bullet"/>
+      <w:lvlText w:val="o"/>
+      <w:lvlJc w:val="left"/>
+      <w:pPr>
+        <w:ind w:left="1440" w:hanging="360"/>
+      </w:pPr>
+      <w:rPr>
+        <w:rFonts w:ascii="Courier New" w:hAnsi="Courier New" w:cs="Courier New" w:hint="default"/>
+      </w:rPr>
+    </w:lvl>
+    <w:lvl w:ilvl="2" w:tplc="FFFFFFFF" w:tentative="1">
+      <w:start w:val="1"/>
+      <w:numFmt w:val="bullet"/>
+      <w:lvlText w:val=""/>
+      <w:lvlJc w:val="left"/>
+      <w:pPr>
+        <w:ind w:left="2160" w:hanging="360"/>
+      </w:pPr>
+      <w:rPr>
+        <w:rFonts w:ascii="Wingdings" w:hAnsi="Wingdings" w:hint="default"/>
+      </w:rPr>
+    </w:lvl>
+    <w:lvl w:ilvl="3" w:tplc="FFFFFFFF" w:tentative="1">
+      <w:start w:val="1"/>
+      <w:numFmt w:val="bullet"/>
+      <w:lvlText w:val=""/>
+      <w:lvlJc w:val="left"/>
+      <w:pPr>
+        <w:ind w:left="2880" w:hanging="360"/>
+      </w:pPr>
+      <w:rPr>
+        <w:rFonts w:ascii="Symbol" w:hAnsi="Symbol" w:hint="default"/>
+      </w:rPr>
+    </w:lvl>
+    <w:lvl w:ilvl="4" w:tplc="FFFFFFFF" w:tentative="1">
+      <w:start w:val="1"/>
+      <w:numFmt w:val="bullet"/>
+      <w:lvlText w:val="o"/>
+      <w:lvlJc w:val="left"/>
+      <w:pPr>
+        <w:ind w:left="3600" w:hanging="360"/>
+      </w:pPr>
+      <w:rPr>
+        <w:rFonts w:ascii="Courier New" w:hAnsi="Courier New" w:cs="Courier New" w:hint="default"/>
+      </w:rPr>
+    </w:lvl>
+    <w:lvl w:ilvl="5" w:tplc="FFFFFFFF" w:tentative="1">
+      <w:start w:val="1"/>
+      <w:numFmt w:val="bullet"/>
+      <w:lvlText w:val=""/>
+      <w:lvlJc w:val="left"/>
+      <w:pPr>
+        <w:ind w:left="4320" w:hanging="360"/>
+      </w:pPr>
+      <w:rPr>
+        <w:rFonts w:ascii="Wingdings" w:hAnsi="Wingdings" w:hint="default"/>
+      </w:rPr>
+    </w:lvl>
+    <w:lvl w:ilvl="6" w:tplc="FFFFFFFF" w:tentative="1">
+      <w:start w:val="1"/>
+      <w:numFmt w:val="bullet"/>
+      <w:lvlText w:val=""/>
+      <w:lvlJc w:val="left"/>
+      <w:pPr>
+        <w:ind w:left="5040" w:hanging="360"/>
+      </w:pPr>
+      <w:rPr>
+        <w:rFonts w:ascii="Symbol" w:hAnsi="Symbol" w:hint="default"/>
+      </w:rPr>
+    </w:lvl>
+    <w:lvl w:ilvl="7" w:tplc="FFFFFFFF" w:tentative="1">
+      <w:start w:val="1"/>
+      <w:numFmt w:val="bullet"/>
+      <w:lvlText w:val="o"/>
+      <w:lvlJc w:val="left"/>
+      <w:pPr>
+        <w:ind w:left="5760" w:hanging="360"/>
+      </w:pPr>
+      <w:rPr>
+        <w:rFonts w:ascii="Courier New" w:hAnsi="Courier New" w:cs="Courier New" w:hint="default"/>
+      </w:rPr>
+    </w:lvl>
+    <w:lvl w:ilvl="8" w:tplc="FFFFFFFF" w:tentative="1">
+      <w:start w:val="1"/>
+      <w:numFmt w:val="bullet"/>
+      <w:lvlText w:val=""/>
+      <w:lvlJc w:val="left"/>
+      <w:pPr>
+        <w:ind w:left="6480" w:hanging="360"/>
+      </w:pPr>
+      <w:rPr>
+        <w:rFonts w:ascii="Wingdings" w:hAnsi="Wingdings" w:hint="default"/>
+      </w:rPr>
+    </w:lvl>
+  </w:abstractNum>
+  <w:abstractNum w:abstractNumId="19" w15:restartNumberingAfterBreak="0">
     <w:nsid w:val="53B502E9"/>
     <w:multiLevelType w:val="multilevel"/>
     <w:tmpl w:val="91CA9050"/>
@@ -9658,7 +11524,7 @@
       </w:rPr>
     </w:lvl>
   </w:abstractNum>
-  <w:abstractNum w:abstractNumId="16" w15:restartNumberingAfterBreak="0">
+  <w:abstractNum w:abstractNumId="20" w15:restartNumberingAfterBreak="0">
     <w:nsid w:val="558A455A"/>
     <w:multiLevelType w:val="multilevel"/>
     <w:tmpl w:val="BB0AE356"/>
@@ -9807,7 +11673,7 @@
       </w:rPr>
     </w:lvl>
   </w:abstractNum>
-  <w:abstractNum w:abstractNumId="17" w15:restartNumberingAfterBreak="0">
+  <w:abstractNum w:abstractNumId="21" w15:restartNumberingAfterBreak="0">
     <w:nsid w:val="563867E9"/>
     <w:multiLevelType w:val="multilevel"/>
     <w:tmpl w:val="5BB811B6"/>
@@ -9956,7 +11822,7 @@
       </w:rPr>
     </w:lvl>
   </w:abstractNum>
-  <w:abstractNum w:abstractNumId="18" w15:restartNumberingAfterBreak="0">
+  <w:abstractNum w:abstractNumId="22" w15:restartNumberingAfterBreak="0">
     <w:nsid w:val="5E873AC0"/>
     <w:multiLevelType w:val="multilevel"/>
     <w:tmpl w:val="0D6A0EC4"/>
@@ -10105,7 +11971,7 @@
       </w:rPr>
     </w:lvl>
   </w:abstractNum>
-  <w:abstractNum w:abstractNumId="19" w15:restartNumberingAfterBreak="0">
+  <w:abstractNum w:abstractNumId="23" w15:restartNumberingAfterBreak="0">
     <w:nsid w:val="699709C8"/>
     <w:multiLevelType w:val="multilevel"/>
     <w:tmpl w:val="F2A2CD08"/>
@@ -10254,10 +12120,10 @@
       </w:rPr>
     </w:lvl>
   </w:abstractNum>
-  <w:abstractNum w:abstractNumId="20" w15:restartNumberingAfterBreak="0">
+  <w:abstractNum w:abstractNumId="24" w15:restartNumberingAfterBreak="0">
     <w:nsid w:val="6AED639C"/>
     <w:multiLevelType w:val="hybridMultilevel"/>
-    <w:tmpl w:val="47D05E0C"/>
+    <w:tmpl w:val="68E6B242"/>
     <w:lvl w:ilvl="0" w:tplc="4009000F">
       <w:start w:val="1"/>
       <w:numFmt w:val="decimal"/>
@@ -10367,7 +12233,7 @@
       </w:rPr>
     </w:lvl>
   </w:abstractNum>
-  <w:abstractNum w:abstractNumId="21" w15:restartNumberingAfterBreak="0">
+  <w:abstractNum w:abstractNumId="25" w15:restartNumberingAfterBreak="0">
     <w:nsid w:val="70763E57"/>
     <w:multiLevelType w:val="multilevel"/>
     <w:tmpl w:val="828E091E"/>
@@ -10516,7 +12382,7 @@
       </w:rPr>
     </w:lvl>
   </w:abstractNum>
-  <w:abstractNum w:abstractNumId="22" w15:restartNumberingAfterBreak="0">
+  <w:abstractNum w:abstractNumId="26" w15:restartNumberingAfterBreak="0">
     <w:nsid w:val="70FF3FF9"/>
     <w:multiLevelType w:val="hybridMultilevel"/>
     <w:tmpl w:val="A45A81E6"/>
@@ -10605,7 +12471,7 @@
       </w:pPr>
     </w:lvl>
   </w:abstractNum>
-  <w:abstractNum w:abstractNumId="23" w15:restartNumberingAfterBreak="0">
+  <w:abstractNum w:abstractNumId="27" w15:restartNumberingAfterBreak="0">
     <w:nsid w:val="769051EB"/>
     <w:multiLevelType w:val="hybridMultilevel"/>
     <w:tmpl w:val="BA7E0DE0"/>
@@ -10719,79 +12585,79 @@
     </w:lvl>
   </w:abstractNum>
   <w:num w:numId="1" w16cid:durableId="1771001347">
-    <w:abstractNumId w:val="20"/>
+    <w:abstractNumId w:val="24"/>
   </w:num>
   <w:num w:numId="2" w16cid:durableId="421990468">
-    <w:abstractNumId w:val="10"/>
+    <w:abstractNumId w:val="13"/>
   </w:num>
   <w:num w:numId="3" w16cid:durableId="718475216">
-    <w:abstractNumId w:val="12"/>
+    <w:abstractNumId w:val="15"/>
   </w:num>
   <w:num w:numId="4" w16cid:durableId="1561749717">
-    <w:abstractNumId w:val="23"/>
+    <w:abstractNumId w:val="27"/>
   </w:num>
   <w:num w:numId="5" w16cid:durableId="751896595">
-    <w:abstractNumId w:val="14"/>
+    <w:abstractNumId w:val="17"/>
   </w:num>
   <w:num w:numId="6" w16cid:durableId="1727409014">
-    <w:abstractNumId w:val="22"/>
+    <w:abstractNumId w:val="26"/>
   </w:num>
   <w:num w:numId="7" w16cid:durableId="1661808372">
-    <w:abstractNumId w:val="6"/>
+    <w:abstractNumId w:val="7"/>
     <w:lvlOverride w:ilvl="0">
       <w:startOverride w:val="1"/>
     </w:lvlOverride>
   </w:num>
   <w:num w:numId="8" w16cid:durableId="1357727636">
-    <w:abstractNumId w:val="6"/>
+    <w:abstractNumId w:val="7"/>
     <w:lvlOverride w:ilvl="0">
       <w:startOverride w:val="2"/>
     </w:lvlOverride>
   </w:num>
   <w:num w:numId="9" w16cid:durableId="211890184">
-    <w:abstractNumId w:val="6"/>
+    <w:abstractNumId w:val="7"/>
     <w:lvlOverride w:ilvl="0">
       <w:startOverride w:val="3"/>
     </w:lvlOverride>
   </w:num>
   <w:num w:numId="10" w16cid:durableId="20517649">
-    <w:abstractNumId w:val="6"/>
+    <w:abstractNumId w:val="7"/>
     <w:lvlOverride w:ilvl="0">
       <w:startOverride w:val="4"/>
     </w:lvlOverride>
   </w:num>
   <w:num w:numId="11" w16cid:durableId="605969487">
-    <w:abstractNumId w:val="19"/>
+    <w:abstractNumId w:val="23"/>
   </w:num>
   <w:num w:numId="12" w16cid:durableId="1246106947">
     <w:abstractNumId w:val="2"/>
   </w:num>
   <w:num w:numId="13" w16cid:durableId="651325251">
-    <w:abstractNumId w:val="7"/>
+    <w:abstractNumId w:val="8"/>
   </w:num>
   <w:num w:numId="14" w16cid:durableId="261424288">
-    <w:abstractNumId w:val="8"/>
+    <w:abstractNumId w:val="10"/>
   </w:num>
   <w:num w:numId="15" w16cid:durableId="472017035">
     <w:abstractNumId w:val="4"/>
   </w:num>
   <w:num w:numId="16" w16cid:durableId="1695379017">
-    <w:abstractNumId w:val="17"/>
+    <w:abstractNumId w:val="21"/>
   </w:num>
   <w:num w:numId="17" w16cid:durableId="785195105">
-    <w:abstractNumId w:val="9"/>
+    <w:abstractNumId w:val="11"/>
   </w:num>
   <w:num w:numId="18" w16cid:durableId="900798302">
     <w:abstractNumId w:val="1"/>
   </w:num>
   <w:num w:numId="19" w16cid:durableId="1861695634">
-    <w:abstractNumId w:val="15"/>
+    <w:abstractNumId w:val="19"/>
   </w:num>
   <w:num w:numId="20" w16cid:durableId="139543151">
     <w:abstractNumId w:val="0"/>
   </w:num>
   <w:num w:numId="21" w16cid:durableId="1771848141">
-    <w:abstractNumId w:val="13"/>
+    <w:abstractNumId w:val="16"/>
   </w:num>
   <w:num w:numId="22" w16cid:durableId="748187736">
     <w:abstractNumId w:val="3"/>
@@ -10800,16 +12666,28 @@
     <w:abstractNumId w:val="5"/>
   </w:num>
   <w:num w:numId="24" w16cid:durableId="1478767357">
+    <w:abstractNumId w:val="22"/>
+  </w:num>
+  <w:num w:numId="25" w16cid:durableId="1635672842">
+    <w:abstractNumId w:val="14"/>
+  </w:num>
+  <w:num w:numId="26" w16cid:durableId="1859387441">
+    <w:abstractNumId w:val="20"/>
+  </w:num>
+  <w:num w:numId="27" w16cid:durableId="2124228114">
+    <w:abstractNumId w:val="25"/>
+  </w:num>
+  <w:num w:numId="28" w16cid:durableId="1818692123">
+    <w:abstractNumId w:val="6"/>
+  </w:num>
+  <w:num w:numId="29" w16cid:durableId="238057174">
     <w:abstractNumId w:val="18"/>
   </w:num>
-  <w:num w:numId="25" w16cid:durableId="1635672842">
-    <w:abstractNumId w:val="11"/>
+  <w:num w:numId="30" w16cid:durableId="1143741129">
+    <w:abstractNumId w:val="12"/>
   </w:num>
-  <w:num w:numId="26" w16cid:durableId="1859387441">
-    <w:abstractNumId w:val="16"/>
-  </w:num>
-  <w:num w:numId="27" w16cid:durableId="2124228114">
-    <w:abstractNumId w:val="21"/>
+  <w:num w:numId="31" w16cid:durableId="1188640808">
+    <w:abstractNumId w:val="9"/>
   </w:num>
 </w:numbering>
 </file>
@@ -11911,6 +13789,44 @@
       <w:szCs w:val="20"/>
     </w:rPr>
   </w:style>
+  <w:style w:type="table" w:styleId="TableGrid">
+    <w:name w:val="Table Grid"/>
+    <w:basedOn w:val="TableNormal"/>
+    <w:uiPriority w:val="39"/>
+    <w:rsid w:val="005600C8"/>
+    <w:pPr>
+      <w:spacing w:after="0" w:line="240" w:lineRule="auto"/>
+    </w:pPr>
+    <w:tblPr>
+      <w:tblBorders>
+        <w:top w:val="single" w:sz="4" w:space="0" w:color="auto"/>
+        <w:left w:val="single" w:sz="4" w:space="0" w:color="auto"/>
+        <w:bottom w:val="single" w:sz="4" w:space="0" w:color="auto"/>
+        <w:right w:val="single" w:sz="4" w:space="0" w:color="auto"/>
+        <w:insideH w:val="single" w:sz="4" w:space="0" w:color="auto"/>
+        <w:insideV w:val="single" w:sz="4" w:space="0" w:color="auto"/>
+      </w:tblBorders>
+    </w:tblPr>
+  </w:style>
+  <w:style w:type="table" w:styleId="TableGridLight">
+    <w:name w:val="Grid Table Light"/>
+    <w:basedOn w:val="TableNormal"/>
+    <w:uiPriority w:val="40"/>
+    <w:rsid w:val="005600C8"/>
+    <w:pPr>
+      <w:spacing w:after="0" w:line="240" w:lineRule="auto"/>
+    </w:pPr>
+    <w:tblPr>
+      <w:tblBorders>
+        <w:top w:val="single" w:sz="4" w:space="0" w:color="BFBFBF" w:themeColor="background1" w:themeShade="BF"/>
+        <w:left w:val="single" w:sz="4" w:space="0" w:color="BFBFBF" w:themeColor="background1" w:themeShade="BF"/>
+        <w:bottom w:val="single" w:sz="4" w:space="0" w:color="BFBFBF" w:themeColor="background1" w:themeShade="BF"/>
+        <w:right w:val="single" w:sz="4" w:space="0" w:color="BFBFBF" w:themeColor="background1" w:themeShade="BF"/>
+        <w:insideH w:val="single" w:sz="4" w:space="0" w:color="BFBFBF" w:themeColor="background1" w:themeShade="BF"/>
+        <w:insideV w:val="single" w:sz="4" w:space="0" w:color="BFBFBF" w:themeColor="background1" w:themeShade="BF"/>
+      </w:tblBorders>
+    </w:tblPr>
+  </w:style>
 </w:styles>
 </file>
 

--- a/microservices/Microservice Question.docx
+++ b/microservices/Microservice Question.docx
@@ -59,7 +59,7 @@
           <w:r>
             <w:fldChar w:fldCharType="separate"/>
           </w:r>
-          <w:hyperlink w:anchor="_Toc209962398" w:history="1">
+          <w:hyperlink w:anchor="_Toc210285679" w:history="1">
             <w:r>
               <w:rPr>
                 <w:rStyle w:val="Hyperlink"/>
@@ -103,7 +103,7 @@
                 <w:noProof/>
                 <w:webHidden/>
               </w:rPr>
-              <w:instrText xml:space="preserve"> PAGEREF _Toc209962398 \h </w:instrText>
+              <w:instrText xml:space="preserve"> PAGEREF _Toc210285679 \h </w:instrText>
             </w:r>
             <w:r>
               <w:rPr>
@@ -149,7 +149,7 @@
               <w:lang w:eastAsia="en-IN"/>
             </w:rPr>
           </w:pPr>
-          <w:hyperlink w:anchor="_Toc209962399" w:history="1">
+          <w:hyperlink w:anchor="_Toc210285680" w:history="1">
             <w:r>
               <w:rPr>
                 <w:rStyle w:val="Hyperlink"/>
@@ -193,7 +193,7 @@
                 <w:noProof/>
                 <w:webHidden/>
               </w:rPr>
-              <w:instrText xml:space="preserve"> PAGEREF _Toc209962399 \h </w:instrText>
+              <w:instrText xml:space="preserve"> PAGEREF _Toc210285680 \h </w:instrText>
             </w:r>
             <w:r>
               <w:rPr>
@@ -239,7 +239,7 @@
               <w:lang w:eastAsia="en-IN"/>
             </w:rPr>
           </w:pPr>
-          <w:hyperlink w:anchor="_Toc209962400" w:history="1">
+          <w:hyperlink w:anchor="_Toc210285681" w:history="1">
             <w:r>
               <w:rPr>
                 <w:rStyle w:val="Hyperlink"/>
@@ -283,7 +283,7 @@
                 <w:noProof/>
                 <w:webHidden/>
               </w:rPr>
-              <w:instrText xml:space="preserve"> PAGEREF _Toc209962400 \h </w:instrText>
+              <w:instrText xml:space="preserve"> PAGEREF _Toc210285681 \h </w:instrText>
             </w:r>
             <w:r>
               <w:rPr>
@@ -329,7 +329,7 @@
               <w:lang w:eastAsia="en-IN"/>
             </w:rPr>
           </w:pPr>
-          <w:hyperlink w:anchor="_Toc209962401" w:history="1">
+          <w:hyperlink w:anchor="_Toc210285682" w:history="1">
             <w:r>
               <w:rPr>
                 <w:rStyle w:val="Hyperlink"/>
@@ -373,7 +373,7 @@
                 <w:noProof/>
                 <w:webHidden/>
               </w:rPr>
-              <w:instrText xml:space="preserve"> PAGEREF _Toc209962401 \h </w:instrText>
+              <w:instrText xml:space="preserve"> PAGEREF _Toc210285682 \h </w:instrText>
             </w:r>
             <w:r>
               <w:rPr>
@@ -419,7 +419,7 @@
               <w:lang w:eastAsia="en-IN"/>
             </w:rPr>
           </w:pPr>
-          <w:hyperlink w:anchor="_Toc209962402" w:history="1">
+          <w:hyperlink w:anchor="_Toc210285683" w:history="1">
             <w:r>
               <w:rPr>
                 <w:rStyle w:val="Hyperlink"/>
@@ -463,7 +463,7 @@
                 <w:noProof/>
                 <w:webHidden/>
               </w:rPr>
-              <w:instrText xml:space="preserve"> PAGEREF _Toc209962402 \h </w:instrText>
+              <w:instrText xml:space="preserve"> PAGEREF _Toc210285683 \h </w:instrText>
             </w:r>
             <w:r>
               <w:rPr>
@@ -509,7 +509,7 @@
               <w:lang w:eastAsia="en-IN"/>
             </w:rPr>
           </w:pPr>
-          <w:hyperlink w:anchor="_Toc209962403" w:history="1">
+          <w:hyperlink w:anchor="_Toc210285684" w:history="1">
             <w:r>
               <w:rPr>
                 <w:rStyle w:val="Hyperlink"/>
@@ -553,7 +553,7 @@
                 <w:noProof/>
                 <w:webHidden/>
               </w:rPr>
-              <w:instrText xml:space="preserve"> PAGEREF _Toc209962403 \h </w:instrText>
+              <w:instrText xml:space="preserve"> PAGEREF _Toc210285684 \h </w:instrText>
             </w:r>
             <w:r>
               <w:rPr>
@@ -599,7 +599,7 @@
               <w:lang w:eastAsia="en-IN"/>
             </w:rPr>
           </w:pPr>
-          <w:hyperlink w:anchor="_Toc209962404" w:history="1">
+          <w:hyperlink w:anchor="_Toc210285685" w:history="1">
             <w:r>
               <w:rPr>
                 <w:rStyle w:val="Hyperlink"/>
@@ -643,7 +643,7 @@
                 <w:noProof/>
                 <w:webHidden/>
               </w:rPr>
-              <w:instrText xml:space="preserve"> PAGEREF _Toc209962404 \h </w:instrText>
+              <w:instrText xml:space="preserve"> PAGEREF _Toc210285685 \h </w:instrText>
             </w:r>
             <w:r>
               <w:rPr>
@@ -689,7 +689,7 @@
               <w:lang w:eastAsia="en-IN"/>
             </w:rPr>
           </w:pPr>
-          <w:hyperlink w:anchor="_Toc209962405" w:history="1">
+          <w:hyperlink w:anchor="_Toc210285686" w:history="1">
             <w:r>
               <w:rPr>
                 <w:rStyle w:val="Hyperlink"/>
@@ -733,7 +733,7 @@
                 <w:noProof/>
                 <w:webHidden/>
               </w:rPr>
-              <w:instrText xml:space="preserve"> PAGEREF _Toc209962405 \h </w:instrText>
+              <w:instrText xml:space="preserve"> PAGEREF _Toc210285686 \h </w:instrText>
             </w:r>
             <w:r>
               <w:rPr>
@@ -779,7 +779,7 @@
               <w:lang w:eastAsia="en-IN"/>
             </w:rPr>
           </w:pPr>
-          <w:hyperlink w:anchor="_Toc209962406" w:history="1">
+          <w:hyperlink w:anchor="_Toc210285687" w:history="1">
             <w:r>
               <w:rPr>
                 <w:rStyle w:val="Hyperlink"/>
@@ -823,7 +823,7 @@
                 <w:noProof/>
                 <w:webHidden/>
               </w:rPr>
-              <w:instrText xml:space="preserve"> PAGEREF _Toc209962406 \h </w:instrText>
+              <w:instrText xml:space="preserve"> PAGEREF _Toc210285687 \h </w:instrText>
             </w:r>
             <w:r>
               <w:rPr>
@@ -869,7 +869,7 @@
               <w:lang w:eastAsia="en-IN"/>
             </w:rPr>
           </w:pPr>
-          <w:hyperlink w:anchor="_Toc209962407" w:history="1">
+          <w:hyperlink w:anchor="_Toc210285688" w:history="1">
             <w:r>
               <w:rPr>
                 <w:rStyle w:val="Hyperlink"/>
@@ -913,7 +913,7 @@
                 <w:noProof/>
                 <w:webHidden/>
               </w:rPr>
-              <w:instrText xml:space="preserve"> PAGEREF _Toc209962407 \h </w:instrText>
+              <w:instrText xml:space="preserve"> PAGEREF _Toc210285688 \h </w:instrText>
             </w:r>
             <w:r>
               <w:rPr>
@@ -959,7 +959,7 @@
               <w:lang w:eastAsia="en-IN"/>
             </w:rPr>
           </w:pPr>
-          <w:hyperlink w:anchor="_Toc209962408" w:history="1">
+          <w:hyperlink w:anchor="_Toc210285689" w:history="1">
             <w:r>
               <w:rPr>
                 <w:rStyle w:val="Hyperlink"/>
@@ -1003,7 +1003,7 @@
                 <w:noProof/>
                 <w:webHidden/>
               </w:rPr>
-              <w:instrText xml:space="preserve"> PAGEREF _Toc209962408 \h </w:instrText>
+              <w:instrText xml:space="preserve"> PAGEREF _Toc210285689 \h </w:instrText>
             </w:r>
             <w:r>
               <w:rPr>
@@ -1049,7 +1049,7 @@
               <w:lang w:eastAsia="en-IN"/>
             </w:rPr>
           </w:pPr>
-          <w:hyperlink w:anchor="_Toc209962409" w:history="1">
+          <w:hyperlink w:anchor="_Toc210285690" w:history="1">
             <w:r>
               <w:rPr>
                 <w:rStyle w:val="Hyperlink"/>
@@ -1093,7 +1093,7 @@
                 <w:noProof/>
                 <w:webHidden/>
               </w:rPr>
-              <w:instrText xml:space="preserve"> PAGEREF _Toc209962409 \h </w:instrText>
+              <w:instrText xml:space="preserve"> PAGEREF _Toc210285690 \h </w:instrText>
             </w:r>
             <w:r>
               <w:rPr>
@@ -1139,7 +1139,7 @@
               <w:lang w:eastAsia="en-IN"/>
             </w:rPr>
           </w:pPr>
-          <w:hyperlink w:anchor="_Toc209962410" w:history="1">
+          <w:hyperlink w:anchor="_Toc210285691" w:history="1">
             <w:r>
               <w:rPr>
                 <w:rStyle w:val="Hyperlink"/>
@@ -1183,7 +1183,7 @@
                 <w:noProof/>
                 <w:webHidden/>
               </w:rPr>
-              <w:instrText xml:space="preserve"> PAGEREF _Toc209962410 \h </w:instrText>
+              <w:instrText xml:space="preserve"> PAGEREF _Toc210285691 \h </w:instrText>
             </w:r>
             <w:r>
               <w:rPr>
@@ -1229,7 +1229,7 @@
               <w:lang w:eastAsia="en-IN"/>
             </w:rPr>
           </w:pPr>
-          <w:hyperlink w:anchor="_Toc209962411" w:history="1">
+          <w:hyperlink w:anchor="_Toc210285692" w:history="1">
             <w:r>
               <w:rPr>
                 <w:rStyle w:val="Hyperlink"/>
@@ -1273,7 +1273,7 @@
                 <w:noProof/>
                 <w:webHidden/>
               </w:rPr>
-              <w:instrText xml:space="preserve"> PAGEREF _Toc209962411 \h </w:instrText>
+              <w:instrText xml:space="preserve"> PAGEREF _Toc210285692 \h </w:instrText>
             </w:r>
             <w:r>
               <w:rPr>
@@ -1319,7 +1319,7 @@
               <w:lang w:eastAsia="en-IN"/>
             </w:rPr>
           </w:pPr>
-          <w:hyperlink w:anchor="_Toc209962412" w:history="1">
+          <w:hyperlink w:anchor="_Toc210285693" w:history="1">
             <w:r>
               <w:rPr>
                 <w:rStyle w:val="Hyperlink"/>
@@ -1363,7 +1363,7 @@
                 <w:noProof/>
                 <w:webHidden/>
               </w:rPr>
-              <w:instrText xml:space="preserve"> PAGEREF _Toc209962412 \h </w:instrText>
+              <w:instrText xml:space="preserve"> PAGEREF _Toc210285693 \h </w:instrText>
             </w:r>
             <w:r>
               <w:rPr>
@@ -1409,7 +1409,7 @@
               <w:lang w:eastAsia="en-IN"/>
             </w:rPr>
           </w:pPr>
-          <w:hyperlink w:anchor="_Toc209962413" w:history="1">
+          <w:hyperlink w:anchor="_Toc210285694" w:history="1">
             <w:r>
               <w:rPr>
                 <w:rStyle w:val="Hyperlink"/>
@@ -1453,7 +1453,7 @@
                 <w:noProof/>
                 <w:webHidden/>
               </w:rPr>
-              <w:instrText xml:space="preserve"> PAGEREF _Toc209962413 \h </w:instrText>
+              <w:instrText xml:space="preserve"> PAGEREF _Toc210285694 \h </w:instrText>
             </w:r>
             <w:r>
               <w:rPr>
@@ -1499,7 +1499,7 @@
               <w:lang w:eastAsia="en-IN"/>
             </w:rPr>
           </w:pPr>
-          <w:hyperlink w:anchor="_Toc209962414" w:history="1">
+          <w:hyperlink w:anchor="_Toc210285695" w:history="1">
             <w:r>
               <w:rPr>
                 <w:rStyle w:val="Hyperlink"/>
@@ -1543,7 +1543,7 @@
                 <w:noProof/>
                 <w:webHidden/>
               </w:rPr>
-              <w:instrText xml:space="preserve"> PAGEREF _Toc209962414 \h </w:instrText>
+              <w:instrText xml:space="preserve"> PAGEREF _Toc210285695 \h </w:instrText>
             </w:r>
             <w:r>
               <w:rPr>
@@ -1589,7 +1589,7 @@
               <w:lang w:eastAsia="en-IN"/>
             </w:rPr>
           </w:pPr>
-          <w:hyperlink w:anchor="_Toc209962415" w:history="1">
+          <w:hyperlink w:anchor="_Toc210285696" w:history="1">
             <w:r>
               <w:rPr>
                 <w:rStyle w:val="Hyperlink"/>
@@ -1633,7 +1633,7 @@
                 <w:noProof/>
                 <w:webHidden/>
               </w:rPr>
-              <w:instrText xml:space="preserve"> PAGEREF _Toc209962415 \h </w:instrText>
+              <w:instrText xml:space="preserve"> PAGEREF _Toc210285696 \h </w:instrText>
             </w:r>
             <w:r>
               <w:rPr>
@@ -1679,7 +1679,7 @@
               <w:lang w:eastAsia="en-IN"/>
             </w:rPr>
           </w:pPr>
-          <w:hyperlink w:anchor="_Toc209962416" w:history="1">
+          <w:hyperlink w:anchor="_Toc210285697" w:history="1">
             <w:r>
               <w:rPr>
                 <w:rStyle w:val="Hyperlink"/>
@@ -1723,7 +1723,7 @@
                 <w:noProof/>
                 <w:webHidden/>
               </w:rPr>
-              <w:instrText xml:space="preserve"> PAGEREF _Toc209962416 \h </w:instrText>
+              <w:instrText xml:space="preserve"> PAGEREF _Toc210285697 \h </w:instrText>
             </w:r>
             <w:r>
               <w:rPr>
@@ -1769,7 +1769,7 @@
               <w:lang w:eastAsia="en-IN"/>
             </w:rPr>
           </w:pPr>
-          <w:hyperlink w:anchor="_Toc209962417" w:history="1">
+          <w:hyperlink w:anchor="_Toc210285698" w:history="1">
             <w:r>
               <w:rPr>
                 <w:rStyle w:val="Hyperlink"/>
@@ -1813,7 +1813,7 @@
                 <w:noProof/>
                 <w:webHidden/>
               </w:rPr>
-              <w:instrText xml:space="preserve"> PAGEREF _Toc209962417 \h </w:instrText>
+              <w:instrText xml:space="preserve"> PAGEREF _Toc210285698 \h </w:instrText>
             </w:r>
             <w:r>
               <w:rPr>
@@ -1859,7 +1859,7 @@
               <w:lang w:eastAsia="en-IN"/>
             </w:rPr>
           </w:pPr>
-          <w:hyperlink w:anchor="_Toc209962418" w:history="1">
+          <w:hyperlink w:anchor="_Toc210285699" w:history="1">
             <w:r>
               <w:rPr>
                 <w:rStyle w:val="Hyperlink"/>
@@ -1903,7 +1903,7 @@
                 <w:noProof/>
                 <w:webHidden/>
               </w:rPr>
-              <w:instrText xml:space="preserve"> PAGEREF _Toc209962418 \h </w:instrText>
+              <w:instrText xml:space="preserve"> PAGEREF _Toc210285699 \h </w:instrText>
             </w:r>
             <w:r>
               <w:rPr>
@@ -1949,7 +1949,7 @@
               <w:lang w:eastAsia="en-IN"/>
             </w:rPr>
           </w:pPr>
-          <w:hyperlink w:anchor="_Toc209962419" w:history="1">
+          <w:hyperlink w:anchor="_Toc210285700" w:history="1">
             <w:r>
               <w:rPr>
                 <w:rStyle w:val="Hyperlink"/>
@@ -1993,7 +1993,7 @@
                 <w:noProof/>
                 <w:webHidden/>
               </w:rPr>
-              <w:instrText xml:space="preserve"> PAGEREF _Toc209962419 \h </w:instrText>
+              <w:instrText xml:space="preserve"> PAGEREF _Toc210285700 \h </w:instrText>
             </w:r>
             <w:r>
               <w:rPr>
@@ -2039,7 +2039,7 @@
               <w:lang w:eastAsia="en-IN"/>
             </w:rPr>
           </w:pPr>
-          <w:hyperlink w:anchor="_Toc209962420" w:history="1">
+          <w:hyperlink w:anchor="_Toc210285701" w:history="1">
             <w:r>
               <w:rPr>
                 <w:rStyle w:val="Hyperlink"/>
@@ -2083,7 +2083,7 @@
                 <w:noProof/>
                 <w:webHidden/>
               </w:rPr>
-              <w:instrText xml:space="preserve"> PAGEREF _Toc209962420 \h </w:instrText>
+              <w:instrText xml:space="preserve"> PAGEREF _Toc210285701 \h </w:instrText>
             </w:r>
             <w:r>
               <w:rPr>
@@ -2129,7 +2129,7 @@
               <w:lang w:eastAsia="en-IN"/>
             </w:rPr>
           </w:pPr>
-          <w:hyperlink w:anchor="_Toc209962421" w:history="1">
+          <w:hyperlink w:anchor="_Toc210285702" w:history="1">
             <w:r>
               <w:rPr>
                 <w:rStyle w:val="Hyperlink"/>
@@ -2173,7 +2173,7 @@
                 <w:noProof/>
                 <w:webHidden/>
               </w:rPr>
-              <w:instrText xml:space="preserve"> PAGEREF _Toc209962421 \h </w:instrText>
+              <w:instrText xml:space="preserve"> PAGEREF _Toc210285702 \h </w:instrText>
             </w:r>
             <w:r>
               <w:rPr>
@@ -2194,6 +2194,96 @@
                 <w:webHidden/>
               </w:rPr>
               <w:t>15</w:t>
+            </w:r>
+            <w:r>
+              <w:rPr>
+                <w:noProof/>
+                <w:webHidden/>
+              </w:rPr>
+              <w:fldChar w:fldCharType="end"/>
+            </w:r>
+          </w:hyperlink>
+        </w:p>
+        <w:p>
+          <w:pPr>
+            <w:pStyle w:val="TOC2"/>
+            <w:tabs>
+              <w:tab w:val="left" w:pos="960"/>
+              <w:tab w:val="right" w:leader="dot" w:pos="10456"/>
+            </w:tabs>
+            <w:rPr>
+              <w:rFonts w:eastAsiaTheme="minorEastAsia"/>
+              <w:noProof/>
+              <w:sz w:val="24"/>
+              <w:szCs w:val="24"/>
+              <w:lang w:eastAsia="en-IN"/>
+            </w:rPr>
+          </w:pPr>
+          <w:hyperlink w:anchor="_Toc210285703" w:history="1">
+            <w:r>
+              <w:rPr>
+                <w:rStyle w:val="Hyperlink"/>
+                <w:noProof/>
+              </w:rPr>
+              <w:t>25.</w:t>
+            </w:r>
+            <w:r>
+              <w:rPr>
+                <w:rFonts w:eastAsiaTheme="minorEastAsia"/>
+                <w:noProof/>
+                <w:sz w:val="24"/>
+                <w:szCs w:val="24"/>
+                <w:lang w:eastAsia="en-IN"/>
+              </w:rPr>
+              <w:tab/>
+            </w:r>
+            <w:r>
+              <w:rPr>
+                <w:rStyle w:val="Hyperlink"/>
+                <w:noProof/>
+              </w:rPr>
+              <w:t>How do you handle configuration management in Microservices?</w:t>
+            </w:r>
+            <w:r>
+              <w:rPr>
+                <w:noProof/>
+                <w:webHidden/>
+              </w:rPr>
+              <w:tab/>
+            </w:r>
+            <w:r>
+              <w:rPr>
+                <w:noProof/>
+                <w:webHidden/>
+              </w:rPr>
+              <w:fldChar w:fldCharType="begin"/>
+            </w:r>
+            <w:r>
+              <w:rPr>
+                <w:noProof/>
+                <w:webHidden/>
+              </w:rPr>
+              <w:instrText xml:space="preserve"> PAGEREF _Toc210285703 \h </w:instrText>
+            </w:r>
+            <w:r>
+              <w:rPr>
+                <w:noProof/>
+                <w:webHidden/>
+              </w:rPr>
+            </w:r>
+            <w:r>
+              <w:rPr>
+                <w:noProof/>
+                <w:webHidden/>
+              </w:rPr>
+              <w:fldChar w:fldCharType="separate"/>
+            </w:r>
+            <w:r>
+              <w:rPr>
+                <w:noProof/>
+                <w:webHidden/>
+              </w:rPr>
+              <w:t>16</w:t>
             </w:r>
             <w:r>
               <w:rPr>
@@ -2237,7 +2327,7 @@
           <w:numId w:val="1"/>
         </w:numPr>
       </w:pPr>
-      <w:bookmarkStart w:id="0" w:name="_Toc209962398"/>
+      <w:bookmarkStart w:id="0" w:name="_Toc210285679"/>
       <w:r>
         <w:t>What do we require microservice and features of it?</w:t>
       </w:r>
@@ -2416,6 +2506,7 @@
         <w:ind w:left="360"/>
       </w:pPr>
       <w:r>
+        <w:lastRenderedPageBreak/>
         <w:t>Microservices mirror the business domain—each service often represents a business capability (like payments, user management, or inventory). This alignment makes it easier for teams to take ownership of specific business functions and evolve them independently.</w:t>
       </w:r>
     </w:p>
@@ -2499,7 +2590,7 @@
         </w:numPr>
       </w:pPr>
       <w:bookmarkStart w:id="1" w:name="_Toc187395991"/>
-      <w:bookmarkStart w:id="2" w:name="_Toc209962399"/>
+      <w:bookmarkStart w:id="2" w:name="_Toc210285680"/>
       <w:r>
         <w:t xml:space="preserve">Diff between the </w:t>
       </w:r>
@@ -2854,7 +2945,7 @@
         </w:numPr>
       </w:pPr>
       <w:bookmarkStart w:id="3" w:name="_Toc187395994"/>
-      <w:bookmarkStart w:id="4" w:name="_Toc209962400"/>
+      <w:bookmarkStart w:id="4" w:name="_Toc210285681"/>
       <w:r>
         <w:t>What is blue green deployment?</w:t>
       </w:r>
@@ -2906,7 +2997,7 @@
         </w:numPr>
       </w:pPr>
       <w:bookmarkStart w:id="6" w:name="_Toc187395997"/>
-      <w:bookmarkStart w:id="7" w:name="_Toc209962401"/>
+      <w:bookmarkStart w:id="7" w:name="_Toc210285682"/>
       <w:r>
         <w:t>What is Saga pattern in microservices?</w:t>
       </w:r>
@@ -2959,7 +3050,7 @@
         </w:numPr>
       </w:pPr>
       <w:bookmarkStart w:id="9" w:name="_Toc187396003"/>
-      <w:bookmarkStart w:id="10" w:name="_Toc209962402"/>
+      <w:bookmarkStart w:id="10" w:name="_Toc210285683"/>
       <w:r>
         <w:lastRenderedPageBreak/>
         <w:t>What is Circuit Breaker in microservice?</w:t>
@@ -3159,7 +3250,7 @@
         </w:numPr>
       </w:pPr>
       <w:bookmarkStart w:id="12" w:name="_Toc187396006"/>
-      <w:bookmarkStart w:id="13" w:name="_Toc209962403"/>
+      <w:bookmarkStart w:id="13" w:name="_Toc210285684"/>
       <w:r>
         <w:t>How to microservices communicate with each other in spring boot?</w:t>
       </w:r>
@@ -3315,7 +3406,7 @@
         </w:numPr>
       </w:pPr>
       <w:bookmarkStart w:id="15" w:name="_Toc187396008"/>
-      <w:bookmarkStart w:id="16" w:name="_Toc209962404"/>
+      <w:bookmarkStart w:id="16" w:name="_Toc210285685"/>
       <w:r>
         <w:t>Diff between the synchronous and asynchronous</w:t>
       </w:r>
@@ -3939,7 +4030,7 @@
         </w:numPr>
       </w:pPr>
       <w:bookmarkStart w:id="17" w:name="_Toc187396012"/>
-      <w:bookmarkStart w:id="18" w:name="_Toc209962405"/>
+      <w:bookmarkStart w:id="18" w:name="_Toc210285686"/>
       <w:r>
         <w:lastRenderedPageBreak/>
         <w:t xml:space="preserve">Why spring deprecated the rest template? or it’s </w:t>
@@ -4064,7 +4155,7 @@
           <w:numId w:val="1"/>
         </w:numPr>
       </w:pPr>
-      <w:bookmarkStart w:id="19" w:name="_Toc209962406"/>
+      <w:bookmarkStart w:id="19" w:name="_Toc210285687"/>
       <w:r>
         <w:t>What is API gateway</w:t>
       </w:r>
@@ -4100,7 +4191,7 @@
           <w:numId w:val="1"/>
         </w:numPr>
       </w:pPr>
-      <w:bookmarkStart w:id="20" w:name="_Toc209962407"/>
+      <w:bookmarkStart w:id="20" w:name="_Toc210285688"/>
       <w:r>
         <w:t>What is Spring Cloud</w:t>
       </w:r>
@@ -4453,7 +4544,7 @@
         </w:numPr>
       </w:pPr>
       <w:bookmarkStart w:id="21" w:name="_Toc187396005"/>
-      <w:bookmarkStart w:id="22" w:name="_Toc209962408"/>
+      <w:bookmarkStart w:id="22" w:name="_Toc210285689"/>
       <w:r>
         <w:t>Tell me about some design pattern in microservice?</w:t>
       </w:r>
@@ -4659,7 +4750,7 @@
           <w:numId w:val="1"/>
         </w:numPr>
       </w:pPr>
-      <w:bookmarkStart w:id="23" w:name="_Toc209962409"/>
+      <w:bookmarkStart w:id="23" w:name="_Toc210285690"/>
       <w:r>
         <w:t xml:space="preserve">What is Hystrix </w:t>
       </w:r>
@@ -4819,7 +4910,7 @@
           <w:numId w:val="1"/>
         </w:numPr>
       </w:pPr>
-      <w:bookmarkStart w:id="24" w:name="_Toc209962410"/>
+      <w:bookmarkStart w:id="24" w:name="_Toc210285691"/>
       <w:r>
         <w:t>What is Discovery Service in microservice?</w:t>
       </w:r>
@@ -4850,7 +4941,7 @@
           <w:numId w:val="1"/>
         </w:numPr>
       </w:pPr>
-      <w:bookmarkStart w:id="25" w:name="_Toc209962411"/>
+      <w:bookmarkStart w:id="25" w:name="_Toc210285692"/>
       <w:r>
         <w:t>What is resilience in microservices?</w:t>
       </w:r>
@@ -5190,7 +5281,7 @@
           <w:numId w:val="1"/>
         </w:numPr>
       </w:pPr>
-      <w:bookmarkStart w:id="26" w:name="_Toc209962412"/>
+      <w:bookmarkStart w:id="26" w:name="_Toc210285693"/>
       <w:r>
         <w:t>Domain-Oriented Microservice Architecture</w:t>
       </w:r>
@@ -5220,7 +5311,7 @@
           <w:numId w:val="1"/>
         </w:numPr>
       </w:pPr>
-      <w:bookmarkStart w:id="27" w:name="_Toc209962413"/>
+      <w:bookmarkStart w:id="27" w:name="_Toc210285694"/>
       <w:r>
         <w:t xml:space="preserve">What is the </w:t>
       </w:r>
@@ -5604,7 +5695,7 @@
           <w:numId w:val="1"/>
         </w:numPr>
       </w:pPr>
-      <w:bookmarkStart w:id="28" w:name="_Toc209962414"/>
+      <w:bookmarkStart w:id="28" w:name="_Toc210285695"/>
       <w:r>
         <w:t xml:space="preserve">What is the </w:t>
       </w:r>
@@ -5935,7 +6026,7 @@
           <w:numId w:val="1"/>
         </w:numPr>
       </w:pPr>
-      <w:bookmarkStart w:id="29" w:name="_Toc209962415"/>
+      <w:bookmarkStart w:id="29" w:name="_Toc210285696"/>
       <w:r>
         <w:lastRenderedPageBreak/>
         <w:t xml:space="preserve">What is the </w:t>
@@ -6510,7 +6601,7 @@
           <w:numId w:val="1"/>
         </w:numPr>
       </w:pPr>
-      <w:bookmarkStart w:id="30" w:name="_Toc209962416"/>
+      <w:bookmarkStart w:id="30" w:name="_Toc210285697"/>
       <w:r>
         <w:t xml:space="preserve">What is the </w:t>
       </w:r>
@@ -6933,7 +7024,7 @@
           <w:numId w:val="1"/>
         </w:numPr>
       </w:pPr>
-      <w:bookmarkStart w:id="31" w:name="_Toc209962417"/>
+      <w:bookmarkStart w:id="31" w:name="_Toc210285698"/>
       <w:r>
         <w:t xml:space="preserve">What is the </w:t>
       </w:r>
@@ -7367,7 +7458,7 @@
           <w:numId w:val="1"/>
         </w:numPr>
       </w:pPr>
-      <w:bookmarkStart w:id="32" w:name="_Toc209962418"/>
+      <w:bookmarkStart w:id="32" w:name="_Toc210285699"/>
       <w:r>
         <w:t xml:space="preserve">What is the </w:t>
       </w:r>
@@ -7619,15 +7710,9 @@
           <w:numId w:val="1"/>
         </w:numPr>
       </w:pPr>
-      <w:bookmarkStart w:id="33" w:name="_Toc209962419"/>
-      <w:r>
-        <w:t xml:space="preserve">What is the </w:t>
-      </w:r>
-      <w:r>
-        <w:t>serverless architecture</w:t>
-      </w:r>
-      <w:r>
-        <w:t>?</w:t>
+      <w:bookmarkStart w:id="33" w:name="_Toc210285700"/>
+      <w:r>
+        <w:t>What is the serverless architecture?</w:t>
       </w:r>
       <w:bookmarkEnd w:id="33"/>
     </w:p>
@@ -7752,7 +7837,7 @@
           <w:numId w:val="1"/>
         </w:numPr>
       </w:pPr>
-      <w:bookmarkStart w:id="34" w:name="_Toc209962420"/>
+      <w:bookmarkStart w:id="34" w:name="_Toc210285701"/>
       <w:r>
         <w:t>Difference between the monolithic, microservice and serverless architecture</w:t>
       </w:r>
@@ -8419,7 +8504,7 @@
           <w:numId w:val="1"/>
         </w:numPr>
       </w:pPr>
-      <w:bookmarkStart w:id="35" w:name="_Toc209962421"/>
+      <w:bookmarkStart w:id="35" w:name="_Toc210285702"/>
       <w:r>
         <w:t>What is Twelve-Factor App</w:t>
       </w:r>
@@ -8717,10 +8802,7 @@
         <w:ind w:left="720"/>
       </w:pPr>
       <w:r>
-        <w:t>Resources</w:t>
-      </w:r>
-      <w:r>
-        <w:t xml:space="preserve">: </w:t>
+        <w:t xml:space="preserve">Resources: </w:t>
       </w:r>
       <w:hyperlink r:id="rId17" w:history="1">
         <w:r>
@@ -8730,6 +8812,93 @@
           <w:t>https://www.geeksforgeeks.org/blogs/what-is-twelve-factor-app/</w:t>
         </w:r>
       </w:hyperlink>
+    </w:p>
+    <w:p>
+      <w:pPr>
+        <w:ind w:left="720"/>
+      </w:pPr>
+    </w:p>
+    <w:p>
+      <w:pPr>
+        <w:ind w:left="720"/>
+      </w:pPr>
+    </w:p>
+    <w:p>
+      <w:pPr>
+        <w:pStyle w:val="Heading2"/>
+        <w:numPr>
+          <w:ilvl w:val="0"/>
+          <w:numId w:val="1"/>
+        </w:numPr>
+      </w:pPr>
+      <w:bookmarkStart w:id="36" w:name="_Toc210285703"/>
+      <w:r>
+        <w:lastRenderedPageBreak/>
+        <w:t>How do you handle configuration management in Microservices</w:t>
+      </w:r>
+      <w:r>
+        <w:t>?</w:t>
+      </w:r>
+      <w:bookmarkEnd w:id="36"/>
+    </w:p>
+    <w:p>
+      <w:pPr>
+        <w:pStyle w:val="ListParagraph"/>
+        <w:ind w:firstLine="720"/>
+      </w:pPr>
+      <w:r>
+        <w:t xml:space="preserve">In microservices, configuration management is handled by </w:t>
+      </w:r>
+      <w:r>
+        <w:rPr>
+          <w:b/>
+          <w:bCs/>
+        </w:rPr>
+        <w:t>externalizing configs</w:t>
+      </w:r>
+      <w:r>
+        <w:t xml:space="preserve">, centralizing them in tools like </w:t>
+      </w:r>
+      <w:r>
+        <w:rPr>
+          <w:b/>
+          <w:bCs/>
+        </w:rPr>
+        <w:t>Spring Cloud Config, Consul, or Vault</w:t>
+      </w:r>
+      <w:r>
+        <w:t xml:space="preserve">, securing sensitive data in </w:t>
+      </w:r>
+      <w:r>
+        <w:rPr>
+          <w:b/>
+          <w:bCs/>
+        </w:rPr>
+        <w:t>Kubernetes Secrets or Vault</w:t>
+      </w:r>
+      <w:r>
+        <w:t xml:space="preserve">, and enabling </w:t>
+      </w:r>
+      <w:r>
+        <w:rPr>
+          <w:b/>
+          <w:bCs/>
+        </w:rPr>
+        <w:t>dynamic refresh</w:t>
+      </w:r>
+      <w:r>
+        <w:t xml:space="preserve"> so services can adapt without redeployments. This ensures consistency, security, and flexibility across environments.</w:t>
+      </w:r>
+    </w:p>
+    <w:p>
+      <w:pPr>
+        <w:ind w:left="720"/>
+      </w:pPr>
+    </w:p>
+    <w:p>
+      <w:pPr>
+        <w:ind w:left="720"/>
+      </w:pPr>
     </w:p>
     <w:p/>
     <w:p/>
@@ -13292,6 +13461,7 @@
   <w:style w:type="character" w:default="1" w:styleId="DefaultParagraphFont">
     <w:name w:val="Default Paragraph Font"/>
     <w:uiPriority w:val="1"/>
+    <w:semiHidden/>
     <w:unhideWhenUsed/>
   </w:style>
   <w:style w:type="table" w:default="1" w:styleId="TableNormal">

--- a/microservices/Microservice Question.docx
+++ b/microservices/Microservice Question.docx
@@ -59,7 +59,7 @@
           <w:r>
             <w:fldChar w:fldCharType="separate"/>
           </w:r>
-          <w:hyperlink w:anchor="_Toc210285679" w:history="1">
+          <w:hyperlink w:anchor="_Toc210372033" w:history="1">
             <w:r>
               <w:rPr>
                 <w:rStyle w:val="Hyperlink"/>
@@ -103,7 +103,7 @@
                 <w:noProof/>
                 <w:webHidden/>
               </w:rPr>
-              <w:instrText xml:space="preserve"> PAGEREF _Toc210285679 \h </w:instrText>
+              <w:instrText xml:space="preserve"> PAGEREF _Toc210372033 \h </w:instrText>
             </w:r>
             <w:r>
               <w:rPr>
@@ -149,7 +149,7 @@
               <w:lang w:eastAsia="en-IN"/>
             </w:rPr>
           </w:pPr>
-          <w:hyperlink w:anchor="_Toc210285680" w:history="1">
+          <w:hyperlink w:anchor="_Toc210372034" w:history="1">
             <w:r>
               <w:rPr>
                 <w:rStyle w:val="Hyperlink"/>
@@ -193,7 +193,7 @@
                 <w:noProof/>
                 <w:webHidden/>
               </w:rPr>
-              <w:instrText xml:space="preserve"> PAGEREF _Toc210285680 \h </w:instrText>
+              <w:instrText xml:space="preserve"> PAGEREF _Toc210372034 \h </w:instrText>
             </w:r>
             <w:r>
               <w:rPr>
@@ -213,7 +213,7 @@
                 <w:noProof/>
                 <w:webHidden/>
               </w:rPr>
-              <w:t>5</w:t>
+              <w:t>4</w:t>
             </w:r>
             <w:r>
               <w:rPr>
@@ -239,7 +239,7 @@
               <w:lang w:eastAsia="en-IN"/>
             </w:rPr>
           </w:pPr>
-          <w:hyperlink w:anchor="_Toc210285681" w:history="1">
+          <w:hyperlink w:anchor="_Toc210372035" w:history="1">
             <w:r>
               <w:rPr>
                 <w:rStyle w:val="Hyperlink"/>
@@ -283,7 +283,7 @@
                 <w:noProof/>
                 <w:webHidden/>
               </w:rPr>
-              <w:instrText xml:space="preserve"> PAGEREF _Toc210285681 \h </w:instrText>
+              <w:instrText xml:space="preserve"> PAGEREF _Toc210372035 \h </w:instrText>
             </w:r>
             <w:r>
               <w:rPr>
@@ -303,7 +303,7 @@
                 <w:noProof/>
                 <w:webHidden/>
               </w:rPr>
-              <w:t>5</w:t>
+              <w:t>4</w:t>
             </w:r>
             <w:r>
               <w:rPr>
@@ -329,7 +329,7 @@
               <w:lang w:eastAsia="en-IN"/>
             </w:rPr>
           </w:pPr>
-          <w:hyperlink w:anchor="_Toc210285682" w:history="1">
+          <w:hyperlink w:anchor="_Toc210372036" w:history="1">
             <w:r>
               <w:rPr>
                 <w:rStyle w:val="Hyperlink"/>
@@ -373,7 +373,7 @@
                 <w:noProof/>
                 <w:webHidden/>
               </w:rPr>
-              <w:instrText xml:space="preserve"> PAGEREF _Toc210285682 \h </w:instrText>
+              <w:instrText xml:space="preserve"> PAGEREF _Toc210372036 \h </w:instrText>
             </w:r>
             <w:r>
               <w:rPr>
@@ -393,7 +393,7 @@
                 <w:noProof/>
                 <w:webHidden/>
               </w:rPr>
-              <w:t>5</w:t>
+              <w:t>4</w:t>
             </w:r>
             <w:r>
               <w:rPr>
@@ -419,7 +419,7 @@
               <w:lang w:eastAsia="en-IN"/>
             </w:rPr>
           </w:pPr>
-          <w:hyperlink w:anchor="_Toc210285683" w:history="1">
+          <w:hyperlink w:anchor="_Toc210372037" w:history="1">
             <w:r>
               <w:rPr>
                 <w:rStyle w:val="Hyperlink"/>
@@ -463,7 +463,7 @@
                 <w:noProof/>
                 <w:webHidden/>
               </w:rPr>
-              <w:instrText xml:space="preserve"> PAGEREF _Toc210285683 \h </w:instrText>
+              <w:instrText xml:space="preserve"> PAGEREF _Toc210372037 \h </w:instrText>
             </w:r>
             <w:r>
               <w:rPr>
@@ -483,7 +483,7 @@
                 <w:noProof/>
                 <w:webHidden/>
               </w:rPr>
-              <w:t>6</w:t>
+              <w:t>5</w:t>
             </w:r>
             <w:r>
               <w:rPr>
@@ -509,7 +509,7 @@
               <w:lang w:eastAsia="en-IN"/>
             </w:rPr>
           </w:pPr>
-          <w:hyperlink w:anchor="_Toc210285684" w:history="1">
+          <w:hyperlink w:anchor="_Toc210372038" w:history="1">
             <w:r>
               <w:rPr>
                 <w:rStyle w:val="Hyperlink"/>
@@ -553,7 +553,7 @@
                 <w:noProof/>
                 <w:webHidden/>
               </w:rPr>
-              <w:instrText xml:space="preserve"> PAGEREF _Toc210285684 \h </w:instrText>
+              <w:instrText xml:space="preserve"> PAGEREF _Toc210372038 \h </w:instrText>
             </w:r>
             <w:r>
               <w:rPr>
@@ -573,7 +573,7 @@
                 <w:noProof/>
                 <w:webHidden/>
               </w:rPr>
-              <w:t>7</w:t>
+              <w:t>6</w:t>
             </w:r>
             <w:r>
               <w:rPr>
@@ -599,7 +599,7 @@
               <w:lang w:eastAsia="en-IN"/>
             </w:rPr>
           </w:pPr>
-          <w:hyperlink w:anchor="_Toc210285685" w:history="1">
+          <w:hyperlink w:anchor="_Toc210372039" w:history="1">
             <w:r>
               <w:rPr>
                 <w:rStyle w:val="Hyperlink"/>
@@ -643,7 +643,7 @@
                 <w:noProof/>
                 <w:webHidden/>
               </w:rPr>
-              <w:instrText xml:space="preserve"> PAGEREF _Toc210285685 \h </w:instrText>
+              <w:instrText xml:space="preserve"> PAGEREF _Toc210372039 \h </w:instrText>
             </w:r>
             <w:r>
               <w:rPr>
@@ -663,7 +663,7 @@
                 <w:noProof/>
                 <w:webHidden/>
               </w:rPr>
-              <w:t>7</w:t>
+              <w:t>6</w:t>
             </w:r>
             <w:r>
               <w:rPr>
@@ -689,7 +689,7 @@
               <w:lang w:eastAsia="en-IN"/>
             </w:rPr>
           </w:pPr>
-          <w:hyperlink w:anchor="_Toc210285686" w:history="1">
+          <w:hyperlink w:anchor="_Toc210372040" w:history="1">
             <w:r>
               <w:rPr>
                 <w:rStyle w:val="Hyperlink"/>
@@ -733,7 +733,7 @@
                 <w:noProof/>
                 <w:webHidden/>
               </w:rPr>
-              <w:instrText xml:space="preserve"> PAGEREF _Toc210285686 \h </w:instrText>
+              <w:instrText xml:space="preserve"> PAGEREF _Toc210372040 \h </w:instrText>
             </w:r>
             <w:r>
               <w:rPr>
@@ -753,7 +753,7 @@
                 <w:noProof/>
                 <w:webHidden/>
               </w:rPr>
-              <w:t>8</w:t>
+              <w:t>7</w:t>
             </w:r>
             <w:r>
               <w:rPr>
@@ -779,7 +779,7 @@
               <w:lang w:eastAsia="en-IN"/>
             </w:rPr>
           </w:pPr>
-          <w:hyperlink w:anchor="_Toc210285687" w:history="1">
+          <w:hyperlink w:anchor="_Toc210372041" w:history="1">
             <w:r>
               <w:rPr>
                 <w:rStyle w:val="Hyperlink"/>
@@ -823,7 +823,7 @@
                 <w:noProof/>
                 <w:webHidden/>
               </w:rPr>
-              <w:instrText xml:space="preserve"> PAGEREF _Toc210285687 \h </w:instrText>
+              <w:instrText xml:space="preserve"> PAGEREF _Toc210372041 \h </w:instrText>
             </w:r>
             <w:r>
               <w:rPr>
@@ -843,7 +843,7 @@
                 <w:noProof/>
                 <w:webHidden/>
               </w:rPr>
-              <w:t>8</w:t>
+              <w:t>7</w:t>
             </w:r>
             <w:r>
               <w:rPr>
@@ -869,7 +869,7 @@
               <w:lang w:eastAsia="en-IN"/>
             </w:rPr>
           </w:pPr>
-          <w:hyperlink w:anchor="_Toc210285688" w:history="1">
+          <w:hyperlink w:anchor="_Toc210372042" w:history="1">
             <w:r>
               <w:rPr>
                 <w:rStyle w:val="Hyperlink"/>
@@ -913,7 +913,7 @@
                 <w:noProof/>
                 <w:webHidden/>
               </w:rPr>
-              <w:instrText xml:space="preserve"> PAGEREF _Toc210285688 \h </w:instrText>
+              <w:instrText xml:space="preserve"> PAGEREF _Toc210372042 \h </w:instrText>
             </w:r>
             <w:r>
               <w:rPr>
@@ -933,7 +933,7 @@
                 <w:noProof/>
                 <w:webHidden/>
               </w:rPr>
-              <w:t>8</w:t>
+              <w:t>7</w:t>
             </w:r>
             <w:r>
               <w:rPr>
@@ -959,7 +959,7 @@
               <w:lang w:eastAsia="en-IN"/>
             </w:rPr>
           </w:pPr>
-          <w:hyperlink w:anchor="_Toc210285689" w:history="1">
+          <w:hyperlink w:anchor="_Toc210372043" w:history="1">
             <w:r>
               <w:rPr>
                 <w:rStyle w:val="Hyperlink"/>
@@ -1003,7 +1003,7 @@
                 <w:noProof/>
                 <w:webHidden/>
               </w:rPr>
-              <w:instrText xml:space="preserve"> PAGEREF _Toc210285689 \h </w:instrText>
+              <w:instrText xml:space="preserve"> PAGEREF _Toc210372043 \h </w:instrText>
             </w:r>
             <w:r>
               <w:rPr>
@@ -1023,7 +1023,7 @@
                 <w:noProof/>
                 <w:webHidden/>
               </w:rPr>
-              <w:t>9</w:t>
+              <w:t>8</w:t>
             </w:r>
             <w:r>
               <w:rPr>
@@ -1049,7 +1049,7 @@
               <w:lang w:eastAsia="en-IN"/>
             </w:rPr>
           </w:pPr>
-          <w:hyperlink w:anchor="_Toc210285690" w:history="1">
+          <w:hyperlink w:anchor="_Toc210372044" w:history="1">
             <w:r>
               <w:rPr>
                 <w:rStyle w:val="Hyperlink"/>
@@ -1093,7 +1093,7 @@
                 <w:noProof/>
                 <w:webHidden/>
               </w:rPr>
-              <w:instrText xml:space="preserve"> PAGEREF _Toc210285690 \h </w:instrText>
+              <w:instrText xml:space="preserve"> PAGEREF _Toc210372044 \h </w:instrText>
             </w:r>
             <w:r>
               <w:rPr>
@@ -1113,7 +1113,7 @@
                 <w:noProof/>
                 <w:webHidden/>
               </w:rPr>
-              <w:t>9</w:t>
+              <w:t>8</w:t>
             </w:r>
             <w:r>
               <w:rPr>
@@ -1139,7 +1139,7 @@
               <w:lang w:eastAsia="en-IN"/>
             </w:rPr>
           </w:pPr>
-          <w:hyperlink w:anchor="_Toc210285691" w:history="1">
+          <w:hyperlink w:anchor="_Toc210372045" w:history="1">
             <w:r>
               <w:rPr>
                 <w:rStyle w:val="Hyperlink"/>
@@ -1183,7 +1183,7 @@
                 <w:noProof/>
                 <w:webHidden/>
               </w:rPr>
-              <w:instrText xml:space="preserve"> PAGEREF _Toc210285691 \h </w:instrText>
+              <w:instrText xml:space="preserve"> PAGEREF _Toc210372045 \h </w:instrText>
             </w:r>
             <w:r>
               <w:rPr>
@@ -1203,7 +1203,7 @@
                 <w:noProof/>
                 <w:webHidden/>
               </w:rPr>
-              <w:t>10</w:t>
+              <w:t>9</w:t>
             </w:r>
             <w:r>
               <w:rPr>
@@ -1229,7 +1229,7 @@
               <w:lang w:eastAsia="en-IN"/>
             </w:rPr>
           </w:pPr>
-          <w:hyperlink w:anchor="_Toc210285692" w:history="1">
+          <w:hyperlink w:anchor="_Toc210372046" w:history="1">
             <w:r>
               <w:rPr>
                 <w:rStyle w:val="Hyperlink"/>
@@ -1273,7 +1273,7 @@
                 <w:noProof/>
                 <w:webHidden/>
               </w:rPr>
-              <w:instrText xml:space="preserve"> PAGEREF _Toc210285692 \h </w:instrText>
+              <w:instrText xml:space="preserve"> PAGEREF _Toc210372046 \h </w:instrText>
             </w:r>
             <w:r>
               <w:rPr>
@@ -1293,7 +1293,7 @@
                 <w:noProof/>
                 <w:webHidden/>
               </w:rPr>
-              <w:t>10</w:t>
+              <w:t>9</w:t>
             </w:r>
             <w:r>
               <w:rPr>
@@ -1319,7 +1319,7 @@
               <w:lang w:eastAsia="en-IN"/>
             </w:rPr>
           </w:pPr>
-          <w:hyperlink w:anchor="_Toc210285693" w:history="1">
+          <w:hyperlink w:anchor="_Toc210372047" w:history="1">
             <w:r>
               <w:rPr>
                 <w:rStyle w:val="Hyperlink"/>
@@ -1363,7 +1363,7 @@
                 <w:noProof/>
                 <w:webHidden/>
               </w:rPr>
-              <w:instrText xml:space="preserve"> PAGEREF _Toc210285693 \h </w:instrText>
+              <w:instrText xml:space="preserve"> PAGEREF _Toc210372047 \h </w:instrText>
             </w:r>
             <w:r>
               <w:rPr>
@@ -1383,7 +1383,7 @@
                 <w:noProof/>
                 <w:webHidden/>
               </w:rPr>
-              <w:t>10</w:t>
+              <w:t>9</w:t>
             </w:r>
             <w:r>
               <w:rPr>
@@ -1409,7 +1409,7 @@
               <w:lang w:eastAsia="en-IN"/>
             </w:rPr>
           </w:pPr>
-          <w:hyperlink w:anchor="_Toc210285694" w:history="1">
+          <w:hyperlink w:anchor="_Toc210372048" w:history="1">
             <w:r>
               <w:rPr>
                 <w:rStyle w:val="Hyperlink"/>
@@ -1453,7 +1453,7 @@
                 <w:noProof/>
                 <w:webHidden/>
               </w:rPr>
-              <w:instrText xml:space="preserve"> PAGEREF _Toc210285694 \h </w:instrText>
+              <w:instrText xml:space="preserve"> PAGEREF _Toc210372048 \h </w:instrText>
             </w:r>
             <w:r>
               <w:rPr>
@@ -1473,7 +1473,7 @@
                 <w:noProof/>
                 <w:webHidden/>
               </w:rPr>
-              <w:t>10</w:t>
+              <w:t>9</w:t>
             </w:r>
             <w:r>
               <w:rPr>
@@ -1499,7 +1499,7 @@
               <w:lang w:eastAsia="en-IN"/>
             </w:rPr>
           </w:pPr>
-          <w:hyperlink w:anchor="_Toc210285695" w:history="1">
+          <w:hyperlink w:anchor="_Toc210372049" w:history="1">
             <w:r>
               <w:rPr>
                 <w:rStyle w:val="Hyperlink"/>
@@ -1543,7 +1543,7 @@
                 <w:noProof/>
                 <w:webHidden/>
               </w:rPr>
-              <w:instrText xml:space="preserve"> PAGEREF _Toc210285695 \h </w:instrText>
+              <w:instrText xml:space="preserve"> PAGEREF _Toc210372049 \h </w:instrText>
             </w:r>
             <w:r>
               <w:rPr>
@@ -1563,7 +1563,7 @@
                 <w:noProof/>
                 <w:webHidden/>
               </w:rPr>
-              <w:t>11</w:t>
+              <w:t>10</w:t>
             </w:r>
             <w:r>
               <w:rPr>
@@ -1589,7 +1589,7 @@
               <w:lang w:eastAsia="en-IN"/>
             </w:rPr>
           </w:pPr>
-          <w:hyperlink w:anchor="_Toc210285696" w:history="1">
+          <w:hyperlink w:anchor="_Toc210372050" w:history="1">
             <w:r>
               <w:rPr>
                 <w:rStyle w:val="Hyperlink"/>
@@ -1633,7 +1633,7 @@
                 <w:noProof/>
                 <w:webHidden/>
               </w:rPr>
-              <w:instrText xml:space="preserve"> PAGEREF _Toc210285696 \h </w:instrText>
+              <w:instrText xml:space="preserve"> PAGEREF _Toc210372050 \h </w:instrText>
             </w:r>
             <w:r>
               <w:rPr>
@@ -1653,7 +1653,7 @@
                 <w:noProof/>
                 <w:webHidden/>
               </w:rPr>
-              <w:t>12</w:t>
+              <w:t>11</w:t>
             </w:r>
             <w:r>
               <w:rPr>
@@ -1679,7 +1679,7 @@
               <w:lang w:eastAsia="en-IN"/>
             </w:rPr>
           </w:pPr>
-          <w:hyperlink w:anchor="_Toc210285697" w:history="1">
+          <w:hyperlink w:anchor="_Toc210372051" w:history="1">
             <w:r>
               <w:rPr>
                 <w:rStyle w:val="Hyperlink"/>
@@ -1723,7 +1723,7 @@
                 <w:noProof/>
                 <w:webHidden/>
               </w:rPr>
-              <w:instrText xml:space="preserve"> PAGEREF _Toc210285697 \h </w:instrText>
+              <w:instrText xml:space="preserve"> PAGEREF _Toc210372051 \h </w:instrText>
             </w:r>
             <w:r>
               <w:rPr>
@@ -1743,7 +1743,7 @@
                 <w:noProof/>
                 <w:webHidden/>
               </w:rPr>
-              <w:t>12</w:t>
+              <w:t>11</w:t>
             </w:r>
             <w:r>
               <w:rPr>
@@ -1769,7 +1769,7 @@
               <w:lang w:eastAsia="en-IN"/>
             </w:rPr>
           </w:pPr>
-          <w:hyperlink w:anchor="_Toc210285698" w:history="1">
+          <w:hyperlink w:anchor="_Toc210372052" w:history="1">
             <w:r>
               <w:rPr>
                 <w:rStyle w:val="Hyperlink"/>
@@ -1813,7 +1813,7 @@
                 <w:noProof/>
                 <w:webHidden/>
               </w:rPr>
-              <w:instrText xml:space="preserve"> PAGEREF _Toc210285698 \h </w:instrText>
+              <w:instrText xml:space="preserve"> PAGEREF _Toc210372052 \h </w:instrText>
             </w:r>
             <w:r>
               <w:rPr>
@@ -1833,7 +1833,7 @@
                 <w:noProof/>
                 <w:webHidden/>
               </w:rPr>
-              <w:t>13</w:t>
+              <w:t>12</w:t>
             </w:r>
             <w:r>
               <w:rPr>
@@ -1859,7 +1859,7 @@
               <w:lang w:eastAsia="en-IN"/>
             </w:rPr>
           </w:pPr>
-          <w:hyperlink w:anchor="_Toc210285699" w:history="1">
+          <w:hyperlink w:anchor="_Toc210372053" w:history="1">
             <w:r>
               <w:rPr>
                 <w:rStyle w:val="Hyperlink"/>
@@ -1903,7 +1903,7 @@
                 <w:noProof/>
                 <w:webHidden/>
               </w:rPr>
-              <w:instrText xml:space="preserve"> PAGEREF _Toc210285699 \h </w:instrText>
+              <w:instrText xml:space="preserve"> PAGEREF _Toc210372053 \h </w:instrText>
             </w:r>
             <w:r>
               <w:rPr>
@@ -1923,7 +1923,7 @@
                 <w:noProof/>
                 <w:webHidden/>
               </w:rPr>
-              <w:t>13</w:t>
+              <w:t>12</w:t>
             </w:r>
             <w:r>
               <w:rPr>
@@ -1949,7 +1949,7 @@
               <w:lang w:eastAsia="en-IN"/>
             </w:rPr>
           </w:pPr>
-          <w:hyperlink w:anchor="_Toc210285700" w:history="1">
+          <w:hyperlink w:anchor="_Toc210372054" w:history="1">
             <w:r>
               <w:rPr>
                 <w:rStyle w:val="Hyperlink"/>
@@ -1993,7 +1993,7 @@
                 <w:noProof/>
                 <w:webHidden/>
               </w:rPr>
-              <w:instrText xml:space="preserve"> PAGEREF _Toc210285700 \h </w:instrText>
+              <w:instrText xml:space="preserve"> PAGEREF _Toc210372054 \h </w:instrText>
             </w:r>
             <w:r>
               <w:rPr>
@@ -2013,7 +2013,7 @@
                 <w:noProof/>
                 <w:webHidden/>
               </w:rPr>
-              <w:t>14</w:t>
+              <w:t>13</w:t>
             </w:r>
             <w:r>
               <w:rPr>
@@ -2039,7 +2039,7 @@
               <w:lang w:eastAsia="en-IN"/>
             </w:rPr>
           </w:pPr>
-          <w:hyperlink w:anchor="_Toc210285701" w:history="1">
+          <w:hyperlink w:anchor="_Toc210372055" w:history="1">
             <w:r>
               <w:rPr>
                 <w:rStyle w:val="Hyperlink"/>
@@ -2083,7 +2083,7 @@
                 <w:noProof/>
                 <w:webHidden/>
               </w:rPr>
-              <w:instrText xml:space="preserve"> PAGEREF _Toc210285701 \h </w:instrText>
+              <w:instrText xml:space="preserve"> PAGEREF _Toc210372055 \h </w:instrText>
             </w:r>
             <w:r>
               <w:rPr>
@@ -2103,7 +2103,7 @@
                 <w:noProof/>
                 <w:webHidden/>
               </w:rPr>
-              <w:t>14</w:t>
+              <w:t>13</w:t>
             </w:r>
             <w:r>
               <w:rPr>
@@ -2129,7 +2129,7 @@
               <w:lang w:eastAsia="en-IN"/>
             </w:rPr>
           </w:pPr>
-          <w:hyperlink w:anchor="_Toc210285702" w:history="1">
+          <w:hyperlink w:anchor="_Toc210372056" w:history="1">
             <w:r>
               <w:rPr>
                 <w:rStyle w:val="Hyperlink"/>
@@ -2173,7 +2173,7 @@
                 <w:noProof/>
                 <w:webHidden/>
               </w:rPr>
-              <w:instrText xml:space="preserve"> PAGEREF _Toc210285702 \h </w:instrText>
+              <w:instrText xml:space="preserve"> PAGEREF _Toc210372056 \h </w:instrText>
             </w:r>
             <w:r>
               <w:rPr>
@@ -2193,7 +2193,7 @@
                 <w:noProof/>
                 <w:webHidden/>
               </w:rPr>
-              <w:t>15</w:t>
+              <w:t>14</w:t>
             </w:r>
             <w:r>
               <w:rPr>
@@ -2219,7 +2219,7 @@
               <w:lang w:eastAsia="en-IN"/>
             </w:rPr>
           </w:pPr>
-          <w:hyperlink w:anchor="_Toc210285703" w:history="1">
+          <w:hyperlink w:anchor="_Toc210372057" w:history="1">
             <w:r>
               <w:rPr>
                 <w:rStyle w:val="Hyperlink"/>
@@ -2263,7 +2263,7 @@
                 <w:noProof/>
                 <w:webHidden/>
               </w:rPr>
-              <w:instrText xml:space="preserve"> PAGEREF _Toc210285703 \h </w:instrText>
+              <w:instrText xml:space="preserve"> PAGEREF _Toc210372057 \h </w:instrText>
             </w:r>
             <w:r>
               <w:rPr>
@@ -2283,7 +2283,97 @@
                 <w:noProof/>
                 <w:webHidden/>
               </w:rPr>
-              <w:t>16</w:t>
+              <w:t>15</w:t>
+            </w:r>
+            <w:r>
+              <w:rPr>
+                <w:noProof/>
+                <w:webHidden/>
+              </w:rPr>
+              <w:fldChar w:fldCharType="end"/>
+            </w:r>
+          </w:hyperlink>
+        </w:p>
+        <w:p>
+          <w:pPr>
+            <w:pStyle w:val="TOC2"/>
+            <w:tabs>
+              <w:tab w:val="left" w:pos="960"/>
+              <w:tab w:val="right" w:leader="dot" w:pos="10456"/>
+            </w:tabs>
+            <w:rPr>
+              <w:rFonts w:eastAsiaTheme="minorEastAsia"/>
+              <w:noProof/>
+              <w:sz w:val="24"/>
+              <w:szCs w:val="24"/>
+              <w:lang w:eastAsia="en-IN"/>
+            </w:rPr>
+          </w:pPr>
+          <w:hyperlink w:anchor="_Toc210372058" w:history="1">
+            <w:r>
+              <w:rPr>
+                <w:rStyle w:val="Hyperlink"/>
+                <w:noProof/>
+              </w:rPr>
+              <w:t>26.</w:t>
+            </w:r>
+            <w:r>
+              <w:rPr>
+                <w:rFonts w:eastAsiaTheme="minorEastAsia"/>
+                <w:noProof/>
+                <w:sz w:val="24"/>
+                <w:szCs w:val="24"/>
+                <w:lang w:eastAsia="en-IN"/>
+              </w:rPr>
+              <w:tab/>
+            </w:r>
+            <w:r>
+              <w:rPr>
+                <w:rStyle w:val="Hyperlink"/>
+                <w:noProof/>
+              </w:rPr>
+              <w:t>What is database sharding?</w:t>
+            </w:r>
+            <w:r>
+              <w:rPr>
+                <w:noProof/>
+                <w:webHidden/>
+              </w:rPr>
+              <w:tab/>
+            </w:r>
+            <w:r>
+              <w:rPr>
+                <w:noProof/>
+                <w:webHidden/>
+              </w:rPr>
+              <w:fldChar w:fldCharType="begin"/>
+            </w:r>
+            <w:r>
+              <w:rPr>
+                <w:noProof/>
+                <w:webHidden/>
+              </w:rPr>
+              <w:instrText xml:space="preserve"> PAGEREF _Toc210372058 \h </w:instrText>
+            </w:r>
+            <w:r>
+              <w:rPr>
+                <w:noProof/>
+                <w:webHidden/>
+              </w:rPr>
+            </w:r>
+            <w:r>
+              <w:rPr>
+                <w:noProof/>
+                <w:webHidden/>
+              </w:rPr>
+              <w:fldChar w:fldCharType="separate"/>
+            </w:r>
+            <w:r>
+              <w:rPr>
+                <w:noProof/>
+                <w:webHidden/>
+              </w:rPr>
+              <w:t>15</w:t>
             </w:r>
             <w:r>
               <w:rPr>
@@ -2315,10 +2405,6 @@
     <w:p/>
     <w:p/>
     <w:p/>
-    <w:p/>
-    <w:p/>
-    <w:p/>
-    <w:p/>
     <w:p>
       <w:pPr>
         <w:pStyle w:val="Heading2"/>
@@ -2327,8 +2413,9 @@
           <w:numId w:val="1"/>
         </w:numPr>
       </w:pPr>
-      <w:bookmarkStart w:id="0" w:name="_Toc210285679"/>
-      <w:r>
+      <w:bookmarkStart w:id="0" w:name="_Toc210372033"/>
+      <w:r>
+        <w:lastRenderedPageBreak/>
         <w:t>What do we require microservice and features of it?</w:t>
       </w:r>
       <w:bookmarkEnd w:id="0"/>
@@ -2506,7 +2593,6 @@
         <w:ind w:left="360"/>
       </w:pPr>
       <w:r>
-        <w:lastRenderedPageBreak/>
         <w:t>Microservices mirror the business domain—each service often represents a business capability (like payments, user management, or inventory). This alignment makes it easier for teams to take ownership of specific business functions and evolve them independently.</w:t>
       </w:r>
     </w:p>
@@ -2590,7 +2676,7 @@
         </w:numPr>
       </w:pPr>
       <w:bookmarkStart w:id="1" w:name="_Toc187395991"/>
-      <w:bookmarkStart w:id="2" w:name="_Toc210285680"/>
+      <w:bookmarkStart w:id="2" w:name="_Toc210372034"/>
       <w:r>
         <w:t xml:space="preserve">Diff between the </w:t>
       </w:r>
@@ -2945,7 +3031,7 @@
         </w:numPr>
       </w:pPr>
       <w:bookmarkStart w:id="3" w:name="_Toc187395994"/>
-      <w:bookmarkStart w:id="4" w:name="_Toc210285681"/>
+      <w:bookmarkStart w:id="4" w:name="_Toc210372035"/>
       <w:r>
         <w:t>What is blue green deployment?</w:t>
       </w:r>
@@ -2997,7 +3083,7 @@
         </w:numPr>
       </w:pPr>
       <w:bookmarkStart w:id="6" w:name="_Toc187395997"/>
-      <w:bookmarkStart w:id="7" w:name="_Toc210285682"/>
+      <w:bookmarkStart w:id="7" w:name="_Toc210372036"/>
       <w:r>
         <w:t>What is Saga pattern in microservices?</w:t>
       </w:r>
@@ -3050,7 +3136,7 @@
         </w:numPr>
       </w:pPr>
       <w:bookmarkStart w:id="9" w:name="_Toc187396003"/>
-      <w:bookmarkStart w:id="10" w:name="_Toc210285683"/>
+      <w:bookmarkStart w:id="10" w:name="_Toc210372037"/>
       <w:r>
         <w:lastRenderedPageBreak/>
         <w:t>What is Circuit Breaker in microservice?</w:t>
@@ -3250,7 +3336,7 @@
         </w:numPr>
       </w:pPr>
       <w:bookmarkStart w:id="12" w:name="_Toc187396006"/>
-      <w:bookmarkStart w:id="13" w:name="_Toc210285684"/>
+      <w:bookmarkStart w:id="13" w:name="_Toc210372038"/>
       <w:r>
         <w:t>How to microservices communicate with each other in spring boot?</w:t>
       </w:r>
@@ -3406,7 +3492,7 @@
         </w:numPr>
       </w:pPr>
       <w:bookmarkStart w:id="15" w:name="_Toc187396008"/>
-      <w:bookmarkStart w:id="16" w:name="_Toc210285685"/>
+      <w:bookmarkStart w:id="16" w:name="_Toc210372039"/>
       <w:r>
         <w:t>Diff between the synchronous and asynchronous</w:t>
       </w:r>
@@ -4030,7 +4116,7 @@
         </w:numPr>
       </w:pPr>
       <w:bookmarkStart w:id="17" w:name="_Toc187396012"/>
-      <w:bookmarkStart w:id="18" w:name="_Toc210285686"/>
+      <w:bookmarkStart w:id="18" w:name="_Toc210372040"/>
       <w:r>
         <w:lastRenderedPageBreak/>
         <w:t xml:space="preserve">Why spring deprecated the rest template? or it’s </w:t>
@@ -4155,7 +4241,7 @@
           <w:numId w:val="1"/>
         </w:numPr>
       </w:pPr>
-      <w:bookmarkStart w:id="19" w:name="_Toc210285687"/>
+      <w:bookmarkStart w:id="19" w:name="_Toc210372041"/>
       <w:r>
         <w:t>What is API gateway</w:t>
       </w:r>
@@ -4191,7 +4277,7 @@
           <w:numId w:val="1"/>
         </w:numPr>
       </w:pPr>
-      <w:bookmarkStart w:id="20" w:name="_Toc210285688"/>
+      <w:bookmarkStart w:id="20" w:name="_Toc210372042"/>
       <w:r>
         <w:t>What is Spring Cloud</w:t>
       </w:r>
@@ -4544,7 +4630,7 @@
         </w:numPr>
       </w:pPr>
       <w:bookmarkStart w:id="21" w:name="_Toc187396005"/>
-      <w:bookmarkStart w:id="22" w:name="_Toc210285689"/>
+      <w:bookmarkStart w:id="22" w:name="_Toc210372043"/>
       <w:r>
         <w:t>Tell me about some design pattern in microservice?</w:t>
       </w:r>
@@ -4750,7 +4836,7 @@
           <w:numId w:val="1"/>
         </w:numPr>
       </w:pPr>
-      <w:bookmarkStart w:id="23" w:name="_Toc210285690"/>
+      <w:bookmarkStart w:id="23" w:name="_Toc210372044"/>
       <w:r>
         <w:t xml:space="preserve">What is Hystrix </w:t>
       </w:r>
@@ -4910,7 +4996,7 @@
           <w:numId w:val="1"/>
         </w:numPr>
       </w:pPr>
-      <w:bookmarkStart w:id="24" w:name="_Toc210285691"/>
+      <w:bookmarkStart w:id="24" w:name="_Toc210372045"/>
       <w:r>
         <w:t>What is Discovery Service in microservice?</w:t>
       </w:r>
@@ -4941,7 +5027,7 @@
           <w:numId w:val="1"/>
         </w:numPr>
       </w:pPr>
-      <w:bookmarkStart w:id="25" w:name="_Toc210285692"/>
+      <w:bookmarkStart w:id="25" w:name="_Toc210372046"/>
       <w:r>
         <w:t>What is resilience in microservices?</w:t>
       </w:r>
@@ -5281,7 +5367,7 @@
           <w:numId w:val="1"/>
         </w:numPr>
       </w:pPr>
-      <w:bookmarkStart w:id="26" w:name="_Toc210285693"/>
+      <w:bookmarkStart w:id="26" w:name="_Toc210372047"/>
       <w:r>
         <w:t>Domain-Oriented Microservice Architecture</w:t>
       </w:r>
@@ -5311,7 +5397,7 @@
           <w:numId w:val="1"/>
         </w:numPr>
       </w:pPr>
-      <w:bookmarkStart w:id="27" w:name="_Toc210285694"/>
+      <w:bookmarkStart w:id="27" w:name="_Toc210372048"/>
       <w:r>
         <w:t xml:space="preserve">What is the </w:t>
       </w:r>
@@ -5695,7 +5781,7 @@
           <w:numId w:val="1"/>
         </w:numPr>
       </w:pPr>
-      <w:bookmarkStart w:id="28" w:name="_Toc210285695"/>
+      <w:bookmarkStart w:id="28" w:name="_Toc210372049"/>
       <w:r>
         <w:t xml:space="preserve">What is the </w:t>
       </w:r>
@@ -6026,7 +6112,7 @@
           <w:numId w:val="1"/>
         </w:numPr>
       </w:pPr>
-      <w:bookmarkStart w:id="29" w:name="_Toc210285696"/>
+      <w:bookmarkStart w:id="29" w:name="_Toc210372050"/>
       <w:r>
         <w:lastRenderedPageBreak/>
         <w:t xml:space="preserve">What is the </w:t>
@@ -6601,7 +6687,7 @@
           <w:numId w:val="1"/>
         </w:numPr>
       </w:pPr>
-      <w:bookmarkStart w:id="30" w:name="_Toc210285697"/>
+      <w:bookmarkStart w:id="30" w:name="_Toc210372051"/>
       <w:r>
         <w:t xml:space="preserve">What is the </w:t>
       </w:r>
@@ -7024,7 +7110,7 @@
           <w:numId w:val="1"/>
         </w:numPr>
       </w:pPr>
-      <w:bookmarkStart w:id="31" w:name="_Toc210285698"/>
+      <w:bookmarkStart w:id="31" w:name="_Toc210372052"/>
       <w:r>
         <w:t xml:space="preserve">What is the </w:t>
       </w:r>
@@ -7458,7 +7544,7 @@
           <w:numId w:val="1"/>
         </w:numPr>
       </w:pPr>
-      <w:bookmarkStart w:id="32" w:name="_Toc210285699"/>
+      <w:bookmarkStart w:id="32" w:name="_Toc210372053"/>
       <w:r>
         <w:t xml:space="preserve">What is the </w:t>
       </w:r>
@@ -7710,7 +7796,7 @@
           <w:numId w:val="1"/>
         </w:numPr>
       </w:pPr>
-      <w:bookmarkStart w:id="33" w:name="_Toc210285700"/>
+      <w:bookmarkStart w:id="33" w:name="_Toc210372054"/>
       <w:r>
         <w:t>What is the serverless architecture?</w:t>
       </w:r>
@@ -7837,7 +7923,7 @@
           <w:numId w:val="1"/>
         </w:numPr>
       </w:pPr>
-      <w:bookmarkStart w:id="34" w:name="_Toc210285701"/>
+      <w:bookmarkStart w:id="34" w:name="_Toc210372055"/>
       <w:r>
         <w:t>Difference between the monolithic, microservice and serverless architecture</w:t>
       </w:r>
@@ -8504,7 +8590,7 @@
           <w:numId w:val="1"/>
         </w:numPr>
       </w:pPr>
-      <w:bookmarkStart w:id="35" w:name="_Toc210285702"/>
+      <w:bookmarkStart w:id="35" w:name="_Toc210372056"/>
       <w:r>
         <w:t>What is Twelve-Factor App</w:t>
       </w:r>
@@ -8831,7 +8917,7 @@
           <w:numId w:val="1"/>
         </w:numPr>
       </w:pPr>
-      <w:bookmarkStart w:id="36" w:name="_Toc210285703"/>
+      <w:bookmarkStart w:id="36" w:name="_Toc210372057"/>
       <w:r>
         <w:lastRenderedPageBreak/>
         <w:t>How do you handle configuration management in Microservices</w:t>
@@ -8897,11 +8983,50 @@
     </w:p>
     <w:p>
       <w:pPr>
-        <w:ind w:left="720"/>
-      </w:pPr>
-    </w:p>
-    <w:p/>
-    <w:p/>
+        <w:pStyle w:val="Heading2"/>
+        <w:numPr>
+          <w:ilvl w:val="0"/>
+          <w:numId w:val="1"/>
+        </w:numPr>
+      </w:pPr>
+      <w:bookmarkStart w:id="37" w:name="_Toc210372058"/>
+      <w:r>
+        <w:t>What is database sharding?</w:t>
+      </w:r>
+      <w:bookmarkEnd w:id="37"/>
+    </w:p>
+    <w:p>
+      <w:pPr>
+        <w:ind w:left="360"/>
+      </w:pPr>
+      <w:r>
+        <w:t>Database sharding = splitting one large database into multiple smaller databases (shards) to improve performance and scalability.</w:t>
+      </w:r>
+    </w:p>
+    <w:p>
+      <w:pPr>
+        <w:ind w:left="360"/>
+      </w:pPr>
+      <w:r>
+        <w:t>Database sharding is the process of storing a large database across multiple machines. A single machine, or database server, can store and process only a limited amount of data. Database sharding overcomes this limitation by splitting data into smaller chunks, called shards, and storing them across several database servers. All database servers usually have the same underlying technologies, and they work together to store and process large volumes of data.</w:t>
+      </w:r>
+    </w:p>
+    <w:p>
+      <w:pPr>
+        <w:ind w:left="360"/>
+      </w:pPr>
+      <w:r>
+        <w:t xml:space="preserve">Resource: </w:t>
+      </w:r>
+      <w:hyperlink r:id="rId18" w:history="1">
+        <w:r>
+          <w:rPr>
+            <w:rStyle w:val="Hyperlink"/>
+          </w:rPr>
+          <w:t>https://aws.amazon.com/what-is/database-sharding/</w:t>
+        </w:r>
+      </w:hyperlink>
+    </w:p>
     <w:sectPr>
       <w:pgSz w:w="11906" w:h="16838"/>
       <w:pgMar w:top="720" w:right="720" w:bottom="720" w:left="720" w:header="708" w:footer="708" w:gutter="0"/>
@@ -13461,7 +13586,6 @@
   <w:style w:type="character" w:default="1" w:styleId="DefaultParagraphFont">
     <w:name w:val="Default Paragraph Font"/>
     <w:uiPriority w:val="1"/>
-    <w:semiHidden/>
     <w:unhideWhenUsed/>
   </w:style>
   <w:style w:type="table" w:default="1" w:styleId="TableNormal">
